--- a/docs/entregables/SEM04/2_Informe de Estado del Proyecto.docx
+++ b/docs/entregables/SEM04/2_Informe de Estado del Proyecto.docx
@@ -725,15 +725,9 @@
           <w:lang w:eastAsia="es-PE"/>
         </w:rPr>
       </w:pPr>
-      <w:r>
-        <w:fldChar w:fldCharType="begin"/>
-      </w:r>
-      <w:r>
-        <w:instrText xml:space="preserve"> TOC \h \z \t "TitulosPy,1" </w:instrText>
-      </w:r>
-      <w:r>
-        <w:fldChar w:fldCharType="separate"/>
-      </w:r>
+      <w:r/>
+      <w:r/>
+      <w:r/>
       <w:hyperlink w:anchor="_Toc404881684" w:history="1">
         <w:r>
           <w:rPr>
@@ -1170,9 +1164,7 @@
       </w:hyperlink>
     </w:p>
     <w:p>
-      <w:r>
-        <w:fldChar w:fldCharType="end"/>
-      </w:r>
+      <w:r/>
     </w:p>
     <w:p>
       <w:pPr>
@@ -1192,7 +1184,6 @@
           <w:sz w:val="28"/>
           <w:szCs w:val="28"/>
         </w:rPr>
-        <w:br w:type="page"/>
       </w:r>
     </w:p>
     <w:p>
@@ -1216,7 +1207,6 @@
           <w:sz w:val="24"/>
           <w:szCs w:val="20"/>
         </w:rPr>
-        <w:lastRenderedPageBreak/>
         <w:t>DESCRIPCIÓN DEL PROYECTO:</w:t>
       </w:r>
     </w:p>
@@ -1252,7 +1242,7 @@
           <w:color w:val="000000"/>
           <w:sz w:val="20"/>
         </w:rPr>
-        <w:t>El presente proyecto consiste en el diseño, desarrollo e implantación de un sistema web transaccional con arquitectura cliente ligero en Angular 21, backend RESTful en FastAPI y base de datos relacional PostgreSQL nativa en contenedor Docker para la empresa Impresos Trujillo E.I.R.L. La solución optimiza integralmente la gestión comercial mediante un talonario digital con cotizador automático, reduce los tiempos de atención a menos de 5 minutos, erradica pérdidas financieras mediante un candado digital de seguridad operativa que bloquea la entrega física de pedidos con saldo pendiente, automatiza el control de existencias y mermas en taller, y agiliza el arqueo diario segregado de caja entre las unidades de Imprenta y Gigantografías a menos de 10 minutos.</w:t>
+        <w:t>El presente proyecto consiste en el diseño, desarrollo e implementación de un sistema web transaccional con módulos de inteligencia de negocios e inteligencia artificial para la empresa Impresos Trujillo E.I.R.L. La solución permitirá gestionar órdenes de trabajo, inventario, cobranzas y reportes, con el objetivo de optimizar los procesos operativos, mejorar el control de la información y apoyar la toma de decisiones dentro de la empresa.</w:t>
       </w:r>
     </w:p>
     <w:p>
@@ -1623,7 +1613,7 @@
           <w:color w:val="000000"/>
           <w:sz w:val="20"/>
         </w:rPr>
-        <w:t>Respecto al Tiempo: El indicador de tiempo del proyecto está en VERDE debido a que las actividades previstas dentro del período de evaluación del Sprint 1 se han completado dentro del plazo establecido en un 83.3% (ver Anexo 1, Tabla 4 para mayor detalle), habiendo resuelto el único impedimento de integración en menos de 24 horas.</w:t>
+        <w:t>Respecto al Tiempo: El indicador de tiempo del proyecto está en VERDE debido a que las actividades previstas dentro del período de evaluación del Sprint 1 se han completado dentro del plazo establecido en un 83.3% (ver Anexo 1, Tabla 4 para mayor detalle), habiendo resuelto el úúnico impedimento de integración en menos de 24 horas.</w:t>
       </w:r>
     </w:p>
     <w:p>
@@ -1655,7 +1645,7 @@
           <w:color w:val="000000"/>
           <w:sz w:val="20"/>
         </w:rPr>
-        <w:t>Respecto al Costo: El indicador de costo del proyecto está en VERDE debido a que el costo real acumulado de las actividades ejecutadas se sitúa en S/ 1,400.00, representando un 93.3% del valor planificado (S/ 1,500.00), manteniéndose estrictamente por debajo del 100% presupuestado (ver Anexo 1, Tabla 5 para mayor detalle).</w:t>
+        <w:t>Respecto al Costo: El indicador de costo del proyecto está en VERDE debido a que el costo real acumulado de las actividades ejecutadías se sitúa en S/ 1,400.00, representando un 93.3% del valor planificado (S/ 1,500.00), manteniéndose estrictamente por debajo del 100% presupuestado (ver Anexo 1, Tabla 5 para mayor detalle).</w:t>
       </w:r>
     </w:p>
     <w:p>
@@ -1752,7 +1742,7 @@
           <w:color w:val="000000"/>
           <w:sz w:val="20"/>
         </w:rPr>
-        <w:t>Sustento Técnico y Operativo: Durante la Semana 4 se dio inicio formal al Sprint 1 del proyecto. Se consolidó el entorno de desarrollo unificado mediante Docker Compose (orquestando PostgreSQL 17-alpine, FastAPI y Angular 21). El equipo técnico distribuyó responsabilidades de manera balanceada: Gerardo Plasencia lideró la configuración de arquitectura, servicios y middleware; Diego Rodriguez implementó los modelos relacionales de datos y la API de autenticación JWT y RBAC en FastAPI; y Estibb Anhuaman maquetó los componentes reactivos de Login y Guards de navegación en Angular 21. La ligera reprogramación de la parametrización exhaustiva de insumos al Sprint 2 no comprometió la ruta crítica del proyecto.</w:t>
+        <w:t>Durante la Semana 4 se inició el Sprint 1 del proyecto. El equipo avanzó en la configuración del entorno de desarrollo, la implementación de la autenticación de usuarios, el modelado de la base de datos y la construcción de las primeras interfaces del sistema. Las actividades ejecutadas se desarrollaron conforme al cronograma establecido y no afectaron la ruta crítica del proyecto.</w:t>
       </w:r>
     </w:p>
     <w:p>
@@ -1789,14 +1779,12 @@
         <w:rPr>
           <w:sz w:val="24"/>
         </w:rPr>
-        <w:br w:type="page"/>
       </w:r>
       <w:bookmarkStart w:id="3" w:name="_Toc257128654"/>
       <w:r>
         <w:rPr>
           <w:sz w:val="24"/>
         </w:rPr>
-        <w:lastRenderedPageBreak/>
         <w:t xml:space="preserve"> </w:t>
       </w:r>
     </w:p>
@@ -1813,7 +1801,7 @@
         <w:pStyle w:val="TitulosPy"/>
       </w:pPr>
       <w:r>
-        <w:t>Cambios principales ocurridos desde el último reporte emitido:</w:t>
+        <w:t>Cambios principales ocurridos desde el úúltimo reporte emitido:</w:t>
       </w:r>
     </w:p>
     <w:p/>
@@ -1834,7 +1822,7 @@
           <w:color w:val="000000"/>
           <w:sz w:val="20"/>
         </w:rPr>
-        <w:t>Sin modificaciones de alcance, tiempo ni presupuesto ocurridas en el presente período. Al ser el primer informe formal de avance del ciclo de desarrollo (Semana 4 / Sprint 1), el proyecto se mantiene plenamente alineado a la línea base y la EDT aprobada.</w:t>
+        <w:t>Sin modificaciones de alcance, tiempo ni presupuesto ocurridías en el presente período. Al ser el primer informe formal de avance del ciclo de desarrollo (Semana 4 / Sprint 1), el proyecto se mantiene plenamente alineado a la línea base y la EDT aprobada.</w:t>
       </w:r>
     </w:p>
     <w:p>
@@ -2126,7 +2114,7 @@
           </w:tcPr>
           <w:p>
             <w:r>
-              <w:t>Priorizacin del Product Backlog e historias de usuario</w:t>
+              <w:t>Priorización del Product Backlog e historias de usuario</w:t>
             </w:r>
           </w:p>
         </w:tc>
@@ -2218,7 +2206,7 @@
           </w:tcPr>
           <w:p>
             <w:r>
-              <w:t>TERMINADO (Aceptado por Marcell Vsquez)</w:t>
+              <w:t>TERMINADO (Aceptado por Marcell Vásquez)</w:t>
             </w:r>
           </w:p>
         </w:tc>
@@ -2266,7 +2254,7 @@
           </w:tcPr>
           <w:p>
             <w:r>
-              <w:t>Diseo de interfaces de usuario de alta fidelidad</w:t>
+              <w:t>Diseño de interfaces de usuario de alta fidelidad</w:t>
             </w:r>
           </w:p>
         </w:tc>
@@ -2406,7 +2394,7 @@
           </w:tcPr>
           <w:p>
             <w:r>
-              <w:t>Construccin de Mdulo Transaccional Base (Seguridad y Auth JWT)</w:t>
+              <w:t>Construcción de Módulo Transaccional Base (Seguridad y Auth JWT)</w:t>
             </w:r>
           </w:p>
         </w:tc>
@@ -2498,7 +2486,7 @@
           </w:tcPr>
           <w:p>
             <w:r>
-              <w:t>TERMINADO (Aceptado por Marcell Vsquez)</w:t>
+              <w:t>TERMINADO (Aceptado por Marcell Vásquez)</w:t>
             </w:r>
           </w:p>
         </w:tc>
@@ -2546,7 +2534,7 @@
           </w:tcPr>
           <w:p>
             <w:r>
-              <w:t>Construccin de Mdulo Transaccional Base (Catlogo y Recetas m)</w:t>
+              <w:t>Construcción de Módulo Transaccional Base (Catálogo y Recetas m)</w:t>
             </w:r>
           </w:p>
         </w:tc>
@@ -2569,7 +2557,7 @@
           </w:tcPr>
           <w:p>
             <w:r>
-              <w:t>Frmulas de consumo de lonas y vinilos en PostgreSQL</w:t>
+              <w:t>Fórmulas de consumo de lonas y vinilos en PostgreSQL</w:t>
             </w:r>
           </w:p>
         </w:tc>
@@ -2686,7 +2674,7 @@
           </w:tcPr>
           <w:p>
             <w:r>
-              <w:t>Construccin de Mdulo de Cobros, Caja y Business Intelligence</w:t>
+              <w:t>Construcción de Módulo de Cobros, Caja y Business Intelligence</w:t>
             </w:r>
           </w:p>
         </w:tc>
@@ -2709,7 +2697,7 @@
           </w:tcPr>
           <w:p>
             <w:r>
-              <w:t>Cotizador dinmico, talonario digital y cierre de caja</w:t>
+              <w:t>Cotizador dinámico, talonario digital y cierre de caja</w:t>
             </w:r>
           </w:p>
         </w:tc>
@@ -3042,7 +3030,6 @@
         <w:rPr>
           <w:lang w:val="en-US"/>
         </w:rPr>
-        <w:br w:type="page"/>
       </w:r>
     </w:p>
     <w:p>
@@ -3062,7 +3049,6 @@
           <w:sz w:val="24"/>
           <w:szCs w:val="24"/>
         </w:rPr>
-        <w:lastRenderedPageBreak/>
         <w:t>ANEXO 1</w:t>
       </w:r>
     </w:p>
@@ -3212,7 +3198,7 @@
           </w:tcPr>
           <w:p>
             <w:r>
-              <w:t>EDT 4.1.2 Priorizacin del Product Backlog</w:t>
+              <w:t>EDT 4.1.2 Priorización del Product Backlog</w:t>
             </w:r>
           </w:p>
         </w:tc>
@@ -3283,7 +3269,7 @@
           </w:tcPr>
           <w:p>
             <w:r>
-              <w:t>EDT 3.4.1 Diseo de interfaces de usuario UI</w:t>
+              <w:t>EDT 3.4.1 Diseño de interfaces de usuario UI</w:t>
             </w:r>
           </w:p>
         </w:tc>
@@ -3354,7 +3340,7 @@
           </w:tcPr>
           <w:p>
             <w:r>
-              <w:t>EDT 4.1.1 Construccin de API de Autenticacin JWT</w:t>
+              <w:t>EDT 4.1.1 Construcción de API de Autenticacin JWT</w:t>
             </w:r>
           </w:p>
         </w:tc>
@@ -3519,7 +3505,7 @@
           </w:tcPr>
           <w:p>
             <w:r>
-              <w:t>Frmulas de consumo de lonas y vinilos en base de datos</w:t>
+              <w:t>Fórmulas de consumo de lonas y vinilos en base de datos</w:t>
             </w:r>
           </w:p>
         </w:tc>
@@ -3610,7 +3596,7 @@
                 <w:color w:val="FFFFFF"/>
                 <w:sz w:val="18"/>
               </w:rPr>
-              <w:t>5 actividades evaluadas en la Semana 4</w:t>
+              <w:t>5 actividades evaluadías en la Semana 4</w:t>
             </w:r>
           </w:p>
         </w:tc>
@@ -5487,7 +5473,6 @@
         <w:rPr>
           <w:b/>
         </w:rPr>
-        <w:br w:type="page"/>
       </w:r>
     </w:p>
     <w:p>
@@ -5507,7 +5492,6 @@
           <w:sz w:val="24"/>
           <w:szCs w:val="24"/>
         </w:rPr>
-        <w:lastRenderedPageBreak/>
         <w:t xml:space="preserve">ANEXO </w:t>
       </w:r>
       <w:r>

--- a/docs/entregables/SEM04/2_Informe de Estado del Proyecto.docx
+++ b/docs/entregables/SEM04/2_Informe de Estado del Proyecto.docx
@@ -2277,7 +2277,7 @@
           </w:tcPr>
           <w:p>
             <w:r>
-              <w:t>Mockups UI de Login, Cotizador, Kanban y Caja</w:t>
+              <w:t>Mockups UI de Login, Cotizador, Taller y Caja</w:t>
             </w:r>
           </w:p>
         </w:tc>
@@ -3292,7 +3292,7 @@
           </w:tcPr>
           <w:p>
             <w:r>
-              <w:t>Prototipos de interfaz de Login, Cotizador, Kanban y Caja</w:t>
+              <w:t>Prototipos de interfaz de Login, Cotizador, Taller y Caja</w:t>
             </w:r>
           </w:p>
         </w:tc>

--- a/docs/entregables/SEM04/2_Informe de Estado del Proyecto.docx
+++ b/docs/entregables/SEM04/2_Informe de Estado del Proyecto.docx
@@ -148,7 +148,7 @@
           <w:color w:val="000000"/>
           <w:sz w:val="26"/>
         </w:rPr>
-        <w:t>Implementación de un sistema web transaccional con módulos de inteligencia de negocios e inteligencia artificial para la optimización de los procesos operativos en la empresa Impresos Trujillo E.I.R.L.</w:t>
+        <w:t>Im²plem²entación de un sistem²a web transaccional con m²ódulos de inteligencia de negocios e inteligencia artificial para la optim²ización de los procesos operativos en la em²presa Im²presos Trujillo E.I.R.L.</w:t>
       </w:r>
     </w:p>
     <w:p>
@@ -628,7 +628,7 @@
                 <w:color w:val="000000"/>
                 <w:sz w:val="18"/>
               </w:rPr>
-              <w:t>Emisión inicial del Informe de Estado del Proyecto al cierre de la Semana 4 (Sprint 1).</w:t>
+              <w:t>Em²isión inicial del Inform²e de Estado del Proyecto al cierre de la Sem²ana 4 (Sprint 1).</w:t>
             </w:r>
           </w:p>
         </w:tc>
@@ -670,7 +670,7 @@
                 <w:color w:val="000000"/>
                 <w:sz w:val="18"/>
               </w:rPr>
-              <w:t>Gerardo Plasencia Torres, Jose Estibb Anhuaman Delgado, Jose Diego Rodriguez Vasquez</w:t>
+              <w:t>Gerardo Plasencia Torres, Jose Estibb Anhuam²an Delgado, Jose Diego Rodríguez Vásquez</w:t>
             </w:r>
           </w:p>
         </w:tc>
@@ -725,7 +725,13 @@
           <w:lang w:eastAsia="es-PE"/>
         </w:rPr>
       </w:pPr>
-      <w:r/>
+      <w:r>
+        <w:t>1.</w:t>
+        <w:tab/>
+        <w:t>Resum²en del Estado del Proyecto</w:t>
+        <w:tab/>
+        <w:t>3</w:t>
+      </w:r>
       <w:r/>
       <w:r/>
       <w:hyperlink w:anchor="_Toc404881684" w:history="1">
@@ -818,80 +824,13 @@
           <w:lang w:eastAsia="es-PE"/>
         </w:rPr>
       </w:pPr>
-      <w:hyperlink w:anchor="_Toc404881685" w:history="1">
-        <w:r>
-          <w:rPr>
-            <w:rStyle w:val="Hipervnculo"/>
-            <w:noProof/>
-          </w:rPr>
-          <w:t>2.</w:t>
-        </w:r>
-        <w:r>
-          <w:rPr>
-            <w:rFonts w:asciiTheme="minorHAnsi" w:eastAsiaTheme="minorEastAsia" w:hAnsiTheme="minorHAnsi" w:cstheme="minorBidi"/>
-            <w:noProof/>
-            <w:sz w:val="22"/>
-            <w:szCs w:val="22"/>
-            <w:lang w:eastAsia="es-PE"/>
-          </w:rPr>
-          <w:tab/>
-        </w:r>
-        <w:r>
-          <w:rPr>
-            <w:rStyle w:val="Hipervnculo"/>
-            <w:noProof/>
-          </w:rPr>
-          <w:t>Trabajo planificado para la siguiente semana</w:t>
-        </w:r>
-        <w:r>
-          <w:rPr>
-            <w:noProof/>
-            <w:webHidden/>
-          </w:rPr>
-          <w:tab/>
-        </w:r>
-        <w:r>
-          <w:rPr>
-            <w:noProof/>
-            <w:webHidden/>
-          </w:rPr>
-          <w:fldChar w:fldCharType="begin"/>
-        </w:r>
-        <w:r>
-          <w:rPr>
-            <w:noProof/>
-            <w:webHidden/>
-          </w:rPr>
-          <w:instrText xml:space="preserve"> PAGEREF _Toc404881685 \h </w:instrText>
-        </w:r>
-        <w:r>
-          <w:rPr>
-            <w:noProof/>
-            <w:webHidden/>
-          </w:rPr>
-        </w:r>
-        <w:r>
-          <w:rPr>
-            <w:noProof/>
-            <w:webHidden/>
-          </w:rPr>
-          <w:fldChar w:fldCharType="separate"/>
-        </w:r>
-        <w:r>
-          <w:rPr>
-            <w:noProof/>
-            <w:webHidden/>
-          </w:rPr>
-          <w:t>4</w:t>
-        </w:r>
-        <w:r>
-          <w:rPr>
-            <w:noProof/>
-            <w:webHidden/>
-          </w:rPr>
-          <w:fldChar w:fldCharType="end"/>
-        </w:r>
-      </w:hyperlink>
+      <w:r>
+        <w:t>2.</w:t>
+        <w:tab/>
+        <w:t>Trabajo planificado para la siguiente sem²ana</w:t>
+        <w:tab/>
+        <w:t>4</w:t>
+      </w:r>
     </w:p>
     <w:p>
       <w:pPr>
@@ -908,80 +847,13 @@
           <w:lang w:eastAsia="es-PE"/>
         </w:rPr>
       </w:pPr>
-      <w:hyperlink w:anchor="_Toc404881686" w:history="1">
-        <w:r>
-          <w:rPr>
-            <w:rStyle w:val="Hipervnculo"/>
-            <w:noProof/>
-          </w:rPr>
-          <w:t>3.</w:t>
-        </w:r>
-        <w:r>
-          <w:rPr>
-            <w:rFonts w:asciiTheme="minorHAnsi" w:eastAsiaTheme="minorEastAsia" w:hAnsiTheme="minorHAnsi" w:cstheme="minorBidi"/>
-            <w:noProof/>
-            <w:sz w:val="22"/>
-            <w:szCs w:val="22"/>
-            <w:lang w:eastAsia="es-PE"/>
-          </w:rPr>
-          <w:tab/>
-        </w:r>
-        <w:r>
-          <w:rPr>
-            <w:rStyle w:val="Hipervnculo"/>
-            <w:noProof/>
-          </w:rPr>
-          <w:t>Mejoras o cambios pendientes</w:t>
-        </w:r>
-        <w:r>
-          <w:rPr>
-            <w:noProof/>
-            <w:webHidden/>
-          </w:rPr>
-          <w:tab/>
-        </w:r>
-        <w:r>
-          <w:rPr>
-            <w:noProof/>
-            <w:webHidden/>
-          </w:rPr>
-          <w:fldChar w:fldCharType="begin"/>
-        </w:r>
-        <w:r>
-          <w:rPr>
-            <w:noProof/>
-            <w:webHidden/>
-          </w:rPr>
-          <w:instrText xml:space="preserve"> PAGEREF _Toc404881686 \h </w:instrText>
-        </w:r>
-        <w:r>
-          <w:rPr>
-            <w:noProof/>
-            <w:webHidden/>
-          </w:rPr>
-        </w:r>
-        <w:r>
-          <w:rPr>
-            <w:noProof/>
-            <w:webHidden/>
-          </w:rPr>
-          <w:fldChar w:fldCharType="separate"/>
-        </w:r>
-        <w:r>
-          <w:rPr>
-            <w:noProof/>
-            <w:webHidden/>
-          </w:rPr>
-          <w:t>4</w:t>
-        </w:r>
-        <w:r>
-          <w:rPr>
-            <w:noProof/>
-            <w:webHidden/>
-          </w:rPr>
-          <w:fldChar w:fldCharType="end"/>
-        </w:r>
-      </w:hyperlink>
+      <w:r>
+        <w:t>3.</w:t>
+        <w:tab/>
+        <w:t>Mejoras o cam²bios pendientes</w:t>
+        <w:tab/>
+        <w:t>4</w:t>
+      </w:r>
     </w:p>
     <w:p>
       <w:pPr>
@@ -1088,80 +960,13 @@
           <w:lang w:eastAsia="es-PE"/>
         </w:rPr>
       </w:pPr>
-      <w:hyperlink w:anchor="_Toc404881688" w:history="1">
-        <w:r>
-          <w:rPr>
-            <w:rStyle w:val="Hipervnculo"/>
-            <w:noProof/>
-          </w:rPr>
-          <w:t>5.</w:t>
-        </w:r>
-        <w:r>
-          <w:rPr>
-            <w:rFonts w:asciiTheme="minorHAnsi" w:eastAsiaTheme="minorEastAsia" w:hAnsiTheme="minorHAnsi" w:cstheme="minorBidi"/>
-            <w:noProof/>
-            <w:sz w:val="22"/>
-            <w:szCs w:val="22"/>
-            <w:lang w:eastAsia="es-PE"/>
-          </w:rPr>
-          <w:tab/>
-        </w:r>
-        <w:r>
-          <w:rPr>
-            <w:rStyle w:val="Hipervnculo"/>
-            <w:noProof/>
-          </w:rPr>
-          <w:t>Indicadores Clave de Desempeño (KPI's)</w:t>
-        </w:r>
-        <w:r>
-          <w:rPr>
-            <w:noProof/>
-            <w:webHidden/>
-          </w:rPr>
-          <w:tab/>
-        </w:r>
-        <w:r>
-          <w:rPr>
-            <w:noProof/>
-            <w:webHidden/>
-          </w:rPr>
-          <w:fldChar w:fldCharType="begin"/>
-        </w:r>
-        <w:r>
-          <w:rPr>
-            <w:noProof/>
-            <w:webHidden/>
-          </w:rPr>
-          <w:instrText xml:space="preserve"> PAGEREF _Toc404881688 \h </w:instrText>
-        </w:r>
-        <w:r>
-          <w:rPr>
-            <w:noProof/>
-            <w:webHidden/>
-          </w:rPr>
-        </w:r>
-        <w:r>
-          <w:rPr>
-            <w:noProof/>
-            <w:webHidden/>
-          </w:rPr>
-          <w:fldChar w:fldCharType="separate"/>
-        </w:r>
-        <w:r>
-          <w:rPr>
-            <w:noProof/>
-            <w:webHidden/>
-          </w:rPr>
-          <w:t>4</w:t>
-        </w:r>
-        <w:r>
-          <w:rPr>
-            <w:noProof/>
-            <w:webHidden/>
-          </w:rPr>
-          <w:fldChar w:fldCharType="end"/>
-        </w:r>
-      </w:hyperlink>
+      <w:r>
+        <w:t>5.</w:t>
+        <w:tab/>
+        <w:t>Indicadores Clave de Desem²peño (KPI's)</w:t>
+        <w:tab/>
+        <w:t>4</w:t>
+      </w:r>
     </w:p>
     <w:p>
       <w:r/>
@@ -1242,7 +1047,7 @@
           <w:color w:val="000000"/>
           <w:sz w:val="20"/>
         </w:rPr>
-        <w:t>El presente proyecto consiste en el diseño, desarrollo e implementación de un sistema web transaccional con módulos de inteligencia de negocios e inteligencia artificial para la empresa Impresos Trujillo E.I.R.L. La solución permitirá gestionar órdenes de trabajo, inventario, cobranzas y reportes, con el objetivo de optimizar los procesos operativos, mejorar el control de la información y apoyar la toma de decisiones dentro de la empresa.</w:t>
+        <w:t>El presente proyecto consiste en el diseño, desarrollo e im²plem²entación de un sistem²a web transaccional con m²ódulos de inteligencia de negocios e inteligencia artificial para la em²presa Im²presos Trujillo E.I.R.L. La solución perm²itirá gestáionar órdenes de trabajo, inventario, cobranzas y reportes, con el objetivo de optim²izar los procesos operativos, m²ejorar el control de la inform²ación y apoyar la tom²a de decisiones dentro de la em²presa.</w:t>
       </w:r>
     </w:p>
     <w:p>
@@ -1272,67 +1077,58 @@
         <w:rPr>
           <w:rStyle w:val="TitulosPyCar"/>
         </w:rPr>
-        <w:t>R</w:t>
+        <w:t>Resum²en del Estado del Proyecto</w:t>
+        <w:tab/>
       </w:r>
       <w:r>
         <w:rPr>
           <w:rStyle w:val="TitulosPyCar"/>
         </w:rPr>
-        <w:t>e</w:t>
       </w:r>
       <w:r>
         <w:rPr>
           <w:rStyle w:val="TitulosPyCar"/>
         </w:rPr>
-        <w:t>sumen</w:t>
       </w:r>
       <w:r>
         <w:rPr>
           <w:rStyle w:val="TitulosPyCar"/>
         </w:rPr>
-        <w:t xml:space="preserve"> </w:t>
       </w:r>
       <w:r>
         <w:rPr>
           <w:rStyle w:val="TitulosPyCar"/>
         </w:rPr>
-        <w:t>del</w:t>
       </w:r>
       <w:r>
         <w:rPr>
           <w:rStyle w:val="TitulosPyCar"/>
         </w:rPr>
-        <w:t xml:space="preserve"> E</w:t>
       </w:r>
       <w:r>
         <w:rPr>
           <w:rStyle w:val="TitulosPyCar"/>
         </w:rPr>
-        <w:t>stado</w:t>
       </w:r>
       <w:r>
         <w:rPr>
           <w:rStyle w:val="TitulosPyCar"/>
         </w:rPr>
-        <w:t xml:space="preserve"> </w:t>
       </w:r>
       <w:r>
         <w:rPr>
           <w:rStyle w:val="TitulosPyCar"/>
         </w:rPr>
-        <w:t>del</w:t>
       </w:r>
       <w:r>
         <w:rPr>
           <w:rStyle w:val="TitulosPyCar"/>
         </w:rPr>
-        <w:t xml:space="preserve"> P</w:t>
       </w:r>
       <w:r>
         <w:rPr>
           <w:rStyle w:val="TitulosPyCar"/>
         </w:rPr>
-        <w:t>royecto</w:t>
       </w:r>
       <w:bookmarkEnd w:id="2"/>
       <w:r>
@@ -1343,7 +1139,6 @@
           <w:sz w:val="28"/>
           <w:szCs w:val="28"/>
         </w:rPr>
-        <w:tab/>
       </w:r>
     </w:p>
     <w:p>
@@ -1435,7 +1230,7 @@
               </w:rPr>
               <w:t>Alcance: VERDE</w:t>
               <w:br/>
-              <w:t>(80.0% Cumplimiento)</w:t>
+              <w:t>(80.0% Cum²plim²iento)</w:t>
             </w:r>
           </w:p>
         </w:tc>
@@ -1472,7 +1267,7 @@
                 <w:color w:val="FFFFFF"/>
                 <w:sz w:val="21"/>
               </w:rPr>
-              <w:t>Tiempo: VERDE</w:t>
+              <w:t>Tiem²po: VERDE</w:t>
               <w:br/>
               <w:t>(83.3% En Plazo)</w:t>
             </w:r>
@@ -1513,7 +1308,7 @@
               </w:rPr>
               <w:t>Costo: VERDE</w:t>
               <w:br/>
-              <w:t>(93.3% Presupuestado)</w:t>
+              <w:t>(93.3% Presupuestáado)</w:t>
             </w:r>
           </w:p>
         </w:tc>
@@ -1581,7 +1376,7 @@
           <w:color w:val="000000"/>
           <w:sz w:val="20"/>
         </w:rPr>
-        <w:t>Respecto al Alcance: El indicador de alcance del proyecto está en VERDE debido a que el porcentaje de culminación de los entregables y actividades técnicas correspondientes a la Semana 4 (Sprint 1) ha alcanzado el 80.0% de cumplimiento promedio (ver Anexo 1, Tabla 3 para mayor detalle), superando el umbral mínimo del 75% estipulado en la leyenda oficial.</w:t>
+        <w:t>Respecto al Alcance: El indicador de alcance del proyecto estáá en VERDE debido a que el porcentaje de culm²inación de los entregables y actividíades técnicas correspondientes a la Sem²ana 4 (Sprint 1) ha alcanzado el 80.0% de cum²plim²iento prom²edio (ver Anexo 1, Tabla 3 para m²ayor detalle), superando el um²bral m²ínim²o del 75% estáipulado en la leyendía oficial.</w:t>
       </w:r>
     </w:p>
     <w:p>
@@ -1613,7 +1408,7 @@
           <w:color w:val="000000"/>
           <w:sz w:val="20"/>
         </w:rPr>
-        <w:t>Respecto al Tiempo: El indicador de tiempo del proyecto está en VERDE debido a que las actividades previstas dentro del período de evaluación del Sprint 1 se han completado dentro del plazo establecido en un 83.3% (ver Anexo 1, Tabla 4 para mayor detalle), habiendo resuelto el úúnico impedimento de integración en menos de 24 horas.</w:t>
+        <w:t>Respecto al Tiem²po: El indicador de tiem²po del proyecto estáá en VERDE debido a que las actividíades previstas dentro del período de evaluación del Sprint 1 se han com²pletado dentro del plazo estáablecido en un 83.3% (ver Anexo 1, Tabla 4 para m²ayor detalle), habiendo resuelto el úúúnico im²pedim²ento de integración en m²enos de 24 horas.</w:t>
       </w:r>
     </w:p>
     <w:p>
@@ -1645,7 +1440,7 @@
           <w:color w:val="000000"/>
           <w:sz w:val="20"/>
         </w:rPr>
-        <w:t>Respecto al Costo: El indicador de costo del proyecto está en VERDE debido a que el costo real acumulado de las actividades ejecutadías se sitúa en S/ 1,400.00, representando un 93.3% del valor planificado (S/ 1,500.00), manteniéndose estrictamente por debajo del 100% presupuestado (ver Anexo 1, Tabla 5 para mayor detalle).</w:t>
+        <w:t>Respecto al Costo: El indicador de costo del proyecto estáá en VERDE debido a que el costo real acum²ulado de las actividíades ejecutadías se sitúa en S/ 1,400.00, representando un 93.3% del valor planificado (S/ 1,500.00), m²anteniéndose estárictam²ente por debajo del 100% presupuestáado (ver Anexo 1, Tabla 5 para m²ayor detalle).</w:t>
       </w:r>
     </w:p>
     <w:p>
@@ -1742,7 +1537,7 @@
           <w:color w:val="000000"/>
           <w:sz w:val="20"/>
         </w:rPr>
-        <w:t>Durante la Semana 4 se inició el Sprint 1 del proyecto. El equipo avanzó en la configuración del entorno de desarrollo, la implementación de la autenticación de usuarios, el modelado de la base de datos y la construcción de las primeras interfaces del sistema. Las actividades ejecutadas se desarrollaron conforme al cronograma establecido y no afectaron la ruta crítica del proyecto.</w:t>
+        <w:t>Durante la Sem²ana 4 se inició el Sprint 1 del proyecto. El equipo avanzó en la configuración del entorno de desarrollo, la im²plem²entación de la autenticación de usuarios, el m²odelado de la base de díatos y la construcción de las prim²eras interfaces del sistem²a. Las actividíades ejecutadías se desarrollaron conform²e al cronogram²a estáablecido y no afectaron la ruta crítica del proyecto.</w:t>
       </w:r>
     </w:p>
     <w:p>
@@ -1801,7 +1596,7 @@
         <w:pStyle w:val="TitulosPy"/>
       </w:pPr>
       <w:r>
-        <w:t>Cambios principales ocurridos desde el úúltimo reporte emitido:</w:t>
+        <w:t>Cam²bios principales ocurridos desde el úúltim²o reporte em²itido:</w:t>
       </w:r>
     </w:p>
     <w:p/>
@@ -1822,7 +1617,7 @@
           <w:color w:val="000000"/>
           <w:sz w:val="20"/>
         </w:rPr>
-        <w:t>Sin modificaciones de alcance, tiempo ni presupuesto ocurridías en el presente período. Al ser el primer informe formal de avance del ciclo de desarrollo (Semana 4 / Sprint 1), el proyecto se mantiene plenamente alineado a la línea base y la EDT aprobada.</w:t>
+        <w:t>Sin m²odificaciones de alcance, tiem²po ni presupuestáo ocurridías en el presente período. Al ser el prim²er inform²e form²al de avance del ciclo de desarrollo (Sem²ana 4 / Sprint 1), el proyecto se m²antiene plenam²ente alineado a la línea base y la EDT aprobadía.</w:t>
       </w:r>
     </w:p>
     <w:p>
@@ -1838,28 +1633,16 @@
       </w:pPr>
       <w:bookmarkStart w:id="4" w:name="_Toc404881687"/>
       <w:r>
-        <w:t>H</w:t>
+        <w:t>Hitos y entregables del proyecto (Sem²ana/Mes Actual y Siguiente):</w:t>
       </w:r>
-      <w:r>
-        <w:t>itos y entregables del proyecto</w:t>
-      </w:r>
-      <w:r>
-        <w:t xml:space="preserve"> </w:t>
-      </w:r>
-      <w:r>
-        <w:t>(Semana</w:t>
-      </w:r>
-      <w:r>
-        <w:t>/Mes</w:t>
-      </w:r>
+      <w:r/>
+      <w:r/>
+      <w:r/>
+      <w:r/>
       <w:bookmarkStart w:id="5" w:name="_GoBack"/>
       <w:bookmarkEnd w:id="5"/>
-      <w:r>
-        <w:t xml:space="preserve"> Actual y Siguiente)</w:t>
-      </w:r>
-      <w:r>
-        <w:t>:</w:t>
-      </w:r>
+      <w:r/>
+      <w:r/>
       <w:bookmarkEnd w:id="4"/>
     </w:p>
     <w:p>
@@ -1991,7 +1774,7 @@
                 <w:color w:val="FFFFFF"/>
                 <w:sz w:val="18"/>
               </w:rPr>
-              <w:t>Fecha Planeada</w:t>
+              <w:t>Fecha Planeadía Culm²inación</w:t>
             </w:r>
             <w:r>
               <w:rPr>
@@ -2000,7 +1783,6 @@
                 <w:color w:val="FFFFFF"/>
                 <w:sz w:val="18"/>
               </w:rPr>
-              <w:t xml:space="preserve"> Culminación</w:t>
             </w:r>
           </w:p>
         </w:tc>
@@ -2137,7 +1919,7 @@
           </w:tcPr>
           <w:p>
             <w:r>
-              <w:t>Product Backlog formalizado con 10 historias y DoD</w:t>
+              <w:t>Product Backlog form²alizado con 10 historias y DoD</w:t>
             </w:r>
           </w:p>
         </w:tc>
@@ -2254,7 +2036,7 @@
           </w:tcPr>
           <w:p>
             <w:r>
-              <w:t>Diseño de interfaces de usuario de alta fidelidad</w:t>
+              <w:t>Diseño de interfaces de usuario de alta fidelidíad</w:t>
             </w:r>
           </w:p>
         </w:tc>
@@ -2346,7 +2128,7 @@
           </w:tcPr>
           <w:p>
             <w:r>
-              <w:t>TERMINADO (Validado en equipo)</w:t>
+              <w:t>TERMINADO (Validíado en equipo)</w:t>
             </w:r>
           </w:p>
         </w:tc>
@@ -2394,7 +2176,7 @@
           </w:tcPr>
           <w:p>
             <w:r>
-              <w:t>Construcción de Módulo Transaccional Base (Seguridad y Auth JWT)</w:t>
+              <w:t>Construcción de Módulo Transaccional Base (Seguridíad y Auth JWT)</w:t>
             </w:r>
           </w:p>
         </w:tc>
@@ -2417,7 +2199,7 @@
           </w:tcPr>
           <w:p>
             <w:r>
-              <w:t>API Auth FastAPI y componente Login Angular 21</w:t>
+              <w:t>API Auth FastAPI y com²ponente Login Angular 21</w:t>
             </w:r>
           </w:p>
         </w:tc>
@@ -2534,7 +2316,7 @@
           </w:tcPr>
           <w:p>
             <w:r>
-              <w:t>Construcción de Módulo Transaccional Base (Catálogo y Recetas m)</w:t>
+              <w:t>Construcción de Módulo Transaccional Base (Catálogo y Recetas m²)</w:t>
             </w:r>
           </w:p>
         </w:tc>
@@ -2557,7 +2339,7 @@
           </w:tcPr>
           <w:p>
             <w:r>
-              <w:t>Fórmulas de consumo de lonas y vinilos en PostgreSQL</w:t>
+              <w:t>Fórm²ulas de consum²o de lonas y vinilos en PostgreSQL</w:t>
             </w:r>
           </w:p>
         </w:tc>
@@ -2697,7 +2479,7 @@
           </w:tcPr>
           <w:p>
             <w:r>
-              <w:t>Cotizador dinámico, talonario digital y cierre de caja</w:t>
+              <w:t>Cotizador dinám²ico, talonario digital y cierre de caja</w:t>
             </w:r>
           </w:p>
         </w:tc>
@@ -2788,19 +2570,13 @@
       </w:pPr>
       <w:bookmarkStart w:id="6" w:name="_Toc404881688"/>
       <w:r>
-        <w:t xml:space="preserve">Indicadores Clave de Desempeño </w:t>
+        <w:t>Indicadores Clave de Desem²peño (KPI's)</w:t>
       </w:r>
-      <w:r>
-        <w:t>(</w:t>
-      </w:r>
+      <w:r/>
       <w:proofErr w:type="spellStart"/>
-      <w:r>
-        <w:t>KPI's</w:t>
-      </w:r>
+      <w:r/>
       <w:proofErr w:type="spellEnd"/>
-      <w:r>
-        <w:t>)</w:t>
-      </w:r>
+      <w:r/>
       <w:bookmarkEnd w:id="6"/>
     </w:p>
     <w:p>
@@ -2831,7 +2607,7 @@
           <w:color w:val="000000"/>
           <w:sz w:val="20"/>
         </w:rPr>
-        <w:t>Tiempo — El Proyecto se encuentra alineado con respecto al cronograma (variación marginal controlada):</w:t>
+        <w:t>Tiem²po — El Proyecto se encuentra alineado con respecto al cronogram²a (variación m²arginal controladía):</w:t>
       </w:r>
     </w:p>
     <w:p>
@@ -2858,7 +2634,7 @@
         <w:tab/>
         <w:t>-S/ 50.00</w:t>
         <w:tab/>
-        <w:t>(Margen mínimo absorbido en el Sprint)</w:t>
+        <w:t>(Margen m²ínim²o absorbido en el Sprint)</w:t>
       </w:r>
     </w:p>
     <w:p>
@@ -2882,11 +2658,11 @@
           <w:color w:val="000000"/>
           <w:sz w:val="19"/>
         </w:rPr>
-        <w:t>Schedule Performance Index (SPI):</w:t>
+        <w:t>Schedule Perform²ance Index (SPI):</w:t>
         <w:tab/>
         <w:t>0.97</w:t>
         <w:tab/>
-        <w:t>(Eficiencia de cronograma: 97%)</w:t>
+        <w:t>(Eficiencia de cronogram²a: 97%)</w:t>
       </w:r>
     </w:p>
     <w:p>
@@ -2922,7 +2698,7 @@
           <w:color w:val="000000"/>
           <w:sz w:val="20"/>
         </w:rPr>
-        <w:t>Costo — El Proyecto está por debajo de lo presupuestado (ahorro operativo):</w:t>
+        <w:t>Costo — El Proyecto estáá por debajo de lo presupuestáado (ahorro operativo):</w:t>
       </w:r>
     </w:p>
     <w:p>
@@ -2973,11 +2749,11 @@
           <w:color w:val="000000"/>
           <w:sz w:val="19"/>
         </w:rPr>
-        <w:t>Cost Performance Index (CPI):</w:t>
+        <w:t>Cost Perform²ance Index (CPI):</w:t>
         <w:tab/>
         <w:t>1.04</w:t>
         <w:tab/>
-        <w:t>(Rendimiento de costo superior a la unidad)</w:t>
+        <w:t>(Rendim²iento de costo superior a la unidíad)</w:t>
       </w:r>
     </w:p>
     <w:p>
@@ -3221,7 +2997,7 @@
           </w:tcPr>
           <w:p>
             <w:r>
-              <w:t>Product Backlog formalizado con 10 historias y mockups</w:t>
+              <w:t>Product Backlog form²alizado con 10 historias y m²ockups</w:t>
             </w:r>
           </w:p>
         </w:tc>
@@ -3434,7 +3210,7 @@
           </w:tcPr>
           <w:p>
             <w:r>
-              <w:t>Formulario reactivo Angular 21 con guards RBAC activos</w:t>
+              <w:t>Form²ulario reactivo Angular 21 con guards RBAC activos</w:t>
             </w:r>
           </w:p>
         </w:tc>
@@ -3482,7 +3258,7 @@
           </w:tcPr>
           <w:p>
             <w:r>
-              <w:t>EDT 4.1.1 Parametrizacin de recetas de insumos por m</w:t>
+              <w:t>EDT 4.1.1 Param²etrizacin de recetas de insum²os por m²</w:t>
             </w:r>
           </w:p>
         </w:tc>
@@ -3505,7 +3281,7 @@
           </w:tcPr>
           <w:p>
             <w:r>
-              <w:t>Fórmulas de consumo de lonas y vinilos en base de datos</w:t>
+              <w:t>Fórm²ulas de consum²o de lonas y vinilos en base de díatos</w:t>
             </w:r>
           </w:p>
         </w:tc>
@@ -3563,7 +3339,7 @@
                 <w:color w:val="FFFFFF"/>
                 <w:sz w:val="18"/>
               </w:rPr>
-              <w:t>Cumplimiento Promedio Global del Período</w:t>
+              <w:t>Cum²plim²iento Prom²edio Global del Período</w:t>
             </w:r>
           </w:p>
         </w:tc>
@@ -3596,7 +3372,7 @@
                 <w:color w:val="FFFFFF"/>
                 <w:sz w:val="18"/>
               </w:rPr>
-              <w:t>5 actividades evaluadías en la Semana 4</w:t>
+              <w:t>5 actividíades evaluadías en la Sem²ana 4</w:t>
             </w:r>
           </w:p>
         </w:tc>
@@ -3833,7 +3609,7 @@
                 <w:color w:val="000000"/>
                 <w:sz w:val="17"/>
               </w:rPr>
-              <w:t>Configuración de entorno Docker local y base de datos</w:t>
+              <w:t>Configuración de entorno Docker local y base de díatos</w:t>
             </w:r>
           </w:p>
         </w:tc>
@@ -4235,7 +4011,7 @@
                 <w:color w:val="000000"/>
                 <w:sz w:val="17"/>
               </w:rPr>
-              <w:t>Componente de Login y Guards de navegación Angular</w:t>
+              <w:t>Com²ponente de Login y Guards de navegación Angular</w:t>
             </w:r>
           </w:p>
         </w:tc>
@@ -4369,7 +4145,7 @@
                 <w:color w:val="000000"/>
                 <w:sz w:val="17"/>
               </w:rPr>
-              <w:t>Parametrización de catálogo y recetas de insumos por m²</w:t>
+              <w:t>Param²etrización de catálogo y recetas de insum²os por m²²</w:t>
             </w:r>
           </w:p>
         </w:tc>
@@ -4503,7 +4279,7 @@
                 <w:color w:val="FFFFFF"/>
                 <w:sz w:val="18"/>
               </w:rPr>
-              <w:t>Cumplimiento Promedio de Tiempo</w:t>
+              <w:t>Cum²plim²iento Prom²edio de Tiem²po</w:t>
             </w:r>
           </w:p>
         </w:tc>
@@ -4569,7 +4345,7 @@
                 <w:color w:val="FFFFFF"/>
                 <w:sz w:val="18"/>
               </w:rPr>
-              <w:t>14 días insumidos</w:t>
+              <w:t>14 días insum²idos</w:t>
             </w:r>
           </w:p>
         </w:tc>
@@ -4778,7 +4554,7 @@
                 <w:color w:val="000000"/>
                 <w:sz w:val="17"/>
               </w:rPr>
-              <w:t>Configuración de entorno Docker Compose y PostgreSQL</w:t>
+              <w:t>Configuración de entorno Docker Com²pose y PostgreSQL</w:t>
             </w:r>
           </w:p>
         </w:tc>
@@ -4879,7 +4655,7 @@
                 <w:color w:val="000000"/>
                 <w:sz w:val="17"/>
               </w:rPr>
-              <w:t>Modelado relacional de datos y tablas de Usuarios</w:t>
+              <w:t>Modelado relacional de díatos y tablas de Usuarios</w:t>
             </w:r>
           </w:p>
         </w:tc>
@@ -5182,7 +4958,7 @@
                 <w:color w:val="000000"/>
                 <w:sz w:val="17"/>
               </w:rPr>
-              <w:t>Parametrización de catálogo de insumos y recetas por m²</w:t>
+              <w:t>Param²etrización de catálogo de insum²os y recetas por m²²</w:t>
             </w:r>
           </w:p>
         </w:tc>
@@ -5525,19 +5301,17 @@
         <w:rPr>
           <w:rFonts w:ascii="Calibri" w:hAnsi="Calibri"/>
         </w:rPr>
-        <w:t>Leyenda</w:t>
+        <w:t>Leyendía del Alcance:</w:t>
       </w:r>
       <w:r>
         <w:rPr>
           <w:rFonts w:ascii="Calibri" w:hAnsi="Calibri"/>
         </w:rPr>
-        <w:t xml:space="preserve"> del Alcance</w:t>
       </w:r>
       <w:r>
         <w:rPr>
           <w:rFonts w:ascii="Calibri" w:hAnsi="Calibri"/>
         </w:rPr>
-        <w:t>:</w:t>
       </w:r>
     </w:p>
     <w:p>
@@ -5674,7 +5448,7 @@
                 <w:color w:val="000000"/>
                 <w:sz w:val="17"/>
               </w:rPr>
-              <w:t>Los entregables correspondientes al periodo de evaluación se han completado en un porcentaje mayor o igual a 75</w:t>
+              <w:t>Los entregables correspondientes al periodo de evaluación se han com²pletado en un porcentaje m²ayor o igual a 75</w:t>
             </w:r>
           </w:p>
         </w:tc>
@@ -5707,7 +5481,7 @@
                 <w:color w:val="000000"/>
                 <w:sz w:val="17"/>
               </w:rPr>
-              <w:t>Amarillo</w:t>
+              <w:t>Am²arillo</w:t>
             </w:r>
           </w:p>
         </w:tc>
@@ -5734,7 +5508,7 @@
                 <w:color w:val="000000"/>
                 <w:sz w:val="17"/>
               </w:rPr>
-              <w:t>Los entregables correspondientes al periodo de evaluación se han completado en un porcentaje menor a 75%, pero mayor o igual a 50%</w:t>
+              <w:t>Los entregables correspondientes al periodo de evaluación se han com²pletado en un porcentaje m²enor a 75%, pero m²ayor o igual a 50%</w:t>
             </w:r>
           </w:p>
         </w:tc>
@@ -5795,7 +5569,7 @@
                 <w:color w:val="000000"/>
                 <w:sz w:val="17"/>
               </w:rPr>
-              <w:t>Los entregables correspondientes al periodo de evaluación se han completado en un porcentaje menor a 50%</w:t>
+              <w:t>Los entregables correspondientes al periodo de evaluación se han com²pletado en un porcentaje m²enor a 50%</w:t>
             </w:r>
           </w:p>
         </w:tc>
@@ -5822,19 +5596,17 @@
         <w:rPr>
           <w:rFonts w:ascii="Calibri" w:hAnsi="Calibri"/>
         </w:rPr>
-        <w:t>Leyenda</w:t>
+        <w:t>Leyendía del Tiem²po:</w:t>
       </w:r>
       <w:r>
         <w:rPr>
           <w:rFonts w:ascii="Calibri" w:hAnsi="Calibri"/>
         </w:rPr>
-        <w:t xml:space="preserve"> del Tiempo</w:t>
       </w:r>
       <w:r>
         <w:rPr>
           <w:rFonts w:ascii="Calibri" w:hAnsi="Calibri"/>
         </w:rPr>
-        <w:t>:</w:t>
       </w:r>
     </w:p>
     <w:p>
@@ -5968,7 +5740,7 @@
                 <w:color w:val="000000"/>
                 <w:sz w:val="17"/>
               </w:rPr>
-              <w:t>Las actividades correspondientes al periodo de evaluación se han completado dentro del plazo previsto en un porcentaje mayor o igual a 75</w:t>
+              <w:t>Las actividíades correspondientes al periodo de evaluación se han com²pletado dentro del plazo previsto en un porcentaje m²ayor o igual a 75</w:t>
             </w:r>
           </w:p>
         </w:tc>
@@ -6001,7 +5773,7 @@
                 <w:color w:val="000000"/>
                 <w:sz w:val="17"/>
               </w:rPr>
-              <w:t>Amarillo</w:t>
+              <w:t>Am²arillo</w:t>
             </w:r>
           </w:p>
         </w:tc>
@@ -6028,7 +5800,7 @@
                 <w:color w:val="000000"/>
                 <w:sz w:val="17"/>
               </w:rPr>
-              <w:t>Las actividades correspondientes al periodo de evaluación se han completado dentro del plazo previsto en un porcentaje menor a 75, pero mayor o igual a 50</w:t>
+              <w:t>Las actividíades correspondientes al periodo de evaluación se han com²pletado dentro del plazo previsto en un porcentaje m²enor a 75, pero m²ayor o igual a 50</w:t>
             </w:r>
           </w:p>
         </w:tc>
@@ -6089,7 +5861,7 @@
                 <w:color w:val="000000"/>
                 <w:sz w:val="17"/>
               </w:rPr>
-              <w:t>Las actividades correspondientes al periodo de evaluación se han completado dentro del plazo previsto en un porcentaje menor a 50</w:t>
+              <w:t>Las actividíades correspondientes al periodo de evaluación se han com²pletado dentro del plazo previsto en un porcentaje m²enor a 50</w:t>
             </w:r>
           </w:p>
         </w:tc>
@@ -6116,19 +5888,17 @@
         <w:rPr>
           <w:rFonts w:ascii="Calibri" w:hAnsi="Calibri"/>
         </w:rPr>
-        <w:t>Leyenda</w:t>
+        <w:t>Leyendía del Costo:</w:t>
       </w:r>
       <w:r>
         <w:rPr>
           <w:rFonts w:ascii="Calibri" w:hAnsi="Calibri"/>
         </w:rPr>
-        <w:t xml:space="preserve"> del Costo</w:t>
       </w:r>
       <w:r>
         <w:rPr>
           <w:rFonts w:ascii="Calibri" w:hAnsi="Calibri"/>
         </w:rPr>
-        <w:t>:</w:t>
       </w:r>
     </w:p>
     <w:p>
@@ -6262,7 +6032,7 @@
                 <w:color w:val="000000"/>
                 <w:sz w:val="17"/>
               </w:rPr>
-              <w:t>El costo real de las actividades correspondientes al periodo de evaluación es menor o igual al 100% del costo presupuestado.</w:t>
+              <w:t>El costo real de las actividíades correspondientes al periodo de evaluación es m²enor o igual al 100% del costo presupuestáado.</w:t>
             </w:r>
           </w:p>
         </w:tc>
@@ -6295,7 +6065,7 @@
                 <w:color w:val="000000"/>
                 <w:sz w:val="17"/>
               </w:rPr>
-              <w:t>Amarillo</w:t>
+              <w:t>Am²arillo</w:t>
             </w:r>
           </w:p>
         </w:tc>
@@ -6322,7 +6092,7 @@
                 <w:color w:val="000000"/>
                 <w:sz w:val="17"/>
               </w:rPr>
-              <w:t>El costo real de las actividades correspondientes al periodo de evaluación es mayor al 100% del costo presupuestado, pero menor o igual al 110%.</w:t>
+              <w:t>El costo real de las actividíades correspondientes al periodo de evaluación es m²ayor al 100% del costo presupuestáado, pero m²enor o igual al 110%.</w:t>
             </w:r>
           </w:p>
         </w:tc>
@@ -6383,7 +6153,7 @@
                 <w:color w:val="000000"/>
                 <w:sz w:val="17"/>
               </w:rPr>
-              <w:t>El costo real de las actividades correspondientes al periodo de evaluación es mayor al 110% del costo presupuestado.</w:t>
+              <w:t>El costo real de las actividíades correspondientes al periodo de evaluación es m²ayor al 110% del costo presupuestáado.</w:t>
             </w:r>
           </w:p>
         </w:tc>

--- a/docs/entregables/SEM04/2_Informe de Estado del Proyecto.docx
+++ b/docs/entregables/SEM04/2_Informe de Estado del Proyecto.docx
@@ -148,7 +148,7 @@
           <w:color w:val="000000"/>
           <w:sz w:val="26"/>
         </w:rPr>
-        <w:t>Im²plem²entación de un sistem²a web transaccional con m²ódulos de inteligencia de negocios e inteligencia artificial para la optim²ización de los procesos operativos en la em²presa Im²presos Trujillo E.I.R.L.</w:t>
+        <w:t>Implementación de un sistema web transaccional con módulos de inteligencia de negocios e inteligencia artificial para la optimización de los procesos operativos en la empresa Impresos Trujillo E.I.R.L.</w:t>
       </w:r>
     </w:p>
     <w:p>
@@ -628,7 +628,7 @@
                 <w:color w:val="000000"/>
                 <w:sz w:val="18"/>
               </w:rPr>
-              <w:t>Em²isión inicial del Inform²e de Estado del Proyecto al cierre de la Sem²ana 4 (Sprint 1).</w:t>
+              <w:t>Emisión inicial del Informe de Estado del Proyecto al cierre de la Semana 4 (Sprint 1).</w:t>
             </w:r>
           </w:p>
         </w:tc>
@@ -670,7 +670,7 @@
                 <w:color w:val="000000"/>
                 <w:sz w:val="18"/>
               </w:rPr>
-              <w:t>Gerardo Plasencia Torres, Jose Estibb Anhuam²an Delgado, Jose Diego Rodríguez Vásquez</w:t>
+              <w:t>Gerardo Plasencia Torres, Jose Estibb Anhuaman Delgado, Jose Diego Rodríguez Vásquez</w:t>
             </w:r>
           </w:p>
         </w:tc>
@@ -725,13 +725,7 @@
           <w:lang w:eastAsia="es-PE"/>
         </w:rPr>
       </w:pPr>
-      <w:r>
-        <w:t>1.</w:t>
-        <w:tab/>
-        <w:t>Resum²en del Estado del Proyecto</w:t>
-        <w:tab/>
-        <w:t>3</w:t>
-      </w:r>
+      <w:r/>
       <w:r/>
       <w:r/>
       <w:hyperlink w:anchor="_Toc404881684" w:history="1">
@@ -824,13 +818,80 @@
           <w:lang w:eastAsia="es-PE"/>
         </w:rPr>
       </w:pPr>
-      <w:r>
-        <w:t>2.</w:t>
-        <w:tab/>
-        <w:t>Trabajo planificado para la siguiente sem²ana</w:t>
-        <w:tab/>
-        <w:t>4</w:t>
-      </w:r>
+      <w:hyperlink w:anchor="_Toc404881685" w:history="1">
+        <w:r>
+          <w:rPr>
+            <w:rStyle w:val="Hipervnculo"/>
+            <w:noProof/>
+          </w:rPr>
+          <w:t>2.</w:t>
+        </w:r>
+        <w:r>
+          <w:rPr>
+            <w:rFonts w:asciiTheme="minorHAnsi" w:eastAsiaTheme="minorEastAsia" w:hAnsiTheme="minorHAnsi" w:cstheme="minorBidi"/>
+            <w:noProof/>
+            <w:sz w:val="22"/>
+            <w:szCs w:val="22"/>
+            <w:lang w:eastAsia="es-PE"/>
+          </w:rPr>
+          <w:tab/>
+        </w:r>
+        <w:r>
+          <w:rPr>
+            <w:rStyle w:val="Hipervnculo"/>
+            <w:noProof/>
+          </w:rPr>
+          <w:t>Trabajo planificado para la siguiente semana</w:t>
+        </w:r>
+        <w:r>
+          <w:rPr>
+            <w:noProof/>
+            <w:webHidden/>
+          </w:rPr>
+          <w:tab/>
+        </w:r>
+        <w:r>
+          <w:rPr>
+            <w:noProof/>
+            <w:webHidden/>
+          </w:rPr>
+          <w:fldChar w:fldCharType="begin"/>
+        </w:r>
+        <w:r>
+          <w:rPr>
+            <w:noProof/>
+            <w:webHidden/>
+          </w:rPr>
+          <w:instrText xml:space="preserve"> PAGEREF _Toc404881685 \h </w:instrText>
+        </w:r>
+        <w:r>
+          <w:rPr>
+            <w:noProof/>
+            <w:webHidden/>
+          </w:rPr>
+        </w:r>
+        <w:r>
+          <w:rPr>
+            <w:noProof/>
+            <w:webHidden/>
+          </w:rPr>
+          <w:fldChar w:fldCharType="separate"/>
+        </w:r>
+        <w:r>
+          <w:rPr>
+            <w:noProof/>
+            <w:webHidden/>
+          </w:rPr>
+          <w:t>4</w:t>
+        </w:r>
+        <w:r>
+          <w:rPr>
+            <w:noProof/>
+            <w:webHidden/>
+          </w:rPr>
+          <w:fldChar w:fldCharType="end"/>
+        </w:r>
+      </w:hyperlink>
     </w:p>
     <w:p>
       <w:pPr>
@@ -847,13 +908,80 @@
           <w:lang w:eastAsia="es-PE"/>
         </w:rPr>
       </w:pPr>
-      <w:r>
-        <w:t>3.</w:t>
-        <w:tab/>
-        <w:t>Mejoras o cam²bios pendientes</w:t>
-        <w:tab/>
-        <w:t>4</w:t>
-      </w:r>
+      <w:hyperlink w:anchor="_Toc404881686" w:history="1">
+        <w:r>
+          <w:rPr>
+            <w:rStyle w:val="Hipervnculo"/>
+            <w:noProof/>
+          </w:rPr>
+          <w:t>3.</w:t>
+        </w:r>
+        <w:r>
+          <w:rPr>
+            <w:rFonts w:asciiTheme="minorHAnsi" w:eastAsiaTheme="minorEastAsia" w:hAnsiTheme="minorHAnsi" w:cstheme="minorBidi"/>
+            <w:noProof/>
+            <w:sz w:val="22"/>
+            <w:szCs w:val="22"/>
+            <w:lang w:eastAsia="es-PE"/>
+          </w:rPr>
+          <w:tab/>
+        </w:r>
+        <w:r>
+          <w:rPr>
+            <w:rStyle w:val="Hipervnculo"/>
+            <w:noProof/>
+          </w:rPr>
+          <w:t>Mejoras o cambios pendientes</w:t>
+        </w:r>
+        <w:r>
+          <w:rPr>
+            <w:noProof/>
+            <w:webHidden/>
+          </w:rPr>
+          <w:tab/>
+        </w:r>
+        <w:r>
+          <w:rPr>
+            <w:noProof/>
+            <w:webHidden/>
+          </w:rPr>
+          <w:fldChar w:fldCharType="begin"/>
+        </w:r>
+        <w:r>
+          <w:rPr>
+            <w:noProof/>
+            <w:webHidden/>
+          </w:rPr>
+          <w:instrText xml:space="preserve"> PAGEREF _Toc404881686 \h </w:instrText>
+        </w:r>
+        <w:r>
+          <w:rPr>
+            <w:noProof/>
+            <w:webHidden/>
+          </w:rPr>
+        </w:r>
+        <w:r>
+          <w:rPr>
+            <w:noProof/>
+            <w:webHidden/>
+          </w:rPr>
+          <w:fldChar w:fldCharType="separate"/>
+        </w:r>
+        <w:r>
+          <w:rPr>
+            <w:noProof/>
+            <w:webHidden/>
+          </w:rPr>
+          <w:t>4</w:t>
+        </w:r>
+        <w:r>
+          <w:rPr>
+            <w:noProof/>
+            <w:webHidden/>
+          </w:rPr>
+          <w:fldChar w:fldCharType="end"/>
+        </w:r>
+      </w:hyperlink>
     </w:p>
     <w:p>
       <w:pPr>
@@ -960,13 +1088,80 @@
           <w:lang w:eastAsia="es-PE"/>
         </w:rPr>
       </w:pPr>
-      <w:r>
-        <w:t>5.</w:t>
-        <w:tab/>
-        <w:t>Indicadores Clave de Desem²peño (KPI's)</w:t>
-        <w:tab/>
-        <w:t>4</w:t>
-      </w:r>
+      <w:hyperlink w:anchor="_Toc404881688" w:history="1">
+        <w:r>
+          <w:rPr>
+            <w:rStyle w:val="Hipervnculo"/>
+            <w:noProof/>
+          </w:rPr>
+          <w:t>5.</w:t>
+        </w:r>
+        <w:r>
+          <w:rPr>
+            <w:rFonts w:asciiTheme="minorHAnsi" w:eastAsiaTheme="minorEastAsia" w:hAnsiTheme="minorHAnsi" w:cstheme="minorBidi"/>
+            <w:noProof/>
+            <w:sz w:val="22"/>
+            <w:szCs w:val="22"/>
+            <w:lang w:eastAsia="es-PE"/>
+          </w:rPr>
+          <w:tab/>
+        </w:r>
+        <w:r>
+          <w:rPr>
+            <w:rStyle w:val="Hipervnculo"/>
+            <w:noProof/>
+          </w:rPr>
+          <w:t>Indicadores Clave de Desempeño (KPI's)</w:t>
+        </w:r>
+        <w:r>
+          <w:rPr>
+            <w:noProof/>
+            <w:webHidden/>
+          </w:rPr>
+          <w:tab/>
+        </w:r>
+        <w:r>
+          <w:rPr>
+            <w:noProof/>
+            <w:webHidden/>
+          </w:rPr>
+          <w:fldChar w:fldCharType="begin"/>
+        </w:r>
+        <w:r>
+          <w:rPr>
+            <w:noProof/>
+            <w:webHidden/>
+          </w:rPr>
+          <w:instrText xml:space="preserve"> PAGEREF _Toc404881688 \h </w:instrText>
+        </w:r>
+        <w:r>
+          <w:rPr>
+            <w:noProof/>
+            <w:webHidden/>
+          </w:rPr>
+        </w:r>
+        <w:r>
+          <w:rPr>
+            <w:noProof/>
+            <w:webHidden/>
+          </w:rPr>
+          <w:fldChar w:fldCharType="separate"/>
+        </w:r>
+        <w:r>
+          <w:rPr>
+            <w:noProof/>
+            <w:webHidden/>
+          </w:rPr>
+          <w:t>4</w:t>
+        </w:r>
+        <w:r>
+          <w:rPr>
+            <w:noProof/>
+            <w:webHidden/>
+          </w:rPr>
+          <w:fldChar w:fldCharType="end"/>
+        </w:r>
+      </w:hyperlink>
     </w:p>
     <w:p>
       <w:r/>
@@ -1047,7 +1242,7 @@
           <w:color w:val="000000"/>
           <w:sz w:val="20"/>
         </w:rPr>
-        <w:t>El presente proyecto consiste en el diseño, desarrollo e im²plem²entación de un sistem²a web transaccional con m²ódulos de inteligencia de negocios e inteligencia artificial para la em²presa Im²presos Trujillo E.I.R.L. La solución perm²itirá gestáionar órdenes de trabajo, inventario, cobranzas y reportes, con el objetivo de optim²izar los procesos operativos, m²ejorar el control de la inform²ación y apoyar la tom²a de decisiones dentro de la em²presa.</w:t>
+        <w:t>El presente proyecto consiste en el diseño, desarrollo e implementación de un sistema web transaccional con módulos de inteligencia de negocios e inteligencia artificial para la empresa Impresos Trujillo E.I.R.L. La solución permitirá gestionar órdenes de trabajo, inventario, cobranzas y reportes, con el objetivo de optimizar los procesos operativos, mejorar el control de la información y apoyar la toma de decisiones dentro de la empresa.</w:t>
       </w:r>
     </w:p>
     <w:p>
@@ -1077,58 +1272,67 @@
         <w:rPr>
           <w:rStyle w:val="TitulosPyCar"/>
         </w:rPr>
-        <w:t>Resum²en del Estado del Proyecto</w:t>
-        <w:tab/>
+        <w:t>R</w:t>
       </w:r>
       <w:r>
         <w:rPr>
           <w:rStyle w:val="TitulosPyCar"/>
         </w:rPr>
+        <w:t>e</w:t>
       </w:r>
       <w:r>
         <w:rPr>
           <w:rStyle w:val="TitulosPyCar"/>
         </w:rPr>
+        <w:t>sumen</w:t>
       </w:r>
       <w:r>
         <w:rPr>
           <w:rStyle w:val="TitulosPyCar"/>
         </w:rPr>
+        <w:t xml:space="preserve"> </w:t>
       </w:r>
       <w:r>
         <w:rPr>
           <w:rStyle w:val="TitulosPyCar"/>
         </w:rPr>
+        <w:t>del</w:t>
       </w:r>
       <w:r>
         <w:rPr>
           <w:rStyle w:val="TitulosPyCar"/>
         </w:rPr>
+        <w:t xml:space="preserve"> E</w:t>
       </w:r>
       <w:r>
         <w:rPr>
           <w:rStyle w:val="TitulosPyCar"/>
         </w:rPr>
+        <w:t>stado</w:t>
       </w:r>
       <w:r>
         <w:rPr>
           <w:rStyle w:val="TitulosPyCar"/>
         </w:rPr>
+        <w:t xml:space="preserve"> </w:t>
       </w:r>
       <w:r>
         <w:rPr>
           <w:rStyle w:val="TitulosPyCar"/>
         </w:rPr>
+        <w:t>del</w:t>
       </w:r>
       <w:r>
         <w:rPr>
           <w:rStyle w:val="TitulosPyCar"/>
         </w:rPr>
+        <w:t xml:space="preserve"> P</w:t>
       </w:r>
       <w:r>
         <w:rPr>
           <w:rStyle w:val="TitulosPyCar"/>
         </w:rPr>
+        <w:t>royecto</w:t>
       </w:r>
       <w:bookmarkEnd w:id="2"/>
       <w:r>
@@ -1139,6 +1343,7 @@
           <w:sz w:val="28"/>
           <w:szCs w:val="28"/>
         </w:rPr>
+        <w:tab/>
       </w:r>
     </w:p>
     <w:p>
@@ -1230,7 +1435,7 @@
               </w:rPr>
               <w:t>Alcance: VERDE</w:t>
               <w:br/>
-              <w:t>(80.0% Cum²plim²iento)</w:t>
+              <w:t>(80.0% Cumplimiento)</w:t>
             </w:r>
           </w:p>
         </w:tc>
@@ -1267,7 +1472,7 @@
                 <w:color w:val="FFFFFF"/>
                 <w:sz w:val="21"/>
               </w:rPr>
-              <w:t>Tiem²po: VERDE</w:t>
+              <w:t>Tiempo: VERDE</w:t>
               <w:br/>
               <w:t>(83.3% En Plazo)</w:t>
             </w:r>
@@ -1308,7 +1513,7 @@
               </w:rPr>
               <w:t>Costo: VERDE</w:t>
               <w:br/>
-              <w:t>(93.3% Presupuestáado)</w:t>
+              <w:t>(93.3% Presupuestado)</w:t>
             </w:r>
           </w:p>
         </w:tc>
@@ -1376,7 +1581,7 @@
           <w:color w:val="000000"/>
           <w:sz w:val="20"/>
         </w:rPr>
-        <w:t>Respecto al Alcance: El indicador de alcance del proyecto estáá en VERDE debido a que el porcentaje de culm²inación de los entregables y actividíades técnicas correspondientes a la Sem²ana 4 (Sprint 1) ha alcanzado el 80.0% de cum²plim²iento prom²edio (ver Anexo 1, Tabla 3 para m²ayor detalle), superando el um²bral m²ínim²o del 75% estáipulado en la leyendía oficial.</w:t>
+        <w:t>Respecto al Alcance: El indicador de alcance del proyecto está en VERDE debido a que el porcentaje de culminación de los entregables y actividades técnicas correspondientes a la Semana 4 (Sprint 1) ha alcanzado el 80.0% de cumplimiento promedio (ver Anexo 1, Tabla 3 para mayor detalle), superando el umbral mínimo del 75% estipulado en la leyenda oficial.</w:t>
       </w:r>
     </w:p>
     <w:p>
@@ -1408,7 +1613,7 @@
           <w:color w:val="000000"/>
           <w:sz w:val="20"/>
         </w:rPr>
-        <w:t>Respecto al Tiem²po: El indicador de tiem²po del proyecto estáá en VERDE debido a que las actividíades previstas dentro del período de evaluación del Sprint 1 se han com²pletado dentro del plazo estáablecido en un 83.3% (ver Anexo 1, Tabla 4 para m²ayor detalle), habiendo resuelto el úúúnico im²pedim²ento de integración en m²enos de 24 horas.</w:t>
+        <w:t>Respecto al Tiempo: El indicador de tiempo del proyecto está en VERDE debido a que las actividades previstas dentro del período de evaluación del Sprint 1 —se han completado dentro del plazo establecido en un 83.3% (ver Anexo 1, Tabla 4 para mayor detalle), habiendo resuelto el úúúnico impedimento de integración en menos de 24 horas.</w:t>
       </w:r>
     </w:p>
     <w:p>
@@ -1440,7 +1645,7 @@
           <w:color w:val="000000"/>
           <w:sz w:val="20"/>
         </w:rPr>
-        <w:t>Respecto al Costo: El indicador de costo del proyecto estáá en VERDE debido a que el costo real acum²ulado de las actividíades ejecutadías se sitúa en S/ 1,400.00, representando un 93.3% del valor planificado (S/ 1,500.00), m²anteniéndose estárictam²ente por debajo del 100% presupuestáado (ver Anexo 1, Tabla 5 para m²ayor detalle).</w:t>
+        <w:t>Respecto al Costo: El indicador de costo del proyecto está en VERDE debido a que el costo real acumulado de las actividades ejecutadías se sitúa en S/ 1,400.00, representando un 93.3% del valor planificado (S/ 1,500.00), manteniéndose estrictamente por debajo del 100% presupuestado (ver Anexo 1, Tabla 5 para mayor detalle).</w:t>
       </w:r>
     </w:p>
     <w:p>
@@ -1537,7 +1742,7 @@
           <w:color w:val="000000"/>
           <w:sz w:val="20"/>
         </w:rPr>
-        <w:t>Durante la Sem²ana 4 se inició el Sprint 1 del proyecto. El equipo avanzó en la configuración del entorno de desarrollo, la im²plem²entación de la autenticación de usuarios, el m²odelado de la base de díatos y la construcción de las prim²eras interfaces del sistem²a. Las actividíades ejecutadías se desarrollaron conform²e al cronogram²a estáablecido y no afectaron la ruta crítica del proyecto.</w:t>
+        <w:t>Durante la Semana 4 se inició el Sprint 1 —del proyecto. El equipo avanzó en la configuración del entorno de desarrollo, la implementación de la autenticación de usuarios, el modelado de la base de datos y la construcción de las primeras interfaces del sistema. Las actividades ejecutadías se desarrollaron conforme al cronograma establecido y no afectaron la ruta crítica del proyecto.</w:t>
       </w:r>
     </w:p>
     <w:p>
@@ -1596,7 +1801,7 @@
         <w:pStyle w:val="TitulosPy"/>
       </w:pPr>
       <w:r>
-        <w:t>Cam²bios principales ocurridos desde el úúltim²o reporte em²itido:</w:t>
+        <w:t>Cambios principales ocurridos desde el úúúltimo reporte emitido:</w:t>
       </w:r>
     </w:p>
     <w:p/>
@@ -1617,7 +1822,7 @@
           <w:color w:val="000000"/>
           <w:sz w:val="20"/>
         </w:rPr>
-        <w:t>Sin m²odificaciones de alcance, tiem²po ni presupuestáo ocurridías en el presente período. Al ser el prim²er inform²e form²al de avance del ciclo de desarrollo (Sem²ana 4 / Sprint 1), el proyecto se m²antiene plenam²ente alineado a la línea base y la EDT aprobadía.</w:t>
+        <w:t>Sin modificaciones de alcance, tiempo ni presupuesto ocurridías en el presente período. Al ser el primer informe formal de avance del ciclo de desarrollo (Semana 4 / Sprint 1), el proyecto se mantiene plenamente alineado a la línea base y la EDT aprobada.</w:t>
       </w:r>
     </w:p>
     <w:p>
@@ -1633,16 +1838,28 @@
       </w:pPr>
       <w:bookmarkStart w:id="4" w:name="_Toc404881687"/>
       <w:r>
-        <w:t>Hitos y entregables del proyecto (Sem²ana/Mes Actual y Siguiente):</w:t>
+        <w:t>H</w:t>
       </w:r>
-      <w:r/>
-      <w:r/>
-      <w:r/>
-      <w:r/>
+      <w:r>
+        <w:t>itos y entregables del proyecto</w:t>
+      </w:r>
+      <w:r>
+        <w:t xml:space="preserve"> </w:t>
+      </w:r>
+      <w:r>
+        <w:t>(Semana</w:t>
+      </w:r>
+      <w:r>
+        <w:t>/Mes</w:t>
+      </w:r>
       <w:bookmarkStart w:id="5" w:name="_GoBack"/>
       <w:bookmarkEnd w:id="5"/>
-      <w:r/>
-      <w:r/>
+      <w:r>
+        <w:t xml:space="preserve"> Actual y Siguiente)</w:t>
+      </w:r>
+      <w:r>
+        <w:t>:</w:t>
+      </w:r>
       <w:bookmarkEnd w:id="4"/>
     </w:p>
     <w:p>
@@ -1774,7 +1991,7 @@
                 <w:color w:val="FFFFFF"/>
                 <w:sz w:val="18"/>
               </w:rPr>
-              <w:t>Fecha Planeadía Culm²inación</w:t>
+              <w:t>Fecha Planeada</w:t>
             </w:r>
             <w:r>
               <w:rPr>
@@ -1783,6 +2000,7 @@
                 <w:color w:val="FFFFFF"/>
                 <w:sz w:val="18"/>
               </w:rPr>
+              <w:t xml:space="preserve"> Culminación</w:t>
             </w:r>
           </w:p>
         </w:tc>
@@ -1919,7 +2137,7 @@
           </w:tcPr>
           <w:p>
             <w:r>
-              <w:t>Product Backlog form²alizado con 10 historias y DoD</w:t>
+              <w:t>Product Backlog formalizado con 10 historias y DoD</w:t>
             </w:r>
           </w:p>
         </w:tc>
@@ -2036,7 +2254,7 @@
           </w:tcPr>
           <w:p>
             <w:r>
-              <w:t>Diseño de interfaces de usuario de alta fidelidíad</w:t>
+              <w:t>Diseño de interfaces de usuario de alta fidelidad</w:t>
             </w:r>
           </w:p>
         </w:tc>
@@ -2128,7 +2346,7 @@
           </w:tcPr>
           <w:p>
             <w:r>
-              <w:t>TERMINADO (Validíado en equipo)</w:t>
+              <w:t>TERMINADO (Validado en equipo)</w:t>
             </w:r>
           </w:p>
         </w:tc>
@@ -2176,7 +2394,7 @@
           </w:tcPr>
           <w:p>
             <w:r>
-              <w:t>Construcción de Módulo Transaccional Base (Seguridíad y Auth JWT)</w:t>
+              <w:t>Construcción de Módulo Transaccional Base (Seguridad y Auth JWT)</w:t>
             </w:r>
           </w:p>
         </w:tc>
@@ -2199,7 +2417,7 @@
           </w:tcPr>
           <w:p>
             <w:r>
-              <w:t>API Auth FastAPI y com²ponente Login Angular 21</w:t>
+              <w:t>API Auth FastAPI y componente Login Angular 21</w:t>
             </w:r>
           </w:p>
         </w:tc>
@@ -2316,7 +2534,7 @@
           </w:tcPr>
           <w:p>
             <w:r>
-              <w:t>Construcción de Módulo Transaccional Base (Catálogo y Recetas m²)</w:t>
+              <w:t>Construcción de Módulo Transaccional Base (Catálogo y Recetas m)</w:t>
             </w:r>
           </w:p>
         </w:tc>
@@ -2339,7 +2557,7 @@
           </w:tcPr>
           <w:p>
             <w:r>
-              <w:t>Fórm²ulas de consum²o de lonas y vinilos en PostgreSQL</w:t>
+              <w:t>Fórmulas de consumo de lonas y vinilos en PostgreSQL</w:t>
             </w:r>
           </w:p>
         </w:tc>
@@ -2479,7 +2697,7 @@
           </w:tcPr>
           <w:p>
             <w:r>
-              <w:t>Cotizador dinám²ico, talonario digital y cierre de caja</w:t>
+              <w:t>Cotizador dinámico, talonario digital y cierre de caja</w:t>
             </w:r>
           </w:p>
         </w:tc>
@@ -2570,13 +2788,19 @@
       </w:pPr>
       <w:bookmarkStart w:id="6" w:name="_Toc404881688"/>
       <w:r>
-        <w:t>Indicadores Clave de Desem²peño (KPI's)</w:t>
+        <w:t xml:space="preserve">Indicadores Clave de Desempeño </w:t>
       </w:r>
-      <w:r/>
+      <w:r>
+        <w:t>(</w:t>
+      </w:r>
       <w:proofErr w:type="spellStart"/>
-      <w:r/>
+      <w:r>
+        <w:t>KPI's</w:t>
+      </w:r>
       <w:proofErr w:type="spellEnd"/>
-      <w:r/>
+      <w:r>
+        <w:t>)</w:t>
+      </w:r>
       <w:bookmarkEnd w:id="6"/>
     </w:p>
     <w:p>
@@ -2607,7 +2831,7 @@
           <w:color w:val="000000"/>
           <w:sz w:val="20"/>
         </w:rPr>
-        <w:t>Tiem²po — El Proyecto se encuentra alineado con respecto al cronogram²a (variación m²arginal controladía):</w:t>
+        <w:t>Tiempo — El Proyecto se encuentra alineado con respecto al cronograma (variación marginal controlada):</w:t>
       </w:r>
     </w:p>
     <w:p>
@@ -2634,7 +2858,7 @@
         <w:tab/>
         <w:t>-S/ 50.00</w:t>
         <w:tab/>
-        <w:t>(Margen m²ínim²o absorbido en el Sprint)</w:t>
+        <w:t>(Margen mínimo absorbido en el Sprint)</w:t>
       </w:r>
     </w:p>
     <w:p>
@@ -2658,11 +2882,11 @@
           <w:color w:val="000000"/>
           <w:sz w:val="19"/>
         </w:rPr>
-        <w:t>Schedule Perform²ance Index (SPI):</w:t>
+        <w:t>Schedule Performance Index (SPI):</w:t>
         <w:tab/>
         <w:t>0.97</w:t>
         <w:tab/>
-        <w:t>(Eficiencia de cronogram²a: 97%)</w:t>
+        <w:t>(Eficiencia de cronograma: 97%)</w:t>
       </w:r>
     </w:p>
     <w:p>
@@ -2698,7 +2922,7 @@
           <w:color w:val="000000"/>
           <w:sz w:val="20"/>
         </w:rPr>
-        <w:t>Costo — El Proyecto estáá por debajo de lo presupuestáado (ahorro operativo):</w:t>
+        <w:t>Costo — El Proyecto está por debajo de lo presupuestado (ahorro operativo):</w:t>
       </w:r>
     </w:p>
     <w:p>
@@ -2749,11 +2973,11 @@
           <w:color w:val="000000"/>
           <w:sz w:val="19"/>
         </w:rPr>
-        <w:t>Cost Perform²ance Index (CPI):</w:t>
+        <w:t>Cost Performance Index (CPI):</w:t>
         <w:tab/>
         <w:t>1.04</w:t>
         <w:tab/>
-        <w:t>(Rendim²iento de costo superior a la unidíad)</w:t>
+        <w:t>(Rendimiento de costo superior a la unidad)</w:t>
       </w:r>
     </w:p>
     <w:p>
@@ -2997,7 +3221,7 @@
           </w:tcPr>
           <w:p>
             <w:r>
-              <w:t>Product Backlog form²alizado con 10 historias y m²ockups</w:t>
+              <w:t>Product Backlog formalizado con 10 historias y mockups</w:t>
             </w:r>
           </w:p>
         </w:tc>
@@ -3210,7 +3434,7 @@
           </w:tcPr>
           <w:p>
             <w:r>
-              <w:t>Form²ulario reactivo Angular 21 con guards RBAC activos</w:t>
+              <w:t>Formulario reactivo Angular 21 con guards RBAC activos</w:t>
             </w:r>
           </w:p>
         </w:tc>
@@ -3258,7 +3482,7 @@
           </w:tcPr>
           <w:p>
             <w:r>
-              <w:t>EDT 4.1.1 Param²etrizacin de recetas de insum²os por m²</w:t>
+              <w:t>EDT 4.1.1 Parametrizacin de recetas de insumos por m</w:t>
             </w:r>
           </w:p>
         </w:tc>
@@ -3281,7 +3505,7 @@
           </w:tcPr>
           <w:p>
             <w:r>
-              <w:t>Fórm²ulas de consum²o de lonas y vinilos en base de díatos</w:t>
+              <w:t>Fórmulas de consumo de lonas y vinilos en base de datos</w:t>
             </w:r>
           </w:p>
         </w:tc>
@@ -3339,7 +3563,7 @@
                 <w:color w:val="FFFFFF"/>
                 <w:sz w:val="18"/>
               </w:rPr>
-              <w:t>Cum²plim²iento Prom²edio Global del Período</w:t>
+              <w:t>Cumplimiento Promedio Global del Período</w:t>
             </w:r>
           </w:p>
         </w:tc>
@@ -3372,7 +3596,7 @@
                 <w:color w:val="FFFFFF"/>
                 <w:sz w:val="18"/>
               </w:rPr>
-              <w:t>5 actividíades evaluadías en la Sem²ana 4</w:t>
+              <w:t>5 actividades evaluadías en la Semana 4</w:t>
             </w:r>
           </w:p>
         </w:tc>
@@ -3609,7 +3833,7 @@
                 <w:color w:val="000000"/>
                 <w:sz w:val="17"/>
               </w:rPr>
-              <w:t>Configuración de entorno Docker local y base de díatos</w:t>
+              <w:t>Configuración de entorno Docker local y base de datos</w:t>
             </w:r>
           </w:p>
         </w:tc>
@@ -4011,7 +4235,7 @@
                 <w:color w:val="000000"/>
                 <w:sz w:val="17"/>
               </w:rPr>
-              <w:t>Com²ponente de Login y Guards de navegación Angular</w:t>
+              <w:t>Componente de Login y Guards de navegación Angular</w:t>
             </w:r>
           </w:p>
         </w:tc>
@@ -4145,7 +4369,7 @@
                 <w:color w:val="000000"/>
                 <w:sz w:val="17"/>
               </w:rPr>
-              <w:t>Param²etrización de catálogo y recetas de insum²os por m²²</w:t>
+              <w:t>Parametrización de catálogo y recetas de insumos por m²</w:t>
             </w:r>
           </w:p>
         </w:tc>
@@ -4279,7 +4503,7 @@
                 <w:color w:val="FFFFFF"/>
                 <w:sz w:val="18"/>
               </w:rPr>
-              <w:t>Cum²plim²iento Prom²edio de Tiem²po</w:t>
+              <w:t>Cumplimiento Promedio de Tiempo</w:t>
             </w:r>
           </w:p>
         </w:tc>
@@ -4345,7 +4569,7 @@
                 <w:color w:val="FFFFFF"/>
                 <w:sz w:val="18"/>
               </w:rPr>
-              <w:t>14 días insum²idos</w:t>
+              <w:t>14 días insumidos</w:t>
             </w:r>
           </w:p>
         </w:tc>
@@ -4554,7 +4778,7 @@
                 <w:color w:val="000000"/>
                 <w:sz w:val="17"/>
               </w:rPr>
-              <w:t>Configuración de entorno Docker Com²pose y PostgreSQL</w:t>
+              <w:t>Configuración de entorno Docker Compose y PostgreSQL</w:t>
             </w:r>
           </w:p>
         </w:tc>
@@ -4655,7 +4879,7 @@
                 <w:color w:val="000000"/>
                 <w:sz w:val="17"/>
               </w:rPr>
-              <w:t>Modelado relacional de díatos y tablas de Usuarios</w:t>
+              <w:t>Modelado relacional de datos y tablas de Usuarios</w:t>
             </w:r>
           </w:p>
         </w:tc>
@@ -4958,7 +5182,7 @@
                 <w:color w:val="000000"/>
                 <w:sz w:val="17"/>
               </w:rPr>
-              <w:t>Param²etrización de catálogo de insum²os y recetas por m²²</w:t>
+              <w:t>Parametrización de catálogo de insumos y recetas por m²²</w:t>
             </w:r>
           </w:p>
         </w:tc>
@@ -5301,17 +5525,19 @@
         <w:rPr>
           <w:rFonts w:ascii="Calibri" w:hAnsi="Calibri"/>
         </w:rPr>
-        <w:t>Leyendía del Alcance:</w:t>
+        <w:t>Leyenda</w:t>
       </w:r>
       <w:r>
         <w:rPr>
           <w:rFonts w:ascii="Calibri" w:hAnsi="Calibri"/>
         </w:rPr>
+        <w:t xml:space="preserve"> del Alcance</w:t>
       </w:r>
       <w:r>
         <w:rPr>
           <w:rFonts w:ascii="Calibri" w:hAnsi="Calibri"/>
         </w:rPr>
+        <w:t>:</w:t>
       </w:r>
     </w:p>
     <w:p>
@@ -5448,7 +5674,7 @@
                 <w:color w:val="000000"/>
                 <w:sz w:val="17"/>
               </w:rPr>
-              <w:t>Los entregables correspondientes al periodo de evaluación se han com²pletado en un porcentaje m²ayor o igual a 75</w:t>
+              <w:t>Los entregables correspondientes al periodo de evaluación se han completado en un porcentaje mayor o igual a 75</w:t>
             </w:r>
           </w:p>
         </w:tc>
@@ -5481,7 +5707,7 @@
                 <w:color w:val="000000"/>
                 <w:sz w:val="17"/>
               </w:rPr>
-              <w:t>Am²arillo</w:t>
+              <w:t>Amarillo</w:t>
             </w:r>
           </w:p>
         </w:tc>
@@ -5508,7 +5734,7 @@
                 <w:color w:val="000000"/>
                 <w:sz w:val="17"/>
               </w:rPr>
-              <w:t>Los entregables correspondientes al periodo de evaluación se han com²pletado en un porcentaje m²enor a 75%, pero m²ayor o igual a 50%</w:t>
+              <w:t>Los entregables correspondientes al periodo de evaluación se han completado en un porcentaje menor a 75%, pero mayor o igual a 50%</w:t>
             </w:r>
           </w:p>
         </w:tc>
@@ -5569,7 +5795,7 @@
                 <w:color w:val="000000"/>
                 <w:sz w:val="17"/>
               </w:rPr>
-              <w:t>Los entregables correspondientes al periodo de evaluación se han com²pletado en un porcentaje m²enor a 50%</w:t>
+              <w:t>Los entregables correspondientes al periodo de evaluación se han completado en un porcentaje menor a 50%</w:t>
             </w:r>
           </w:p>
         </w:tc>
@@ -5596,17 +5822,19 @@
         <w:rPr>
           <w:rFonts w:ascii="Calibri" w:hAnsi="Calibri"/>
         </w:rPr>
-        <w:t>Leyendía del Tiem²po:</w:t>
+        <w:t>Leyenda</w:t>
       </w:r>
       <w:r>
         <w:rPr>
           <w:rFonts w:ascii="Calibri" w:hAnsi="Calibri"/>
         </w:rPr>
+        <w:t xml:space="preserve"> del Tiempo</w:t>
       </w:r>
       <w:r>
         <w:rPr>
           <w:rFonts w:ascii="Calibri" w:hAnsi="Calibri"/>
         </w:rPr>
+        <w:t>:</w:t>
       </w:r>
     </w:p>
     <w:p>
@@ -5740,7 +5968,7 @@
                 <w:color w:val="000000"/>
                 <w:sz w:val="17"/>
               </w:rPr>
-              <w:t>Las actividíades correspondientes al periodo de evaluación se han com²pletado dentro del plazo previsto en un porcentaje m²ayor o igual a 75</w:t>
+              <w:t>Las actividades correspondientes al periodo de evaluación se han completado dentro del plazo previsto en un porcentaje mayor o igual a 75</w:t>
             </w:r>
           </w:p>
         </w:tc>
@@ -5773,7 +6001,7 @@
                 <w:color w:val="000000"/>
                 <w:sz w:val="17"/>
               </w:rPr>
-              <w:t>Am²arillo</w:t>
+              <w:t>Amarillo</w:t>
             </w:r>
           </w:p>
         </w:tc>
@@ -5800,7 +6028,7 @@
                 <w:color w:val="000000"/>
                 <w:sz w:val="17"/>
               </w:rPr>
-              <w:t>Las actividíades correspondientes al periodo de evaluación se han com²pletado dentro del plazo previsto en un porcentaje m²enor a 75, pero m²ayor o igual a 50</w:t>
+              <w:t>Las actividades correspondientes al periodo de evaluación se han completado dentro del plazo previsto en un porcentaje menor a 75, pero mayor o igual a 50</w:t>
             </w:r>
           </w:p>
         </w:tc>
@@ -5861,7 +6089,7 @@
                 <w:color w:val="000000"/>
                 <w:sz w:val="17"/>
               </w:rPr>
-              <w:t>Las actividíades correspondientes al periodo de evaluación se han com²pletado dentro del plazo previsto en un porcentaje m²enor a 50</w:t>
+              <w:t>Las actividades correspondientes al periodo de evaluación se han completado dentro del plazo previsto en un porcentaje menor a 50</w:t>
             </w:r>
           </w:p>
         </w:tc>
@@ -5888,17 +6116,19 @@
         <w:rPr>
           <w:rFonts w:ascii="Calibri" w:hAnsi="Calibri"/>
         </w:rPr>
-        <w:t>Leyendía del Costo:</w:t>
+        <w:t>Leyenda</w:t>
       </w:r>
       <w:r>
         <w:rPr>
           <w:rFonts w:ascii="Calibri" w:hAnsi="Calibri"/>
         </w:rPr>
+        <w:t xml:space="preserve"> del Costo</w:t>
       </w:r>
       <w:r>
         <w:rPr>
           <w:rFonts w:ascii="Calibri" w:hAnsi="Calibri"/>
         </w:rPr>
+        <w:t>:</w:t>
       </w:r>
     </w:p>
     <w:p>
@@ -6032,7 +6262,7 @@
                 <w:color w:val="000000"/>
                 <w:sz w:val="17"/>
               </w:rPr>
-              <w:t>El costo real de las actividíades correspondientes al periodo de evaluación es m²enor o igual al 100% del costo presupuestáado.</w:t>
+              <w:t>El costo real de las actividades correspondientes al periodo de evaluación es menor o igual al 100% del costo presupuestado.</w:t>
             </w:r>
           </w:p>
         </w:tc>
@@ -6065,7 +6295,7 @@
                 <w:color w:val="000000"/>
                 <w:sz w:val="17"/>
               </w:rPr>
-              <w:t>Am²arillo</w:t>
+              <w:t>Amarillo</w:t>
             </w:r>
           </w:p>
         </w:tc>
@@ -6092,7 +6322,7 @@
                 <w:color w:val="000000"/>
                 <w:sz w:val="17"/>
               </w:rPr>
-              <w:t>El costo real de las actividíades correspondientes al periodo de evaluación es m²ayor al 100% del costo presupuestáado, pero m²enor o igual al 110%.</w:t>
+              <w:t>El costo real de las actividades correspondientes al periodo de evaluación es mayor al 100% del costo presupuestado, pero menor o igual al 110%.</w:t>
             </w:r>
           </w:p>
         </w:tc>
@@ -6153,7 +6383,7 @@
                 <w:color w:val="000000"/>
                 <w:sz w:val="17"/>
               </w:rPr>
-              <w:t>El costo real de las actividíades correspondientes al periodo de evaluación es m²ayor al 110% del costo presupuestáado.</w:t>
+              <w:t>El costo real de las actividades correspondientes al periodo de evaluación es mayor al 110% del costo presupuestado.</w:t>
             </w:r>
           </w:p>
         </w:tc>

--- a/docs/entregables/SEM04/2_Informe de Estado del Proyecto.docx
+++ b/docs/entregables/SEM04/2_Informe de Estado del Proyecto.docx
@@ -1607,13 +1607,7 @@
         </w:rPr>
       </w:pPr>
       <w:r>
-        <w:rPr>
-          <w:rFonts w:ascii="Calibri" w:hAnsi="Calibri"/>
-          <w:b w:val="0"/>
-          <w:color w:val="000000"/>
-          <w:sz w:val="20"/>
-        </w:rPr>
-        <w:t>Respecto al Tiempo: El indicador de tiempo del proyecto está en VERDE debido a que las actividades previstas dentro del período de evaluación del Sprint 1 —se han completado dentro del plazo establecido en un 83.3% (ver Anexo 1, Tabla 4 para mayor detalle), habiendo resuelto el úúúnico impedimento de integración en menos de 24 horas.</w:t>
+        <w:t>Respecto al Tiempo: El indicador de tiempo del proyecto está en VERDE debido a que las actividades previstas dentro del período de evaluación del Sprint 1 —se han completado dentro del plazo establecido en un 83.3% (ver Anexo 1, Tabla 4 para mayor detalle), habiendo resuelto el único impedimento de integración en menos de 24 horas.</w:t>
       </w:r>
     </w:p>
     <w:p>
@@ -1801,7 +1795,7 @@
         <w:pStyle w:val="TitulosPy"/>
       </w:pPr>
       <w:r>
-        <w:t>Cambios principales ocurridos desde el úúúltimo reporte emitido:</w:t>
+        <w:t>Cambios principales ocurridos desde el último reporte emitido:</w:t>
       </w:r>
     </w:p>
     <w:p/>

--- a/docs/entregables/SEM04/2_Informe de Estado del Proyecto.docx
+++ b/docs/entregables/SEM04/2_Informe de Estado del Proyecto.docx
@@ -1,6 +1,6 @@
 
 <file path=word/document.xml><?xml version="1.0" encoding="utf-8"?>
-<w:document xmlns:wpc="http://schemas.microsoft.com/office/word/2010/wordprocessingCanvas" xmlns:cx="http://schemas.microsoft.com/office/drawing/2014/chartex" xmlns:cx1="http://schemas.microsoft.com/office/drawing/2015/9/8/chartex" xmlns:cx2="http://schemas.microsoft.com/office/drawing/2015/10/21/chartex" xmlns:mc="http://schemas.openxmlformats.org/markup-compatibility/2006" xmlns:o="urn:schemas-microsoft-com:office:office" xmlns:r="http://schemas.openxmlformats.org/officeDocument/2006/relationships" xmlns:m="http://schemas.openxmlformats.org/officeDocument/2006/math" xmlns:v="urn:schemas-microsoft-com:vml" xmlns:wp14="http://schemas.microsoft.com/office/word/2010/wordprocessingDrawing" xmlns:wp="http://schemas.openxmlformats.org/drawingml/2006/wordprocessingDrawing" xmlns:w10="urn:schemas-microsoft-com:office:word" xmlns:w="http://schemas.openxmlformats.org/wordprocessingml/2006/main" xmlns:w14="http://schemas.microsoft.com/office/word/2010/wordml" xmlns:w15="http://schemas.microsoft.com/office/word/2012/wordml" xmlns:w16se="http://schemas.microsoft.com/office/word/2015/wordml/symex" xmlns:wpg="http://schemas.microsoft.com/office/word/2010/wordprocessingGroup" xmlns:wpi="http://schemas.microsoft.com/office/word/2010/wordprocessingInk" xmlns:wne="http://schemas.microsoft.com/office/word/2006/wordml" xmlns:wps="http://schemas.microsoft.com/office/word/2010/wordprocessingShape" mc:Ignorable="w14 w15 w16se wp14">
+<w:document xmlns:wpc="http://schemas.microsoft.com/office/word/2010/wordprocessingCanvas" xmlns:cx="http://schemas.microsoft.com/office/drawing/2014/chartex" xmlns:cx1="http://schemas.microsoft.com/office/drawing/2015/9/8/chartex" xmlns:cx2="http://schemas.microsoft.com/office/drawing/2015/10/21/chartex" xmlns:cx3="http://schemas.microsoft.com/office/drawing/2016/5/9/chartex" xmlns:cx4="http://schemas.microsoft.com/office/drawing/2016/5/10/chartex" xmlns:cx5="http://schemas.microsoft.com/office/drawing/2016/5/11/chartex" xmlns:cx6="http://schemas.microsoft.com/office/drawing/2016/5/12/chartex" xmlns:cx7="http://schemas.microsoft.com/office/drawing/2016/5/13/chartex" xmlns:cx8="http://schemas.microsoft.com/office/drawing/2016/5/14/chartex" xmlns:mc="http://schemas.openxmlformats.org/markup-compatibility/2006" xmlns:aink="http://schemas.microsoft.com/office/drawing/2016/ink" xmlns:am3d="http://schemas.microsoft.com/office/drawing/2017/model3d" xmlns:o="urn:schemas-microsoft-com:office:office" xmlns:oel="http://schemas.microsoft.com/office/2019/extlst" xmlns:r="http://schemas.openxmlformats.org/officeDocument/2006/relationships" xmlns:m="http://schemas.openxmlformats.org/officeDocument/2006/math" xmlns:v="urn:schemas-microsoft-com:vml" xmlns:wp14="http://schemas.microsoft.com/office/word/2010/wordprocessingDrawing" xmlns:wp="http://schemas.openxmlformats.org/drawingml/2006/wordprocessingDrawing" xmlns:w10="urn:schemas-microsoft-com:office:word" xmlns:w="http://schemas.openxmlformats.org/wordprocessingml/2006/main" xmlns:w14="http://schemas.microsoft.com/office/word/2010/wordml" xmlns:w15="http://schemas.microsoft.com/office/word/2012/wordml" xmlns:w16cex="http://schemas.microsoft.com/office/word/2018/wordml/cex" xmlns:w16cid="http://schemas.microsoft.com/office/word/2016/wordml/cid" xmlns:w16="http://schemas.microsoft.com/office/word/2018/wordml" xmlns:w16du="http://schemas.microsoft.com/office/word/2023/wordml/word16du" xmlns:w16sdtdh="http://schemas.microsoft.com/office/word/2020/wordml/sdtdatahash" xmlns:w16sdtfl="http://schemas.microsoft.com/office/word/2024/wordml/sdtformatlock" xmlns:w16se="http://schemas.microsoft.com/office/word/2015/wordml/symex" xmlns:wpg="http://schemas.microsoft.com/office/word/2010/wordprocessingGroup" xmlns:wpi="http://schemas.microsoft.com/office/word/2010/wordprocessingInk" xmlns:wne="http://schemas.microsoft.com/office/word/2006/wordml" xmlns:wps="http://schemas.microsoft.com/office/word/2010/wordprocessingShape" mc:Ignorable="w14 w15 w16se w16cid w16 w16cex w16sdtdh w16sdtfl w16du wp14">
   <w:body>
     <w:p>
       <w:pPr>
@@ -356,6 +356,7 @@
         <w:rPr>
           <w:rFonts w:ascii="Calibri" w:hAnsi="Calibri"/>
         </w:rPr>
+        <w:lastRenderedPageBreak/>
         <w:t>Registro de Revisión</w:t>
       </w:r>
       <w:bookmarkEnd w:id="1"/>
@@ -395,7 +396,7 @@
         <w:tc>
           <w:tcPr>
             <w:tcW w:w="1237" w:type="dxa"/>
-            <w:shd w:fill="000000" w:val="clear" w:color="auto"/>
+            <w:shd w:val="clear" w:color="auto" w:fill="000000"/>
           </w:tcPr>
           <w:p>
             <w:pPr>
@@ -423,7 +424,7 @@
         <w:tc>
           <w:tcPr>
             <w:tcW w:w="1283" w:type="dxa"/>
-            <w:shd w:fill="000000" w:val="clear" w:color="auto"/>
+            <w:shd w:val="clear" w:color="auto" w:fill="000000"/>
           </w:tcPr>
           <w:p>
             <w:pPr>
@@ -451,7 +452,7 @@
         <w:tc>
           <w:tcPr>
             <w:tcW w:w="4068" w:type="dxa"/>
-            <w:shd w:fill="000000" w:val="clear" w:color="auto"/>
+            <w:shd w:val="clear" w:color="auto" w:fill="000000"/>
           </w:tcPr>
           <w:p>
             <w:pPr>
@@ -479,7 +480,7 @@
         <w:tc>
           <w:tcPr>
             <w:tcW w:w="2473" w:type="dxa"/>
-            <w:shd w:fill="000000" w:val="clear" w:color="auto"/>
+            <w:shd w:val="clear" w:color="auto" w:fill="000000"/>
           </w:tcPr>
           <w:p>
             <w:pPr>
@@ -509,17 +510,17 @@
         <w:tc>
           <w:tcPr>
             <w:tcW w:w="1237" w:type="dxa"/>
-            <w:shd w:fill="ffffff" w:val="clear" w:color="auto"/>
             <w:tcBorders>
-              <w:top w:val="single" w:sz="4" w:space="0" w:color="cccccc"/>
-              <w:left w:val="none" w:sz="4" w:space="0" w:color="none"/>
+              <w:top w:val="single" w:sz="4" w:space="0" w:color="CCCCCC"/>
+              <w:left w:val="none" w:sz="4" w:space="0" w:color="auto"/>
               <w:bottom w:val="single" w:sz="4" w:space="0" w:color="000000"/>
-              <w:right w:val="none" w:sz="4" w:space="0" w:color="none"/>
+              <w:right w:val="none" w:sz="4" w:space="0" w:color="auto"/>
             </w:tcBorders>
+            <w:shd w:val="clear" w:color="auto" w:fill="FFFFFF"/>
             <w:tcMar>
               <w:top w:w="80" w:type="dxa"/>
+              <w:left w:w="100" w:type="dxa"/>
               <w:bottom w:w="80" w:type="dxa"/>
-              <w:left w:w="100" w:type="dxa"/>
               <w:right w:w="100" w:type="dxa"/>
             </w:tcMar>
           </w:tcPr>
@@ -551,17 +552,17 @@
         <w:tc>
           <w:tcPr>
             <w:tcW w:w="1283" w:type="dxa"/>
-            <w:shd w:fill="ffffff" w:val="clear" w:color="auto"/>
             <w:tcBorders>
-              <w:top w:val="single" w:sz="4" w:space="0" w:color="cccccc"/>
-              <w:left w:val="none" w:sz="4" w:space="0" w:color="none"/>
+              <w:top w:val="single" w:sz="4" w:space="0" w:color="CCCCCC"/>
+              <w:left w:val="none" w:sz="4" w:space="0" w:color="auto"/>
               <w:bottom w:val="single" w:sz="4" w:space="0" w:color="000000"/>
-              <w:right w:val="none" w:sz="4" w:space="0" w:color="none"/>
+              <w:right w:val="none" w:sz="4" w:space="0" w:color="auto"/>
             </w:tcBorders>
+            <w:shd w:val="clear" w:color="auto" w:fill="FFFFFF"/>
             <w:tcMar>
               <w:top w:w="80" w:type="dxa"/>
+              <w:left w:w="100" w:type="dxa"/>
               <w:bottom w:w="80" w:type="dxa"/>
-              <w:left w:w="100" w:type="dxa"/>
               <w:right w:w="100" w:type="dxa"/>
             </w:tcMar>
           </w:tcPr>
@@ -582,7 +583,6 @@
             <w:r>
               <w:rPr>
                 <w:rFonts w:ascii="Calibri" w:hAnsi="Calibri"/>
-                <w:b w:val="0"/>
                 <w:color w:val="000000"/>
                 <w:sz w:val="18"/>
               </w:rPr>
@@ -593,17 +593,17 @@
         <w:tc>
           <w:tcPr>
             <w:tcW w:w="4068" w:type="dxa"/>
-            <w:shd w:fill="ffffff" w:val="clear" w:color="auto"/>
             <w:tcBorders>
-              <w:top w:val="single" w:sz="4" w:space="0" w:color="cccccc"/>
-              <w:left w:val="none" w:sz="4" w:space="0" w:color="none"/>
+              <w:top w:val="single" w:sz="4" w:space="0" w:color="CCCCCC"/>
+              <w:left w:val="none" w:sz="4" w:space="0" w:color="auto"/>
               <w:bottom w:val="single" w:sz="4" w:space="0" w:color="000000"/>
-              <w:right w:val="none" w:sz="4" w:space="0" w:color="none"/>
+              <w:right w:val="none" w:sz="4" w:space="0" w:color="auto"/>
             </w:tcBorders>
+            <w:shd w:val="clear" w:color="auto" w:fill="FFFFFF"/>
             <w:tcMar>
               <w:top w:w="80" w:type="dxa"/>
+              <w:left w:w="100" w:type="dxa"/>
               <w:bottom w:w="80" w:type="dxa"/>
-              <w:left w:w="100" w:type="dxa"/>
               <w:right w:w="100" w:type="dxa"/>
             </w:tcMar>
           </w:tcPr>
@@ -613,7 +613,6 @@
                 <w:tab w:val="left" w:pos="1418"/>
               </w:tabs>
               <w:spacing w:before="40" w:after="80" w:line="276" w:lineRule="auto"/>
-              <w:jc w:val="left"/>
               <w:rPr>
                 <w:rFonts w:ascii="Calibri" w:hAnsi="Calibri" w:cs="Arial"/>
                 <w:b/>
@@ -624,7 +623,6 @@
             <w:r>
               <w:rPr>
                 <w:rFonts w:ascii="Calibri" w:hAnsi="Calibri"/>
-                <w:b w:val="0"/>
                 <w:color w:val="000000"/>
                 <w:sz w:val="18"/>
               </w:rPr>
@@ -635,17 +633,17 @@
         <w:tc>
           <w:tcPr>
             <w:tcW w:w="2473" w:type="dxa"/>
-            <w:shd w:fill="ffffff" w:val="clear" w:color="auto"/>
             <w:tcBorders>
-              <w:top w:val="single" w:sz="4" w:space="0" w:color="cccccc"/>
-              <w:left w:val="none" w:sz="4" w:space="0" w:color="none"/>
+              <w:top w:val="single" w:sz="4" w:space="0" w:color="CCCCCC"/>
+              <w:left w:val="none" w:sz="4" w:space="0" w:color="auto"/>
               <w:bottom w:val="single" w:sz="4" w:space="0" w:color="000000"/>
-              <w:right w:val="none" w:sz="4" w:space="0" w:color="none"/>
+              <w:right w:val="none" w:sz="4" w:space="0" w:color="auto"/>
             </w:tcBorders>
+            <w:shd w:val="clear" w:color="auto" w:fill="FFFFFF"/>
             <w:tcMar>
               <w:top w:w="80" w:type="dxa"/>
+              <w:left w:w="100" w:type="dxa"/>
               <w:bottom w:w="80" w:type="dxa"/>
-              <w:left w:w="100" w:type="dxa"/>
               <w:right w:w="100" w:type="dxa"/>
             </w:tcMar>
           </w:tcPr>
@@ -655,7 +653,6 @@
                 <w:tab w:val="left" w:pos="1418"/>
               </w:tabs>
               <w:spacing w:before="40" w:after="80" w:line="276" w:lineRule="auto"/>
-              <w:jc w:val="left"/>
               <w:rPr>
                 <w:rFonts w:ascii="Calibri" w:hAnsi="Calibri" w:cs="Arial"/>
                 <w:b/>
@@ -666,7 +663,6 @@
             <w:r>
               <w:rPr>
                 <w:rFonts w:ascii="Calibri" w:hAnsi="Calibri"/>
-                <w:b w:val="0"/>
                 <w:color w:val="000000"/>
                 <w:sz w:val="18"/>
               </w:rPr>
@@ -725,9 +721,6 @@
           <w:lang w:eastAsia="es-PE"/>
         </w:rPr>
       </w:pPr>
-      <w:r/>
-      <w:r/>
-      <w:r/>
       <w:hyperlink w:anchor="_Toc404881684" w:history="1">
         <w:r>
           <w:rPr>
@@ -1163,9 +1156,7 @@
         </w:r>
       </w:hyperlink>
     </w:p>
-    <w:p>
-      <w:r/>
-    </w:p>
+    <w:p/>
     <w:p>
       <w:pPr>
         <w:rPr>
@@ -1176,15 +1167,6 @@
           <w:szCs w:val="20"/>
         </w:rPr>
       </w:pPr>
-      <w:r>
-        <w:rPr>
-          <w:rFonts w:ascii="Calibri" w:hAnsi="Calibri"/>
-          <w:b/>
-          <w:smallCaps/>
-          <w:sz w:val="28"/>
-          <w:szCs w:val="28"/>
-        </w:rPr>
-      </w:r>
     </w:p>
     <w:p>
       <w:pPr>
@@ -1238,9 +1220,7 @@
       <w:r>
         <w:rPr>
           <w:rFonts w:ascii="Calibri" w:hAnsi="Calibri"/>
-          <w:b w:val="0"/>
           <w:color w:val="000000"/>
-          <w:sz w:val="20"/>
         </w:rPr>
         <w:t>El presente proyecto consiste en el diseño, desarrollo e implementación de un sistema web transaccional con módulos de inteligencia de negocios e inteligencia artificial para la empresa Impresos Trujillo E.I.R.L. La solución permitirá gestionar órdenes de trabajo, inventario, cobranzas y reportes, con el objetivo de optimizar los procesos operativos, mejorar el control de la información y apoyar la toma de decisiones dentro de la empresa.</w:t>
       </w:r>
@@ -1403,17 +1383,17 @@
         <w:tc>
           <w:tcPr>
             <w:tcW w:w="1886" w:type="dxa"/>
-            <w:shd w:fill="10B981" w:val="clear" w:color="auto"/>
             <w:tcBorders>
               <w:top w:val="single" w:sz="4" w:space="0" w:color="10B981"/>
-              <w:left w:val="none" w:sz="4" w:space="0" w:color="none"/>
+              <w:left w:val="none" w:sz="4" w:space="0" w:color="auto"/>
               <w:bottom w:val="single" w:sz="4" w:space="0" w:color="10B981"/>
-              <w:right w:val="none" w:sz="4" w:space="0" w:color="none"/>
+              <w:right w:val="none" w:sz="4" w:space="0" w:color="auto"/>
             </w:tcBorders>
+            <w:shd w:val="clear" w:color="auto" w:fill="10B981"/>
             <w:tcMar>
               <w:top w:w="140" w:type="dxa"/>
+              <w:left w:w="120" w:type="dxa"/>
               <w:bottom w:w="140" w:type="dxa"/>
-              <w:left w:w="120" w:type="dxa"/>
               <w:right w:w="120" w:type="dxa"/>
             </w:tcMar>
           </w:tcPr>
@@ -1434,6 +1414,14 @@
                 <w:sz w:val="21"/>
               </w:rPr>
               <w:t>Alcance: VERDE</w:t>
+            </w:r>
+            <w:r>
+              <w:rPr>
+                <w:rFonts w:ascii="Calibri" w:hAnsi="Calibri"/>
+                <w:b/>
+                <w:color w:val="FFFFFF"/>
+                <w:sz w:val="21"/>
+              </w:rPr>
               <w:br/>
               <w:t>(80.0% Cumplimiento)</w:t>
             </w:r>
@@ -1442,17 +1430,17 @@
         <w:tc>
           <w:tcPr>
             <w:tcW w:w="1886" w:type="dxa"/>
-            <w:shd w:fill="10B981" w:val="clear" w:color="auto"/>
             <w:tcBorders>
               <w:top w:val="single" w:sz="4" w:space="0" w:color="10B981"/>
-              <w:left w:val="none" w:sz="4" w:space="0" w:color="none"/>
+              <w:left w:val="none" w:sz="4" w:space="0" w:color="auto"/>
               <w:bottom w:val="single" w:sz="4" w:space="0" w:color="10B981"/>
-              <w:right w:val="none" w:sz="4" w:space="0" w:color="none"/>
+              <w:right w:val="none" w:sz="4" w:space="0" w:color="auto"/>
             </w:tcBorders>
+            <w:shd w:val="clear" w:color="auto" w:fill="10B981"/>
             <w:tcMar>
               <w:top w:w="140" w:type="dxa"/>
+              <w:left w:w="120" w:type="dxa"/>
               <w:bottom w:w="140" w:type="dxa"/>
-              <w:left w:w="120" w:type="dxa"/>
               <w:right w:w="120" w:type="dxa"/>
             </w:tcMar>
           </w:tcPr>
@@ -1473,6 +1461,14 @@
                 <w:sz w:val="21"/>
               </w:rPr>
               <w:t>Tiempo: VERDE</w:t>
+            </w:r>
+            <w:r>
+              <w:rPr>
+                <w:rFonts w:ascii="Calibri" w:hAnsi="Calibri"/>
+                <w:b/>
+                <w:color w:val="FFFFFF"/>
+                <w:sz w:val="21"/>
+              </w:rPr>
               <w:br/>
               <w:t>(83.3% En Plazo)</w:t>
             </w:r>
@@ -1481,17 +1477,17 @@
         <w:tc>
           <w:tcPr>
             <w:tcW w:w="1887" w:type="dxa"/>
-            <w:shd w:fill="10B981" w:val="clear" w:color="auto"/>
             <w:tcBorders>
               <w:top w:val="single" w:sz="4" w:space="0" w:color="10B981"/>
-              <w:left w:val="none" w:sz="4" w:space="0" w:color="none"/>
+              <w:left w:val="none" w:sz="4" w:space="0" w:color="auto"/>
               <w:bottom w:val="single" w:sz="4" w:space="0" w:color="10B981"/>
-              <w:right w:val="none" w:sz="4" w:space="0" w:color="none"/>
+              <w:right w:val="none" w:sz="4" w:space="0" w:color="auto"/>
             </w:tcBorders>
+            <w:shd w:val="clear" w:color="auto" w:fill="10B981"/>
             <w:tcMar>
               <w:top w:w="140" w:type="dxa"/>
+              <w:left w:w="120" w:type="dxa"/>
               <w:bottom w:w="140" w:type="dxa"/>
-              <w:left w:w="120" w:type="dxa"/>
               <w:right w:w="120" w:type="dxa"/>
             </w:tcMar>
           </w:tcPr>
@@ -1512,6 +1508,14 @@
                 <w:sz w:val="21"/>
               </w:rPr>
               <w:t>Costo: VERDE</w:t>
+            </w:r>
+            <w:r>
+              <w:rPr>
+                <w:rFonts w:ascii="Calibri" w:hAnsi="Calibri"/>
+                <w:b/>
+                <w:color w:val="FFFFFF"/>
+                <w:sz w:val="21"/>
+              </w:rPr>
               <w:br/>
               <w:t>(93.3% Presupuestado)</w:t>
             </w:r>
@@ -1568,7 +1572,6 @@
           <w:numId w:val="24"/>
         </w:numPr>
         <w:spacing w:before="80" w:after="120" w:line="276" w:lineRule="auto"/>
-        <w:jc w:val="left"/>
         <w:rPr>
           <w:rFonts w:ascii="Calibri" w:hAnsi="Calibri"/>
           <w:sz w:val="24"/>
@@ -1577,11 +1580,17 @@
       <w:r>
         <w:rPr>
           <w:rFonts w:ascii="Calibri" w:hAnsi="Calibri"/>
-          <w:b w:val="0"/>
           <w:color w:val="000000"/>
-          <w:sz w:val="20"/>
-        </w:rPr>
-        <w:t>Respecto al Alcance: El indicador de alcance del proyecto está en VERDE debido a que el porcentaje de culminación de los entregables y actividades técnicas correspondientes a la Semana 4 (Sprint 1) ha alcanzado el 80.0% de cumplimiento promedio (ver Anexo 1, Tabla 3 para mayor detalle), superando el umbral mínimo del 75% estipulado en la leyenda oficial.</w:t>
+        </w:rPr>
+        <w:t xml:space="preserve">Respecto al Alcance: El indicador de alcance del proyecto está en VERDE debido a que el porcentaje de culminación de los entregables y actividades técnicas correspondientes a la </w:t>
+      </w:r>
+      <w:r>
+        <w:rPr>
+          <w:rFonts w:ascii="Calibri" w:hAnsi="Calibri"/>
+          <w:color w:val="000000"/>
+        </w:rPr>
+        <w:lastRenderedPageBreak/>
+        <w:t>Semana 4 ha alcanzado el 80.0% de cumplimiento promedio en las actividades de autenticación, configuración del entorno de desarrollo y modelado inicial de datos.</w:t>
       </w:r>
     </w:p>
     <w:p>
@@ -1600,14 +1609,22 @@
           <w:numId w:val="24"/>
         </w:numPr>
         <w:spacing w:before="80" w:after="120" w:line="276" w:lineRule="auto"/>
-        <w:jc w:val="left"/>
         <w:rPr>
           <w:rFonts w:ascii="Calibri" w:hAnsi="Calibri"/>
           <w:sz w:val="24"/>
         </w:rPr>
       </w:pPr>
       <w:r>
-        <w:t>Respecto al Tiempo: El indicador de tiempo del proyecto está en VERDE debido a que las actividades previstas dentro del período de evaluación del Sprint 1 —se han completado dentro del plazo establecido en un 83.3% (ver Anexo 1, Tabla 4 para mayor detalle), habiendo resuelto el único impedimento de integración en menos de 24 horas.</w:t>
+        <w:t xml:space="preserve">Respecto al Tiempo: El indicador de tiempo del proyecto está en VERDE debido a que </w:t>
+      </w:r>
+      <w:r>
+        <w:t>las actividades previstas dentro del período de evaluación correspondiente a la implementación inicial del sistema</w:t>
+      </w:r>
+      <w:r>
+        <w:t xml:space="preserve"> </w:t>
+      </w:r>
+      <w:r>
+        <w:t>se han completado dentro del plazo establecido en un 83.3% (ver Anexo 1, Tabla 4 para mayor detalle), habiendo resuelto el único impedimento de integración en menos de 24 horas.</w:t>
       </w:r>
     </w:p>
     <w:p>
@@ -1626,7 +1643,6 @@
           <w:numId w:val="24"/>
         </w:numPr>
         <w:spacing w:before="80" w:after="200" w:line="276" w:lineRule="auto"/>
-        <w:jc w:val="left"/>
         <w:rPr>
           <w:rFonts w:ascii="Calibri" w:hAnsi="Calibri"/>
           <w:sz w:val="24"/>
@@ -1635,11 +1651,30 @@
       <w:r>
         <w:rPr>
           <w:rFonts w:ascii="Calibri" w:hAnsi="Calibri"/>
-          <w:b w:val="0"/>
           <w:color w:val="000000"/>
-          <w:sz w:val="20"/>
-        </w:rPr>
-        <w:t>Respecto al Costo: El indicador de costo del proyecto está en VERDE debido a que el costo real acumulado de las actividades ejecutadías se sitúa en S/ 1,400.00, representando un 93.3% del valor planificado (S/ 1,500.00), manteniéndose estrictamente por debajo del 100% presupuestado (ver Anexo 1, Tabla 5 para mayor detalle).</w:t>
+        </w:rPr>
+        <w:t xml:space="preserve">Respecto al Costo: El indicador de costo del proyecto está en VERDE debido a que el costo real acumulado de las </w:t>
+      </w:r>
+      <w:r>
+        <w:rPr>
+          <w:rFonts w:ascii="Calibri" w:hAnsi="Calibri"/>
+          <w:color w:val="000000"/>
+        </w:rPr>
+        <w:t>actividades ejecutadas</w:t>
+      </w:r>
+      <w:r>
+        <w:rPr>
+          <w:rFonts w:ascii="Calibri" w:hAnsi="Calibri"/>
+          <w:color w:val="000000"/>
+        </w:rPr>
+        <w:t xml:space="preserve"> </w:t>
+      </w:r>
+      <w:r>
+        <w:rPr>
+          <w:rFonts w:ascii="Calibri" w:hAnsi="Calibri"/>
+          <w:color w:val="000000"/>
+        </w:rPr>
+        <w:t>se sitúa en S/ 1,400.00, representando un 93.3% del valor planificado (S/ 1,500.00), manteniéndose estrictamente por debajo del 100% presupuestado (ver Anexo 1, Tabla 5 para mayor detalle).</w:t>
       </w:r>
     </w:p>
     <w:p>
@@ -1732,55 +1767,39 @@
       <w:r>
         <w:rPr>
           <w:rFonts w:ascii="Calibri" w:hAnsi="Calibri"/>
-          <w:b w:val="0"/>
           <w:color w:val="000000"/>
-          <w:sz w:val="20"/>
-        </w:rPr>
-        <w:t>Durante la Semana 4 se inició el Sprint 1 —del proyecto. El equipo avanzó en la configuración del entorno de desarrollo, la implementación de la autenticación de usuarios, el modelado de la base de datos y la construcción de las primeras interfaces del sistema. Las actividades ejecutadías se desarrollaron conforme al cronograma establecido y no afectaron la ruta crítica del proyecto.</w:t>
+        </w:rPr>
+        <w:t>Durante la Semana 4 se inició la implementación de la autenticación de usuarios, la configuración del entorno de desarrollo y el modelado inicial de la base de datos del sistema.</w:t>
       </w:r>
-    </w:p>
-    <w:p>
-      <w:pPr>
-        <w:jc w:val="both"/>
+      <w:r>
         <w:rPr>
           <w:rFonts w:ascii="Calibri" w:hAnsi="Calibri"/>
-          <w:sz w:val="24"/>
-        </w:rPr>
-      </w:pPr>
-    </w:p>
-    <w:p>
-      <w:pPr>
-        <w:jc w:val="both"/>
+          <w:color w:val="000000"/>
+        </w:rPr>
+        <w:t xml:space="preserve"> </w:t>
+      </w:r>
+      <w:r>
         <w:rPr>
           <w:rFonts w:ascii="Calibri" w:hAnsi="Calibri"/>
-          <w:sz w:val="24"/>
-        </w:rPr>
-      </w:pPr>
-    </w:p>
-    <w:p>
-      <w:pPr>
-        <w:pStyle w:val="TitulosPy"/>
-        <w:numPr>
-          <w:ilvl w:val="0"/>
-          <w:numId w:val="0"/>
-        </w:numPr>
-        <w:ind w:left="360"/>
-        <w:rPr>
-          <w:sz w:val="24"/>
-        </w:rPr>
-      </w:pPr>
+          <w:color w:val="000000"/>
+        </w:rPr>
+        <w:t>El equipo avanzó en la configuración del entorno de desarrollo, la implementación de la autenticación de usuarios, el modelado de la base de datos y la construcción de las primeras interfaces del sistema. Las actividades ejecuta</w:t>
+      </w:r>
       <w:r>
         <w:rPr>
-          <w:sz w:val="24"/>
-        </w:rPr>
+          <w:rFonts w:ascii="Calibri" w:hAnsi="Calibri"/>
+          <w:color w:val="000000"/>
+        </w:rPr>
+        <w:t>das</w:t>
+      </w:r>
+      <w:r>
+        <w:rPr>
+          <w:rFonts w:ascii="Calibri" w:hAnsi="Calibri"/>
+          <w:color w:val="000000"/>
+        </w:rPr>
+        <w:t xml:space="preserve"> se desarrollaron conforme al cronograma establecido y no afectaron la ruta crítica del proyecto.</w:t>
       </w:r>
       <w:bookmarkStart w:id="3" w:name="_Toc257128654"/>
-      <w:r>
-        <w:rPr>
-          <w:sz w:val="24"/>
-        </w:rPr>
-        <w:t xml:space="preserve"> </w:t>
-      </w:r>
     </w:p>
     <w:bookmarkEnd w:id="3"/>
     <w:p>
@@ -1803,7 +1822,6 @@
       <w:pPr>
         <w:spacing w:before="80" w:after="240" w:line="276" w:lineRule="auto"/>
         <w:ind w:left="720"/>
-        <w:jc w:val="left"/>
         <w:rPr>
           <w:rFonts w:ascii="Calibri" w:hAnsi="Calibri"/>
           <w:sz w:val="24"/>
@@ -1812,11 +1830,16 @@
       <w:r>
         <w:rPr>
           <w:rFonts w:ascii="Calibri" w:hAnsi="Calibri"/>
-          <w:b w:val="0"/>
           <w:color w:val="000000"/>
-          <w:sz w:val="20"/>
-        </w:rPr>
-        <w:t>Sin modificaciones de alcance, tiempo ni presupuesto ocurridías en el presente período. Al ser el primer informe formal de avance del ciclo de desarrollo (Semana 4 / Sprint 1), el proyecto se mantiene plenamente alineado a la línea base y la EDT aprobada.</w:t>
+        </w:rPr>
+        <w:t>Sin modificaciones de alcance, tiempo ni presupuesto ocurridas en el presente período. Al ser el primer informe formal de avance del ciclo de desarrollo, el proyecto se mantiene plenamente alineado a la línea base y la EDT aprobada</w:t>
+      </w:r>
+      <w:r>
+        <w:rPr>
+          <w:rFonts w:ascii="Calibri" w:hAnsi="Calibri"/>
+          <w:color w:val="000000"/>
+        </w:rPr>
+        <w:t>.</w:t>
       </w:r>
     </w:p>
     <w:p>
@@ -1838,16 +1861,11 @@
         <w:t>itos y entregables del proyecto</w:t>
       </w:r>
       <w:r>
-        <w:t xml:space="preserve"> </w:t>
-      </w:r>
-      <w:r>
-        <w:t>(Semana</w:t>
+        <w:t xml:space="preserve"> (Semana</w:t>
       </w:r>
       <w:r>
         <w:t>/Mes</w:t>
       </w:r>
-      <w:bookmarkStart w:id="5" w:name="_GoBack"/>
-      <w:bookmarkEnd w:id="5"/>
       <w:r>
         <w:t xml:space="preserve"> Actual y Siguiente)</w:t>
       </w:r>
@@ -1896,8 +1914,8 @@
         <w:tc>
           <w:tcPr>
             <w:tcW w:w="1242" w:type="dxa"/>
+            <w:shd w:val="clear" w:color="auto" w:fill="000000"/>
             <w:vAlign w:val="center"/>
-            <w:shd w:fill="000000" w:val="clear" w:color="auto"/>
           </w:tcPr>
           <w:p>
             <w:pPr>
@@ -1920,8 +1938,8 @@
         <w:tc>
           <w:tcPr>
             <w:tcW w:w="1212" w:type="dxa"/>
+            <w:shd w:val="clear" w:color="auto" w:fill="000000"/>
             <w:vAlign w:val="center"/>
-            <w:shd w:fill="000000" w:val="clear" w:color="auto"/>
           </w:tcPr>
           <w:p>
             <w:pPr>
@@ -1944,8 +1962,8 @@
         <w:tc>
           <w:tcPr>
             <w:tcW w:w="1196" w:type="dxa"/>
+            <w:shd w:val="clear" w:color="auto" w:fill="000000"/>
             <w:vAlign w:val="center"/>
-            <w:shd w:fill="000000" w:val="clear" w:color="auto"/>
           </w:tcPr>
           <w:p>
             <w:pPr>
@@ -1968,8 +1986,8 @@
         <w:tc>
           <w:tcPr>
             <w:tcW w:w="1318" w:type="dxa"/>
+            <w:shd w:val="clear" w:color="auto" w:fill="000000"/>
             <w:vAlign w:val="center"/>
-            <w:shd w:fill="000000" w:val="clear" w:color="auto"/>
           </w:tcPr>
           <w:p>
             <w:pPr>
@@ -2001,8 +2019,8 @@
         <w:tc>
           <w:tcPr>
             <w:tcW w:w="1317" w:type="dxa"/>
+            <w:shd w:val="clear" w:color="auto" w:fill="000000"/>
             <w:vAlign w:val="center"/>
-            <w:shd w:fill="000000" w:val="clear" w:color="auto"/>
           </w:tcPr>
           <w:p>
             <w:pPr>
@@ -2027,8 +2045,23 @@
                 <w:color w:val="FFFFFF"/>
                 <w:sz w:val="18"/>
               </w:rPr>
-              <w:t>Real</w:t>
-            </w:r>
+              <w:t>Real de Entrega</w:t>
+            </w:r>
+          </w:p>
+        </w:tc>
+        <w:tc>
+          <w:tcPr>
+            <w:tcW w:w="1318" w:type="dxa"/>
+            <w:shd w:val="clear" w:color="auto" w:fill="000000"/>
+            <w:vAlign w:val="center"/>
+          </w:tcPr>
+          <w:p>
+            <w:pPr>
+              <w:jc w:val="center"/>
+              <w:rPr>
+                <w:rFonts w:ascii="Calibri" w:hAnsi="Calibri"/>
+              </w:rPr>
+            </w:pPr>
             <w:r>
               <w:rPr>
                 <w:rFonts w:ascii="Calibri" w:hAnsi="Calibri"/>
@@ -2036,50 +2069,29 @@
                 <w:color w:val="FFFFFF"/>
                 <w:sz w:val="18"/>
               </w:rPr>
-              <w:t xml:space="preserve"> de Entrega</w:t>
-            </w:r>
-          </w:p>
-        </w:tc>
-        <w:tc>
-          <w:tcPr>
-            <w:tcW w:w="1318" w:type="dxa"/>
-            <w:vAlign w:val="center"/>
-            <w:shd w:fill="000000" w:val="clear" w:color="auto"/>
-          </w:tcPr>
-          <w:p>
-            <w:pPr>
-              <w:jc w:val="center"/>
-              <w:rPr>
-                <w:rFonts w:ascii="Calibri" w:hAnsi="Calibri"/>
-              </w:rPr>
-            </w:pPr>
-            <w:r>
-              <w:rPr>
-                <w:rFonts w:ascii="Calibri" w:hAnsi="Calibri"/>
-                <w:b/>
-                <w:color w:val="FFFFFF"/>
-                <w:sz w:val="18"/>
-              </w:rPr>
               <w:t>Estado</w:t>
             </w:r>
           </w:p>
         </w:tc>
       </w:tr>
       <w:tr>
-        <w:tc>
-          <w:tcPr>
-            <w:tcW w:type="dxa" w:w="1242"/>
-            <w:shd w:fill="ffffff" w:val="clear" w:color="auto"/>
+        <w:trPr>
+          <w:jc w:val="center"/>
+        </w:trPr>
+        <w:tc>
+          <w:tcPr>
+            <w:tcW w:w="1242" w:type="dxa"/>
             <w:tcBorders>
-              <w:top w:val="single" w:sz="4" w:space="0" w:color="e2e8f0"/>
-              <w:left w:val="none" w:sz="4" w:space="0" w:color="none"/>
-              <w:bottom w:val="single" w:sz="4" w:space="0" w:color="e2e8f0"/>
-              <w:right w:val="none" w:sz="4" w:space="0" w:color="none"/>
+              <w:top w:val="single" w:sz="4" w:space="0" w:color="E2E8F0"/>
+              <w:left w:val="none" w:sz="4" w:space="0" w:color="auto"/>
+              <w:bottom w:val="single" w:sz="4" w:space="0" w:color="E2E8F0"/>
+              <w:right w:val="none" w:sz="4" w:space="0" w:color="auto"/>
             </w:tcBorders>
+            <w:shd w:val="clear" w:color="auto" w:fill="FFFFFF"/>
             <w:tcMar>
               <w:top w:w="70" w:type="dxa"/>
+              <w:left w:w="90" w:type="dxa"/>
               <w:bottom w:w="70" w:type="dxa"/>
-              <w:left w:w="90" w:type="dxa"/>
               <w:right w:w="90" w:type="dxa"/>
             </w:tcMar>
           </w:tcPr>
@@ -2091,87 +2103,97 @@
         </w:tc>
         <w:tc>
           <w:tcPr>
-            <w:tcW w:type="dxa" w:w="1212"/>
-            <w:shd w:fill="ffffff" w:val="clear" w:color="auto"/>
+            <w:tcW w:w="1212" w:type="dxa"/>
             <w:tcBorders>
-              <w:top w:val="single" w:sz="4" w:space="0" w:color="e2e8f0"/>
-              <w:left w:val="none" w:sz="4" w:space="0" w:color="none"/>
-              <w:bottom w:val="single" w:sz="4" w:space="0" w:color="e2e8f0"/>
-              <w:right w:val="none" w:sz="4" w:space="0" w:color="none"/>
+              <w:top w:val="single" w:sz="4" w:space="0" w:color="E2E8F0"/>
+              <w:left w:val="none" w:sz="4" w:space="0" w:color="auto"/>
+              <w:bottom w:val="single" w:sz="4" w:space="0" w:color="E2E8F0"/>
+              <w:right w:val="none" w:sz="4" w:space="0" w:color="auto"/>
             </w:tcBorders>
+            <w:shd w:val="clear" w:color="auto" w:fill="FFFFFF"/>
             <w:tcMar>
               <w:top w:w="70" w:type="dxa"/>
+              <w:left w:w="90" w:type="dxa"/>
               <w:bottom w:w="70" w:type="dxa"/>
-              <w:left w:w="90" w:type="dxa"/>
               <w:right w:w="90" w:type="dxa"/>
             </w:tcMar>
           </w:tcPr>
           <w:p>
             <w:r>
-              <w:t>Priorización del Product Backlog e historias de usuario</w:t>
-            </w:r>
-          </w:p>
-        </w:tc>
-        <w:tc>
-          <w:tcPr>
-            <w:tcW w:type="dxa" w:w="1196"/>
-            <w:shd w:fill="ffffff" w:val="clear" w:color="auto"/>
+              <w:t xml:space="preserve">Priorización del Product Backlog e </w:t>
+            </w:r>
+            <w:r>
+              <w:lastRenderedPageBreak/>
+              <w:t>historias de usuario</w:t>
+            </w:r>
+          </w:p>
+        </w:tc>
+        <w:tc>
+          <w:tcPr>
+            <w:tcW w:w="1196" w:type="dxa"/>
             <w:tcBorders>
-              <w:top w:val="single" w:sz="4" w:space="0" w:color="e2e8f0"/>
-              <w:left w:val="none" w:sz="4" w:space="0" w:color="none"/>
-              <w:bottom w:val="single" w:sz="4" w:space="0" w:color="e2e8f0"/>
-              <w:right w:val="none" w:sz="4" w:space="0" w:color="none"/>
+              <w:top w:val="single" w:sz="4" w:space="0" w:color="E2E8F0"/>
+              <w:left w:val="none" w:sz="4" w:space="0" w:color="auto"/>
+              <w:bottom w:val="single" w:sz="4" w:space="0" w:color="E2E8F0"/>
+              <w:right w:val="none" w:sz="4" w:space="0" w:color="auto"/>
             </w:tcBorders>
+            <w:shd w:val="clear" w:color="auto" w:fill="FFFFFF"/>
             <w:tcMar>
               <w:top w:w="70" w:type="dxa"/>
+              <w:left w:w="90" w:type="dxa"/>
               <w:bottom w:w="70" w:type="dxa"/>
-              <w:left w:w="90" w:type="dxa"/>
               <w:right w:w="90" w:type="dxa"/>
             </w:tcMar>
           </w:tcPr>
           <w:p>
             <w:r>
-              <w:t>Product Backlog formalizado con 10 historias y DoD</w:t>
-            </w:r>
-          </w:p>
-        </w:tc>
-        <w:tc>
-          <w:tcPr>
-            <w:tcW w:type="dxa" w:w="1318"/>
-            <w:shd w:fill="ffffff" w:val="clear" w:color="auto"/>
+              <w:lastRenderedPageBreak/>
+              <w:t xml:space="preserve">Product Backlog formalizado con 10 </w:t>
+            </w:r>
+            <w:r>
+              <w:lastRenderedPageBreak/>
+              <w:t>historias y DoD</w:t>
+            </w:r>
+          </w:p>
+        </w:tc>
+        <w:tc>
+          <w:tcPr>
+            <w:tcW w:w="1318" w:type="dxa"/>
             <w:tcBorders>
-              <w:top w:val="single" w:sz="4" w:space="0" w:color="e2e8f0"/>
-              <w:left w:val="none" w:sz="4" w:space="0" w:color="none"/>
-              <w:bottom w:val="single" w:sz="4" w:space="0" w:color="e2e8f0"/>
-              <w:right w:val="none" w:sz="4" w:space="0" w:color="none"/>
+              <w:top w:val="single" w:sz="4" w:space="0" w:color="E2E8F0"/>
+              <w:left w:val="none" w:sz="4" w:space="0" w:color="auto"/>
+              <w:bottom w:val="single" w:sz="4" w:space="0" w:color="E2E8F0"/>
+              <w:right w:val="none" w:sz="4" w:space="0" w:color="auto"/>
             </w:tcBorders>
+            <w:shd w:val="clear" w:color="auto" w:fill="FFFFFF"/>
             <w:tcMar>
               <w:top w:w="70" w:type="dxa"/>
+              <w:left w:w="90" w:type="dxa"/>
               <w:bottom w:w="70" w:type="dxa"/>
-              <w:left w:w="90" w:type="dxa"/>
               <w:right w:w="90" w:type="dxa"/>
             </w:tcMar>
           </w:tcPr>
           <w:p>
             <w:r>
+              <w:lastRenderedPageBreak/>
               <w:t>16/09/2026</w:t>
             </w:r>
           </w:p>
         </w:tc>
         <w:tc>
           <w:tcPr>
-            <w:tcW w:type="dxa" w:w="1317"/>
-            <w:shd w:fill="ffffff" w:val="clear" w:color="auto"/>
+            <w:tcW w:w="1317" w:type="dxa"/>
             <w:tcBorders>
-              <w:top w:val="single" w:sz="4" w:space="0" w:color="e2e8f0"/>
-              <w:left w:val="none" w:sz="4" w:space="0" w:color="none"/>
-              <w:bottom w:val="single" w:sz="4" w:space="0" w:color="e2e8f0"/>
-              <w:right w:val="none" w:sz="4" w:space="0" w:color="none"/>
+              <w:top w:val="single" w:sz="4" w:space="0" w:color="E2E8F0"/>
+              <w:left w:val="none" w:sz="4" w:space="0" w:color="auto"/>
+              <w:bottom w:val="single" w:sz="4" w:space="0" w:color="E2E8F0"/>
+              <w:right w:val="none" w:sz="4" w:space="0" w:color="auto"/>
             </w:tcBorders>
+            <w:shd w:val="clear" w:color="auto" w:fill="FFFFFF"/>
             <w:tcMar>
               <w:top w:w="70" w:type="dxa"/>
+              <w:left w:w="90" w:type="dxa"/>
               <w:bottom w:w="70" w:type="dxa"/>
-              <w:left w:w="90" w:type="dxa"/>
               <w:right w:w="90" w:type="dxa"/>
             </w:tcMar>
           </w:tcPr>
@@ -2183,18 +2205,18 @@
         </w:tc>
         <w:tc>
           <w:tcPr>
-            <w:tcW w:type="dxa" w:w="1318"/>
-            <w:shd w:fill="ffffff" w:val="clear" w:color="auto"/>
+            <w:tcW w:w="1318" w:type="dxa"/>
             <w:tcBorders>
-              <w:top w:val="single" w:sz="4" w:space="0" w:color="e2e8f0"/>
-              <w:left w:val="none" w:sz="4" w:space="0" w:color="none"/>
-              <w:bottom w:val="single" w:sz="4" w:space="0" w:color="e2e8f0"/>
-              <w:right w:val="none" w:sz="4" w:space="0" w:color="none"/>
+              <w:top w:val="single" w:sz="4" w:space="0" w:color="E2E8F0"/>
+              <w:left w:val="none" w:sz="4" w:space="0" w:color="auto"/>
+              <w:bottom w:val="single" w:sz="4" w:space="0" w:color="E2E8F0"/>
+              <w:right w:val="none" w:sz="4" w:space="0" w:color="auto"/>
             </w:tcBorders>
+            <w:shd w:val="clear" w:color="auto" w:fill="FFFFFF"/>
             <w:tcMar>
               <w:top w:w="70" w:type="dxa"/>
+              <w:left w:w="90" w:type="dxa"/>
               <w:bottom w:w="70" w:type="dxa"/>
-              <w:left w:w="90" w:type="dxa"/>
               <w:right w:w="90" w:type="dxa"/>
             </w:tcMar>
           </w:tcPr>
@@ -2206,43 +2228,47 @@
         </w:tc>
       </w:tr>
       <w:tr>
-        <w:tc>
-          <w:tcPr>
-            <w:tcW w:type="dxa" w:w="1242"/>
-            <w:shd w:fill="f8fafc" w:val="clear" w:color="auto"/>
+        <w:trPr>
+          <w:jc w:val="center"/>
+        </w:trPr>
+        <w:tc>
+          <w:tcPr>
+            <w:tcW w:w="1242" w:type="dxa"/>
             <w:tcBorders>
-              <w:top w:val="single" w:sz="4" w:space="0" w:color="e2e8f0"/>
-              <w:left w:val="none" w:sz="4" w:space="0" w:color="none"/>
-              <w:bottom w:val="single" w:sz="4" w:space="0" w:color="e2e8f0"/>
-              <w:right w:val="none" w:sz="4" w:space="0" w:color="none"/>
+              <w:top w:val="single" w:sz="4" w:space="0" w:color="E2E8F0"/>
+              <w:left w:val="none" w:sz="4" w:space="0" w:color="auto"/>
+              <w:bottom w:val="single" w:sz="4" w:space="0" w:color="E2E8F0"/>
+              <w:right w:val="none" w:sz="4" w:space="0" w:color="auto"/>
             </w:tcBorders>
+            <w:shd w:val="clear" w:color="auto" w:fill="F8FAFC"/>
             <w:tcMar>
               <w:top w:w="70" w:type="dxa"/>
+              <w:left w:w="90" w:type="dxa"/>
               <w:bottom w:w="70" w:type="dxa"/>
-              <w:left w:w="90" w:type="dxa"/>
               <w:right w:w="90" w:type="dxa"/>
             </w:tcMar>
           </w:tcPr>
           <w:p>
             <w:r>
+              <w:lastRenderedPageBreak/>
               <w:t>3.4.1</w:t>
             </w:r>
           </w:p>
         </w:tc>
         <w:tc>
           <w:tcPr>
-            <w:tcW w:type="dxa" w:w="1212"/>
-            <w:shd w:fill="f8fafc" w:val="clear" w:color="auto"/>
+            <w:tcW w:w="1212" w:type="dxa"/>
             <w:tcBorders>
-              <w:top w:val="single" w:sz="4" w:space="0" w:color="e2e8f0"/>
-              <w:left w:val="none" w:sz="4" w:space="0" w:color="none"/>
-              <w:bottom w:val="single" w:sz="4" w:space="0" w:color="e2e8f0"/>
-              <w:right w:val="none" w:sz="4" w:space="0" w:color="none"/>
+              <w:top w:val="single" w:sz="4" w:space="0" w:color="E2E8F0"/>
+              <w:left w:val="none" w:sz="4" w:space="0" w:color="auto"/>
+              <w:bottom w:val="single" w:sz="4" w:space="0" w:color="E2E8F0"/>
+              <w:right w:val="none" w:sz="4" w:space="0" w:color="auto"/>
             </w:tcBorders>
+            <w:shd w:val="clear" w:color="auto" w:fill="F8FAFC"/>
             <w:tcMar>
               <w:top w:w="70" w:type="dxa"/>
+              <w:left w:w="90" w:type="dxa"/>
               <w:bottom w:w="70" w:type="dxa"/>
-              <w:left w:w="90" w:type="dxa"/>
               <w:right w:w="90" w:type="dxa"/>
             </w:tcMar>
           </w:tcPr>
@@ -2254,18 +2280,18 @@
         </w:tc>
         <w:tc>
           <w:tcPr>
-            <w:tcW w:type="dxa" w:w="1196"/>
-            <w:shd w:fill="f8fafc" w:val="clear" w:color="auto"/>
+            <w:tcW w:w="1196" w:type="dxa"/>
             <w:tcBorders>
-              <w:top w:val="single" w:sz="4" w:space="0" w:color="e2e8f0"/>
-              <w:left w:val="none" w:sz="4" w:space="0" w:color="none"/>
-              <w:bottom w:val="single" w:sz="4" w:space="0" w:color="e2e8f0"/>
-              <w:right w:val="none" w:sz="4" w:space="0" w:color="none"/>
+              <w:top w:val="single" w:sz="4" w:space="0" w:color="E2E8F0"/>
+              <w:left w:val="none" w:sz="4" w:space="0" w:color="auto"/>
+              <w:bottom w:val="single" w:sz="4" w:space="0" w:color="E2E8F0"/>
+              <w:right w:val="none" w:sz="4" w:space="0" w:color="auto"/>
             </w:tcBorders>
+            <w:shd w:val="clear" w:color="auto" w:fill="F8FAFC"/>
             <w:tcMar>
               <w:top w:w="70" w:type="dxa"/>
+              <w:left w:w="90" w:type="dxa"/>
               <w:bottom w:w="70" w:type="dxa"/>
-              <w:left w:w="90" w:type="dxa"/>
               <w:right w:w="90" w:type="dxa"/>
             </w:tcMar>
           </w:tcPr>
@@ -2277,18 +2303,18 @@
         </w:tc>
         <w:tc>
           <w:tcPr>
-            <w:tcW w:type="dxa" w:w="1318"/>
-            <w:shd w:fill="f8fafc" w:val="clear" w:color="auto"/>
+            <w:tcW w:w="1318" w:type="dxa"/>
             <w:tcBorders>
-              <w:top w:val="single" w:sz="4" w:space="0" w:color="e2e8f0"/>
-              <w:left w:val="none" w:sz="4" w:space="0" w:color="none"/>
-              <w:bottom w:val="single" w:sz="4" w:space="0" w:color="e2e8f0"/>
-              <w:right w:val="none" w:sz="4" w:space="0" w:color="none"/>
+              <w:top w:val="single" w:sz="4" w:space="0" w:color="E2E8F0"/>
+              <w:left w:val="none" w:sz="4" w:space="0" w:color="auto"/>
+              <w:bottom w:val="single" w:sz="4" w:space="0" w:color="E2E8F0"/>
+              <w:right w:val="none" w:sz="4" w:space="0" w:color="auto"/>
             </w:tcBorders>
+            <w:shd w:val="clear" w:color="auto" w:fill="F8FAFC"/>
             <w:tcMar>
               <w:top w:w="70" w:type="dxa"/>
+              <w:left w:w="90" w:type="dxa"/>
               <w:bottom w:w="70" w:type="dxa"/>
-              <w:left w:w="90" w:type="dxa"/>
               <w:right w:w="90" w:type="dxa"/>
             </w:tcMar>
           </w:tcPr>
@@ -2300,18 +2326,18 @@
         </w:tc>
         <w:tc>
           <w:tcPr>
-            <w:tcW w:type="dxa" w:w="1317"/>
-            <w:shd w:fill="f8fafc" w:val="clear" w:color="auto"/>
+            <w:tcW w:w="1317" w:type="dxa"/>
             <w:tcBorders>
-              <w:top w:val="single" w:sz="4" w:space="0" w:color="e2e8f0"/>
-              <w:left w:val="none" w:sz="4" w:space="0" w:color="none"/>
-              <w:bottom w:val="single" w:sz="4" w:space="0" w:color="e2e8f0"/>
-              <w:right w:val="none" w:sz="4" w:space="0" w:color="none"/>
+              <w:top w:val="single" w:sz="4" w:space="0" w:color="E2E8F0"/>
+              <w:left w:val="none" w:sz="4" w:space="0" w:color="auto"/>
+              <w:bottom w:val="single" w:sz="4" w:space="0" w:color="E2E8F0"/>
+              <w:right w:val="none" w:sz="4" w:space="0" w:color="auto"/>
             </w:tcBorders>
+            <w:shd w:val="clear" w:color="auto" w:fill="F8FAFC"/>
             <w:tcMar>
               <w:top w:w="70" w:type="dxa"/>
+              <w:left w:w="90" w:type="dxa"/>
               <w:bottom w:w="70" w:type="dxa"/>
-              <w:left w:w="90" w:type="dxa"/>
               <w:right w:w="90" w:type="dxa"/>
             </w:tcMar>
           </w:tcPr>
@@ -2323,18 +2349,18 @@
         </w:tc>
         <w:tc>
           <w:tcPr>
-            <w:tcW w:type="dxa" w:w="1318"/>
-            <w:shd w:fill="f8fafc" w:val="clear" w:color="auto"/>
+            <w:tcW w:w="1318" w:type="dxa"/>
             <w:tcBorders>
-              <w:top w:val="single" w:sz="4" w:space="0" w:color="e2e8f0"/>
-              <w:left w:val="none" w:sz="4" w:space="0" w:color="none"/>
-              <w:bottom w:val="single" w:sz="4" w:space="0" w:color="e2e8f0"/>
-              <w:right w:val="none" w:sz="4" w:space="0" w:color="none"/>
+              <w:top w:val="single" w:sz="4" w:space="0" w:color="E2E8F0"/>
+              <w:left w:val="none" w:sz="4" w:space="0" w:color="auto"/>
+              <w:bottom w:val="single" w:sz="4" w:space="0" w:color="E2E8F0"/>
+              <w:right w:val="none" w:sz="4" w:space="0" w:color="auto"/>
             </w:tcBorders>
+            <w:shd w:val="clear" w:color="auto" w:fill="F8FAFC"/>
             <w:tcMar>
               <w:top w:w="70" w:type="dxa"/>
+              <w:left w:w="90" w:type="dxa"/>
               <w:bottom w:w="70" w:type="dxa"/>
-              <w:left w:w="90" w:type="dxa"/>
               <w:right w:w="90" w:type="dxa"/>
             </w:tcMar>
           </w:tcPr>
@@ -2346,20 +2372,23 @@
         </w:tc>
       </w:tr>
       <w:tr>
-        <w:tc>
-          <w:tcPr>
-            <w:tcW w:type="dxa" w:w="1242"/>
-            <w:shd w:fill="ffffff" w:val="clear" w:color="auto"/>
+        <w:trPr>
+          <w:jc w:val="center"/>
+        </w:trPr>
+        <w:tc>
+          <w:tcPr>
+            <w:tcW w:w="1242" w:type="dxa"/>
             <w:tcBorders>
-              <w:top w:val="single" w:sz="4" w:space="0" w:color="e2e8f0"/>
-              <w:left w:val="none" w:sz="4" w:space="0" w:color="none"/>
-              <w:bottom w:val="single" w:sz="4" w:space="0" w:color="e2e8f0"/>
-              <w:right w:val="none" w:sz="4" w:space="0" w:color="none"/>
+              <w:top w:val="single" w:sz="4" w:space="0" w:color="E2E8F0"/>
+              <w:left w:val="none" w:sz="4" w:space="0" w:color="auto"/>
+              <w:bottom w:val="single" w:sz="4" w:space="0" w:color="E2E8F0"/>
+              <w:right w:val="none" w:sz="4" w:space="0" w:color="auto"/>
             </w:tcBorders>
+            <w:shd w:val="clear" w:color="auto" w:fill="FFFFFF"/>
             <w:tcMar>
               <w:top w:w="70" w:type="dxa"/>
+              <w:left w:w="90" w:type="dxa"/>
               <w:bottom w:w="70" w:type="dxa"/>
-              <w:left w:w="90" w:type="dxa"/>
               <w:right w:w="90" w:type="dxa"/>
             </w:tcMar>
           </w:tcPr>
@@ -2371,18 +2400,18 @@
         </w:tc>
         <w:tc>
           <w:tcPr>
-            <w:tcW w:type="dxa" w:w="1212"/>
-            <w:shd w:fill="ffffff" w:val="clear" w:color="auto"/>
+            <w:tcW w:w="1212" w:type="dxa"/>
             <w:tcBorders>
-              <w:top w:val="single" w:sz="4" w:space="0" w:color="e2e8f0"/>
-              <w:left w:val="none" w:sz="4" w:space="0" w:color="none"/>
-              <w:bottom w:val="single" w:sz="4" w:space="0" w:color="e2e8f0"/>
-              <w:right w:val="none" w:sz="4" w:space="0" w:color="none"/>
+              <w:top w:val="single" w:sz="4" w:space="0" w:color="E2E8F0"/>
+              <w:left w:val="none" w:sz="4" w:space="0" w:color="auto"/>
+              <w:bottom w:val="single" w:sz="4" w:space="0" w:color="E2E8F0"/>
+              <w:right w:val="none" w:sz="4" w:space="0" w:color="auto"/>
             </w:tcBorders>
+            <w:shd w:val="clear" w:color="auto" w:fill="FFFFFF"/>
             <w:tcMar>
               <w:top w:w="70" w:type="dxa"/>
+              <w:left w:w="90" w:type="dxa"/>
               <w:bottom w:w="70" w:type="dxa"/>
-              <w:left w:w="90" w:type="dxa"/>
               <w:right w:w="90" w:type="dxa"/>
             </w:tcMar>
           </w:tcPr>
@@ -2394,18 +2423,18 @@
         </w:tc>
         <w:tc>
           <w:tcPr>
-            <w:tcW w:type="dxa" w:w="1196"/>
-            <w:shd w:fill="ffffff" w:val="clear" w:color="auto"/>
+            <w:tcW w:w="1196" w:type="dxa"/>
             <w:tcBorders>
-              <w:top w:val="single" w:sz="4" w:space="0" w:color="e2e8f0"/>
-              <w:left w:val="none" w:sz="4" w:space="0" w:color="none"/>
-              <w:bottom w:val="single" w:sz="4" w:space="0" w:color="e2e8f0"/>
-              <w:right w:val="none" w:sz="4" w:space="0" w:color="none"/>
+              <w:top w:val="single" w:sz="4" w:space="0" w:color="E2E8F0"/>
+              <w:left w:val="none" w:sz="4" w:space="0" w:color="auto"/>
+              <w:bottom w:val="single" w:sz="4" w:space="0" w:color="E2E8F0"/>
+              <w:right w:val="none" w:sz="4" w:space="0" w:color="auto"/>
             </w:tcBorders>
+            <w:shd w:val="clear" w:color="auto" w:fill="FFFFFF"/>
             <w:tcMar>
               <w:top w:w="70" w:type="dxa"/>
+              <w:left w:w="90" w:type="dxa"/>
               <w:bottom w:w="70" w:type="dxa"/>
-              <w:left w:w="90" w:type="dxa"/>
               <w:right w:w="90" w:type="dxa"/>
             </w:tcMar>
           </w:tcPr>
@@ -2417,18 +2446,18 @@
         </w:tc>
         <w:tc>
           <w:tcPr>
-            <w:tcW w:type="dxa" w:w="1318"/>
-            <w:shd w:fill="ffffff" w:val="clear" w:color="auto"/>
+            <w:tcW w:w="1318" w:type="dxa"/>
             <w:tcBorders>
-              <w:top w:val="single" w:sz="4" w:space="0" w:color="e2e8f0"/>
-              <w:left w:val="none" w:sz="4" w:space="0" w:color="none"/>
-              <w:bottom w:val="single" w:sz="4" w:space="0" w:color="e2e8f0"/>
-              <w:right w:val="none" w:sz="4" w:space="0" w:color="none"/>
+              <w:top w:val="single" w:sz="4" w:space="0" w:color="E2E8F0"/>
+              <w:left w:val="none" w:sz="4" w:space="0" w:color="auto"/>
+              <w:bottom w:val="single" w:sz="4" w:space="0" w:color="E2E8F0"/>
+              <w:right w:val="none" w:sz="4" w:space="0" w:color="auto"/>
             </w:tcBorders>
+            <w:shd w:val="clear" w:color="auto" w:fill="FFFFFF"/>
             <w:tcMar>
               <w:top w:w="70" w:type="dxa"/>
+              <w:left w:w="90" w:type="dxa"/>
               <w:bottom w:w="70" w:type="dxa"/>
-              <w:left w:w="90" w:type="dxa"/>
               <w:right w:w="90" w:type="dxa"/>
             </w:tcMar>
           </w:tcPr>
@@ -2440,18 +2469,18 @@
         </w:tc>
         <w:tc>
           <w:tcPr>
-            <w:tcW w:type="dxa" w:w="1317"/>
-            <w:shd w:fill="ffffff" w:val="clear" w:color="auto"/>
+            <w:tcW w:w="1317" w:type="dxa"/>
             <w:tcBorders>
-              <w:top w:val="single" w:sz="4" w:space="0" w:color="e2e8f0"/>
-              <w:left w:val="none" w:sz="4" w:space="0" w:color="none"/>
-              <w:bottom w:val="single" w:sz="4" w:space="0" w:color="e2e8f0"/>
-              <w:right w:val="none" w:sz="4" w:space="0" w:color="none"/>
+              <w:top w:val="single" w:sz="4" w:space="0" w:color="E2E8F0"/>
+              <w:left w:val="none" w:sz="4" w:space="0" w:color="auto"/>
+              <w:bottom w:val="single" w:sz="4" w:space="0" w:color="E2E8F0"/>
+              <w:right w:val="none" w:sz="4" w:space="0" w:color="auto"/>
             </w:tcBorders>
+            <w:shd w:val="clear" w:color="auto" w:fill="FFFFFF"/>
             <w:tcMar>
               <w:top w:w="70" w:type="dxa"/>
+              <w:left w:w="90" w:type="dxa"/>
               <w:bottom w:w="70" w:type="dxa"/>
-              <w:left w:w="90" w:type="dxa"/>
               <w:right w:w="90" w:type="dxa"/>
             </w:tcMar>
           </w:tcPr>
@@ -2463,18 +2492,18 @@
         </w:tc>
         <w:tc>
           <w:tcPr>
-            <w:tcW w:type="dxa" w:w="1318"/>
-            <w:shd w:fill="ffffff" w:val="clear" w:color="auto"/>
+            <w:tcW w:w="1318" w:type="dxa"/>
             <w:tcBorders>
-              <w:top w:val="single" w:sz="4" w:space="0" w:color="e2e8f0"/>
-              <w:left w:val="none" w:sz="4" w:space="0" w:color="none"/>
-              <w:bottom w:val="single" w:sz="4" w:space="0" w:color="e2e8f0"/>
-              <w:right w:val="none" w:sz="4" w:space="0" w:color="none"/>
+              <w:top w:val="single" w:sz="4" w:space="0" w:color="E2E8F0"/>
+              <w:left w:val="none" w:sz="4" w:space="0" w:color="auto"/>
+              <w:bottom w:val="single" w:sz="4" w:space="0" w:color="E2E8F0"/>
+              <w:right w:val="none" w:sz="4" w:space="0" w:color="auto"/>
             </w:tcBorders>
+            <w:shd w:val="clear" w:color="auto" w:fill="FFFFFF"/>
             <w:tcMar>
               <w:top w:w="70" w:type="dxa"/>
+              <w:left w:w="90" w:type="dxa"/>
               <w:bottom w:w="70" w:type="dxa"/>
-              <w:left w:w="90" w:type="dxa"/>
               <w:right w:w="90" w:type="dxa"/>
             </w:tcMar>
           </w:tcPr>
@@ -2486,20 +2515,23 @@
         </w:tc>
       </w:tr>
       <w:tr>
-        <w:tc>
-          <w:tcPr>
-            <w:tcW w:type="dxa" w:w="1242"/>
-            <w:shd w:fill="f8fafc" w:val="clear" w:color="auto"/>
+        <w:trPr>
+          <w:jc w:val="center"/>
+        </w:trPr>
+        <w:tc>
+          <w:tcPr>
+            <w:tcW w:w="1242" w:type="dxa"/>
             <w:tcBorders>
-              <w:top w:val="single" w:sz="4" w:space="0" w:color="e2e8f0"/>
-              <w:left w:val="none" w:sz="4" w:space="0" w:color="none"/>
-              <w:bottom w:val="single" w:sz="4" w:space="0" w:color="e2e8f0"/>
-              <w:right w:val="none" w:sz="4" w:space="0" w:color="none"/>
+              <w:top w:val="single" w:sz="4" w:space="0" w:color="E2E8F0"/>
+              <w:left w:val="none" w:sz="4" w:space="0" w:color="auto"/>
+              <w:bottom w:val="single" w:sz="4" w:space="0" w:color="E2E8F0"/>
+              <w:right w:val="none" w:sz="4" w:space="0" w:color="auto"/>
             </w:tcBorders>
+            <w:shd w:val="clear" w:color="auto" w:fill="F8FAFC"/>
             <w:tcMar>
               <w:top w:w="70" w:type="dxa"/>
+              <w:left w:w="90" w:type="dxa"/>
               <w:bottom w:w="70" w:type="dxa"/>
-              <w:left w:w="90" w:type="dxa"/>
               <w:right w:w="90" w:type="dxa"/>
             </w:tcMar>
           </w:tcPr>
@@ -2511,18 +2543,18 @@
         </w:tc>
         <w:tc>
           <w:tcPr>
-            <w:tcW w:type="dxa" w:w="1212"/>
-            <w:shd w:fill="f8fafc" w:val="clear" w:color="auto"/>
+            <w:tcW w:w="1212" w:type="dxa"/>
             <w:tcBorders>
-              <w:top w:val="single" w:sz="4" w:space="0" w:color="e2e8f0"/>
-              <w:left w:val="none" w:sz="4" w:space="0" w:color="none"/>
-              <w:bottom w:val="single" w:sz="4" w:space="0" w:color="e2e8f0"/>
-              <w:right w:val="none" w:sz="4" w:space="0" w:color="none"/>
+              <w:top w:val="single" w:sz="4" w:space="0" w:color="E2E8F0"/>
+              <w:left w:val="none" w:sz="4" w:space="0" w:color="auto"/>
+              <w:bottom w:val="single" w:sz="4" w:space="0" w:color="E2E8F0"/>
+              <w:right w:val="none" w:sz="4" w:space="0" w:color="auto"/>
             </w:tcBorders>
+            <w:shd w:val="clear" w:color="auto" w:fill="F8FAFC"/>
             <w:tcMar>
               <w:top w:w="70" w:type="dxa"/>
+              <w:left w:w="90" w:type="dxa"/>
               <w:bottom w:w="70" w:type="dxa"/>
-              <w:left w:w="90" w:type="dxa"/>
               <w:right w:w="90" w:type="dxa"/>
             </w:tcMar>
           </w:tcPr>
@@ -2534,18 +2566,18 @@
         </w:tc>
         <w:tc>
           <w:tcPr>
-            <w:tcW w:type="dxa" w:w="1196"/>
-            <w:shd w:fill="f8fafc" w:val="clear" w:color="auto"/>
+            <w:tcW w:w="1196" w:type="dxa"/>
             <w:tcBorders>
-              <w:top w:val="single" w:sz="4" w:space="0" w:color="e2e8f0"/>
-              <w:left w:val="none" w:sz="4" w:space="0" w:color="none"/>
-              <w:bottom w:val="single" w:sz="4" w:space="0" w:color="e2e8f0"/>
-              <w:right w:val="none" w:sz="4" w:space="0" w:color="none"/>
+              <w:top w:val="single" w:sz="4" w:space="0" w:color="E2E8F0"/>
+              <w:left w:val="none" w:sz="4" w:space="0" w:color="auto"/>
+              <w:bottom w:val="single" w:sz="4" w:space="0" w:color="E2E8F0"/>
+              <w:right w:val="none" w:sz="4" w:space="0" w:color="auto"/>
             </w:tcBorders>
+            <w:shd w:val="clear" w:color="auto" w:fill="F8FAFC"/>
             <w:tcMar>
               <w:top w:w="70" w:type="dxa"/>
+              <w:left w:w="90" w:type="dxa"/>
               <w:bottom w:w="70" w:type="dxa"/>
-              <w:left w:w="90" w:type="dxa"/>
               <w:right w:w="90" w:type="dxa"/>
             </w:tcMar>
           </w:tcPr>
@@ -2557,18 +2589,18 @@
         </w:tc>
         <w:tc>
           <w:tcPr>
-            <w:tcW w:type="dxa" w:w="1318"/>
-            <w:shd w:fill="f8fafc" w:val="clear" w:color="auto"/>
+            <w:tcW w:w="1318" w:type="dxa"/>
             <w:tcBorders>
-              <w:top w:val="single" w:sz="4" w:space="0" w:color="e2e8f0"/>
-              <w:left w:val="none" w:sz="4" w:space="0" w:color="none"/>
-              <w:bottom w:val="single" w:sz="4" w:space="0" w:color="e2e8f0"/>
-              <w:right w:val="none" w:sz="4" w:space="0" w:color="none"/>
+              <w:top w:val="single" w:sz="4" w:space="0" w:color="E2E8F0"/>
+              <w:left w:val="none" w:sz="4" w:space="0" w:color="auto"/>
+              <w:bottom w:val="single" w:sz="4" w:space="0" w:color="E2E8F0"/>
+              <w:right w:val="none" w:sz="4" w:space="0" w:color="auto"/>
             </w:tcBorders>
+            <w:shd w:val="clear" w:color="auto" w:fill="F8FAFC"/>
             <w:tcMar>
               <w:top w:w="70" w:type="dxa"/>
+              <w:left w:w="90" w:type="dxa"/>
               <w:bottom w:w="70" w:type="dxa"/>
-              <w:left w:w="90" w:type="dxa"/>
               <w:right w:w="90" w:type="dxa"/>
             </w:tcMar>
           </w:tcPr>
@@ -2580,18 +2612,18 @@
         </w:tc>
         <w:tc>
           <w:tcPr>
-            <w:tcW w:type="dxa" w:w="1317"/>
-            <w:shd w:fill="f8fafc" w:val="clear" w:color="auto"/>
+            <w:tcW w:w="1317" w:type="dxa"/>
             <w:tcBorders>
-              <w:top w:val="single" w:sz="4" w:space="0" w:color="e2e8f0"/>
-              <w:left w:val="none" w:sz="4" w:space="0" w:color="none"/>
-              <w:bottom w:val="single" w:sz="4" w:space="0" w:color="e2e8f0"/>
-              <w:right w:val="none" w:sz="4" w:space="0" w:color="none"/>
+              <w:top w:val="single" w:sz="4" w:space="0" w:color="E2E8F0"/>
+              <w:left w:val="none" w:sz="4" w:space="0" w:color="auto"/>
+              <w:bottom w:val="single" w:sz="4" w:space="0" w:color="E2E8F0"/>
+              <w:right w:val="none" w:sz="4" w:space="0" w:color="auto"/>
             </w:tcBorders>
+            <w:shd w:val="clear" w:color="auto" w:fill="F8FAFC"/>
             <w:tcMar>
               <w:top w:w="70" w:type="dxa"/>
+              <w:left w:w="90" w:type="dxa"/>
               <w:bottom w:w="70" w:type="dxa"/>
-              <w:left w:w="90" w:type="dxa"/>
               <w:right w:w="90" w:type="dxa"/>
             </w:tcMar>
           </w:tcPr>
@@ -2603,18 +2635,18 @@
         </w:tc>
         <w:tc>
           <w:tcPr>
-            <w:tcW w:type="dxa" w:w="1318"/>
-            <w:shd w:fill="f8fafc" w:val="clear" w:color="auto"/>
+            <w:tcW w:w="1318" w:type="dxa"/>
             <w:tcBorders>
-              <w:top w:val="single" w:sz="4" w:space="0" w:color="e2e8f0"/>
-              <w:left w:val="none" w:sz="4" w:space="0" w:color="none"/>
-              <w:bottom w:val="single" w:sz="4" w:space="0" w:color="e2e8f0"/>
-              <w:right w:val="none" w:sz="4" w:space="0" w:color="none"/>
+              <w:top w:val="single" w:sz="4" w:space="0" w:color="E2E8F0"/>
+              <w:left w:val="none" w:sz="4" w:space="0" w:color="auto"/>
+              <w:bottom w:val="single" w:sz="4" w:space="0" w:color="E2E8F0"/>
+              <w:right w:val="none" w:sz="4" w:space="0" w:color="auto"/>
             </w:tcBorders>
+            <w:shd w:val="clear" w:color="auto" w:fill="F8FAFC"/>
             <w:tcMar>
               <w:top w:w="70" w:type="dxa"/>
+              <w:left w:w="90" w:type="dxa"/>
               <w:bottom w:w="70" w:type="dxa"/>
-              <w:left w:w="90" w:type="dxa"/>
               <w:right w:w="90" w:type="dxa"/>
             </w:tcMar>
           </w:tcPr>
@@ -2626,20 +2658,23 @@
         </w:tc>
       </w:tr>
       <w:tr>
-        <w:tc>
-          <w:tcPr>
-            <w:tcW w:type="dxa" w:w="1242"/>
-            <w:shd w:fill="ffffff" w:val="clear" w:color="auto"/>
+        <w:trPr>
+          <w:jc w:val="center"/>
+        </w:trPr>
+        <w:tc>
+          <w:tcPr>
+            <w:tcW w:w="1242" w:type="dxa"/>
             <w:tcBorders>
-              <w:top w:val="single" w:sz="4" w:space="0" w:color="e2e8f0"/>
-              <w:left w:val="none" w:sz="4" w:space="0" w:color="none"/>
-              <w:bottom w:val="single" w:sz="4" w:space="0" w:color="e2e8f0"/>
-              <w:right w:val="none" w:sz="4" w:space="0" w:color="none"/>
+              <w:top w:val="single" w:sz="4" w:space="0" w:color="E2E8F0"/>
+              <w:left w:val="none" w:sz="4" w:space="0" w:color="auto"/>
+              <w:bottom w:val="single" w:sz="4" w:space="0" w:color="E2E8F0"/>
+              <w:right w:val="none" w:sz="4" w:space="0" w:color="auto"/>
             </w:tcBorders>
+            <w:shd w:val="clear" w:color="auto" w:fill="FFFFFF"/>
             <w:tcMar>
               <w:top w:w="70" w:type="dxa"/>
+              <w:left w:w="90" w:type="dxa"/>
               <w:bottom w:w="70" w:type="dxa"/>
-              <w:left w:w="90" w:type="dxa"/>
               <w:right w:w="90" w:type="dxa"/>
             </w:tcMar>
           </w:tcPr>
@@ -2651,18 +2686,18 @@
         </w:tc>
         <w:tc>
           <w:tcPr>
-            <w:tcW w:type="dxa" w:w="1212"/>
-            <w:shd w:fill="ffffff" w:val="clear" w:color="auto"/>
+            <w:tcW w:w="1212" w:type="dxa"/>
             <w:tcBorders>
-              <w:top w:val="single" w:sz="4" w:space="0" w:color="e2e8f0"/>
-              <w:left w:val="none" w:sz="4" w:space="0" w:color="none"/>
-              <w:bottom w:val="single" w:sz="4" w:space="0" w:color="e2e8f0"/>
-              <w:right w:val="none" w:sz="4" w:space="0" w:color="none"/>
+              <w:top w:val="single" w:sz="4" w:space="0" w:color="E2E8F0"/>
+              <w:left w:val="none" w:sz="4" w:space="0" w:color="auto"/>
+              <w:bottom w:val="single" w:sz="4" w:space="0" w:color="E2E8F0"/>
+              <w:right w:val="none" w:sz="4" w:space="0" w:color="auto"/>
             </w:tcBorders>
+            <w:shd w:val="clear" w:color="auto" w:fill="FFFFFF"/>
             <w:tcMar>
               <w:top w:w="70" w:type="dxa"/>
+              <w:left w:w="90" w:type="dxa"/>
               <w:bottom w:w="70" w:type="dxa"/>
-              <w:left w:w="90" w:type="dxa"/>
               <w:right w:w="90" w:type="dxa"/>
             </w:tcMar>
           </w:tcPr>
@@ -2674,18 +2709,18 @@
         </w:tc>
         <w:tc>
           <w:tcPr>
-            <w:tcW w:type="dxa" w:w="1196"/>
-            <w:shd w:fill="ffffff" w:val="clear" w:color="auto"/>
+            <w:tcW w:w="1196" w:type="dxa"/>
             <w:tcBorders>
-              <w:top w:val="single" w:sz="4" w:space="0" w:color="e2e8f0"/>
-              <w:left w:val="none" w:sz="4" w:space="0" w:color="none"/>
-              <w:bottom w:val="single" w:sz="4" w:space="0" w:color="e2e8f0"/>
-              <w:right w:val="none" w:sz="4" w:space="0" w:color="none"/>
+              <w:top w:val="single" w:sz="4" w:space="0" w:color="E2E8F0"/>
+              <w:left w:val="none" w:sz="4" w:space="0" w:color="auto"/>
+              <w:bottom w:val="single" w:sz="4" w:space="0" w:color="E2E8F0"/>
+              <w:right w:val="none" w:sz="4" w:space="0" w:color="auto"/>
             </w:tcBorders>
+            <w:shd w:val="clear" w:color="auto" w:fill="FFFFFF"/>
             <w:tcMar>
               <w:top w:w="70" w:type="dxa"/>
+              <w:left w:w="90" w:type="dxa"/>
               <w:bottom w:w="70" w:type="dxa"/>
-              <w:left w:w="90" w:type="dxa"/>
               <w:right w:w="90" w:type="dxa"/>
             </w:tcMar>
           </w:tcPr>
@@ -2697,18 +2732,18 @@
         </w:tc>
         <w:tc>
           <w:tcPr>
-            <w:tcW w:type="dxa" w:w="1318"/>
-            <w:shd w:fill="ffffff" w:val="clear" w:color="auto"/>
+            <w:tcW w:w="1318" w:type="dxa"/>
             <w:tcBorders>
-              <w:top w:val="single" w:sz="4" w:space="0" w:color="e2e8f0"/>
-              <w:left w:val="none" w:sz="4" w:space="0" w:color="none"/>
-              <w:bottom w:val="single" w:sz="4" w:space="0" w:color="e2e8f0"/>
-              <w:right w:val="none" w:sz="4" w:space="0" w:color="none"/>
+              <w:top w:val="single" w:sz="4" w:space="0" w:color="E2E8F0"/>
+              <w:left w:val="none" w:sz="4" w:space="0" w:color="auto"/>
+              <w:bottom w:val="single" w:sz="4" w:space="0" w:color="E2E8F0"/>
+              <w:right w:val="none" w:sz="4" w:space="0" w:color="auto"/>
             </w:tcBorders>
+            <w:shd w:val="clear" w:color="auto" w:fill="FFFFFF"/>
             <w:tcMar>
               <w:top w:w="70" w:type="dxa"/>
+              <w:left w:w="90" w:type="dxa"/>
               <w:bottom w:w="70" w:type="dxa"/>
-              <w:left w:w="90" w:type="dxa"/>
               <w:right w:w="90" w:type="dxa"/>
             </w:tcMar>
           </w:tcPr>
@@ -2720,18 +2755,18 @@
         </w:tc>
         <w:tc>
           <w:tcPr>
-            <w:tcW w:type="dxa" w:w="1317"/>
-            <w:shd w:fill="ffffff" w:val="clear" w:color="auto"/>
+            <w:tcW w:w="1317" w:type="dxa"/>
             <w:tcBorders>
-              <w:top w:val="single" w:sz="4" w:space="0" w:color="e2e8f0"/>
-              <w:left w:val="none" w:sz="4" w:space="0" w:color="none"/>
-              <w:bottom w:val="single" w:sz="4" w:space="0" w:color="e2e8f0"/>
-              <w:right w:val="none" w:sz="4" w:space="0" w:color="none"/>
+              <w:top w:val="single" w:sz="4" w:space="0" w:color="E2E8F0"/>
+              <w:left w:val="none" w:sz="4" w:space="0" w:color="auto"/>
+              <w:bottom w:val="single" w:sz="4" w:space="0" w:color="E2E8F0"/>
+              <w:right w:val="none" w:sz="4" w:space="0" w:color="auto"/>
             </w:tcBorders>
+            <w:shd w:val="clear" w:color="auto" w:fill="FFFFFF"/>
             <w:tcMar>
               <w:top w:w="70" w:type="dxa"/>
+              <w:left w:w="90" w:type="dxa"/>
               <w:bottom w:w="70" w:type="dxa"/>
-              <w:left w:w="90" w:type="dxa"/>
               <w:right w:w="90" w:type="dxa"/>
             </w:tcMar>
           </w:tcPr>
@@ -2743,18 +2778,18 @@
         </w:tc>
         <w:tc>
           <w:tcPr>
-            <w:tcW w:type="dxa" w:w="1318"/>
-            <w:shd w:fill="ffffff" w:val="clear" w:color="auto"/>
+            <w:tcW w:w="1318" w:type="dxa"/>
             <w:tcBorders>
-              <w:top w:val="single" w:sz="4" w:space="0" w:color="e2e8f0"/>
-              <w:left w:val="none" w:sz="4" w:space="0" w:color="none"/>
-              <w:bottom w:val="single" w:sz="4" w:space="0" w:color="e2e8f0"/>
-              <w:right w:val="none" w:sz="4" w:space="0" w:color="none"/>
+              <w:top w:val="single" w:sz="4" w:space="0" w:color="E2E8F0"/>
+              <w:left w:val="none" w:sz="4" w:space="0" w:color="auto"/>
+              <w:bottom w:val="single" w:sz="4" w:space="0" w:color="E2E8F0"/>
+              <w:right w:val="none" w:sz="4" w:space="0" w:color="auto"/>
             </w:tcBorders>
+            <w:shd w:val="clear" w:color="auto" w:fill="FFFFFF"/>
             <w:tcMar>
               <w:top w:w="70" w:type="dxa"/>
+              <w:left w:w="90" w:type="dxa"/>
               <w:bottom w:w="70" w:type="dxa"/>
-              <w:left w:w="90" w:type="dxa"/>
               <w:right w:w="90" w:type="dxa"/>
             </w:tcMar>
           </w:tcPr>
@@ -2780,22 +2815,14 @@
       <w:pPr>
         <w:pStyle w:val="TitulosPy"/>
       </w:pPr>
-      <w:bookmarkStart w:id="6" w:name="_Toc404881688"/>
+      <w:bookmarkStart w:id="5" w:name="_Toc404881688"/>
       <w:r>
         <w:t xml:space="preserve">Indicadores Clave de Desempeño </w:t>
       </w:r>
       <w:r>
-        <w:t>(</w:t>
+        <w:t>(KPI's)</w:t>
       </w:r>
-      <w:proofErr w:type="spellStart"/>
-      <w:r>
-        <w:t>KPI's</w:t>
-      </w:r>
-      <w:proofErr w:type="spellEnd"/>
-      <w:r>
-        <w:t>)</w:t>
-      </w:r>
-      <w:bookmarkEnd w:id="6"/>
+      <w:bookmarkEnd w:id="5"/>
     </w:p>
     <w:p>
       <w:pPr>
@@ -2811,7 +2838,6 @@
           <w:numId w:val="25"/>
         </w:numPr>
         <w:spacing w:before="160" w:after="60" w:line="276" w:lineRule="auto"/>
-        <w:jc w:val="left"/>
         <w:rPr>
           <w:rFonts w:ascii="Calibri" w:hAnsi="Calibri"/>
           <w:b/>
@@ -2823,7 +2849,6 @@
           <w:rFonts w:ascii="Calibri" w:hAnsi="Calibri"/>
           <w:b/>
           <w:color w:val="000000"/>
-          <w:sz w:val="20"/>
         </w:rPr>
         <w:t>Tiempo — El Proyecto se encuentra alineado con respecto al cronograma (variación marginal controlada):</w:t>
       </w:r>
@@ -2835,7 +2860,6 @@
           <w:numId w:val="25"/>
         </w:numPr>
         <w:spacing w:before="40" w:after="40" w:line="276" w:lineRule="auto"/>
-        <w:jc w:val="left"/>
         <w:rPr>
           <w:rFonts w:ascii="Calibri" w:hAnsi="Calibri"/>
           <w:sz w:val="24"/>
@@ -2844,13 +2868,26 @@
       <w:r>
         <w:rPr>
           <w:rFonts w:ascii="Calibri" w:hAnsi="Calibri"/>
-          <w:b w:val="0"/>
           <w:color w:val="000000"/>
           <w:sz w:val="19"/>
         </w:rPr>
         <w:t>Schedule Variance (SV):</w:t>
+      </w:r>
+      <w:r>
+        <w:rPr>
+          <w:rFonts w:ascii="Calibri" w:hAnsi="Calibri"/>
+          <w:color w:val="000000"/>
+          <w:sz w:val="19"/>
+        </w:rPr>
         <w:tab/>
         <w:t>-S/ 50.00</w:t>
+      </w:r>
+      <w:r>
+        <w:rPr>
+          <w:rFonts w:ascii="Calibri" w:hAnsi="Calibri"/>
+          <w:color w:val="000000"/>
+          <w:sz w:val="19"/>
+        </w:rPr>
         <w:tab/>
         <w:t>(Margen mínimo absorbido en el Sprint)</w:t>
       </w:r>
@@ -2862,7 +2899,6 @@
           <w:numId w:val="25"/>
         </w:numPr>
         <w:spacing w:before="40" w:after="120" w:line="276" w:lineRule="auto"/>
-        <w:jc w:val="left"/>
         <w:rPr>
           <w:rFonts w:ascii="Calibri" w:hAnsi="Calibri"/>
           <w:sz w:val="24"/>
@@ -2872,13 +2908,26 @@
       <w:r>
         <w:rPr>
           <w:rFonts w:ascii="Calibri" w:hAnsi="Calibri"/>
-          <w:b w:val="0"/>
           <w:color w:val="000000"/>
           <w:sz w:val="19"/>
         </w:rPr>
         <w:t>Schedule Performance Index (SPI):</w:t>
+      </w:r>
+      <w:r>
+        <w:rPr>
+          <w:rFonts w:ascii="Calibri" w:hAnsi="Calibri"/>
+          <w:color w:val="000000"/>
+          <w:sz w:val="19"/>
+        </w:rPr>
         <w:tab/>
         <w:t>0.97</w:t>
+      </w:r>
+      <w:r>
+        <w:rPr>
+          <w:rFonts w:ascii="Calibri" w:hAnsi="Calibri"/>
+          <w:color w:val="000000"/>
+          <w:sz w:val="19"/>
+        </w:rPr>
         <w:tab/>
         <w:t>(Eficiencia de cronograma: 97%)</w:t>
       </w:r>
@@ -2903,7 +2952,6 @@
           <w:numId w:val="25"/>
         </w:numPr>
         <w:spacing w:before="120" w:after="60" w:line="276" w:lineRule="auto"/>
-        <w:jc w:val="left"/>
         <w:rPr>
           <w:rFonts w:ascii="Calibri" w:hAnsi="Calibri"/>
           <w:sz w:val="24"/>
@@ -2914,7 +2962,6 @@
           <w:rFonts w:ascii="Calibri" w:hAnsi="Calibri"/>
           <w:b/>
           <w:color w:val="000000"/>
-          <w:sz w:val="20"/>
         </w:rPr>
         <w:t>Costo — El Proyecto está por debajo de lo presupuestado (ahorro operativo):</w:t>
       </w:r>
@@ -2926,7 +2973,6 @@
           <w:numId w:val="25"/>
         </w:numPr>
         <w:spacing w:before="40" w:after="40" w:line="276" w:lineRule="auto"/>
-        <w:jc w:val="left"/>
         <w:rPr>
           <w:rFonts w:ascii="Calibri" w:hAnsi="Calibri"/>
           <w:sz w:val="24"/>
@@ -2935,13 +2981,26 @@
       <w:r>
         <w:rPr>
           <w:rFonts w:ascii="Calibri" w:hAnsi="Calibri"/>
-          <w:b w:val="0"/>
           <w:color w:val="000000"/>
           <w:sz w:val="19"/>
         </w:rPr>
         <w:t>Cost Variance (CV):</w:t>
+      </w:r>
+      <w:r>
+        <w:rPr>
+          <w:rFonts w:ascii="Calibri" w:hAnsi="Calibri"/>
+          <w:color w:val="000000"/>
+          <w:sz w:val="19"/>
+        </w:rPr>
         <w:tab/>
         <w:t>+S/ 50.00</w:t>
+      </w:r>
+      <w:r>
+        <w:rPr>
+          <w:rFonts w:ascii="Calibri" w:hAnsi="Calibri"/>
+          <w:color w:val="000000"/>
+          <w:sz w:val="19"/>
+        </w:rPr>
         <w:tab/>
         <w:t>(Ahorro a favor del proyecto)</w:t>
       </w:r>
@@ -2953,7 +3012,6 @@
           <w:numId w:val="25"/>
         </w:numPr>
         <w:spacing w:before="40" w:after="240" w:line="276" w:lineRule="auto"/>
-        <w:jc w:val="left"/>
         <w:rPr>
           <w:rFonts w:ascii="Calibri" w:hAnsi="Calibri"/>
           <w:sz w:val="24"/>
@@ -2963,13 +3021,26 @@
       <w:r>
         <w:rPr>
           <w:rFonts w:ascii="Calibri" w:hAnsi="Calibri"/>
-          <w:b w:val="0"/>
           <w:color w:val="000000"/>
           <w:sz w:val="19"/>
         </w:rPr>
         <w:t>Cost Performance Index (CPI):</w:t>
+      </w:r>
+      <w:r>
+        <w:rPr>
+          <w:rFonts w:ascii="Calibri" w:hAnsi="Calibri"/>
+          <w:color w:val="000000"/>
+          <w:sz w:val="19"/>
+        </w:rPr>
         <w:tab/>
         <w:t>1.04</w:t>
+      </w:r>
+      <w:r>
+        <w:rPr>
+          <w:rFonts w:ascii="Calibri" w:hAnsi="Calibri"/>
+          <w:color w:val="000000"/>
+          <w:sz w:val="19"/>
+        </w:rPr>
         <w:tab/>
         <w:t>(Rendimiento de costo superior a la unidad)</w:t>
       </w:r>
@@ -3020,11 +3091,6 @@
           <w:lang w:val="en-US"/>
         </w:rPr>
       </w:pPr>
-      <w:r>
-        <w:rPr>
-          <w:lang w:val="en-US"/>
-        </w:rPr>
-      </w:r>
     </w:p>
     <w:p>
       <w:pPr>
@@ -3082,9 +3148,9 @@
         <w:tblLook w:val="04A0" w:firstRow="1" w:lastRow="0" w:firstColumn="1" w:lastColumn="0" w:noHBand="0" w:noVBand="1"/>
       </w:tblPr>
       <w:tblGrid>
-        <w:gridCol w:w="3111"/>
-        <w:gridCol w:w="3116"/>
-        <w:gridCol w:w="3123"/>
+        <w:gridCol w:w="3120"/>
+        <w:gridCol w:w="3112"/>
+        <w:gridCol w:w="3118"/>
       </w:tblGrid>
       <w:tr>
         <w:trPr>
@@ -3094,7 +3160,7 @@
           <w:tcPr>
             <w:cnfStyle w:val="001000000000" w:firstRow="0" w:lastRow="0" w:firstColumn="1" w:lastColumn="0" w:oddVBand="0" w:evenVBand="0" w:oddHBand="0" w:evenHBand="0" w:firstRowFirstColumn="0" w:firstRowLastColumn="0" w:lastRowFirstColumn="0" w:lastRowLastColumn="0"/>
             <w:tcW w:w="3166" w:type="dxa"/>
-            <w:shd w:fill="000000" w:val="clear" w:color="auto"/>
+            <w:shd w:val="clear" w:color="auto" w:fill="000000"/>
           </w:tcPr>
           <w:p>
             <w:pPr>
@@ -3107,507 +3173,547 @@
             </w:pPr>
             <w:r>
               <w:rPr>
-                <w:rFonts w:asciiTheme="minorHAnsi" w:hAnsiTheme="minorHAnsi" w:ascii="Calibri" w:hAnsi="Calibri"/>
+                <w:rFonts w:asciiTheme="minorHAnsi" w:hAnsiTheme="minorHAnsi"/>
+                <w:color w:val="FFFFFF"/>
+                <w:sz w:val="18"/>
+                <w:lang w:val="en-US"/>
+              </w:rPr>
+              <w:t>ACTIVIDAD</w:t>
+            </w:r>
+          </w:p>
+        </w:tc>
+        <w:tc>
+          <w:tcPr>
+            <w:tcW w:w="3167" w:type="dxa"/>
+            <w:shd w:val="clear" w:color="auto" w:fill="000000"/>
+          </w:tcPr>
+          <w:p>
+            <w:pPr>
+              <w:jc w:val="center"/>
+              <w:cnfStyle w:val="100000000000" w:firstRow="1" w:lastRow="0" w:firstColumn="0" w:lastColumn="0" w:oddVBand="0" w:evenVBand="0" w:oddHBand="0" w:evenHBand="0" w:firstRowFirstColumn="0" w:firstRowLastColumn="0" w:lastRowFirstColumn="0" w:lastRowLastColumn="0"/>
+              <w:rPr>
+                <w:rFonts w:asciiTheme="minorHAnsi" w:hAnsiTheme="minorHAnsi"/>
+                <w:b w:val="0"/>
+                <w:lang w:val="en-US"/>
+              </w:rPr>
+            </w:pPr>
+            <w:r>
+              <w:rPr>
+                <w:rFonts w:asciiTheme="minorHAnsi" w:hAnsiTheme="minorHAnsi"/>
+                <w:color w:val="FFFFFF"/>
+                <w:sz w:val="18"/>
+                <w:lang w:val="en-US"/>
+              </w:rPr>
+              <w:t>ENTREGABLE</w:t>
+            </w:r>
+          </w:p>
+        </w:tc>
+        <w:tc>
+          <w:tcPr>
+            <w:tcW w:w="3167" w:type="dxa"/>
+            <w:shd w:val="clear" w:color="auto" w:fill="000000"/>
+          </w:tcPr>
+          <w:p>
+            <w:pPr>
+              <w:jc w:val="center"/>
+              <w:cnfStyle w:val="100000000000" w:firstRow="1" w:lastRow="0" w:firstColumn="0" w:lastColumn="0" w:oddVBand="0" w:evenVBand="0" w:oddHBand="0" w:evenHBand="0" w:firstRowFirstColumn="0" w:firstRowLastColumn="0" w:lastRowFirstColumn="0" w:lastRowLastColumn="0"/>
+              <w:rPr>
+                <w:rFonts w:asciiTheme="minorHAnsi" w:hAnsiTheme="minorHAnsi"/>
+                <w:b w:val="0"/>
+                <w:lang w:val="en-US"/>
+              </w:rPr>
+            </w:pPr>
+            <w:r>
+              <w:rPr>
+                <w:rFonts w:asciiTheme="minorHAnsi" w:hAnsiTheme="minorHAnsi"/>
+                <w:color w:val="FFFFFF"/>
+                <w:sz w:val="18"/>
+                <w:lang w:val="en-US"/>
+              </w:rPr>
+              <w:t>% CUMPLIMIENTO</w:t>
+            </w:r>
+          </w:p>
+        </w:tc>
+      </w:tr>
+      <w:tr>
+        <w:trPr>
+          <w:cnfStyle w:val="000000100000" w:firstRow="0" w:lastRow="0" w:firstColumn="0" w:lastColumn="0" w:oddVBand="0" w:evenVBand="0" w:oddHBand="1" w:evenHBand="0" w:firstRowFirstColumn="0" w:firstRowLastColumn="0" w:lastRowFirstColumn="0" w:lastRowLastColumn="0"/>
+        </w:trPr>
+        <w:tc>
+          <w:tcPr>
+            <w:cnfStyle w:val="001000000000" w:firstRow="0" w:lastRow="0" w:firstColumn="1" w:lastColumn="0" w:oddVBand="0" w:evenVBand="0" w:oddHBand="0" w:evenHBand="0" w:firstRowFirstColumn="0" w:firstRowLastColumn="0" w:lastRowFirstColumn="0" w:lastRowLastColumn="0"/>
+            <w:tcW w:w="3111" w:type="dxa"/>
+            <w:tcBorders>
+              <w:top w:val="single" w:sz="4" w:space="0" w:color="E2E8F0"/>
+              <w:left w:val="none" w:sz="4" w:space="0" w:color="auto"/>
+              <w:bottom w:val="single" w:sz="4" w:space="0" w:color="E2E8F0"/>
+              <w:right w:val="none" w:sz="4" w:space="0" w:color="auto"/>
+            </w:tcBorders>
+            <w:shd w:val="clear" w:color="auto" w:fill="FFFFFF"/>
+            <w:tcMar>
+              <w:top w:w="70" w:type="dxa"/>
+              <w:left w:w="100" w:type="dxa"/>
+              <w:bottom w:w="70" w:type="dxa"/>
+              <w:right w:w="100" w:type="dxa"/>
+            </w:tcMar>
+          </w:tcPr>
+          <w:p>
+            <w:r>
+              <w:t>EDT 4.1.2 Priorización del Product Backlog</w:t>
+            </w:r>
+          </w:p>
+        </w:tc>
+        <w:tc>
+          <w:tcPr>
+            <w:tcW w:w="3116" w:type="dxa"/>
+            <w:tcBorders>
+              <w:top w:val="single" w:sz="4" w:space="0" w:color="E2E8F0"/>
+              <w:left w:val="none" w:sz="4" w:space="0" w:color="auto"/>
+              <w:bottom w:val="single" w:sz="4" w:space="0" w:color="E2E8F0"/>
+              <w:right w:val="none" w:sz="4" w:space="0" w:color="auto"/>
+            </w:tcBorders>
+            <w:shd w:val="clear" w:color="auto" w:fill="FFFFFF"/>
+            <w:tcMar>
+              <w:top w:w="70" w:type="dxa"/>
+              <w:left w:w="100" w:type="dxa"/>
+              <w:bottom w:w="70" w:type="dxa"/>
+              <w:right w:w="100" w:type="dxa"/>
+            </w:tcMar>
+          </w:tcPr>
+          <w:p>
+            <w:pPr>
+              <w:cnfStyle w:val="000000100000" w:firstRow="0" w:lastRow="0" w:firstColumn="0" w:lastColumn="0" w:oddVBand="0" w:evenVBand="0" w:oddHBand="1" w:evenHBand="0" w:firstRowFirstColumn="0" w:firstRowLastColumn="0" w:lastRowFirstColumn="0" w:lastRowLastColumn="0"/>
+            </w:pPr>
+            <w:r>
+              <w:t>Product Backlog formalizado con 10 historias y mockups</w:t>
+            </w:r>
+          </w:p>
+        </w:tc>
+        <w:tc>
+          <w:tcPr>
+            <w:tcW w:w="3123" w:type="dxa"/>
+            <w:tcBorders>
+              <w:top w:val="single" w:sz="4" w:space="0" w:color="E2E8F0"/>
+              <w:left w:val="none" w:sz="4" w:space="0" w:color="auto"/>
+              <w:bottom w:val="single" w:sz="4" w:space="0" w:color="E2E8F0"/>
+              <w:right w:val="none" w:sz="4" w:space="0" w:color="auto"/>
+            </w:tcBorders>
+            <w:shd w:val="clear" w:color="auto" w:fill="FFFFFF"/>
+            <w:tcMar>
+              <w:top w:w="70" w:type="dxa"/>
+              <w:left w:w="100" w:type="dxa"/>
+              <w:bottom w:w="70" w:type="dxa"/>
+              <w:right w:w="100" w:type="dxa"/>
+            </w:tcMar>
+          </w:tcPr>
+          <w:p>
+            <w:pPr>
+              <w:cnfStyle w:val="000000100000" w:firstRow="0" w:lastRow="0" w:firstColumn="0" w:lastColumn="0" w:oddVBand="0" w:evenVBand="0" w:oddHBand="1" w:evenHBand="0" w:firstRowFirstColumn="0" w:firstRowLastColumn="0" w:lastRowFirstColumn="0" w:lastRowLastColumn="0"/>
+            </w:pPr>
+            <w:r>
+              <w:t>100%</w:t>
+            </w:r>
+          </w:p>
+        </w:tc>
+      </w:tr>
+      <w:tr>
+        <w:tc>
+          <w:tcPr>
+            <w:cnfStyle w:val="001000000000" w:firstRow="0" w:lastRow="0" w:firstColumn="1" w:lastColumn="0" w:oddVBand="0" w:evenVBand="0" w:oddHBand="0" w:evenHBand="0" w:firstRowFirstColumn="0" w:firstRowLastColumn="0" w:lastRowFirstColumn="0" w:lastRowLastColumn="0"/>
+            <w:tcW w:w="3111" w:type="dxa"/>
+            <w:tcBorders>
+              <w:top w:val="single" w:sz="4" w:space="0" w:color="E2E8F0"/>
+              <w:left w:val="none" w:sz="4" w:space="0" w:color="auto"/>
+              <w:bottom w:val="single" w:sz="4" w:space="0" w:color="E2E8F0"/>
+              <w:right w:val="none" w:sz="4" w:space="0" w:color="auto"/>
+            </w:tcBorders>
+            <w:shd w:val="clear" w:color="auto" w:fill="F8FAFC"/>
+            <w:tcMar>
+              <w:top w:w="70" w:type="dxa"/>
+              <w:left w:w="100" w:type="dxa"/>
+              <w:bottom w:w="70" w:type="dxa"/>
+              <w:right w:w="100" w:type="dxa"/>
+            </w:tcMar>
+          </w:tcPr>
+          <w:p>
+            <w:r>
+              <w:t>EDT 3.4.1 Diseño de interfaces de usuario UI</w:t>
+            </w:r>
+          </w:p>
+        </w:tc>
+        <w:tc>
+          <w:tcPr>
+            <w:tcW w:w="3116" w:type="dxa"/>
+            <w:tcBorders>
+              <w:top w:val="single" w:sz="4" w:space="0" w:color="E2E8F0"/>
+              <w:left w:val="none" w:sz="4" w:space="0" w:color="auto"/>
+              <w:bottom w:val="single" w:sz="4" w:space="0" w:color="E2E8F0"/>
+              <w:right w:val="none" w:sz="4" w:space="0" w:color="auto"/>
+            </w:tcBorders>
+            <w:shd w:val="clear" w:color="auto" w:fill="F8FAFC"/>
+            <w:tcMar>
+              <w:top w:w="70" w:type="dxa"/>
+              <w:left w:w="100" w:type="dxa"/>
+              <w:bottom w:w="70" w:type="dxa"/>
+              <w:right w:w="100" w:type="dxa"/>
+            </w:tcMar>
+          </w:tcPr>
+          <w:p>
+            <w:pPr>
+              <w:cnfStyle w:val="000000000000" w:firstRow="0" w:lastRow="0" w:firstColumn="0" w:lastColumn="0" w:oddVBand="0" w:evenVBand="0" w:oddHBand="0" w:evenHBand="0" w:firstRowFirstColumn="0" w:firstRowLastColumn="0" w:lastRowFirstColumn="0" w:lastRowLastColumn="0"/>
+            </w:pPr>
+            <w:r>
+              <w:t>Prototipos de interfaz de Login, Cotizador, Taller y Caja</w:t>
+            </w:r>
+          </w:p>
+        </w:tc>
+        <w:tc>
+          <w:tcPr>
+            <w:tcW w:w="3123" w:type="dxa"/>
+            <w:tcBorders>
+              <w:top w:val="single" w:sz="4" w:space="0" w:color="E2E8F0"/>
+              <w:left w:val="none" w:sz="4" w:space="0" w:color="auto"/>
+              <w:bottom w:val="single" w:sz="4" w:space="0" w:color="E2E8F0"/>
+              <w:right w:val="none" w:sz="4" w:space="0" w:color="auto"/>
+            </w:tcBorders>
+            <w:shd w:val="clear" w:color="auto" w:fill="F8FAFC"/>
+            <w:tcMar>
+              <w:top w:w="70" w:type="dxa"/>
+              <w:left w:w="100" w:type="dxa"/>
+              <w:bottom w:w="70" w:type="dxa"/>
+              <w:right w:w="100" w:type="dxa"/>
+            </w:tcMar>
+          </w:tcPr>
+          <w:p>
+            <w:pPr>
+              <w:cnfStyle w:val="000000000000" w:firstRow="0" w:lastRow="0" w:firstColumn="0" w:lastColumn="0" w:oddVBand="0" w:evenVBand="0" w:oddHBand="0" w:evenHBand="0" w:firstRowFirstColumn="0" w:firstRowLastColumn="0" w:lastRowFirstColumn="0" w:lastRowLastColumn="0"/>
+            </w:pPr>
+            <w:r>
+              <w:t>100%</w:t>
+            </w:r>
+          </w:p>
+        </w:tc>
+      </w:tr>
+      <w:tr>
+        <w:trPr>
+          <w:cnfStyle w:val="000000100000" w:firstRow="0" w:lastRow="0" w:firstColumn="0" w:lastColumn="0" w:oddVBand="0" w:evenVBand="0" w:oddHBand="1" w:evenHBand="0" w:firstRowFirstColumn="0" w:firstRowLastColumn="0" w:lastRowFirstColumn="0" w:lastRowLastColumn="0"/>
+        </w:trPr>
+        <w:tc>
+          <w:tcPr>
+            <w:cnfStyle w:val="001000000000" w:firstRow="0" w:lastRow="0" w:firstColumn="1" w:lastColumn="0" w:oddVBand="0" w:evenVBand="0" w:oddHBand="0" w:evenHBand="0" w:firstRowFirstColumn="0" w:firstRowLastColumn="0" w:lastRowFirstColumn="0" w:lastRowLastColumn="0"/>
+            <w:tcW w:w="3111" w:type="dxa"/>
+            <w:tcBorders>
+              <w:top w:val="single" w:sz="4" w:space="0" w:color="E2E8F0"/>
+              <w:left w:val="none" w:sz="4" w:space="0" w:color="auto"/>
+              <w:bottom w:val="single" w:sz="4" w:space="0" w:color="E2E8F0"/>
+              <w:right w:val="none" w:sz="4" w:space="0" w:color="auto"/>
+            </w:tcBorders>
+            <w:shd w:val="clear" w:color="auto" w:fill="FFFFFF"/>
+            <w:tcMar>
+              <w:top w:w="70" w:type="dxa"/>
+              <w:left w:w="100" w:type="dxa"/>
+              <w:bottom w:w="70" w:type="dxa"/>
+              <w:right w:w="100" w:type="dxa"/>
+            </w:tcMar>
+          </w:tcPr>
+          <w:p>
+            <w:r>
+              <w:t>EDT 4.1.1 Construcción de API de Autenticacin JWT</w:t>
+            </w:r>
+          </w:p>
+        </w:tc>
+        <w:tc>
+          <w:tcPr>
+            <w:tcW w:w="3116" w:type="dxa"/>
+            <w:tcBorders>
+              <w:top w:val="single" w:sz="4" w:space="0" w:color="E2E8F0"/>
+              <w:left w:val="none" w:sz="4" w:space="0" w:color="auto"/>
+              <w:bottom w:val="single" w:sz="4" w:space="0" w:color="E2E8F0"/>
+              <w:right w:val="none" w:sz="4" w:space="0" w:color="auto"/>
+            </w:tcBorders>
+            <w:shd w:val="clear" w:color="auto" w:fill="FFFFFF"/>
+            <w:tcMar>
+              <w:top w:w="70" w:type="dxa"/>
+              <w:left w:w="100" w:type="dxa"/>
+              <w:bottom w:w="70" w:type="dxa"/>
+              <w:right w:w="100" w:type="dxa"/>
+            </w:tcMar>
+          </w:tcPr>
+          <w:p>
+            <w:pPr>
+              <w:cnfStyle w:val="000000100000" w:firstRow="0" w:lastRow="0" w:firstColumn="0" w:lastColumn="0" w:oddVBand="0" w:evenVBand="0" w:oddHBand="1" w:evenHBand="0" w:firstRowFirstColumn="0" w:firstRowLastColumn="0" w:lastRowFirstColumn="0" w:lastRowLastColumn="0"/>
+            </w:pPr>
+            <w:r>
+              <w:t>Endpoints REST /auth/login y hashing bcrypt en FastAPI</w:t>
+            </w:r>
+          </w:p>
+        </w:tc>
+        <w:tc>
+          <w:tcPr>
+            <w:tcW w:w="3123" w:type="dxa"/>
+            <w:tcBorders>
+              <w:top w:val="single" w:sz="4" w:space="0" w:color="E2E8F0"/>
+              <w:left w:val="none" w:sz="4" w:space="0" w:color="auto"/>
+              <w:bottom w:val="single" w:sz="4" w:space="0" w:color="E2E8F0"/>
+              <w:right w:val="none" w:sz="4" w:space="0" w:color="auto"/>
+            </w:tcBorders>
+            <w:shd w:val="clear" w:color="auto" w:fill="FFFFFF"/>
+            <w:tcMar>
+              <w:top w:w="70" w:type="dxa"/>
+              <w:left w:w="100" w:type="dxa"/>
+              <w:bottom w:w="70" w:type="dxa"/>
+              <w:right w:w="100" w:type="dxa"/>
+            </w:tcMar>
+          </w:tcPr>
+          <w:p>
+            <w:pPr>
+              <w:cnfStyle w:val="000000100000" w:firstRow="0" w:lastRow="0" w:firstColumn="0" w:lastColumn="0" w:oddVBand="0" w:evenVBand="0" w:oddHBand="1" w:evenHBand="0" w:firstRowFirstColumn="0" w:firstRowLastColumn="0" w:lastRowFirstColumn="0" w:lastRowLastColumn="0"/>
+            </w:pPr>
+            <w:r>
+              <w:t>100%</w:t>
+            </w:r>
+          </w:p>
+        </w:tc>
+      </w:tr>
+      <w:tr>
+        <w:tc>
+          <w:tcPr>
+            <w:cnfStyle w:val="001000000000" w:firstRow="0" w:lastRow="0" w:firstColumn="1" w:lastColumn="0" w:oddVBand="0" w:evenVBand="0" w:oddHBand="0" w:evenHBand="0" w:firstRowFirstColumn="0" w:firstRowLastColumn="0" w:lastRowFirstColumn="0" w:lastRowLastColumn="0"/>
+            <w:tcW w:w="3111" w:type="dxa"/>
+            <w:tcBorders>
+              <w:top w:val="single" w:sz="4" w:space="0" w:color="E2E8F0"/>
+              <w:left w:val="none" w:sz="4" w:space="0" w:color="auto"/>
+              <w:bottom w:val="single" w:sz="4" w:space="0" w:color="E2E8F0"/>
+              <w:right w:val="none" w:sz="4" w:space="0" w:color="auto"/>
+            </w:tcBorders>
+            <w:shd w:val="clear" w:color="auto" w:fill="F8FAFC"/>
+            <w:tcMar>
+              <w:top w:w="70" w:type="dxa"/>
+              <w:left w:w="100" w:type="dxa"/>
+              <w:bottom w:w="70" w:type="dxa"/>
+              <w:right w:w="100" w:type="dxa"/>
+            </w:tcMar>
+          </w:tcPr>
+          <w:p>
+            <w:r>
+              <w:t>EDT 4.1.1 Maquetacin de interfaz Login y AuthGuard</w:t>
+            </w:r>
+          </w:p>
+        </w:tc>
+        <w:tc>
+          <w:tcPr>
+            <w:tcW w:w="3116" w:type="dxa"/>
+            <w:tcBorders>
+              <w:top w:val="single" w:sz="4" w:space="0" w:color="E2E8F0"/>
+              <w:left w:val="none" w:sz="4" w:space="0" w:color="auto"/>
+              <w:bottom w:val="single" w:sz="4" w:space="0" w:color="E2E8F0"/>
+              <w:right w:val="none" w:sz="4" w:space="0" w:color="auto"/>
+            </w:tcBorders>
+            <w:shd w:val="clear" w:color="auto" w:fill="F8FAFC"/>
+            <w:tcMar>
+              <w:top w:w="70" w:type="dxa"/>
+              <w:left w:w="100" w:type="dxa"/>
+              <w:bottom w:w="70" w:type="dxa"/>
+              <w:right w:w="100" w:type="dxa"/>
+            </w:tcMar>
+          </w:tcPr>
+          <w:p>
+            <w:pPr>
+              <w:cnfStyle w:val="000000000000" w:firstRow="0" w:lastRow="0" w:firstColumn="0" w:lastColumn="0" w:oddVBand="0" w:evenVBand="0" w:oddHBand="0" w:evenHBand="0" w:firstRowFirstColumn="0" w:firstRowLastColumn="0" w:lastRowFirstColumn="0" w:lastRowLastColumn="0"/>
+            </w:pPr>
+            <w:r>
+              <w:t>Formulario reactivo Angular 21 con guards RBAC activos</w:t>
+            </w:r>
+          </w:p>
+        </w:tc>
+        <w:tc>
+          <w:tcPr>
+            <w:tcW w:w="3123" w:type="dxa"/>
+            <w:tcBorders>
+              <w:top w:val="single" w:sz="4" w:space="0" w:color="E2E8F0"/>
+              <w:left w:val="none" w:sz="4" w:space="0" w:color="auto"/>
+              <w:bottom w:val="single" w:sz="4" w:space="0" w:color="E2E8F0"/>
+              <w:right w:val="none" w:sz="4" w:space="0" w:color="auto"/>
+            </w:tcBorders>
+            <w:shd w:val="clear" w:color="auto" w:fill="F8FAFC"/>
+            <w:tcMar>
+              <w:top w:w="70" w:type="dxa"/>
+              <w:left w:w="100" w:type="dxa"/>
+              <w:bottom w:w="70" w:type="dxa"/>
+              <w:right w:w="100" w:type="dxa"/>
+            </w:tcMar>
+          </w:tcPr>
+          <w:p>
+            <w:pPr>
+              <w:cnfStyle w:val="000000000000" w:firstRow="0" w:lastRow="0" w:firstColumn="0" w:lastColumn="0" w:oddVBand="0" w:evenVBand="0" w:oddHBand="0" w:evenHBand="0" w:firstRowFirstColumn="0" w:firstRowLastColumn="0" w:lastRowFirstColumn="0" w:lastRowLastColumn="0"/>
+            </w:pPr>
+            <w:r>
+              <w:t>100%</w:t>
+            </w:r>
+          </w:p>
+        </w:tc>
+      </w:tr>
+      <w:tr>
+        <w:trPr>
+          <w:cnfStyle w:val="000000100000" w:firstRow="0" w:lastRow="0" w:firstColumn="0" w:lastColumn="0" w:oddVBand="0" w:evenVBand="0" w:oddHBand="1" w:evenHBand="0" w:firstRowFirstColumn="0" w:firstRowLastColumn="0" w:lastRowFirstColumn="0" w:lastRowLastColumn="0"/>
+        </w:trPr>
+        <w:tc>
+          <w:tcPr>
+            <w:cnfStyle w:val="001000000000" w:firstRow="0" w:lastRow="0" w:firstColumn="1" w:lastColumn="0" w:oddVBand="0" w:evenVBand="0" w:oddHBand="0" w:evenHBand="0" w:firstRowFirstColumn="0" w:firstRowLastColumn="0" w:lastRowFirstColumn="0" w:lastRowLastColumn="0"/>
+            <w:tcW w:w="3111" w:type="dxa"/>
+            <w:tcBorders>
+              <w:top w:val="single" w:sz="4" w:space="0" w:color="E2E8F0"/>
+              <w:left w:val="none" w:sz="4" w:space="0" w:color="auto"/>
+              <w:bottom w:val="single" w:sz="4" w:space="0" w:color="E2E8F0"/>
+              <w:right w:val="none" w:sz="4" w:space="0" w:color="auto"/>
+            </w:tcBorders>
+            <w:shd w:val="clear" w:color="auto" w:fill="FFFFFF"/>
+            <w:tcMar>
+              <w:top w:w="70" w:type="dxa"/>
+              <w:left w:w="100" w:type="dxa"/>
+              <w:bottom w:w="70" w:type="dxa"/>
+              <w:right w:w="100" w:type="dxa"/>
+            </w:tcMar>
+          </w:tcPr>
+          <w:p>
+            <w:r>
+              <w:t>EDT 4.1.1 Parametrizacin de recetas de insumos por m</w:t>
+            </w:r>
+          </w:p>
+        </w:tc>
+        <w:tc>
+          <w:tcPr>
+            <w:tcW w:w="3116" w:type="dxa"/>
+            <w:tcBorders>
+              <w:top w:val="single" w:sz="4" w:space="0" w:color="E2E8F0"/>
+              <w:left w:val="none" w:sz="4" w:space="0" w:color="auto"/>
+              <w:bottom w:val="single" w:sz="4" w:space="0" w:color="E2E8F0"/>
+              <w:right w:val="none" w:sz="4" w:space="0" w:color="auto"/>
+            </w:tcBorders>
+            <w:shd w:val="clear" w:color="auto" w:fill="FFFFFF"/>
+            <w:tcMar>
+              <w:top w:w="70" w:type="dxa"/>
+              <w:left w:w="100" w:type="dxa"/>
+              <w:bottom w:w="70" w:type="dxa"/>
+              <w:right w:w="100" w:type="dxa"/>
+            </w:tcMar>
+          </w:tcPr>
+          <w:p>
+            <w:pPr>
+              <w:cnfStyle w:val="000000100000" w:firstRow="0" w:lastRow="0" w:firstColumn="0" w:lastColumn="0" w:oddVBand="0" w:evenVBand="0" w:oddHBand="1" w:evenHBand="0" w:firstRowFirstColumn="0" w:firstRowLastColumn="0" w:lastRowFirstColumn="0" w:lastRowLastColumn="0"/>
+            </w:pPr>
+            <w:r>
+              <w:t>Fórmulas de consumo de lonas y vinilos en base de datos</w:t>
+            </w:r>
+          </w:p>
+        </w:tc>
+        <w:tc>
+          <w:tcPr>
+            <w:tcW w:w="3123" w:type="dxa"/>
+            <w:tcBorders>
+              <w:top w:val="single" w:sz="4" w:space="0" w:color="E2E8F0"/>
+              <w:left w:val="none" w:sz="4" w:space="0" w:color="auto"/>
+              <w:bottom w:val="single" w:sz="4" w:space="0" w:color="E2E8F0"/>
+              <w:right w:val="none" w:sz="4" w:space="0" w:color="auto"/>
+            </w:tcBorders>
+            <w:shd w:val="clear" w:color="auto" w:fill="FFFFFF"/>
+            <w:tcMar>
+              <w:top w:w="70" w:type="dxa"/>
+              <w:left w:w="100" w:type="dxa"/>
+              <w:bottom w:w="70" w:type="dxa"/>
+              <w:right w:w="100" w:type="dxa"/>
+            </w:tcMar>
+          </w:tcPr>
+          <w:p>
+            <w:pPr>
+              <w:cnfStyle w:val="000000100000" w:firstRow="0" w:lastRow="0" w:firstColumn="0" w:lastColumn="0" w:oddVBand="0" w:evenVBand="0" w:oddHBand="1" w:evenHBand="0" w:firstRowFirstColumn="0" w:firstRowLastColumn="0" w:lastRowFirstColumn="0" w:lastRowLastColumn="0"/>
+            </w:pPr>
+            <w:r>
+              <w:t>0%</w:t>
+            </w:r>
+          </w:p>
+        </w:tc>
+      </w:tr>
+      <w:tr>
+        <w:tc>
+          <w:tcPr>
+            <w:cnfStyle w:val="001000000000" w:firstRow="0" w:lastRow="0" w:firstColumn="1" w:lastColumn="0" w:oddVBand="0" w:evenVBand="0" w:oddHBand="0" w:evenHBand="0" w:firstRowFirstColumn="0" w:firstRowLastColumn="0" w:lastRowFirstColumn="0" w:lastRowLastColumn="0"/>
+            <w:tcW w:w="3111" w:type="dxa"/>
+            <w:tcBorders>
+              <w:top w:val="single" w:sz="4" w:space="0" w:color="000000"/>
+              <w:left w:val="none" w:sz="4" w:space="0" w:color="auto"/>
+              <w:bottom w:val="single" w:sz="4" w:space="0" w:color="000000"/>
+              <w:right w:val="none" w:sz="4" w:space="0" w:color="auto"/>
+            </w:tcBorders>
+            <w:shd w:val="clear" w:color="auto" w:fill="1E293B"/>
+            <w:tcMar>
+              <w:top w:w="70" w:type="dxa"/>
+              <w:left w:w="100" w:type="dxa"/>
+              <w:bottom w:w="70" w:type="dxa"/>
+              <w:right w:w="100" w:type="dxa"/>
+            </w:tcMar>
+          </w:tcPr>
+          <w:p>
+            <w:pPr>
+              <w:spacing w:before="40" w:after="80" w:line="276" w:lineRule="auto"/>
+            </w:pPr>
+            <w:r>
+              <w:rPr>
+                <w:rFonts w:ascii="Calibri" w:hAnsi="Calibri"/>
+                <w:color w:val="FFFFFF"/>
+                <w:sz w:val="18"/>
+              </w:rPr>
+              <w:t>Cumplimiento Promedio Global del Período</w:t>
+            </w:r>
+          </w:p>
+        </w:tc>
+        <w:tc>
+          <w:tcPr>
+            <w:tcW w:w="3116" w:type="dxa"/>
+            <w:tcBorders>
+              <w:top w:val="single" w:sz="4" w:space="0" w:color="000000"/>
+              <w:left w:val="none" w:sz="4" w:space="0" w:color="auto"/>
+              <w:bottom w:val="single" w:sz="4" w:space="0" w:color="000000"/>
+              <w:right w:val="none" w:sz="4" w:space="0" w:color="auto"/>
+            </w:tcBorders>
+            <w:shd w:val="clear" w:color="auto" w:fill="1E293B"/>
+            <w:tcMar>
+              <w:top w:w="70" w:type="dxa"/>
+              <w:left w:w="100" w:type="dxa"/>
+              <w:bottom w:w="70" w:type="dxa"/>
+              <w:right w:w="100" w:type="dxa"/>
+            </w:tcMar>
+          </w:tcPr>
+          <w:p>
+            <w:pPr>
+              <w:spacing w:before="40" w:after="80" w:line="276" w:lineRule="auto"/>
+              <w:cnfStyle w:val="000000000000" w:firstRow="0" w:lastRow="0" w:firstColumn="0" w:lastColumn="0" w:oddVBand="0" w:evenVBand="0" w:oddHBand="0" w:evenHBand="0" w:firstRowFirstColumn="0" w:firstRowLastColumn="0" w:lastRowFirstColumn="0" w:lastRowLastColumn="0"/>
+            </w:pPr>
+            <w:r>
+              <w:rPr>
+                <w:rFonts w:ascii="Calibri" w:hAnsi="Calibri"/>
                 <w:b/>
                 <w:color w:val="FFFFFF"/>
                 <w:sz w:val="18"/>
-                <w:lang w:val="en-US"/>
-              </w:rPr>
-              <w:t>ACTIVIDAD</w:t>
-            </w:r>
-          </w:p>
-        </w:tc>
-        <w:tc>
-          <w:tcPr>
-            <w:tcW w:w="3167" w:type="dxa"/>
-            <w:shd w:fill="000000" w:val="clear" w:color="auto"/>
-          </w:tcPr>
-          <w:p>
-            <w:pPr>
-              <w:jc w:val="center"/>
-              <w:cnfStyle w:val="100000000000" w:firstRow="1" w:lastRow="0" w:firstColumn="0" w:lastColumn="0" w:oddVBand="0" w:evenVBand="0" w:oddHBand="0" w:evenHBand="0" w:firstRowFirstColumn="0" w:firstRowLastColumn="0" w:lastRowFirstColumn="0" w:lastRowLastColumn="0"/>
-              <w:rPr>
-                <w:rFonts w:asciiTheme="minorHAnsi" w:hAnsiTheme="minorHAnsi"/>
-                <w:b w:val="0"/>
-                <w:lang w:val="en-US"/>
-              </w:rPr>
-            </w:pPr>
-            <w:r>
-              <w:rPr>
-                <w:rFonts w:asciiTheme="minorHAnsi" w:hAnsiTheme="minorHAnsi" w:ascii="Calibri" w:hAnsi="Calibri"/>
-                <w:b/>
-                <w:color w:val="FFFFFF"/>
-                <w:sz w:val="18"/>
-                <w:lang w:val="en-US"/>
-              </w:rPr>
-              <w:t>ENTREGABLE</w:t>
-            </w:r>
-          </w:p>
-        </w:tc>
-        <w:tc>
-          <w:tcPr>
-            <w:tcW w:w="3167" w:type="dxa"/>
-            <w:shd w:fill="000000" w:val="clear" w:color="auto"/>
-          </w:tcPr>
-          <w:p>
-            <w:pPr>
-              <w:jc w:val="center"/>
-              <w:cnfStyle w:val="100000000000" w:firstRow="1" w:lastRow="0" w:firstColumn="0" w:lastColumn="0" w:oddVBand="0" w:evenVBand="0" w:oddHBand="0" w:evenHBand="0" w:firstRowFirstColumn="0" w:firstRowLastColumn="0" w:lastRowFirstColumn="0" w:lastRowLastColumn="0"/>
-              <w:rPr>
-                <w:rFonts w:asciiTheme="minorHAnsi" w:hAnsiTheme="minorHAnsi"/>
-                <w:b w:val="0"/>
-                <w:lang w:val="en-US"/>
-              </w:rPr>
-            </w:pPr>
-            <w:r>
-              <w:rPr>
-                <w:rFonts w:asciiTheme="minorHAnsi" w:hAnsiTheme="minorHAnsi" w:ascii="Calibri" w:hAnsi="Calibri"/>
-                <w:b/>
-                <w:color w:val="FFFFFF"/>
-                <w:sz w:val="18"/>
-                <w:lang w:val="en-US"/>
-              </w:rPr>
-              <w:t>% CUMPLIMIENTO</w:t>
-            </w:r>
-          </w:p>
-        </w:tc>
-      </w:tr>
-      <w:tr>
-        <w:tc>
-          <w:tcPr>
-            <w:tcW w:type="dxa" w:w="3111"/>
-            <w:shd w:fill="ffffff" w:val="clear" w:color="auto"/>
+              </w:rPr>
+              <w:t>5 actividades evaluadías en la Semana 4</w:t>
+            </w:r>
+          </w:p>
+        </w:tc>
+        <w:tc>
+          <w:tcPr>
+            <w:tcW w:w="3123" w:type="dxa"/>
             <w:tcBorders>
-              <w:top w:val="single" w:sz="4" w:space="0" w:color="e2e8f0"/>
-              <w:left w:val="none" w:sz="4" w:space="0" w:color="none"/>
-              <w:bottom w:val="single" w:sz="4" w:space="0" w:color="e2e8f0"/>
-              <w:right w:val="none" w:sz="4" w:space="0" w:color="none"/>
+              <w:top w:val="single" w:sz="4" w:space="0" w:color="000000"/>
+              <w:left w:val="none" w:sz="4" w:space="0" w:color="auto"/>
+              <w:bottom w:val="single" w:sz="4" w:space="0" w:color="000000"/>
+              <w:right w:val="none" w:sz="4" w:space="0" w:color="auto"/>
             </w:tcBorders>
+            <w:shd w:val="clear" w:color="auto" w:fill="1E293B"/>
             <w:tcMar>
               <w:top w:w="70" w:type="dxa"/>
+              <w:left w:w="100" w:type="dxa"/>
               <w:bottom w:w="70" w:type="dxa"/>
-              <w:left w:w="100" w:type="dxa"/>
-              <w:right w:w="100" w:type="dxa"/>
-            </w:tcMar>
-          </w:tcPr>
-          <w:p>
-            <w:r>
-              <w:t>EDT 4.1.2 Priorización del Product Backlog</w:t>
-            </w:r>
-          </w:p>
-        </w:tc>
-        <w:tc>
-          <w:tcPr>
-            <w:tcW w:type="dxa" w:w="3116"/>
-            <w:shd w:fill="ffffff" w:val="clear" w:color="auto"/>
-            <w:tcBorders>
-              <w:top w:val="single" w:sz="4" w:space="0" w:color="e2e8f0"/>
-              <w:left w:val="none" w:sz="4" w:space="0" w:color="none"/>
-              <w:bottom w:val="single" w:sz="4" w:space="0" w:color="e2e8f0"/>
-              <w:right w:val="none" w:sz="4" w:space="0" w:color="none"/>
-            </w:tcBorders>
-            <w:tcMar>
-              <w:top w:w="70" w:type="dxa"/>
-              <w:bottom w:w="70" w:type="dxa"/>
-              <w:left w:w="100" w:type="dxa"/>
-              <w:right w:w="100" w:type="dxa"/>
-            </w:tcMar>
-          </w:tcPr>
-          <w:p>
-            <w:r>
-              <w:t>Product Backlog formalizado con 10 historias y mockups</w:t>
-            </w:r>
-          </w:p>
-        </w:tc>
-        <w:tc>
-          <w:tcPr>
-            <w:tcW w:type="dxa" w:w="3123"/>
-            <w:shd w:fill="ffffff" w:val="clear" w:color="auto"/>
-            <w:tcBorders>
-              <w:top w:val="single" w:sz="4" w:space="0" w:color="e2e8f0"/>
-              <w:left w:val="none" w:sz="4" w:space="0" w:color="none"/>
-              <w:bottom w:val="single" w:sz="4" w:space="0" w:color="e2e8f0"/>
-              <w:right w:val="none" w:sz="4" w:space="0" w:color="none"/>
-            </w:tcBorders>
-            <w:tcMar>
-              <w:top w:w="70" w:type="dxa"/>
-              <w:bottom w:w="70" w:type="dxa"/>
-              <w:left w:w="100" w:type="dxa"/>
-              <w:right w:w="100" w:type="dxa"/>
-            </w:tcMar>
-          </w:tcPr>
-          <w:p>
-            <w:r>
-              <w:t>100%</w:t>
-            </w:r>
-          </w:p>
-        </w:tc>
-      </w:tr>
-      <w:tr>
-        <w:tc>
-          <w:tcPr>
-            <w:tcW w:type="dxa" w:w="3111"/>
-            <w:shd w:fill="f8fafc" w:val="clear" w:color="auto"/>
-            <w:tcBorders>
-              <w:top w:val="single" w:sz="4" w:space="0" w:color="e2e8f0"/>
-              <w:left w:val="none" w:sz="4" w:space="0" w:color="none"/>
-              <w:bottom w:val="single" w:sz="4" w:space="0" w:color="e2e8f0"/>
-              <w:right w:val="none" w:sz="4" w:space="0" w:color="none"/>
-            </w:tcBorders>
-            <w:tcMar>
-              <w:top w:w="70" w:type="dxa"/>
-              <w:bottom w:w="70" w:type="dxa"/>
-              <w:left w:w="100" w:type="dxa"/>
-              <w:right w:w="100" w:type="dxa"/>
-            </w:tcMar>
-          </w:tcPr>
-          <w:p>
-            <w:r>
-              <w:t>EDT 3.4.1 Diseño de interfaces de usuario UI</w:t>
-            </w:r>
-          </w:p>
-        </w:tc>
-        <w:tc>
-          <w:tcPr>
-            <w:tcW w:type="dxa" w:w="3116"/>
-            <w:shd w:fill="f8fafc" w:val="clear" w:color="auto"/>
-            <w:tcBorders>
-              <w:top w:val="single" w:sz="4" w:space="0" w:color="e2e8f0"/>
-              <w:left w:val="none" w:sz="4" w:space="0" w:color="none"/>
-              <w:bottom w:val="single" w:sz="4" w:space="0" w:color="e2e8f0"/>
-              <w:right w:val="none" w:sz="4" w:space="0" w:color="none"/>
-            </w:tcBorders>
-            <w:tcMar>
-              <w:top w:w="70" w:type="dxa"/>
-              <w:bottom w:w="70" w:type="dxa"/>
-              <w:left w:w="100" w:type="dxa"/>
-              <w:right w:w="100" w:type="dxa"/>
-            </w:tcMar>
-          </w:tcPr>
-          <w:p>
-            <w:r>
-              <w:t>Prototipos de interfaz de Login, Cotizador, Taller y Caja</w:t>
-            </w:r>
-          </w:p>
-        </w:tc>
-        <w:tc>
-          <w:tcPr>
-            <w:tcW w:type="dxa" w:w="3123"/>
-            <w:shd w:fill="f8fafc" w:val="clear" w:color="auto"/>
-            <w:tcBorders>
-              <w:top w:val="single" w:sz="4" w:space="0" w:color="e2e8f0"/>
-              <w:left w:val="none" w:sz="4" w:space="0" w:color="none"/>
-              <w:bottom w:val="single" w:sz="4" w:space="0" w:color="e2e8f0"/>
-              <w:right w:val="none" w:sz="4" w:space="0" w:color="none"/>
-            </w:tcBorders>
-            <w:tcMar>
-              <w:top w:w="70" w:type="dxa"/>
-              <w:bottom w:w="70" w:type="dxa"/>
-              <w:left w:w="100" w:type="dxa"/>
-              <w:right w:w="100" w:type="dxa"/>
-            </w:tcMar>
-          </w:tcPr>
-          <w:p>
-            <w:r>
-              <w:t>100%</w:t>
-            </w:r>
-          </w:p>
-        </w:tc>
-      </w:tr>
-      <w:tr>
-        <w:tc>
-          <w:tcPr>
-            <w:tcW w:type="dxa" w:w="3111"/>
-            <w:shd w:fill="ffffff" w:val="clear" w:color="auto"/>
-            <w:tcBorders>
-              <w:top w:val="single" w:sz="4" w:space="0" w:color="e2e8f0"/>
-              <w:left w:val="none" w:sz="4" w:space="0" w:color="none"/>
-              <w:bottom w:val="single" w:sz="4" w:space="0" w:color="e2e8f0"/>
-              <w:right w:val="none" w:sz="4" w:space="0" w:color="none"/>
-            </w:tcBorders>
-            <w:tcMar>
-              <w:top w:w="70" w:type="dxa"/>
-              <w:bottom w:w="70" w:type="dxa"/>
-              <w:left w:w="100" w:type="dxa"/>
-              <w:right w:w="100" w:type="dxa"/>
-            </w:tcMar>
-          </w:tcPr>
-          <w:p>
-            <w:r>
-              <w:t>EDT 4.1.1 Construcción de API de Autenticacin JWT</w:t>
-            </w:r>
-          </w:p>
-        </w:tc>
-        <w:tc>
-          <w:tcPr>
-            <w:tcW w:type="dxa" w:w="3116"/>
-            <w:shd w:fill="ffffff" w:val="clear" w:color="auto"/>
-            <w:tcBorders>
-              <w:top w:val="single" w:sz="4" w:space="0" w:color="e2e8f0"/>
-              <w:left w:val="none" w:sz="4" w:space="0" w:color="none"/>
-              <w:bottom w:val="single" w:sz="4" w:space="0" w:color="e2e8f0"/>
-              <w:right w:val="none" w:sz="4" w:space="0" w:color="none"/>
-            </w:tcBorders>
-            <w:tcMar>
-              <w:top w:w="70" w:type="dxa"/>
-              <w:bottom w:w="70" w:type="dxa"/>
-              <w:left w:w="100" w:type="dxa"/>
-              <w:right w:w="100" w:type="dxa"/>
-            </w:tcMar>
-          </w:tcPr>
-          <w:p>
-            <w:r>
-              <w:t>Endpoints REST /auth/login y hashing bcrypt en FastAPI</w:t>
-            </w:r>
-          </w:p>
-        </w:tc>
-        <w:tc>
-          <w:tcPr>
-            <w:tcW w:type="dxa" w:w="3123"/>
-            <w:shd w:fill="ffffff" w:val="clear" w:color="auto"/>
-            <w:tcBorders>
-              <w:top w:val="single" w:sz="4" w:space="0" w:color="e2e8f0"/>
-              <w:left w:val="none" w:sz="4" w:space="0" w:color="none"/>
-              <w:bottom w:val="single" w:sz="4" w:space="0" w:color="e2e8f0"/>
-              <w:right w:val="none" w:sz="4" w:space="0" w:color="none"/>
-            </w:tcBorders>
-            <w:tcMar>
-              <w:top w:w="70" w:type="dxa"/>
-              <w:bottom w:w="70" w:type="dxa"/>
-              <w:left w:w="100" w:type="dxa"/>
-              <w:right w:w="100" w:type="dxa"/>
-            </w:tcMar>
-          </w:tcPr>
-          <w:p>
-            <w:r>
-              <w:t>100%</w:t>
-            </w:r>
-          </w:p>
-        </w:tc>
-      </w:tr>
-      <w:tr>
-        <w:tc>
-          <w:tcPr>
-            <w:tcW w:type="dxa" w:w="3111"/>
-            <w:shd w:fill="f8fafc" w:val="clear" w:color="auto"/>
-            <w:tcBorders>
-              <w:top w:val="single" w:sz="4" w:space="0" w:color="e2e8f0"/>
-              <w:left w:val="none" w:sz="4" w:space="0" w:color="none"/>
-              <w:bottom w:val="single" w:sz="4" w:space="0" w:color="e2e8f0"/>
-              <w:right w:val="none" w:sz="4" w:space="0" w:color="none"/>
-            </w:tcBorders>
-            <w:tcMar>
-              <w:top w:w="70" w:type="dxa"/>
-              <w:bottom w:w="70" w:type="dxa"/>
-              <w:left w:w="100" w:type="dxa"/>
-              <w:right w:w="100" w:type="dxa"/>
-            </w:tcMar>
-          </w:tcPr>
-          <w:p>
-            <w:r>
-              <w:t>EDT 4.1.1 Maquetacin de interfaz Login y AuthGuard</w:t>
-            </w:r>
-          </w:p>
-        </w:tc>
-        <w:tc>
-          <w:tcPr>
-            <w:tcW w:type="dxa" w:w="3116"/>
-            <w:shd w:fill="f8fafc" w:val="clear" w:color="auto"/>
-            <w:tcBorders>
-              <w:top w:val="single" w:sz="4" w:space="0" w:color="e2e8f0"/>
-              <w:left w:val="none" w:sz="4" w:space="0" w:color="none"/>
-              <w:bottom w:val="single" w:sz="4" w:space="0" w:color="e2e8f0"/>
-              <w:right w:val="none" w:sz="4" w:space="0" w:color="none"/>
-            </w:tcBorders>
-            <w:tcMar>
-              <w:top w:w="70" w:type="dxa"/>
-              <w:bottom w:w="70" w:type="dxa"/>
-              <w:left w:w="100" w:type="dxa"/>
-              <w:right w:w="100" w:type="dxa"/>
-            </w:tcMar>
-          </w:tcPr>
-          <w:p>
-            <w:r>
-              <w:t>Formulario reactivo Angular 21 con guards RBAC activos</w:t>
-            </w:r>
-          </w:p>
-        </w:tc>
-        <w:tc>
-          <w:tcPr>
-            <w:tcW w:type="dxa" w:w="3123"/>
-            <w:shd w:fill="f8fafc" w:val="clear" w:color="auto"/>
-            <w:tcBorders>
-              <w:top w:val="single" w:sz="4" w:space="0" w:color="e2e8f0"/>
-              <w:left w:val="none" w:sz="4" w:space="0" w:color="none"/>
-              <w:bottom w:val="single" w:sz="4" w:space="0" w:color="e2e8f0"/>
-              <w:right w:val="none" w:sz="4" w:space="0" w:color="none"/>
-            </w:tcBorders>
-            <w:tcMar>
-              <w:top w:w="70" w:type="dxa"/>
-              <w:bottom w:w="70" w:type="dxa"/>
-              <w:left w:w="100" w:type="dxa"/>
-              <w:right w:w="100" w:type="dxa"/>
-            </w:tcMar>
-          </w:tcPr>
-          <w:p>
-            <w:r>
-              <w:t>100%</w:t>
-            </w:r>
-          </w:p>
-        </w:tc>
-      </w:tr>
-      <w:tr>
-        <w:tc>
-          <w:tcPr>
-            <w:tcW w:type="dxa" w:w="3111"/>
-            <w:shd w:fill="ffffff" w:val="clear" w:color="auto"/>
-            <w:tcBorders>
-              <w:top w:val="single" w:sz="4" w:space="0" w:color="e2e8f0"/>
-              <w:left w:val="none" w:sz="4" w:space="0" w:color="none"/>
-              <w:bottom w:val="single" w:sz="4" w:space="0" w:color="e2e8f0"/>
-              <w:right w:val="none" w:sz="4" w:space="0" w:color="none"/>
-            </w:tcBorders>
-            <w:tcMar>
-              <w:top w:w="70" w:type="dxa"/>
-              <w:bottom w:w="70" w:type="dxa"/>
-              <w:left w:w="100" w:type="dxa"/>
-              <w:right w:w="100" w:type="dxa"/>
-            </w:tcMar>
-          </w:tcPr>
-          <w:p>
-            <w:r>
-              <w:t>EDT 4.1.1 Parametrizacin de recetas de insumos por m</w:t>
-            </w:r>
-          </w:p>
-        </w:tc>
-        <w:tc>
-          <w:tcPr>
-            <w:tcW w:type="dxa" w:w="3116"/>
-            <w:shd w:fill="ffffff" w:val="clear" w:color="auto"/>
-            <w:tcBorders>
-              <w:top w:val="single" w:sz="4" w:space="0" w:color="e2e8f0"/>
-              <w:left w:val="none" w:sz="4" w:space="0" w:color="none"/>
-              <w:bottom w:val="single" w:sz="4" w:space="0" w:color="e2e8f0"/>
-              <w:right w:val="none" w:sz="4" w:space="0" w:color="none"/>
-            </w:tcBorders>
-            <w:tcMar>
-              <w:top w:w="70" w:type="dxa"/>
-              <w:bottom w:w="70" w:type="dxa"/>
-              <w:left w:w="100" w:type="dxa"/>
-              <w:right w:w="100" w:type="dxa"/>
-            </w:tcMar>
-          </w:tcPr>
-          <w:p>
-            <w:r>
-              <w:t>Fórmulas de consumo de lonas y vinilos en base de datos</w:t>
-            </w:r>
-          </w:p>
-        </w:tc>
-        <w:tc>
-          <w:tcPr>
-            <w:tcW w:type="dxa" w:w="3123"/>
-            <w:shd w:fill="ffffff" w:val="clear" w:color="auto"/>
-            <w:tcBorders>
-              <w:top w:val="single" w:sz="4" w:space="0" w:color="e2e8f0"/>
-              <w:left w:val="none" w:sz="4" w:space="0" w:color="none"/>
-              <w:bottom w:val="single" w:sz="4" w:space="0" w:color="e2e8f0"/>
-              <w:right w:val="none" w:sz="4" w:space="0" w:color="none"/>
-            </w:tcBorders>
-            <w:tcMar>
-              <w:top w:w="70" w:type="dxa"/>
-              <w:bottom w:w="70" w:type="dxa"/>
-              <w:left w:w="100" w:type="dxa"/>
-              <w:right w:w="100" w:type="dxa"/>
-            </w:tcMar>
-          </w:tcPr>
-          <w:p>
-            <w:r>
-              <w:t>0%</w:t>
-            </w:r>
-          </w:p>
-        </w:tc>
-      </w:tr>
-      <w:tr>
-        <w:tc>
-          <w:tcPr>
-            <w:tcW w:type="dxa" w:w="3111"/>
-            <w:shd w:fill="1e293b" w:val="clear" w:color="auto"/>
-            <w:tcBorders>
-              <w:top w:val="single" w:sz="4" w:space="0" w:color="000000"/>
-              <w:left w:val="none" w:sz="4" w:space="0" w:color="none"/>
-              <w:bottom w:val="single" w:sz="4" w:space="0" w:color="000000"/>
-              <w:right w:val="none" w:sz="4" w:space="0" w:color="none"/>
-            </w:tcBorders>
-            <w:tcMar>
-              <w:top w:w="70" w:type="dxa"/>
-              <w:bottom w:w="70" w:type="dxa"/>
-              <w:left w:w="100" w:type="dxa"/>
-              <w:right w:w="100" w:type="dxa"/>
-            </w:tcMar>
-          </w:tcPr>
-          <w:p>
-            <w:pPr>
-              <w:spacing w:before="40" w:after="80" w:line="276" w:lineRule="auto"/>
-              <w:jc w:val="left"/>
-            </w:pPr>
-            <w:r>
-              <w:rPr>
-                <w:rFonts w:ascii="Calibri" w:hAnsi="Calibri"/>
-                <w:b/>
-                <w:color w:val="FFFFFF"/>
-                <w:sz w:val="18"/>
-              </w:rPr>
-              <w:t>Cumplimiento Promedio Global del Período</w:t>
-            </w:r>
-          </w:p>
-        </w:tc>
-        <w:tc>
-          <w:tcPr>
-            <w:tcW w:type="dxa" w:w="3116"/>
-            <w:shd w:fill="1e293b" w:val="clear" w:color="auto"/>
-            <w:tcBorders>
-              <w:top w:val="single" w:sz="4" w:space="0" w:color="000000"/>
-              <w:left w:val="none" w:sz="4" w:space="0" w:color="none"/>
-              <w:bottom w:val="single" w:sz="4" w:space="0" w:color="000000"/>
-              <w:right w:val="none" w:sz="4" w:space="0" w:color="none"/>
-            </w:tcBorders>
-            <w:tcMar>
-              <w:top w:w="70" w:type="dxa"/>
-              <w:bottom w:w="70" w:type="dxa"/>
-              <w:left w:w="100" w:type="dxa"/>
-              <w:right w:w="100" w:type="dxa"/>
-            </w:tcMar>
-          </w:tcPr>
-          <w:p>
-            <w:pPr>
-              <w:spacing w:before="40" w:after="80" w:line="276" w:lineRule="auto"/>
-              <w:jc w:val="left"/>
-            </w:pPr>
-            <w:r>
-              <w:rPr>
-                <w:rFonts w:ascii="Calibri" w:hAnsi="Calibri"/>
-                <w:b/>
-                <w:color w:val="FFFFFF"/>
-                <w:sz w:val="18"/>
-              </w:rPr>
-              <w:t>5 actividades evaluadías en la Semana 4</w:t>
-            </w:r>
-          </w:p>
-        </w:tc>
-        <w:tc>
-          <w:tcPr>
-            <w:tcW w:type="dxa" w:w="3123"/>
-            <w:shd w:fill="1e293b" w:val="clear" w:color="auto"/>
-            <w:tcBorders>
-              <w:top w:val="single" w:sz="4" w:space="0" w:color="000000"/>
-              <w:left w:val="none" w:sz="4" w:space="0" w:color="none"/>
-              <w:bottom w:val="single" w:sz="4" w:space="0" w:color="000000"/>
-              <w:right w:val="none" w:sz="4" w:space="0" w:color="none"/>
-            </w:tcBorders>
-            <w:tcMar>
-              <w:top w:w="70" w:type="dxa"/>
-              <w:bottom w:w="70" w:type="dxa"/>
-              <w:left w:w="100" w:type="dxa"/>
               <w:right w:w="100" w:type="dxa"/>
             </w:tcMar>
           </w:tcPr>
@@ -3615,6 +3721,7 @@
             <w:pPr>
               <w:spacing w:before="40" w:after="80" w:line="276" w:lineRule="auto"/>
               <w:jc w:val="center"/>
+              <w:cnfStyle w:val="000000000000" w:firstRow="0" w:lastRow="0" w:firstColumn="0" w:lastColumn="0" w:oddVBand="0" w:evenVBand="0" w:oddHBand="0" w:evenHBand="0" w:firstRowFirstColumn="0" w:firstRowLastColumn="0" w:lastRowFirstColumn="0" w:lastRowLastColumn="0"/>
             </w:pPr>
             <w:r>
               <w:rPr>
@@ -3674,7 +3781,7 @@
     </w:p>
     <w:tbl>
       <w:tblPr>
-        <w:tblStyle w:val="Tabladecuadrcula6concolores"/>
+        <w:tblStyle w:val="Tablaconcuadrcula6concolores"/>
         <w:tblW w:w="9463" w:type="dxa"/>
         <w:tblLook w:val="04A0" w:firstRow="1" w:lastRow="0" w:firstColumn="1" w:lastColumn="0" w:noHBand="0" w:noVBand="1"/>
       </w:tblPr>
@@ -3692,7 +3799,7 @@
           <w:tcPr>
             <w:cnfStyle w:val="001000000000" w:firstRow="0" w:lastRow="0" w:firstColumn="1" w:lastColumn="0" w:oddVBand="0" w:evenVBand="0" w:oddHBand="0" w:evenHBand="0" w:firstRowFirstColumn="0" w:firstRowLastColumn="0" w:lastRowFirstColumn="0" w:lastRowLastColumn="0"/>
             <w:tcW w:w="3383" w:type="dxa"/>
-            <w:shd w:fill="000000" w:val="clear" w:color="auto"/>
+            <w:shd w:val="clear" w:color="auto" w:fill="000000"/>
           </w:tcPr>
           <w:p>
             <w:pPr>
@@ -3705,146 +3812,893 @@
             </w:pPr>
             <w:r>
               <w:rPr>
-                <w:rFonts w:asciiTheme="minorHAnsi" w:hAnsiTheme="minorHAnsi" w:ascii="Calibri" w:hAnsi="Calibri"/>
+                <w:rFonts w:asciiTheme="minorHAnsi" w:hAnsiTheme="minorHAnsi"/>
+                <w:color w:val="FFFFFF"/>
+                <w:sz w:val="18"/>
+                <w:lang w:val="en-US"/>
+              </w:rPr>
+              <w:t>ACTIVIDAD</w:t>
+            </w:r>
+          </w:p>
+        </w:tc>
+        <w:tc>
+          <w:tcPr>
+            <w:tcW w:w="1914" w:type="dxa"/>
+            <w:shd w:val="clear" w:color="auto" w:fill="000000"/>
+          </w:tcPr>
+          <w:p>
+            <w:pPr>
+              <w:jc w:val="center"/>
+              <w:cnfStyle w:val="100000000000" w:firstRow="1" w:lastRow="0" w:firstColumn="0" w:lastColumn="0" w:oddVBand="0" w:evenVBand="0" w:oddHBand="0" w:evenHBand="0" w:firstRowFirstColumn="0" w:firstRowLastColumn="0" w:lastRowFirstColumn="0" w:lastRowLastColumn="0"/>
+              <w:rPr>
+                <w:rFonts w:asciiTheme="minorHAnsi" w:hAnsiTheme="minorHAnsi"/>
+                <w:b w:val="0"/>
+                <w:lang w:val="en-US"/>
+              </w:rPr>
+            </w:pPr>
+            <w:r>
+              <w:rPr>
+                <w:rFonts w:asciiTheme="minorHAnsi" w:hAnsiTheme="minorHAnsi"/>
+                <w:color w:val="FFFFFF"/>
+                <w:sz w:val="18"/>
+                <w:lang w:val="en-US"/>
+              </w:rPr>
+              <w:t>DURACIÓN ESTIMADA</w:t>
+            </w:r>
+          </w:p>
+        </w:tc>
+        <w:tc>
+          <w:tcPr>
+            <w:tcW w:w="1555" w:type="dxa"/>
+            <w:shd w:val="clear" w:color="auto" w:fill="000000"/>
+          </w:tcPr>
+          <w:p>
+            <w:pPr>
+              <w:jc w:val="center"/>
+              <w:cnfStyle w:val="100000000000" w:firstRow="1" w:lastRow="0" w:firstColumn="0" w:lastColumn="0" w:oddVBand="0" w:evenVBand="0" w:oddHBand="0" w:evenHBand="0" w:firstRowFirstColumn="0" w:firstRowLastColumn="0" w:lastRowFirstColumn="0" w:lastRowLastColumn="0"/>
+              <w:rPr>
+                <w:rFonts w:asciiTheme="minorHAnsi" w:hAnsiTheme="minorHAnsi"/>
+                <w:b w:val="0"/>
+                <w:lang w:val="en-US"/>
+              </w:rPr>
+            </w:pPr>
+            <w:r>
+              <w:rPr>
+                <w:rFonts w:asciiTheme="minorHAnsi" w:hAnsiTheme="minorHAnsi"/>
+                <w:color w:val="FFFFFF"/>
+                <w:sz w:val="18"/>
+                <w:lang w:val="en-US"/>
+              </w:rPr>
+              <w:t>DURACIÓN REAL</w:t>
+            </w:r>
+          </w:p>
+        </w:tc>
+        <w:tc>
+          <w:tcPr>
+            <w:tcW w:w="2611" w:type="dxa"/>
+            <w:shd w:val="clear" w:color="auto" w:fill="000000"/>
+          </w:tcPr>
+          <w:p>
+            <w:pPr>
+              <w:jc w:val="center"/>
+              <w:cnfStyle w:val="100000000000" w:firstRow="1" w:lastRow="0" w:firstColumn="0" w:lastColumn="0" w:oddVBand="0" w:evenVBand="0" w:oddHBand="0" w:evenHBand="0" w:firstRowFirstColumn="0" w:firstRowLastColumn="0" w:lastRowFirstColumn="0" w:lastRowLastColumn="0"/>
+              <w:rPr>
+                <w:rFonts w:asciiTheme="minorHAnsi" w:hAnsiTheme="minorHAnsi"/>
+                <w:b w:val="0"/>
+                <w:lang w:val="en-US"/>
+              </w:rPr>
+            </w:pPr>
+            <w:r>
+              <w:rPr>
+                <w:rFonts w:asciiTheme="minorHAnsi" w:hAnsiTheme="minorHAnsi"/>
+                <w:color w:val="FFFFFF"/>
+                <w:sz w:val="18"/>
+                <w:lang w:val="en-US"/>
+              </w:rPr>
+              <w:t>% CUMPLIMIENTO</w:t>
+            </w:r>
+          </w:p>
+        </w:tc>
+      </w:tr>
+      <w:tr>
+        <w:trPr>
+          <w:cnfStyle w:val="000000100000" w:firstRow="0" w:lastRow="0" w:firstColumn="0" w:lastColumn="0" w:oddVBand="0" w:evenVBand="0" w:oddHBand="1" w:evenHBand="0" w:firstRowFirstColumn="0" w:firstRowLastColumn="0" w:lastRowFirstColumn="0" w:lastRowLastColumn="0"/>
+        </w:trPr>
+        <w:tc>
+          <w:tcPr>
+            <w:cnfStyle w:val="001000000000" w:firstRow="0" w:lastRow="0" w:firstColumn="1" w:lastColumn="0" w:oddVBand="0" w:evenVBand="0" w:oddHBand="0" w:evenHBand="0" w:firstRowFirstColumn="0" w:firstRowLastColumn="0" w:lastRowFirstColumn="0" w:lastRowLastColumn="0"/>
+            <w:tcW w:w="3383" w:type="dxa"/>
+            <w:tcBorders>
+              <w:top w:val="single" w:sz="4" w:space="0" w:color="E2E8F0"/>
+              <w:left w:val="none" w:sz="4" w:space="0" w:color="auto"/>
+              <w:bottom w:val="single" w:sz="4" w:space="0" w:color="E2E8F0"/>
+              <w:right w:val="none" w:sz="4" w:space="0" w:color="auto"/>
+            </w:tcBorders>
+            <w:shd w:val="clear" w:color="auto" w:fill="FFFFFF"/>
+            <w:tcMar>
+              <w:top w:w="70" w:type="dxa"/>
+              <w:left w:w="90" w:type="dxa"/>
+              <w:bottom w:w="70" w:type="dxa"/>
+              <w:right w:w="90" w:type="dxa"/>
+            </w:tcMar>
+          </w:tcPr>
+          <w:p>
+            <w:pPr>
+              <w:spacing w:before="40" w:after="80" w:line="276" w:lineRule="auto"/>
+            </w:pPr>
+            <w:r>
+              <w:rPr>
+                <w:rFonts w:ascii="Calibri" w:hAnsi="Calibri"/>
+                <w:b w:val="0"/>
+                <w:color w:val="000000"/>
+                <w:sz w:val="17"/>
+              </w:rPr>
+              <w:t>Configuración de entorno Docker local y base de datos</w:t>
+            </w:r>
+          </w:p>
+        </w:tc>
+        <w:tc>
+          <w:tcPr>
+            <w:tcW w:w="1914" w:type="dxa"/>
+            <w:tcBorders>
+              <w:top w:val="single" w:sz="4" w:space="0" w:color="E2E8F0"/>
+              <w:left w:val="none" w:sz="4" w:space="0" w:color="auto"/>
+              <w:bottom w:val="single" w:sz="4" w:space="0" w:color="E2E8F0"/>
+              <w:right w:val="none" w:sz="4" w:space="0" w:color="auto"/>
+            </w:tcBorders>
+            <w:shd w:val="clear" w:color="auto" w:fill="FFFFFF"/>
+            <w:tcMar>
+              <w:top w:w="70" w:type="dxa"/>
+              <w:left w:w="90" w:type="dxa"/>
+              <w:bottom w:w="70" w:type="dxa"/>
+              <w:right w:w="90" w:type="dxa"/>
+            </w:tcMar>
+          </w:tcPr>
+          <w:p>
+            <w:pPr>
+              <w:spacing w:before="40" w:after="80" w:line="276" w:lineRule="auto"/>
+              <w:jc w:val="center"/>
+              <w:cnfStyle w:val="000000100000" w:firstRow="0" w:lastRow="0" w:firstColumn="0" w:lastColumn="0" w:oddVBand="0" w:evenVBand="0" w:oddHBand="1" w:evenHBand="0" w:firstRowFirstColumn="0" w:firstRowLastColumn="0" w:lastRowFirstColumn="0" w:lastRowLastColumn="0"/>
+            </w:pPr>
+            <w:r>
+              <w:rPr>
+                <w:rFonts w:ascii="Calibri" w:hAnsi="Calibri"/>
+                <w:color w:val="000000"/>
+                <w:sz w:val="17"/>
+              </w:rPr>
+              <w:t>2 días</w:t>
+            </w:r>
+          </w:p>
+        </w:tc>
+        <w:tc>
+          <w:tcPr>
+            <w:tcW w:w="1555" w:type="dxa"/>
+            <w:tcBorders>
+              <w:top w:val="single" w:sz="4" w:space="0" w:color="E2E8F0"/>
+              <w:left w:val="none" w:sz="4" w:space="0" w:color="auto"/>
+              <w:bottom w:val="single" w:sz="4" w:space="0" w:color="E2E8F0"/>
+              <w:right w:val="none" w:sz="4" w:space="0" w:color="auto"/>
+            </w:tcBorders>
+            <w:shd w:val="clear" w:color="auto" w:fill="FFFFFF"/>
+            <w:tcMar>
+              <w:top w:w="70" w:type="dxa"/>
+              <w:left w:w="90" w:type="dxa"/>
+              <w:bottom w:w="70" w:type="dxa"/>
+              <w:right w:w="90" w:type="dxa"/>
+            </w:tcMar>
+          </w:tcPr>
+          <w:p>
+            <w:pPr>
+              <w:spacing w:before="40" w:after="80" w:line="276" w:lineRule="auto"/>
+              <w:jc w:val="center"/>
+              <w:cnfStyle w:val="000000100000" w:firstRow="0" w:lastRow="0" w:firstColumn="0" w:lastColumn="0" w:oddVBand="0" w:evenVBand="0" w:oddHBand="1" w:evenHBand="0" w:firstRowFirstColumn="0" w:firstRowLastColumn="0" w:lastRowFirstColumn="0" w:lastRowLastColumn="0"/>
+            </w:pPr>
+            <w:r>
+              <w:rPr>
+                <w:rFonts w:ascii="Calibri" w:hAnsi="Calibri"/>
+                <w:color w:val="000000"/>
+                <w:sz w:val="17"/>
+              </w:rPr>
+              <w:t>2 días</w:t>
+            </w:r>
+          </w:p>
+        </w:tc>
+        <w:tc>
+          <w:tcPr>
+            <w:tcW w:w="2611" w:type="dxa"/>
+            <w:tcBorders>
+              <w:top w:val="single" w:sz="4" w:space="0" w:color="E2E8F0"/>
+              <w:left w:val="none" w:sz="4" w:space="0" w:color="auto"/>
+              <w:bottom w:val="single" w:sz="4" w:space="0" w:color="E2E8F0"/>
+              <w:right w:val="none" w:sz="4" w:space="0" w:color="auto"/>
+            </w:tcBorders>
+            <w:shd w:val="clear" w:color="auto" w:fill="FFFFFF"/>
+            <w:tcMar>
+              <w:top w:w="70" w:type="dxa"/>
+              <w:left w:w="90" w:type="dxa"/>
+              <w:bottom w:w="70" w:type="dxa"/>
+              <w:right w:w="90" w:type="dxa"/>
+            </w:tcMar>
+          </w:tcPr>
+          <w:p>
+            <w:pPr>
+              <w:spacing w:before="40" w:after="80" w:line="276" w:lineRule="auto"/>
+              <w:jc w:val="center"/>
+              <w:cnfStyle w:val="000000100000" w:firstRow="0" w:lastRow="0" w:firstColumn="0" w:lastColumn="0" w:oddVBand="0" w:evenVBand="0" w:oddHBand="1" w:evenHBand="0" w:firstRowFirstColumn="0" w:firstRowLastColumn="0" w:lastRowFirstColumn="0" w:lastRowLastColumn="0"/>
+            </w:pPr>
+            <w:r>
+              <w:rPr>
+                <w:rFonts w:ascii="Calibri" w:hAnsi="Calibri"/>
+                <w:b/>
+                <w:color w:val="000000"/>
+                <w:sz w:val="17"/>
+              </w:rPr>
+              <w:t>100.0%</w:t>
+            </w:r>
+          </w:p>
+        </w:tc>
+      </w:tr>
+      <w:tr>
+        <w:tc>
+          <w:tcPr>
+            <w:cnfStyle w:val="001000000000" w:firstRow="0" w:lastRow="0" w:firstColumn="1" w:lastColumn="0" w:oddVBand="0" w:evenVBand="0" w:oddHBand="0" w:evenHBand="0" w:firstRowFirstColumn="0" w:firstRowLastColumn="0" w:lastRowFirstColumn="0" w:lastRowLastColumn="0"/>
+            <w:tcW w:w="3383" w:type="dxa"/>
+            <w:tcBorders>
+              <w:top w:val="single" w:sz="4" w:space="0" w:color="E2E8F0"/>
+              <w:left w:val="none" w:sz="4" w:space="0" w:color="auto"/>
+              <w:bottom w:val="single" w:sz="4" w:space="0" w:color="E2E8F0"/>
+              <w:right w:val="none" w:sz="4" w:space="0" w:color="auto"/>
+            </w:tcBorders>
+            <w:shd w:val="clear" w:color="auto" w:fill="F8FAFC"/>
+            <w:tcMar>
+              <w:top w:w="70" w:type="dxa"/>
+              <w:left w:w="90" w:type="dxa"/>
+              <w:bottom w:w="70" w:type="dxa"/>
+              <w:right w:w="90" w:type="dxa"/>
+            </w:tcMar>
+          </w:tcPr>
+          <w:p>
+            <w:pPr>
+              <w:spacing w:before="40" w:after="80" w:line="276" w:lineRule="auto"/>
+            </w:pPr>
+            <w:r>
+              <w:rPr>
+                <w:rFonts w:ascii="Calibri" w:hAnsi="Calibri"/>
+                <w:b w:val="0"/>
+                <w:color w:val="000000"/>
+                <w:sz w:val="17"/>
+              </w:rPr>
+              <w:t>Modelado relacional de tablas de Usuarios y Roles</w:t>
+            </w:r>
+          </w:p>
+        </w:tc>
+        <w:tc>
+          <w:tcPr>
+            <w:tcW w:w="1914" w:type="dxa"/>
+            <w:tcBorders>
+              <w:top w:val="single" w:sz="4" w:space="0" w:color="E2E8F0"/>
+              <w:left w:val="none" w:sz="4" w:space="0" w:color="auto"/>
+              <w:bottom w:val="single" w:sz="4" w:space="0" w:color="E2E8F0"/>
+              <w:right w:val="none" w:sz="4" w:space="0" w:color="auto"/>
+            </w:tcBorders>
+            <w:shd w:val="clear" w:color="auto" w:fill="F8FAFC"/>
+            <w:tcMar>
+              <w:top w:w="70" w:type="dxa"/>
+              <w:left w:w="90" w:type="dxa"/>
+              <w:bottom w:w="70" w:type="dxa"/>
+              <w:right w:w="90" w:type="dxa"/>
+            </w:tcMar>
+          </w:tcPr>
+          <w:p>
+            <w:pPr>
+              <w:spacing w:before="40" w:after="80" w:line="276" w:lineRule="auto"/>
+              <w:jc w:val="center"/>
+              <w:cnfStyle w:val="000000000000" w:firstRow="0" w:lastRow="0" w:firstColumn="0" w:lastColumn="0" w:oddVBand="0" w:evenVBand="0" w:oddHBand="0" w:evenHBand="0" w:firstRowFirstColumn="0" w:firstRowLastColumn="0" w:lastRowFirstColumn="0" w:lastRowLastColumn="0"/>
+            </w:pPr>
+            <w:r>
+              <w:rPr>
+                <w:rFonts w:ascii="Calibri" w:hAnsi="Calibri"/>
+                <w:color w:val="000000"/>
+                <w:sz w:val="17"/>
+              </w:rPr>
+              <w:t>2 días</w:t>
+            </w:r>
+          </w:p>
+        </w:tc>
+        <w:tc>
+          <w:tcPr>
+            <w:tcW w:w="1555" w:type="dxa"/>
+            <w:tcBorders>
+              <w:top w:val="single" w:sz="4" w:space="0" w:color="E2E8F0"/>
+              <w:left w:val="none" w:sz="4" w:space="0" w:color="auto"/>
+              <w:bottom w:val="single" w:sz="4" w:space="0" w:color="E2E8F0"/>
+              <w:right w:val="none" w:sz="4" w:space="0" w:color="auto"/>
+            </w:tcBorders>
+            <w:shd w:val="clear" w:color="auto" w:fill="F8FAFC"/>
+            <w:tcMar>
+              <w:top w:w="70" w:type="dxa"/>
+              <w:left w:w="90" w:type="dxa"/>
+              <w:bottom w:w="70" w:type="dxa"/>
+              <w:right w:w="90" w:type="dxa"/>
+            </w:tcMar>
+          </w:tcPr>
+          <w:p>
+            <w:pPr>
+              <w:spacing w:before="40" w:after="80" w:line="276" w:lineRule="auto"/>
+              <w:jc w:val="center"/>
+              <w:cnfStyle w:val="000000000000" w:firstRow="0" w:lastRow="0" w:firstColumn="0" w:lastColumn="0" w:oddVBand="0" w:evenVBand="0" w:oddHBand="0" w:evenHBand="0" w:firstRowFirstColumn="0" w:firstRowLastColumn="0" w:lastRowFirstColumn="0" w:lastRowLastColumn="0"/>
+            </w:pPr>
+            <w:r>
+              <w:rPr>
+                <w:rFonts w:ascii="Calibri" w:hAnsi="Calibri"/>
+                <w:color w:val="000000"/>
+                <w:sz w:val="17"/>
+              </w:rPr>
+              <w:t>2 días</w:t>
+            </w:r>
+          </w:p>
+        </w:tc>
+        <w:tc>
+          <w:tcPr>
+            <w:tcW w:w="2611" w:type="dxa"/>
+            <w:tcBorders>
+              <w:top w:val="single" w:sz="4" w:space="0" w:color="E2E8F0"/>
+              <w:left w:val="none" w:sz="4" w:space="0" w:color="auto"/>
+              <w:bottom w:val="single" w:sz="4" w:space="0" w:color="E2E8F0"/>
+              <w:right w:val="none" w:sz="4" w:space="0" w:color="auto"/>
+            </w:tcBorders>
+            <w:shd w:val="clear" w:color="auto" w:fill="F8FAFC"/>
+            <w:tcMar>
+              <w:top w:w="70" w:type="dxa"/>
+              <w:left w:w="90" w:type="dxa"/>
+              <w:bottom w:w="70" w:type="dxa"/>
+              <w:right w:w="90" w:type="dxa"/>
+            </w:tcMar>
+          </w:tcPr>
+          <w:p>
+            <w:pPr>
+              <w:spacing w:before="40" w:after="80" w:line="276" w:lineRule="auto"/>
+              <w:jc w:val="center"/>
+              <w:cnfStyle w:val="000000000000" w:firstRow="0" w:lastRow="0" w:firstColumn="0" w:lastColumn="0" w:oddVBand="0" w:evenVBand="0" w:oddHBand="0" w:evenHBand="0" w:firstRowFirstColumn="0" w:firstRowLastColumn="0" w:lastRowFirstColumn="0" w:lastRowLastColumn="0"/>
+            </w:pPr>
+            <w:r>
+              <w:rPr>
+                <w:rFonts w:ascii="Calibri" w:hAnsi="Calibri"/>
+                <w:b/>
+                <w:color w:val="000000"/>
+                <w:sz w:val="17"/>
+              </w:rPr>
+              <w:t>100.0%</w:t>
+            </w:r>
+          </w:p>
+        </w:tc>
+      </w:tr>
+      <w:tr>
+        <w:trPr>
+          <w:cnfStyle w:val="000000100000" w:firstRow="0" w:lastRow="0" w:firstColumn="0" w:lastColumn="0" w:oddVBand="0" w:evenVBand="0" w:oddHBand="1" w:evenHBand="0" w:firstRowFirstColumn="0" w:firstRowLastColumn="0" w:lastRowFirstColumn="0" w:lastRowLastColumn="0"/>
+        </w:trPr>
+        <w:tc>
+          <w:tcPr>
+            <w:cnfStyle w:val="001000000000" w:firstRow="0" w:lastRow="0" w:firstColumn="1" w:lastColumn="0" w:oddVBand="0" w:evenVBand="0" w:oddHBand="0" w:evenHBand="0" w:firstRowFirstColumn="0" w:firstRowLastColumn="0" w:lastRowFirstColumn="0" w:lastRowLastColumn="0"/>
+            <w:tcW w:w="3383" w:type="dxa"/>
+            <w:tcBorders>
+              <w:top w:val="single" w:sz="4" w:space="0" w:color="E2E8F0"/>
+              <w:left w:val="none" w:sz="4" w:space="0" w:color="auto"/>
+              <w:bottom w:val="single" w:sz="4" w:space="0" w:color="E2E8F0"/>
+              <w:right w:val="none" w:sz="4" w:space="0" w:color="auto"/>
+            </w:tcBorders>
+            <w:shd w:val="clear" w:color="auto" w:fill="FFFFFF"/>
+            <w:tcMar>
+              <w:top w:w="70" w:type="dxa"/>
+              <w:left w:w="90" w:type="dxa"/>
+              <w:bottom w:w="70" w:type="dxa"/>
+              <w:right w:w="90" w:type="dxa"/>
+            </w:tcMar>
+          </w:tcPr>
+          <w:p>
+            <w:pPr>
+              <w:spacing w:before="40" w:after="80" w:line="276" w:lineRule="auto"/>
+            </w:pPr>
+            <w:r>
+              <w:rPr>
+                <w:rFonts w:ascii="Calibri" w:hAnsi="Calibri"/>
+                <w:b w:val="0"/>
+                <w:color w:val="000000"/>
+                <w:sz w:val="17"/>
+              </w:rPr>
+              <w:t>Servicio de autenticación JWT y roles en FastAPI</w:t>
+            </w:r>
+          </w:p>
+        </w:tc>
+        <w:tc>
+          <w:tcPr>
+            <w:tcW w:w="1914" w:type="dxa"/>
+            <w:tcBorders>
+              <w:top w:val="single" w:sz="4" w:space="0" w:color="E2E8F0"/>
+              <w:left w:val="none" w:sz="4" w:space="0" w:color="auto"/>
+              <w:bottom w:val="single" w:sz="4" w:space="0" w:color="E2E8F0"/>
+              <w:right w:val="none" w:sz="4" w:space="0" w:color="auto"/>
+            </w:tcBorders>
+            <w:shd w:val="clear" w:color="auto" w:fill="FFFFFF"/>
+            <w:tcMar>
+              <w:top w:w="70" w:type="dxa"/>
+              <w:left w:w="90" w:type="dxa"/>
+              <w:bottom w:w="70" w:type="dxa"/>
+              <w:right w:w="90" w:type="dxa"/>
+            </w:tcMar>
+          </w:tcPr>
+          <w:p>
+            <w:pPr>
+              <w:spacing w:before="40" w:after="80" w:line="276" w:lineRule="auto"/>
+              <w:jc w:val="center"/>
+              <w:cnfStyle w:val="000000100000" w:firstRow="0" w:lastRow="0" w:firstColumn="0" w:lastColumn="0" w:oddVBand="0" w:evenVBand="0" w:oddHBand="1" w:evenHBand="0" w:firstRowFirstColumn="0" w:firstRowLastColumn="0" w:lastRowFirstColumn="0" w:lastRowLastColumn="0"/>
+            </w:pPr>
+            <w:r>
+              <w:rPr>
+                <w:rFonts w:ascii="Calibri" w:hAnsi="Calibri"/>
+                <w:color w:val="000000"/>
+                <w:sz w:val="17"/>
+              </w:rPr>
+              <w:t>3 días</w:t>
+            </w:r>
+          </w:p>
+        </w:tc>
+        <w:tc>
+          <w:tcPr>
+            <w:tcW w:w="1555" w:type="dxa"/>
+            <w:tcBorders>
+              <w:top w:val="single" w:sz="4" w:space="0" w:color="E2E8F0"/>
+              <w:left w:val="none" w:sz="4" w:space="0" w:color="auto"/>
+              <w:bottom w:val="single" w:sz="4" w:space="0" w:color="E2E8F0"/>
+              <w:right w:val="none" w:sz="4" w:space="0" w:color="auto"/>
+            </w:tcBorders>
+            <w:shd w:val="clear" w:color="auto" w:fill="FFFFFF"/>
+            <w:tcMar>
+              <w:top w:w="70" w:type="dxa"/>
+              <w:left w:w="90" w:type="dxa"/>
+              <w:bottom w:w="70" w:type="dxa"/>
+              <w:right w:w="90" w:type="dxa"/>
+            </w:tcMar>
+          </w:tcPr>
+          <w:p>
+            <w:pPr>
+              <w:spacing w:before="40" w:after="80" w:line="276" w:lineRule="auto"/>
+              <w:jc w:val="center"/>
+              <w:cnfStyle w:val="000000100000" w:firstRow="0" w:lastRow="0" w:firstColumn="0" w:lastColumn="0" w:oddVBand="0" w:evenVBand="0" w:oddHBand="1" w:evenHBand="0" w:firstRowFirstColumn="0" w:firstRowLastColumn="0" w:lastRowFirstColumn="0" w:lastRowLastColumn="0"/>
+            </w:pPr>
+            <w:r>
+              <w:rPr>
+                <w:rFonts w:ascii="Calibri" w:hAnsi="Calibri"/>
+                <w:color w:val="000000"/>
+                <w:sz w:val="17"/>
+              </w:rPr>
+              <w:t>3 días</w:t>
+            </w:r>
+          </w:p>
+        </w:tc>
+        <w:tc>
+          <w:tcPr>
+            <w:tcW w:w="2611" w:type="dxa"/>
+            <w:tcBorders>
+              <w:top w:val="single" w:sz="4" w:space="0" w:color="E2E8F0"/>
+              <w:left w:val="none" w:sz="4" w:space="0" w:color="auto"/>
+              <w:bottom w:val="single" w:sz="4" w:space="0" w:color="E2E8F0"/>
+              <w:right w:val="none" w:sz="4" w:space="0" w:color="auto"/>
+            </w:tcBorders>
+            <w:shd w:val="clear" w:color="auto" w:fill="FFFFFF"/>
+            <w:tcMar>
+              <w:top w:w="70" w:type="dxa"/>
+              <w:left w:w="90" w:type="dxa"/>
+              <w:bottom w:w="70" w:type="dxa"/>
+              <w:right w:w="90" w:type="dxa"/>
+            </w:tcMar>
+          </w:tcPr>
+          <w:p>
+            <w:pPr>
+              <w:spacing w:before="40" w:after="80" w:line="276" w:lineRule="auto"/>
+              <w:jc w:val="center"/>
+              <w:cnfStyle w:val="000000100000" w:firstRow="0" w:lastRow="0" w:firstColumn="0" w:lastColumn="0" w:oddVBand="0" w:evenVBand="0" w:oddHBand="1" w:evenHBand="0" w:firstRowFirstColumn="0" w:firstRowLastColumn="0" w:lastRowFirstColumn="0" w:lastRowLastColumn="0"/>
+            </w:pPr>
+            <w:r>
+              <w:rPr>
+                <w:rFonts w:ascii="Calibri" w:hAnsi="Calibri"/>
+                <w:b/>
+                <w:color w:val="000000"/>
+                <w:sz w:val="17"/>
+              </w:rPr>
+              <w:t>100.0%</w:t>
+            </w:r>
+          </w:p>
+        </w:tc>
+      </w:tr>
+      <w:tr>
+        <w:tc>
+          <w:tcPr>
+            <w:cnfStyle w:val="001000000000" w:firstRow="0" w:lastRow="0" w:firstColumn="1" w:lastColumn="0" w:oddVBand="0" w:evenVBand="0" w:oddHBand="0" w:evenHBand="0" w:firstRowFirstColumn="0" w:firstRowLastColumn="0" w:lastRowFirstColumn="0" w:lastRowLastColumn="0"/>
+            <w:tcW w:w="3383" w:type="dxa"/>
+            <w:tcBorders>
+              <w:top w:val="single" w:sz="4" w:space="0" w:color="E2E8F0"/>
+              <w:left w:val="none" w:sz="4" w:space="0" w:color="auto"/>
+              <w:bottom w:val="single" w:sz="4" w:space="0" w:color="E2E8F0"/>
+              <w:right w:val="none" w:sz="4" w:space="0" w:color="auto"/>
+            </w:tcBorders>
+            <w:shd w:val="clear" w:color="auto" w:fill="F8FAFC"/>
+            <w:tcMar>
+              <w:top w:w="70" w:type="dxa"/>
+              <w:left w:w="90" w:type="dxa"/>
+              <w:bottom w:w="70" w:type="dxa"/>
+              <w:right w:w="90" w:type="dxa"/>
+            </w:tcMar>
+          </w:tcPr>
+          <w:p>
+            <w:pPr>
+              <w:spacing w:before="40" w:after="80" w:line="276" w:lineRule="auto"/>
+            </w:pPr>
+            <w:r>
+              <w:rPr>
+                <w:rFonts w:ascii="Calibri" w:hAnsi="Calibri"/>
+                <w:b w:val="0"/>
+                <w:color w:val="000000"/>
+                <w:sz w:val="17"/>
+              </w:rPr>
+              <w:t>Componente de Login y Guards de navegación Angular</w:t>
+            </w:r>
+          </w:p>
+        </w:tc>
+        <w:tc>
+          <w:tcPr>
+            <w:tcW w:w="1914" w:type="dxa"/>
+            <w:tcBorders>
+              <w:top w:val="single" w:sz="4" w:space="0" w:color="E2E8F0"/>
+              <w:left w:val="none" w:sz="4" w:space="0" w:color="auto"/>
+              <w:bottom w:val="single" w:sz="4" w:space="0" w:color="E2E8F0"/>
+              <w:right w:val="none" w:sz="4" w:space="0" w:color="auto"/>
+            </w:tcBorders>
+            <w:shd w:val="clear" w:color="auto" w:fill="F8FAFC"/>
+            <w:tcMar>
+              <w:top w:w="70" w:type="dxa"/>
+              <w:left w:w="90" w:type="dxa"/>
+              <w:bottom w:w="70" w:type="dxa"/>
+              <w:right w:w="90" w:type="dxa"/>
+            </w:tcMar>
+          </w:tcPr>
+          <w:p>
+            <w:pPr>
+              <w:spacing w:before="40" w:after="80" w:line="276" w:lineRule="auto"/>
+              <w:jc w:val="center"/>
+              <w:cnfStyle w:val="000000000000" w:firstRow="0" w:lastRow="0" w:firstColumn="0" w:lastColumn="0" w:oddVBand="0" w:evenVBand="0" w:oddHBand="0" w:evenHBand="0" w:firstRowFirstColumn="0" w:firstRowLastColumn="0" w:lastRowFirstColumn="0" w:lastRowLastColumn="0"/>
+            </w:pPr>
+            <w:r>
+              <w:rPr>
+                <w:rFonts w:ascii="Calibri" w:hAnsi="Calibri"/>
+                <w:color w:val="000000"/>
+                <w:sz w:val="17"/>
+              </w:rPr>
+              <w:t>3 días</w:t>
+            </w:r>
+          </w:p>
+        </w:tc>
+        <w:tc>
+          <w:tcPr>
+            <w:tcW w:w="1555" w:type="dxa"/>
+            <w:tcBorders>
+              <w:top w:val="single" w:sz="4" w:space="0" w:color="E2E8F0"/>
+              <w:left w:val="none" w:sz="4" w:space="0" w:color="auto"/>
+              <w:bottom w:val="single" w:sz="4" w:space="0" w:color="E2E8F0"/>
+              <w:right w:val="none" w:sz="4" w:space="0" w:color="auto"/>
+            </w:tcBorders>
+            <w:shd w:val="clear" w:color="auto" w:fill="F8FAFC"/>
+            <w:tcMar>
+              <w:top w:w="70" w:type="dxa"/>
+              <w:left w:w="90" w:type="dxa"/>
+              <w:bottom w:w="70" w:type="dxa"/>
+              <w:right w:w="90" w:type="dxa"/>
+            </w:tcMar>
+          </w:tcPr>
+          <w:p>
+            <w:pPr>
+              <w:spacing w:before="40" w:after="80" w:line="276" w:lineRule="auto"/>
+              <w:jc w:val="center"/>
+              <w:cnfStyle w:val="000000000000" w:firstRow="0" w:lastRow="0" w:firstColumn="0" w:lastColumn="0" w:oddVBand="0" w:evenVBand="0" w:oddHBand="0" w:evenHBand="0" w:firstRowFirstColumn="0" w:firstRowLastColumn="0" w:lastRowFirstColumn="0" w:lastRowLastColumn="0"/>
+            </w:pPr>
+            <w:r>
+              <w:rPr>
+                <w:rFonts w:ascii="Calibri" w:hAnsi="Calibri"/>
+                <w:color w:val="000000"/>
+                <w:sz w:val="17"/>
+              </w:rPr>
+              <w:t>3 días</w:t>
+            </w:r>
+          </w:p>
+        </w:tc>
+        <w:tc>
+          <w:tcPr>
+            <w:tcW w:w="2611" w:type="dxa"/>
+            <w:tcBorders>
+              <w:top w:val="single" w:sz="4" w:space="0" w:color="E2E8F0"/>
+              <w:left w:val="none" w:sz="4" w:space="0" w:color="auto"/>
+              <w:bottom w:val="single" w:sz="4" w:space="0" w:color="E2E8F0"/>
+              <w:right w:val="none" w:sz="4" w:space="0" w:color="auto"/>
+            </w:tcBorders>
+            <w:shd w:val="clear" w:color="auto" w:fill="F8FAFC"/>
+            <w:tcMar>
+              <w:top w:w="70" w:type="dxa"/>
+              <w:left w:w="90" w:type="dxa"/>
+              <w:bottom w:w="70" w:type="dxa"/>
+              <w:right w:w="90" w:type="dxa"/>
+            </w:tcMar>
+          </w:tcPr>
+          <w:p>
+            <w:pPr>
+              <w:spacing w:before="40" w:after="80" w:line="276" w:lineRule="auto"/>
+              <w:jc w:val="center"/>
+              <w:cnfStyle w:val="000000000000" w:firstRow="0" w:lastRow="0" w:firstColumn="0" w:lastColumn="0" w:oddVBand="0" w:evenVBand="0" w:oddHBand="0" w:evenHBand="0" w:firstRowFirstColumn="0" w:firstRowLastColumn="0" w:lastRowFirstColumn="0" w:lastRowLastColumn="0"/>
+            </w:pPr>
+            <w:r>
+              <w:rPr>
+                <w:rFonts w:ascii="Calibri" w:hAnsi="Calibri"/>
+                <w:b/>
+                <w:color w:val="000000"/>
+                <w:sz w:val="17"/>
+              </w:rPr>
+              <w:t>100.0%</w:t>
+            </w:r>
+          </w:p>
+        </w:tc>
+      </w:tr>
+      <w:tr>
+        <w:trPr>
+          <w:cnfStyle w:val="000000100000" w:firstRow="0" w:lastRow="0" w:firstColumn="0" w:lastColumn="0" w:oddVBand="0" w:evenVBand="0" w:oddHBand="1" w:evenHBand="0" w:firstRowFirstColumn="0" w:firstRowLastColumn="0" w:lastRowFirstColumn="0" w:lastRowLastColumn="0"/>
+        </w:trPr>
+        <w:tc>
+          <w:tcPr>
+            <w:cnfStyle w:val="001000000000" w:firstRow="0" w:lastRow="0" w:firstColumn="1" w:lastColumn="0" w:oddVBand="0" w:evenVBand="0" w:oddHBand="0" w:evenHBand="0" w:firstRowFirstColumn="0" w:firstRowLastColumn="0" w:lastRowFirstColumn="0" w:lastRowLastColumn="0"/>
+            <w:tcW w:w="3383" w:type="dxa"/>
+            <w:tcBorders>
+              <w:top w:val="single" w:sz="4" w:space="0" w:color="E2E8F0"/>
+              <w:left w:val="none" w:sz="4" w:space="0" w:color="auto"/>
+              <w:bottom w:val="single" w:sz="4" w:space="0" w:color="E2E8F0"/>
+              <w:right w:val="none" w:sz="4" w:space="0" w:color="auto"/>
+            </w:tcBorders>
+            <w:shd w:val="clear" w:color="auto" w:fill="FFFFFF"/>
+            <w:tcMar>
+              <w:top w:w="70" w:type="dxa"/>
+              <w:left w:w="90" w:type="dxa"/>
+              <w:bottom w:w="70" w:type="dxa"/>
+              <w:right w:w="90" w:type="dxa"/>
+            </w:tcMar>
+          </w:tcPr>
+          <w:p>
+            <w:pPr>
+              <w:spacing w:before="40" w:after="80" w:line="276" w:lineRule="auto"/>
+            </w:pPr>
+            <w:r>
+              <w:rPr>
+                <w:rFonts w:ascii="Calibri" w:hAnsi="Calibri"/>
+                <w:b w:val="0"/>
+                <w:color w:val="000000"/>
+                <w:sz w:val="17"/>
+              </w:rPr>
+              <w:t>Parametrización de catálogo y recetas de insumos por m²</w:t>
+            </w:r>
+          </w:p>
+        </w:tc>
+        <w:tc>
+          <w:tcPr>
+            <w:tcW w:w="1914" w:type="dxa"/>
+            <w:tcBorders>
+              <w:top w:val="single" w:sz="4" w:space="0" w:color="E2E8F0"/>
+              <w:left w:val="none" w:sz="4" w:space="0" w:color="auto"/>
+              <w:bottom w:val="single" w:sz="4" w:space="0" w:color="E2E8F0"/>
+              <w:right w:val="none" w:sz="4" w:space="0" w:color="auto"/>
+            </w:tcBorders>
+            <w:shd w:val="clear" w:color="auto" w:fill="FFFFFF"/>
+            <w:tcMar>
+              <w:top w:w="70" w:type="dxa"/>
+              <w:left w:w="90" w:type="dxa"/>
+              <w:bottom w:w="70" w:type="dxa"/>
+              <w:right w:w="90" w:type="dxa"/>
+            </w:tcMar>
+          </w:tcPr>
+          <w:p>
+            <w:pPr>
+              <w:spacing w:before="40" w:after="80" w:line="276" w:lineRule="auto"/>
+              <w:jc w:val="center"/>
+              <w:cnfStyle w:val="000000100000" w:firstRow="0" w:lastRow="0" w:firstColumn="0" w:lastColumn="0" w:oddVBand="0" w:evenVBand="0" w:oddHBand="1" w:evenHBand="0" w:firstRowFirstColumn="0" w:firstRowLastColumn="0" w:lastRowFirstColumn="0" w:lastRowLastColumn="0"/>
+            </w:pPr>
+            <w:r>
+              <w:rPr>
+                <w:rFonts w:ascii="Calibri" w:hAnsi="Calibri"/>
+                <w:color w:val="000000"/>
+                <w:sz w:val="17"/>
+              </w:rPr>
+              <w:t>3 días</w:t>
+            </w:r>
+          </w:p>
+        </w:tc>
+        <w:tc>
+          <w:tcPr>
+            <w:tcW w:w="1555" w:type="dxa"/>
+            <w:tcBorders>
+              <w:top w:val="single" w:sz="4" w:space="0" w:color="E2E8F0"/>
+              <w:left w:val="none" w:sz="4" w:space="0" w:color="auto"/>
+              <w:bottom w:val="single" w:sz="4" w:space="0" w:color="E2E8F0"/>
+              <w:right w:val="none" w:sz="4" w:space="0" w:color="auto"/>
+            </w:tcBorders>
+            <w:shd w:val="clear" w:color="auto" w:fill="FFFFFF"/>
+            <w:tcMar>
+              <w:top w:w="70" w:type="dxa"/>
+              <w:left w:w="90" w:type="dxa"/>
+              <w:bottom w:w="70" w:type="dxa"/>
+              <w:right w:w="90" w:type="dxa"/>
+            </w:tcMar>
+          </w:tcPr>
+          <w:p>
+            <w:pPr>
+              <w:spacing w:before="40" w:after="80" w:line="276" w:lineRule="auto"/>
+              <w:jc w:val="center"/>
+              <w:cnfStyle w:val="000000100000" w:firstRow="0" w:lastRow="0" w:firstColumn="0" w:lastColumn="0" w:oddVBand="0" w:evenVBand="0" w:oddHBand="1" w:evenHBand="0" w:firstRowFirstColumn="0" w:firstRowLastColumn="0" w:lastRowFirstColumn="0" w:lastRowLastColumn="0"/>
+            </w:pPr>
+            <w:r>
+              <w:rPr>
+                <w:rFonts w:ascii="Calibri" w:hAnsi="Calibri"/>
+                <w:color w:val="000000"/>
+                <w:sz w:val="17"/>
+              </w:rPr>
+              <w:t>4 días (en curso)</w:t>
+            </w:r>
+          </w:p>
+        </w:tc>
+        <w:tc>
+          <w:tcPr>
+            <w:tcW w:w="2611" w:type="dxa"/>
+            <w:tcBorders>
+              <w:top w:val="single" w:sz="4" w:space="0" w:color="E2E8F0"/>
+              <w:left w:val="none" w:sz="4" w:space="0" w:color="auto"/>
+              <w:bottom w:val="single" w:sz="4" w:space="0" w:color="E2E8F0"/>
+              <w:right w:val="none" w:sz="4" w:space="0" w:color="auto"/>
+            </w:tcBorders>
+            <w:shd w:val="clear" w:color="auto" w:fill="FFFFFF"/>
+            <w:tcMar>
+              <w:top w:w="70" w:type="dxa"/>
+              <w:left w:w="90" w:type="dxa"/>
+              <w:bottom w:w="70" w:type="dxa"/>
+              <w:right w:w="90" w:type="dxa"/>
+            </w:tcMar>
+          </w:tcPr>
+          <w:p>
+            <w:pPr>
+              <w:spacing w:before="40" w:after="80" w:line="276" w:lineRule="auto"/>
+              <w:jc w:val="center"/>
+              <w:cnfStyle w:val="000000100000" w:firstRow="0" w:lastRow="0" w:firstColumn="0" w:lastColumn="0" w:oddVBand="0" w:evenVBand="0" w:oddHBand="1" w:evenHBand="0" w:firstRowFirstColumn="0" w:firstRowLastColumn="0" w:lastRowFirstColumn="0" w:lastRowLastColumn="0"/>
+            </w:pPr>
+            <w:r>
+              <w:rPr>
+                <w:rFonts w:ascii="Calibri" w:hAnsi="Calibri"/>
+                <w:b/>
+                <w:color w:val="000000"/>
+                <w:sz w:val="17"/>
+              </w:rPr>
+              <w:t>50.0%</w:t>
+            </w:r>
+          </w:p>
+        </w:tc>
+      </w:tr>
+      <w:tr>
+        <w:tc>
+          <w:tcPr>
+            <w:cnfStyle w:val="001000000000" w:firstRow="0" w:lastRow="0" w:firstColumn="1" w:lastColumn="0" w:oddVBand="0" w:evenVBand="0" w:oddHBand="0" w:evenHBand="0" w:firstRowFirstColumn="0" w:firstRowLastColumn="0" w:lastRowFirstColumn="0" w:lastRowLastColumn="0"/>
+            <w:tcW w:w="3383" w:type="dxa"/>
+            <w:tcBorders>
+              <w:top w:val="single" w:sz="4" w:space="0" w:color="000000"/>
+              <w:left w:val="none" w:sz="4" w:space="0" w:color="auto"/>
+              <w:bottom w:val="single" w:sz="4" w:space="0" w:color="000000"/>
+              <w:right w:val="none" w:sz="4" w:space="0" w:color="auto"/>
+            </w:tcBorders>
+            <w:shd w:val="clear" w:color="auto" w:fill="1E293B"/>
+            <w:tcMar>
+              <w:top w:w="70" w:type="dxa"/>
+              <w:left w:w="90" w:type="dxa"/>
+              <w:bottom w:w="70" w:type="dxa"/>
+              <w:right w:w="90" w:type="dxa"/>
+            </w:tcMar>
+          </w:tcPr>
+          <w:p>
+            <w:pPr>
+              <w:spacing w:before="40" w:after="80" w:line="276" w:lineRule="auto"/>
+            </w:pPr>
+            <w:r>
+              <w:rPr>
+                <w:rFonts w:ascii="Calibri" w:hAnsi="Calibri"/>
+                <w:color w:val="FFFFFF"/>
+                <w:sz w:val="18"/>
+              </w:rPr>
+              <w:t>Cumplimiento Promedio de Tiempo</w:t>
+            </w:r>
+          </w:p>
+        </w:tc>
+        <w:tc>
+          <w:tcPr>
+            <w:tcW w:w="1914" w:type="dxa"/>
+            <w:tcBorders>
+              <w:top w:val="single" w:sz="4" w:space="0" w:color="000000"/>
+              <w:left w:val="none" w:sz="4" w:space="0" w:color="auto"/>
+              <w:bottom w:val="single" w:sz="4" w:space="0" w:color="000000"/>
+              <w:right w:val="none" w:sz="4" w:space="0" w:color="auto"/>
+            </w:tcBorders>
+            <w:shd w:val="clear" w:color="auto" w:fill="1E293B"/>
+            <w:tcMar>
+              <w:top w:w="70" w:type="dxa"/>
+              <w:left w:w="90" w:type="dxa"/>
+              <w:bottom w:w="70" w:type="dxa"/>
+              <w:right w:w="90" w:type="dxa"/>
+            </w:tcMar>
+          </w:tcPr>
+          <w:p>
+            <w:pPr>
+              <w:spacing w:before="40" w:after="80" w:line="276" w:lineRule="auto"/>
+              <w:jc w:val="center"/>
+              <w:cnfStyle w:val="000000000000" w:firstRow="0" w:lastRow="0" w:firstColumn="0" w:lastColumn="0" w:oddVBand="0" w:evenVBand="0" w:oddHBand="0" w:evenHBand="0" w:firstRowFirstColumn="0" w:firstRowLastColumn="0" w:lastRowFirstColumn="0" w:lastRowLastColumn="0"/>
+            </w:pPr>
+            <w:r>
+              <w:rPr>
+                <w:rFonts w:ascii="Calibri" w:hAnsi="Calibri"/>
                 <w:b/>
                 <w:color w:val="FFFFFF"/>
                 <w:sz w:val="18"/>
-                <w:lang w:val="en-US"/>
-              </w:rPr>
-              <w:t>ACTIVIDAD</w:t>
-            </w:r>
-          </w:p>
-        </w:tc>
-        <w:tc>
-          <w:tcPr>
-            <w:tcW w:w="1914" w:type="dxa"/>
-            <w:shd w:fill="000000" w:val="clear" w:color="auto"/>
+              </w:rPr>
+              <w:t>13 días planificados</w:t>
+            </w:r>
+          </w:p>
+        </w:tc>
+        <w:tc>
+          <w:tcPr>
+            <w:tcW w:w="1555" w:type="dxa"/>
+            <w:tcBorders>
+              <w:top w:val="single" w:sz="4" w:space="0" w:color="000000"/>
+              <w:left w:val="none" w:sz="4" w:space="0" w:color="auto"/>
+              <w:bottom w:val="single" w:sz="4" w:space="0" w:color="000000"/>
+              <w:right w:val="none" w:sz="4" w:space="0" w:color="auto"/>
+            </w:tcBorders>
+            <w:shd w:val="clear" w:color="auto" w:fill="1E293B"/>
+            <w:tcMar>
+              <w:top w:w="70" w:type="dxa"/>
+              <w:left w:w="90" w:type="dxa"/>
+              <w:bottom w:w="70" w:type="dxa"/>
+              <w:right w:w="90" w:type="dxa"/>
+            </w:tcMar>
           </w:tcPr>
           <w:p>
             <w:pPr>
+              <w:spacing w:before="40" w:after="80" w:line="276" w:lineRule="auto"/>
               <w:jc w:val="center"/>
-              <w:cnfStyle w:val="100000000000" w:firstRow="1" w:lastRow="0" w:firstColumn="0" w:lastColumn="0" w:oddVBand="0" w:evenVBand="0" w:oddHBand="0" w:evenHBand="0" w:firstRowFirstColumn="0" w:firstRowLastColumn="0" w:lastRowFirstColumn="0" w:lastRowLastColumn="0"/>
-              <w:rPr>
-                <w:rFonts w:asciiTheme="minorHAnsi" w:hAnsiTheme="minorHAnsi"/>
-                <w:b w:val="0"/>
-                <w:lang w:val="en-US"/>
-              </w:rPr>
+              <w:cnfStyle w:val="000000000000" w:firstRow="0" w:lastRow="0" w:firstColumn="0" w:lastColumn="0" w:oddVBand="0" w:evenVBand="0" w:oddHBand="0" w:evenHBand="0" w:firstRowFirstColumn="0" w:firstRowLastColumn="0" w:lastRowFirstColumn="0" w:lastRowLastColumn="0"/>
             </w:pPr>
             <w:r>
               <w:rPr>
-                <w:rFonts w:asciiTheme="minorHAnsi" w:hAnsiTheme="minorHAnsi" w:ascii="Calibri" w:hAnsi="Calibri"/>
+                <w:rFonts w:ascii="Calibri" w:hAnsi="Calibri"/>
                 <w:b/>
                 <w:color w:val="FFFFFF"/>
                 <w:sz w:val="18"/>
-                <w:lang w:val="en-US"/>
-              </w:rPr>
-              <w:t>DURACIÓN ESTIMADA</w:t>
-            </w:r>
-          </w:p>
-        </w:tc>
-        <w:tc>
-          <w:tcPr>
-            <w:tcW w:w="1555" w:type="dxa"/>
-            <w:shd w:fill="000000" w:val="clear" w:color="auto"/>
-          </w:tcPr>
-          <w:p>
-            <w:pPr>
-              <w:jc w:val="center"/>
-              <w:cnfStyle w:val="100000000000" w:firstRow="1" w:lastRow="0" w:firstColumn="0" w:lastColumn="0" w:oddVBand="0" w:evenVBand="0" w:oddHBand="0" w:evenHBand="0" w:firstRowFirstColumn="0" w:firstRowLastColumn="0" w:lastRowFirstColumn="0" w:lastRowLastColumn="0"/>
-              <w:rPr>
-                <w:rFonts w:asciiTheme="minorHAnsi" w:hAnsiTheme="minorHAnsi"/>
-                <w:b w:val="0"/>
-                <w:lang w:val="en-US"/>
-              </w:rPr>
-            </w:pPr>
-            <w:r>
-              <w:rPr>
-                <w:rFonts w:asciiTheme="minorHAnsi" w:hAnsiTheme="minorHAnsi" w:ascii="Calibri" w:hAnsi="Calibri"/>
-                <w:b/>
-                <w:color w:val="FFFFFF"/>
-                <w:sz w:val="18"/>
-                <w:lang w:val="en-US"/>
-              </w:rPr>
-              <w:t>DURACIÓN REAL</w:t>
+              </w:rPr>
+              <w:t>14 días insumidos</w:t>
             </w:r>
           </w:p>
         </w:tc>
         <w:tc>
           <w:tcPr>
             <w:tcW w:w="2611" w:type="dxa"/>
-            <w:shd w:fill="000000" w:val="clear" w:color="auto"/>
-          </w:tcPr>
-          <w:p>
-            <w:pPr>
-              <w:jc w:val="center"/>
-              <w:cnfStyle w:val="100000000000" w:firstRow="1" w:lastRow="0" w:firstColumn="0" w:lastColumn="0" w:oddVBand="0" w:evenVBand="0" w:oddHBand="0" w:evenHBand="0" w:firstRowFirstColumn="0" w:firstRowLastColumn="0" w:lastRowFirstColumn="0" w:lastRowLastColumn="0"/>
-              <w:rPr>
-                <w:rFonts w:asciiTheme="minorHAnsi" w:hAnsiTheme="minorHAnsi"/>
-                <w:b w:val="0"/>
-                <w:lang w:val="en-US"/>
-              </w:rPr>
-            </w:pPr>
-            <w:r>
-              <w:rPr>
-                <w:rFonts w:asciiTheme="minorHAnsi" w:hAnsiTheme="minorHAnsi" w:ascii="Calibri" w:hAnsi="Calibri"/>
-                <w:b/>
-                <w:color w:val="FFFFFF"/>
-                <w:sz w:val="18"/>
-                <w:lang w:val="en-US"/>
-              </w:rPr>
-              <w:t>% CUMPLIMIENTO</w:t>
-            </w:r>
-          </w:p>
-        </w:tc>
-      </w:tr>
-      <w:tr>
-        <w:tc>
-          <w:tcPr>
-            <w:tcW w:type="dxa" w:w="3383"/>
-            <w:shd w:fill="ffffff" w:val="clear" w:color="auto"/>
             <w:tcBorders>
-              <w:top w:val="single" w:sz="4" w:space="0" w:color="e2e8f0"/>
-              <w:left w:val="none" w:sz="4" w:space="0" w:color="none"/>
-              <w:bottom w:val="single" w:sz="4" w:space="0" w:color="e2e8f0"/>
-              <w:right w:val="none" w:sz="4" w:space="0" w:color="none"/>
+              <w:top w:val="single" w:sz="4" w:space="0" w:color="000000"/>
+              <w:left w:val="none" w:sz="4" w:space="0" w:color="auto"/>
+              <w:bottom w:val="single" w:sz="4" w:space="0" w:color="000000"/>
+              <w:right w:val="none" w:sz="4" w:space="0" w:color="auto"/>
             </w:tcBorders>
+            <w:shd w:val="clear" w:color="auto" w:fill="1E293B"/>
             <w:tcMar>
               <w:top w:w="70" w:type="dxa"/>
+              <w:left w:w="90" w:type="dxa"/>
               <w:bottom w:w="70" w:type="dxa"/>
-              <w:left w:w="90" w:type="dxa"/>
-              <w:right w:w="90" w:type="dxa"/>
-            </w:tcMar>
-          </w:tcPr>
-          <w:p>
-            <w:pPr>
-              <w:spacing w:before="40" w:after="80" w:line="276" w:lineRule="auto"/>
-              <w:jc w:val="left"/>
-            </w:pPr>
-            <w:r>
-              <w:rPr>
-                <w:rFonts w:ascii="Calibri" w:hAnsi="Calibri"/>
-                <w:b w:val="0"/>
-                <w:color w:val="000000"/>
-                <w:sz w:val="17"/>
-              </w:rPr>
-              <w:t>Configuración de entorno Docker local y base de datos</w:t>
-            </w:r>
-          </w:p>
-        </w:tc>
-        <w:tc>
-          <w:tcPr>
-            <w:tcW w:type="dxa" w:w="1914"/>
-            <w:shd w:fill="ffffff" w:val="clear" w:color="auto"/>
-            <w:tcBorders>
-              <w:top w:val="single" w:sz="4" w:space="0" w:color="e2e8f0"/>
-              <w:left w:val="none" w:sz="4" w:space="0" w:color="none"/>
-              <w:bottom w:val="single" w:sz="4" w:space="0" w:color="e2e8f0"/>
-              <w:right w:val="none" w:sz="4" w:space="0" w:color="none"/>
-            </w:tcBorders>
-            <w:tcMar>
-              <w:top w:w="70" w:type="dxa"/>
-              <w:bottom w:w="70" w:type="dxa"/>
-              <w:left w:w="90" w:type="dxa"/>
               <w:right w:w="90" w:type="dxa"/>
             </w:tcMar>
           </w:tcPr>
@@ -3852,742 +4706,7 @@
             <w:pPr>
               <w:spacing w:before="40" w:after="80" w:line="276" w:lineRule="auto"/>
               <w:jc w:val="center"/>
-            </w:pPr>
-            <w:r>
-              <w:rPr>
-                <w:rFonts w:ascii="Calibri" w:hAnsi="Calibri"/>
-                <w:b w:val="0"/>
-                <w:color w:val="000000"/>
-                <w:sz w:val="17"/>
-              </w:rPr>
-              <w:t>2 días</w:t>
-            </w:r>
-          </w:p>
-        </w:tc>
-        <w:tc>
-          <w:tcPr>
-            <w:tcW w:type="dxa" w:w="1555"/>
-            <w:shd w:fill="ffffff" w:val="clear" w:color="auto"/>
-            <w:tcBorders>
-              <w:top w:val="single" w:sz="4" w:space="0" w:color="e2e8f0"/>
-              <w:left w:val="none" w:sz="4" w:space="0" w:color="none"/>
-              <w:bottom w:val="single" w:sz="4" w:space="0" w:color="e2e8f0"/>
-              <w:right w:val="none" w:sz="4" w:space="0" w:color="none"/>
-            </w:tcBorders>
-            <w:tcMar>
-              <w:top w:w="70" w:type="dxa"/>
-              <w:bottom w:w="70" w:type="dxa"/>
-              <w:left w:w="90" w:type="dxa"/>
-              <w:right w:w="90" w:type="dxa"/>
-            </w:tcMar>
-          </w:tcPr>
-          <w:p>
-            <w:pPr>
-              <w:spacing w:before="40" w:after="80" w:line="276" w:lineRule="auto"/>
-              <w:jc w:val="center"/>
-            </w:pPr>
-            <w:r>
-              <w:rPr>
-                <w:rFonts w:ascii="Calibri" w:hAnsi="Calibri"/>
-                <w:b w:val="0"/>
-                <w:color w:val="000000"/>
-                <w:sz w:val="17"/>
-              </w:rPr>
-              <w:t>2 días</w:t>
-            </w:r>
-          </w:p>
-        </w:tc>
-        <w:tc>
-          <w:tcPr>
-            <w:tcW w:type="dxa" w:w="2611"/>
-            <w:shd w:fill="ffffff" w:val="clear" w:color="auto"/>
-            <w:tcBorders>
-              <w:top w:val="single" w:sz="4" w:space="0" w:color="e2e8f0"/>
-              <w:left w:val="none" w:sz="4" w:space="0" w:color="none"/>
-              <w:bottom w:val="single" w:sz="4" w:space="0" w:color="e2e8f0"/>
-              <w:right w:val="none" w:sz="4" w:space="0" w:color="none"/>
-            </w:tcBorders>
-            <w:tcMar>
-              <w:top w:w="70" w:type="dxa"/>
-              <w:bottom w:w="70" w:type="dxa"/>
-              <w:left w:w="90" w:type="dxa"/>
-              <w:right w:w="90" w:type="dxa"/>
-            </w:tcMar>
-          </w:tcPr>
-          <w:p>
-            <w:pPr>
-              <w:spacing w:before="40" w:after="80" w:line="276" w:lineRule="auto"/>
-              <w:jc w:val="center"/>
-            </w:pPr>
-            <w:r>
-              <w:rPr>
-                <w:rFonts w:ascii="Calibri" w:hAnsi="Calibri"/>
-                <w:b/>
-                <w:color w:val="000000"/>
-                <w:sz w:val="17"/>
-              </w:rPr>
-              <w:t>100.0%</w:t>
-            </w:r>
-          </w:p>
-        </w:tc>
-      </w:tr>
-      <w:tr>
-        <w:tc>
-          <w:tcPr>
-            <w:tcW w:type="dxa" w:w="3383"/>
-            <w:shd w:fill="f8fafc" w:val="clear" w:color="auto"/>
-            <w:tcBorders>
-              <w:top w:val="single" w:sz="4" w:space="0" w:color="e2e8f0"/>
-              <w:left w:val="none" w:sz="4" w:space="0" w:color="none"/>
-              <w:bottom w:val="single" w:sz="4" w:space="0" w:color="e2e8f0"/>
-              <w:right w:val="none" w:sz="4" w:space="0" w:color="none"/>
-            </w:tcBorders>
-            <w:tcMar>
-              <w:top w:w="70" w:type="dxa"/>
-              <w:bottom w:w="70" w:type="dxa"/>
-              <w:left w:w="90" w:type="dxa"/>
-              <w:right w:w="90" w:type="dxa"/>
-            </w:tcMar>
-          </w:tcPr>
-          <w:p>
-            <w:pPr>
-              <w:spacing w:before="40" w:after="80" w:line="276" w:lineRule="auto"/>
-              <w:jc w:val="left"/>
-            </w:pPr>
-            <w:r>
-              <w:rPr>
-                <w:rFonts w:ascii="Calibri" w:hAnsi="Calibri"/>
-                <w:b w:val="0"/>
-                <w:color w:val="000000"/>
-                <w:sz w:val="17"/>
-              </w:rPr>
-              <w:t>Modelado relacional de tablas de Usuarios y Roles</w:t>
-            </w:r>
-          </w:p>
-        </w:tc>
-        <w:tc>
-          <w:tcPr>
-            <w:tcW w:type="dxa" w:w="1914"/>
-            <w:shd w:fill="f8fafc" w:val="clear" w:color="auto"/>
-            <w:tcBorders>
-              <w:top w:val="single" w:sz="4" w:space="0" w:color="e2e8f0"/>
-              <w:left w:val="none" w:sz="4" w:space="0" w:color="none"/>
-              <w:bottom w:val="single" w:sz="4" w:space="0" w:color="e2e8f0"/>
-              <w:right w:val="none" w:sz="4" w:space="0" w:color="none"/>
-            </w:tcBorders>
-            <w:tcMar>
-              <w:top w:w="70" w:type="dxa"/>
-              <w:bottom w:w="70" w:type="dxa"/>
-              <w:left w:w="90" w:type="dxa"/>
-              <w:right w:w="90" w:type="dxa"/>
-            </w:tcMar>
-          </w:tcPr>
-          <w:p>
-            <w:pPr>
-              <w:spacing w:before="40" w:after="80" w:line="276" w:lineRule="auto"/>
-              <w:jc w:val="center"/>
-            </w:pPr>
-            <w:r>
-              <w:rPr>
-                <w:rFonts w:ascii="Calibri" w:hAnsi="Calibri"/>
-                <w:b w:val="0"/>
-                <w:color w:val="000000"/>
-                <w:sz w:val="17"/>
-              </w:rPr>
-              <w:t>2 días</w:t>
-            </w:r>
-          </w:p>
-        </w:tc>
-        <w:tc>
-          <w:tcPr>
-            <w:tcW w:type="dxa" w:w="1555"/>
-            <w:shd w:fill="f8fafc" w:val="clear" w:color="auto"/>
-            <w:tcBorders>
-              <w:top w:val="single" w:sz="4" w:space="0" w:color="e2e8f0"/>
-              <w:left w:val="none" w:sz="4" w:space="0" w:color="none"/>
-              <w:bottom w:val="single" w:sz="4" w:space="0" w:color="e2e8f0"/>
-              <w:right w:val="none" w:sz="4" w:space="0" w:color="none"/>
-            </w:tcBorders>
-            <w:tcMar>
-              <w:top w:w="70" w:type="dxa"/>
-              <w:bottom w:w="70" w:type="dxa"/>
-              <w:left w:w="90" w:type="dxa"/>
-              <w:right w:w="90" w:type="dxa"/>
-            </w:tcMar>
-          </w:tcPr>
-          <w:p>
-            <w:pPr>
-              <w:spacing w:before="40" w:after="80" w:line="276" w:lineRule="auto"/>
-              <w:jc w:val="center"/>
-            </w:pPr>
-            <w:r>
-              <w:rPr>
-                <w:rFonts w:ascii="Calibri" w:hAnsi="Calibri"/>
-                <w:b w:val="0"/>
-                <w:color w:val="000000"/>
-                <w:sz w:val="17"/>
-              </w:rPr>
-              <w:t>2 días</w:t>
-            </w:r>
-          </w:p>
-        </w:tc>
-        <w:tc>
-          <w:tcPr>
-            <w:tcW w:type="dxa" w:w="2611"/>
-            <w:shd w:fill="f8fafc" w:val="clear" w:color="auto"/>
-            <w:tcBorders>
-              <w:top w:val="single" w:sz="4" w:space="0" w:color="e2e8f0"/>
-              <w:left w:val="none" w:sz="4" w:space="0" w:color="none"/>
-              <w:bottom w:val="single" w:sz="4" w:space="0" w:color="e2e8f0"/>
-              <w:right w:val="none" w:sz="4" w:space="0" w:color="none"/>
-            </w:tcBorders>
-            <w:tcMar>
-              <w:top w:w="70" w:type="dxa"/>
-              <w:bottom w:w="70" w:type="dxa"/>
-              <w:left w:w="90" w:type="dxa"/>
-              <w:right w:w="90" w:type="dxa"/>
-            </w:tcMar>
-          </w:tcPr>
-          <w:p>
-            <w:pPr>
-              <w:spacing w:before="40" w:after="80" w:line="276" w:lineRule="auto"/>
-              <w:jc w:val="center"/>
-            </w:pPr>
-            <w:r>
-              <w:rPr>
-                <w:rFonts w:ascii="Calibri" w:hAnsi="Calibri"/>
-                <w:b/>
-                <w:color w:val="000000"/>
-                <w:sz w:val="17"/>
-              </w:rPr>
-              <w:t>100.0%</w:t>
-            </w:r>
-          </w:p>
-        </w:tc>
-      </w:tr>
-      <w:tr>
-        <w:tc>
-          <w:tcPr>
-            <w:tcW w:type="dxa" w:w="3383"/>
-            <w:shd w:fill="ffffff" w:val="clear" w:color="auto"/>
-            <w:tcBorders>
-              <w:top w:val="single" w:sz="4" w:space="0" w:color="e2e8f0"/>
-              <w:left w:val="none" w:sz="4" w:space="0" w:color="none"/>
-              <w:bottom w:val="single" w:sz="4" w:space="0" w:color="e2e8f0"/>
-              <w:right w:val="none" w:sz="4" w:space="0" w:color="none"/>
-            </w:tcBorders>
-            <w:tcMar>
-              <w:top w:w="70" w:type="dxa"/>
-              <w:bottom w:w="70" w:type="dxa"/>
-              <w:left w:w="90" w:type="dxa"/>
-              <w:right w:w="90" w:type="dxa"/>
-            </w:tcMar>
-          </w:tcPr>
-          <w:p>
-            <w:pPr>
-              <w:spacing w:before="40" w:after="80" w:line="276" w:lineRule="auto"/>
-              <w:jc w:val="left"/>
-            </w:pPr>
-            <w:r>
-              <w:rPr>
-                <w:rFonts w:ascii="Calibri" w:hAnsi="Calibri"/>
-                <w:b w:val="0"/>
-                <w:color w:val="000000"/>
-                <w:sz w:val="17"/>
-              </w:rPr>
-              <w:t>Servicio de autenticación JWT y roles en FastAPI</w:t>
-            </w:r>
-          </w:p>
-        </w:tc>
-        <w:tc>
-          <w:tcPr>
-            <w:tcW w:type="dxa" w:w="1914"/>
-            <w:shd w:fill="ffffff" w:val="clear" w:color="auto"/>
-            <w:tcBorders>
-              <w:top w:val="single" w:sz="4" w:space="0" w:color="e2e8f0"/>
-              <w:left w:val="none" w:sz="4" w:space="0" w:color="none"/>
-              <w:bottom w:val="single" w:sz="4" w:space="0" w:color="e2e8f0"/>
-              <w:right w:val="none" w:sz="4" w:space="0" w:color="none"/>
-            </w:tcBorders>
-            <w:tcMar>
-              <w:top w:w="70" w:type="dxa"/>
-              <w:bottom w:w="70" w:type="dxa"/>
-              <w:left w:w="90" w:type="dxa"/>
-              <w:right w:w="90" w:type="dxa"/>
-            </w:tcMar>
-          </w:tcPr>
-          <w:p>
-            <w:pPr>
-              <w:spacing w:before="40" w:after="80" w:line="276" w:lineRule="auto"/>
-              <w:jc w:val="center"/>
-            </w:pPr>
-            <w:r>
-              <w:rPr>
-                <w:rFonts w:ascii="Calibri" w:hAnsi="Calibri"/>
-                <w:b w:val="0"/>
-                <w:color w:val="000000"/>
-                <w:sz w:val="17"/>
-              </w:rPr>
-              <w:t>3 días</w:t>
-            </w:r>
-          </w:p>
-        </w:tc>
-        <w:tc>
-          <w:tcPr>
-            <w:tcW w:type="dxa" w:w="1555"/>
-            <w:shd w:fill="ffffff" w:val="clear" w:color="auto"/>
-            <w:tcBorders>
-              <w:top w:val="single" w:sz="4" w:space="0" w:color="e2e8f0"/>
-              <w:left w:val="none" w:sz="4" w:space="0" w:color="none"/>
-              <w:bottom w:val="single" w:sz="4" w:space="0" w:color="e2e8f0"/>
-              <w:right w:val="none" w:sz="4" w:space="0" w:color="none"/>
-            </w:tcBorders>
-            <w:tcMar>
-              <w:top w:w="70" w:type="dxa"/>
-              <w:bottom w:w="70" w:type="dxa"/>
-              <w:left w:w="90" w:type="dxa"/>
-              <w:right w:w="90" w:type="dxa"/>
-            </w:tcMar>
-          </w:tcPr>
-          <w:p>
-            <w:pPr>
-              <w:spacing w:before="40" w:after="80" w:line="276" w:lineRule="auto"/>
-              <w:jc w:val="center"/>
-            </w:pPr>
-            <w:r>
-              <w:rPr>
-                <w:rFonts w:ascii="Calibri" w:hAnsi="Calibri"/>
-                <w:b w:val="0"/>
-                <w:color w:val="000000"/>
-                <w:sz w:val="17"/>
-              </w:rPr>
-              <w:t>3 días</w:t>
-            </w:r>
-          </w:p>
-        </w:tc>
-        <w:tc>
-          <w:tcPr>
-            <w:tcW w:type="dxa" w:w="2611"/>
-            <w:shd w:fill="ffffff" w:val="clear" w:color="auto"/>
-            <w:tcBorders>
-              <w:top w:val="single" w:sz="4" w:space="0" w:color="e2e8f0"/>
-              <w:left w:val="none" w:sz="4" w:space="0" w:color="none"/>
-              <w:bottom w:val="single" w:sz="4" w:space="0" w:color="e2e8f0"/>
-              <w:right w:val="none" w:sz="4" w:space="0" w:color="none"/>
-            </w:tcBorders>
-            <w:tcMar>
-              <w:top w:w="70" w:type="dxa"/>
-              <w:bottom w:w="70" w:type="dxa"/>
-              <w:left w:w="90" w:type="dxa"/>
-              <w:right w:w="90" w:type="dxa"/>
-            </w:tcMar>
-          </w:tcPr>
-          <w:p>
-            <w:pPr>
-              <w:spacing w:before="40" w:after="80" w:line="276" w:lineRule="auto"/>
-              <w:jc w:val="center"/>
-            </w:pPr>
-            <w:r>
-              <w:rPr>
-                <w:rFonts w:ascii="Calibri" w:hAnsi="Calibri"/>
-                <w:b/>
-                <w:color w:val="000000"/>
-                <w:sz w:val="17"/>
-              </w:rPr>
-              <w:t>100.0%</w:t>
-            </w:r>
-          </w:p>
-        </w:tc>
-      </w:tr>
-      <w:tr>
-        <w:tc>
-          <w:tcPr>
-            <w:tcW w:type="dxa" w:w="3383"/>
-            <w:shd w:fill="f8fafc" w:val="clear" w:color="auto"/>
-            <w:tcBorders>
-              <w:top w:val="single" w:sz="4" w:space="0" w:color="e2e8f0"/>
-              <w:left w:val="none" w:sz="4" w:space="0" w:color="none"/>
-              <w:bottom w:val="single" w:sz="4" w:space="0" w:color="e2e8f0"/>
-              <w:right w:val="none" w:sz="4" w:space="0" w:color="none"/>
-            </w:tcBorders>
-            <w:tcMar>
-              <w:top w:w="70" w:type="dxa"/>
-              <w:bottom w:w="70" w:type="dxa"/>
-              <w:left w:w="90" w:type="dxa"/>
-              <w:right w:w="90" w:type="dxa"/>
-            </w:tcMar>
-          </w:tcPr>
-          <w:p>
-            <w:pPr>
-              <w:spacing w:before="40" w:after="80" w:line="276" w:lineRule="auto"/>
-              <w:jc w:val="left"/>
-            </w:pPr>
-            <w:r>
-              <w:rPr>
-                <w:rFonts w:ascii="Calibri" w:hAnsi="Calibri"/>
-                <w:b w:val="0"/>
-                <w:color w:val="000000"/>
-                <w:sz w:val="17"/>
-              </w:rPr>
-              <w:t>Componente de Login y Guards de navegación Angular</w:t>
-            </w:r>
-          </w:p>
-        </w:tc>
-        <w:tc>
-          <w:tcPr>
-            <w:tcW w:type="dxa" w:w="1914"/>
-            <w:shd w:fill="f8fafc" w:val="clear" w:color="auto"/>
-            <w:tcBorders>
-              <w:top w:val="single" w:sz="4" w:space="0" w:color="e2e8f0"/>
-              <w:left w:val="none" w:sz="4" w:space="0" w:color="none"/>
-              <w:bottom w:val="single" w:sz="4" w:space="0" w:color="e2e8f0"/>
-              <w:right w:val="none" w:sz="4" w:space="0" w:color="none"/>
-            </w:tcBorders>
-            <w:tcMar>
-              <w:top w:w="70" w:type="dxa"/>
-              <w:bottom w:w="70" w:type="dxa"/>
-              <w:left w:w="90" w:type="dxa"/>
-              <w:right w:w="90" w:type="dxa"/>
-            </w:tcMar>
-          </w:tcPr>
-          <w:p>
-            <w:pPr>
-              <w:spacing w:before="40" w:after="80" w:line="276" w:lineRule="auto"/>
-              <w:jc w:val="center"/>
-            </w:pPr>
-            <w:r>
-              <w:rPr>
-                <w:rFonts w:ascii="Calibri" w:hAnsi="Calibri"/>
-                <w:b w:val="0"/>
-                <w:color w:val="000000"/>
-                <w:sz w:val="17"/>
-              </w:rPr>
-              <w:t>3 días</w:t>
-            </w:r>
-          </w:p>
-        </w:tc>
-        <w:tc>
-          <w:tcPr>
-            <w:tcW w:type="dxa" w:w="1555"/>
-            <w:shd w:fill="f8fafc" w:val="clear" w:color="auto"/>
-            <w:tcBorders>
-              <w:top w:val="single" w:sz="4" w:space="0" w:color="e2e8f0"/>
-              <w:left w:val="none" w:sz="4" w:space="0" w:color="none"/>
-              <w:bottom w:val="single" w:sz="4" w:space="0" w:color="e2e8f0"/>
-              <w:right w:val="none" w:sz="4" w:space="0" w:color="none"/>
-            </w:tcBorders>
-            <w:tcMar>
-              <w:top w:w="70" w:type="dxa"/>
-              <w:bottom w:w="70" w:type="dxa"/>
-              <w:left w:w="90" w:type="dxa"/>
-              <w:right w:w="90" w:type="dxa"/>
-            </w:tcMar>
-          </w:tcPr>
-          <w:p>
-            <w:pPr>
-              <w:spacing w:before="40" w:after="80" w:line="276" w:lineRule="auto"/>
-              <w:jc w:val="center"/>
-            </w:pPr>
-            <w:r>
-              <w:rPr>
-                <w:rFonts w:ascii="Calibri" w:hAnsi="Calibri"/>
-                <w:b w:val="0"/>
-                <w:color w:val="000000"/>
-                <w:sz w:val="17"/>
-              </w:rPr>
-              <w:t>3 días</w:t>
-            </w:r>
-          </w:p>
-        </w:tc>
-        <w:tc>
-          <w:tcPr>
-            <w:tcW w:type="dxa" w:w="2611"/>
-            <w:shd w:fill="f8fafc" w:val="clear" w:color="auto"/>
-            <w:tcBorders>
-              <w:top w:val="single" w:sz="4" w:space="0" w:color="e2e8f0"/>
-              <w:left w:val="none" w:sz="4" w:space="0" w:color="none"/>
-              <w:bottom w:val="single" w:sz="4" w:space="0" w:color="e2e8f0"/>
-              <w:right w:val="none" w:sz="4" w:space="0" w:color="none"/>
-            </w:tcBorders>
-            <w:tcMar>
-              <w:top w:w="70" w:type="dxa"/>
-              <w:bottom w:w="70" w:type="dxa"/>
-              <w:left w:w="90" w:type="dxa"/>
-              <w:right w:w="90" w:type="dxa"/>
-            </w:tcMar>
-          </w:tcPr>
-          <w:p>
-            <w:pPr>
-              <w:spacing w:before="40" w:after="80" w:line="276" w:lineRule="auto"/>
-              <w:jc w:val="center"/>
-            </w:pPr>
-            <w:r>
-              <w:rPr>
-                <w:rFonts w:ascii="Calibri" w:hAnsi="Calibri"/>
-                <w:b/>
-                <w:color w:val="000000"/>
-                <w:sz w:val="17"/>
-              </w:rPr>
-              <w:t>100.0%</w:t>
-            </w:r>
-          </w:p>
-        </w:tc>
-      </w:tr>
-      <w:tr>
-        <w:tc>
-          <w:tcPr>
-            <w:tcW w:type="dxa" w:w="3383"/>
-            <w:shd w:fill="ffffff" w:val="clear" w:color="auto"/>
-            <w:tcBorders>
-              <w:top w:val="single" w:sz="4" w:space="0" w:color="e2e8f0"/>
-              <w:left w:val="none" w:sz="4" w:space="0" w:color="none"/>
-              <w:bottom w:val="single" w:sz="4" w:space="0" w:color="e2e8f0"/>
-              <w:right w:val="none" w:sz="4" w:space="0" w:color="none"/>
-            </w:tcBorders>
-            <w:tcMar>
-              <w:top w:w="70" w:type="dxa"/>
-              <w:bottom w:w="70" w:type="dxa"/>
-              <w:left w:w="90" w:type="dxa"/>
-              <w:right w:w="90" w:type="dxa"/>
-            </w:tcMar>
-          </w:tcPr>
-          <w:p>
-            <w:pPr>
-              <w:spacing w:before="40" w:after="80" w:line="276" w:lineRule="auto"/>
-              <w:jc w:val="left"/>
-            </w:pPr>
-            <w:r>
-              <w:rPr>
-                <w:rFonts w:ascii="Calibri" w:hAnsi="Calibri"/>
-                <w:b w:val="0"/>
-                <w:color w:val="000000"/>
-                <w:sz w:val="17"/>
-              </w:rPr>
-              <w:t>Parametrización de catálogo y recetas de insumos por m²</w:t>
-            </w:r>
-          </w:p>
-        </w:tc>
-        <w:tc>
-          <w:tcPr>
-            <w:tcW w:type="dxa" w:w="1914"/>
-            <w:shd w:fill="ffffff" w:val="clear" w:color="auto"/>
-            <w:tcBorders>
-              <w:top w:val="single" w:sz="4" w:space="0" w:color="e2e8f0"/>
-              <w:left w:val="none" w:sz="4" w:space="0" w:color="none"/>
-              <w:bottom w:val="single" w:sz="4" w:space="0" w:color="e2e8f0"/>
-              <w:right w:val="none" w:sz="4" w:space="0" w:color="none"/>
-            </w:tcBorders>
-            <w:tcMar>
-              <w:top w:w="70" w:type="dxa"/>
-              <w:bottom w:w="70" w:type="dxa"/>
-              <w:left w:w="90" w:type="dxa"/>
-              <w:right w:w="90" w:type="dxa"/>
-            </w:tcMar>
-          </w:tcPr>
-          <w:p>
-            <w:pPr>
-              <w:spacing w:before="40" w:after="80" w:line="276" w:lineRule="auto"/>
-              <w:jc w:val="center"/>
-            </w:pPr>
-            <w:r>
-              <w:rPr>
-                <w:rFonts w:ascii="Calibri" w:hAnsi="Calibri"/>
-                <w:b w:val="0"/>
-                <w:color w:val="000000"/>
-                <w:sz w:val="17"/>
-              </w:rPr>
-              <w:t>3 días</w:t>
-            </w:r>
-          </w:p>
-        </w:tc>
-        <w:tc>
-          <w:tcPr>
-            <w:tcW w:type="dxa" w:w="1555"/>
-            <w:shd w:fill="ffffff" w:val="clear" w:color="auto"/>
-            <w:tcBorders>
-              <w:top w:val="single" w:sz="4" w:space="0" w:color="e2e8f0"/>
-              <w:left w:val="none" w:sz="4" w:space="0" w:color="none"/>
-              <w:bottom w:val="single" w:sz="4" w:space="0" w:color="e2e8f0"/>
-              <w:right w:val="none" w:sz="4" w:space="0" w:color="none"/>
-            </w:tcBorders>
-            <w:tcMar>
-              <w:top w:w="70" w:type="dxa"/>
-              <w:bottom w:w="70" w:type="dxa"/>
-              <w:left w:w="90" w:type="dxa"/>
-              <w:right w:w="90" w:type="dxa"/>
-            </w:tcMar>
-          </w:tcPr>
-          <w:p>
-            <w:pPr>
-              <w:spacing w:before="40" w:after="80" w:line="276" w:lineRule="auto"/>
-              <w:jc w:val="center"/>
-            </w:pPr>
-            <w:r>
-              <w:rPr>
-                <w:rFonts w:ascii="Calibri" w:hAnsi="Calibri"/>
-                <w:b w:val="0"/>
-                <w:color w:val="000000"/>
-                <w:sz w:val="17"/>
-              </w:rPr>
-              <w:t>4 días (en curso)</w:t>
-            </w:r>
-          </w:p>
-        </w:tc>
-        <w:tc>
-          <w:tcPr>
-            <w:tcW w:type="dxa" w:w="2611"/>
-            <w:shd w:fill="ffffff" w:val="clear" w:color="auto"/>
-            <w:tcBorders>
-              <w:top w:val="single" w:sz="4" w:space="0" w:color="e2e8f0"/>
-              <w:left w:val="none" w:sz="4" w:space="0" w:color="none"/>
-              <w:bottom w:val="single" w:sz="4" w:space="0" w:color="e2e8f0"/>
-              <w:right w:val="none" w:sz="4" w:space="0" w:color="none"/>
-            </w:tcBorders>
-            <w:tcMar>
-              <w:top w:w="70" w:type="dxa"/>
-              <w:bottom w:w="70" w:type="dxa"/>
-              <w:left w:w="90" w:type="dxa"/>
-              <w:right w:w="90" w:type="dxa"/>
-            </w:tcMar>
-          </w:tcPr>
-          <w:p>
-            <w:pPr>
-              <w:spacing w:before="40" w:after="80" w:line="276" w:lineRule="auto"/>
-              <w:jc w:val="center"/>
-            </w:pPr>
-            <w:r>
-              <w:rPr>
-                <w:rFonts w:ascii="Calibri" w:hAnsi="Calibri"/>
-                <w:b/>
-                <w:color w:val="000000"/>
-                <w:sz w:val="17"/>
-              </w:rPr>
-              <w:t>50.0%</w:t>
-            </w:r>
-          </w:p>
-        </w:tc>
-      </w:tr>
-      <w:tr>
-        <w:tc>
-          <w:tcPr>
-            <w:tcW w:type="dxa" w:w="3383"/>
-            <w:shd w:fill="1e293b" w:val="clear" w:color="auto"/>
-            <w:tcBorders>
-              <w:top w:val="single" w:sz="4" w:space="0" w:color="000000"/>
-              <w:left w:val="none" w:sz="4" w:space="0" w:color="none"/>
-              <w:bottom w:val="single" w:sz="4" w:space="0" w:color="000000"/>
-              <w:right w:val="none" w:sz="4" w:space="0" w:color="none"/>
-            </w:tcBorders>
-            <w:tcMar>
-              <w:top w:w="70" w:type="dxa"/>
-              <w:bottom w:w="70" w:type="dxa"/>
-              <w:left w:w="90" w:type="dxa"/>
-              <w:right w:w="90" w:type="dxa"/>
-            </w:tcMar>
-          </w:tcPr>
-          <w:p>
-            <w:pPr>
-              <w:spacing w:before="40" w:after="80" w:line="276" w:lineRule="auto"/>
-              <w:jc w:val="left"/>
-            </w:pPr>
-            <w:r>
-              <w:rPr>
-                <w:rFonts w:ascii="Calibri" w:hAnsi="Calibri"/>
-                <w:b/>
-                <w:color w:val="FFFFFF"/>
-                <w:sz w:val="18"/>
-              </w:rPr>
-              <w:t>Cumplimiento Promedio de Tiempo</w:t>
-            </w:r>
-          </w:p>
-        </w:tc>
-        <w:tc>
-          <w:tcPr>
-            <w:tcW w:type="dxa" w:w="1914"/>
-            <w:shd w:fill="1e293b" w:val="clear" w:color="auto"/>
-            <w:tcBorders>
-              <w:top w:val="single" w:sz="4" w:space="0" w:color="000000"/>
-              <w:left w:val="none" w:sz="4" w:space="0" w:color="none"/>
-              <w:bottom w:val="single" w:sz="4" w:space="0" w:color="000000"/>
-              <w:right w:val="none" w:sz="4" w:space="0" w:color="none"/>
-            </w:tcBorders>
-            <w:tcMar>
-              <w:top w:w="70" w:type="dxa"/>
-              <w:bottom w:w="70" w:type="dxa"/>
-              <w:left w:w="90" w:type="dxa"/>
-              <w:right w:w="90" w:type="dxa"/>
-            </w:tcMar>
-          </w:tcPr>
-          <w:p>
-            <w:pPr>
-              <w:spacing w:before="40" w:after="80" w:line="276" w:lineRule="auto"/>
-              <w:jc w:val="center"/>
-            </w:pPr>
-            <w:r>
-              <w:rPr>
-                <w:rFonts w:ascii="Calibri" w:hAnsi="Calibri"/>
-                <w:b/>
-                <w:color w:val="FFFFFF"/>
-                <w:sz w:val="18"/>
-              </w:rPr>
-              <w:t>13 días planificados</w:t>
-            </w:r>
-          </w:p>
-        </w:tc>
-        <w:tc>
-          <w:tcPr>
-            <w:tcW w:type="dxa" w:w="1555"/>
-            <w:shd w:fill="1e293b" w:val="clear" w:color="auto"/>
-            <w:tcBorders>
-              <w:top w:val="single" w:sz="4" w:space="0" w:color="000000"/>
-              <w:left w:val="none" w:sz="4" w:space="0" w:color="none"/>
-              <w:bottom w:val="single" w:sz="4" w:space="0" w:color="000000"/>
-              <w:right w:val="none" w:sz="4" w:space="0" w:color="none"/>
-            </w:tcBorders>
-            <w:tcMar>
-              <w:top w:w="70" w:type="dxa"/>
-              <w:bottom w:w="70" w:type="dxa"/>
-              <w:left w:w="90" w:type="dxa"/>
-              <w:right w:w="90" w:type="dxa"/>
-            </w:tcMar>
-          </w:tcPr>
-          <w:p>
-            <w:pPr>
-              <w:spacing w:before="40" w:after="80" w:line="276" w:lineRule="auto"/>
-              <w:jc w:val="center"/>
-            </w:pPr>
-            <w:r>
-              <w:rPr>
-                <w:rFonts w:ascii="Calibri" w:hAnsi="Calibri"/>
-                <w:b/>
-                <w:color w:val="FFFFFF"/>
-                <w:sz w:val="18"/>
-              </w:rPr>
-              <w:t>14 días insumidos</w:t>
-            </w:r>
-          </w:p>
-        </w:tc>
-        <w:tc>
-          <w:tcPr>
-            <w:tcW w:type="dxa" w:w="2611"/>
-            <w:shd w:fill="1e293b" w:val="clear" w:color="auto"/>
-            <w:tcBorders>
-              <w:top w:val="single" w:sz="4" w:space="0" w:color="000000"/>
-              <w:left w:val="none" w:sz="4" w:space="0" w:color="none"/>
-              <w:bottom w:val="single" w:sz="4" w:space="0" w:color="000000"/>
-              <w:right w:val="none" w:sz="4" w:space="0" w:color="none"/>
-            </w:tcBorders>
-            <w:tcMar>
-              <w:top w:w="70" w:type="dxa"/>
-              <w:bottom w:w="70" w:type="dxa"/>
-              <w:left w:w="90" w:type="dxa"/>
-              <w:right w:w="90" w:type="dxa"/>
-            </w:tcMar>
-          </w:tcPr>
-          <w:p>
-            <w:pPr>
-              <w:spacing w:before="40" w:after="80" w:line="276" w:lineRule="auto"/>
-              <w:jc w:val="center"/>
+              <w:cnfStyle w:val="000000000000" w:firstRow="0" w:lastRow="0" w:firstColumn="0" w:lastColumn="0" w:oddVBand="0" w:evenVBand="0" w:oddHBand="0" w:evenHBand="0" w:firstRowFirstColumn="0" w:firstRowLastColumn="0" w:lastRowFirstColumn="0" w:lastRowLastColumn="0"/>
             </w:pPr>
             <w:r>
               <w:rPr>
@@ -4647,7 +4766,7 @@
     </w:p>
     <w:tbl>
       <w:tblPr>
-        <w:tblStyle w:val="Tabladecuadrcula6concolores-nfasis2"/>
+        <w:tblStyle w:val="Tablaconcuadrcula6concolores-nfasis2"/>
         <w:tblW w:w="0" w:type="auto"/>
         <w:tblLook w:val="04A0" w:firstRow="1" w:lastRow="0" w:firstColumn="1" w:lastColumn="0" w:noHBand="0" w:noVBand="1"/>
       </w:tblPr>
@@ -4664,7 +4783,7 @@
           <w:tcPr>
             <w:cnfStyle w:val="001000000000" w:firstRow="0" w:lastRow="0" w:firstColumn="1" w:lastColumn="0" w:oddVBand="0" w:evenVBand="0" w:oddHBand="0" w:evenHBand="0" w:firstRowFirstColumn="0" w:firstRowLastColumn="0" w:lastRowFirstColumn="0" w:lastRowLastColumn="0"/>
             <w:tcW w:w="4940" w:type="dxa"/>
-            <w:shd w:fill="000000" w:val="clear" w:color="auto"/>
+            <w:shd w:val="clear" w:color="auto" w:fill="000000"/>
           </w:tcPr>
           <w:p>
             <w:pPr>
@@ -4677,771 +4796,784 @@
             </w:pPr>
             <w:r>
               <w:rPr>
-                <w:rFonts w:asciiTheme="minorHAnsi" w:hAnsiTheme="minorHAnsi" w:ascii="Calibri" w:hAnsi="Calibri"/>
+                <w:rFonts w:asciiTheme="minorHAnsi" w:hAnsiTheme="minorHAnsi"/>
+                <w:color w:val="FFFFFF"/>
+                <w:sz w:val="18"/>
+                <w:lang w:val="en-US"/>
+              </w:rPr>
+              <w:t>ACTIVIDAD</w:t>
+            </w:r>
+          </w:p>
+        </w:tc>
+        <w:tc>
+          <w:tcPr>
+            <w:tcW w:w="1914" w:type="dxa"/>
+            <w:shd w:val="clear" w:color="auto" w:fill="000000"/>
+          </w:tcPr>
+          <w:p>
+            <w:pPr>
+              <w:jc w:val="center"/>
+              <w:cnfStyle w:val="100000000000" w:firstRow="1" w:lastRow="0" w:firstColumn="0" w:lastColumn="0" w:oddVBand="0" w:evenVBand="0" w:oddHBand="0" w:evenHBand="0" w:firstRowFirstColumn="0" w:firstRowLastColumn="0" w:lastRowFirstColumn="0" w:lastRowLastColumn="0"/>
+              <w:rPr>
+                <w:rFonts w:asciiTheme="minorHAnsi" w:hAnsiTheme="minorHAnsi"/>
+                <w:b w:val="0"/>
+                <w:lang w:val="en-US"/>
+              </w:rPr>
+            </w:pPr>
+            <w:r>
+              <w:rPr>
+                <w:rFonts w:asciiTheme="minorHAnsi" w:hAnsiTheme="minorHAnsi"/>
+                <w:color w:val="FFFFFF"/>
+                <w:sz w:val="18"/>
+                <w:lang w:val="en-US"/>
+              </w:rPr>
+              <w:t>VALOR PLANIFICADO</w:t>
+            </w:r>
+          </w:p>
+        </w:tc>
+        <w:tc>
+          <w:tcPr>
+            <w:tcW w:w="1555" w:type="dxa"/>
+            <w:shd w:val="clear" w:color="auto" w:fill="000000"/>
+          </w:tcPr>
+          <w:p>
+            <w:pPr>
+              <w:jc w:val="center"/>
+              <w:cnfStyle w:val="100000000000" w:firstRow="1" w:lastRow="0" w:firstColumn="0" w:lastColumn="0" w:oddVBand="0" w:evenVBand="0" w:oddHBand="0" w:evenHBand="0" w:firstRowFirstColumn="0" w:firstRowLastColumn="0" w:lastRowFirstColumn="0" w:lastRowLastColumn="0"/>
+              <w:rPr>
+                <w:rFonts w:asciiTheme="minorHAnsi" w:hAnsiTheme="minorHAnsi"/>
+                <w:b w:val="0"/>
+                <w:lang w:val="en-US"/>
+              </w:rPr>
+            </w:pPr>
+            <w:r>
+              <w:rPr>
+                <w:rFonts w:asciiTheme="minorHAnsi" w:hAnsiTheme="minorHAnsi"/>
+                <w:color w:val="FFFFFF"/>
+                <w:sz w:val="18"/>
+                <w:lang w:val="en-US"/>
+              </w:rPr>
+              <w:t>COSTO REAL</w:t>
+            </w:r>
+          </w:p>
+        </w:tc>
+      </w:tr>
+      <w:tr>
+        <w:trPr>
+          <w:cnfStyle w:val="000000100000" w:firstRow="0" w:lastRow="0" w:firstColumn="0" w:lastColumn="0" w:oddVBand="0" w:evenVBand="0" w:oddHBand="1" w:evenHBand="0" w:firstRowFirstColumn="0" w:firstRowLastColumn="0" w:lastRowFirstColumn="0" w:lastRowLastColumn="0"/>
+        </w:trPr>
+        <w:tc>
+          <w:tcPr>
+            <w:cnfStyle w:val="001000000000" w:firstRow="0" w:lastRow="0" w:firstColumn="1" w:lastColumn="0" w:oddVBand="0" w:evenVBand="0" w:oddHBand="0" w:evenHBand="0" w:firstRowFirstColumn="0" w:firstRowLastColumn="0" w:lastRowFirstColumn="0" w:lastRowLastColumn="0"/>
+            <w:tcW w:w="4940" w:type="dxa"/>
+            <w:tcBorders>
+              <w:top w:val="single" w:sz="4" w:space="0" w:color="E2E8F0"/>
+              <w:left w:val="none" w:sz="4" w:space="0" w:color="auto"/>
+              <w:bottom w:val="single" w:sz="4" w:space="0" w:color="E2E8F0"/>
+              <w:right w:val="none" w:sz="4" w:space="0" w:color="auto"/>
+            </w:tcBorders>
+            <w:shd w:val="clear" w:color="auto" w:fill="FFFFFF"/>
+            <w:tcMar>
+              <w:top w:w="70" w:type="dxa"/>
+              <w:left w:w="100" w:type="dxa"/>
+              <w:bottom w:w="70" w:type="dxa"/>
+              <w:right w:w="100" w:type="dxa"/>
+            </w:tcMar>
+          </w:tcPr>
+          <w:p>
+            <w:pPr>
+              <w:spacing w:before="40" w:after="80" w:line="276" w:lineRule="auto"/>
+            </w:pPr>
+            <w:r>
+              <w:rPr>
+                <w:rFonts w:ascii="Calibri" w:hAnsi="Calibri"/>
+                <w:b w:val="0"/>
+                <w:color w:val="000000"/>
+                <w:sz w:val="17"/>
+              </w:rPr>
+              <w:t>Configuración de entorno Docker Compose y PostgreSQL</w:t>
+            </w:r>
+          </w:p>
+        </w:tc>
+        <w:tc>
+          <w:tcPr>
+            <w:tcW w:w="1914" w:type="dxa"/>
+            <w:tcBorders>
+              <w:top w:val="single" w:sz="4" w:space="0" w:color="E2E8F0"/>
+              <w:left w:val="none" w:sz="4" w:space="0" w:color="auto"/>
+              <w:bottom w:val="single" w:sz="4" w:space="0" w:color="E2E8F0"/>
+              <w:right w:val="none" w:sz="4" w:space="0" w:color="auto"/>
+            </w:tcBorders>
+            <w:shd w:val="clear" w:color="auto" w:fill="FFFFFF"/>
+            <w:tcMar>
+              <w:top w:w="70" w:type="dxa"/>
+              <w:left w:w="100" w:type="dxa"/>
+              <w:bottom w:w="70" w:type="dxa"/>
+              <w:right w:w="100" w:type="dxa"/>
+            </w:tcMar>
+          </w:tcPr>
+          <w:p>
+            <w:pPr>
+              <w:spacing w:before="40" w:after="80" w:line="276" w:lineRule="auto"/>
+              <w:jc w:val="right"/>
+              <w:cnfStyle w:val="000000100000" w:firstRow="0" w:lastRow="0" w:firstColumn="0" w:lastColumn="0" w:oddVBand="0" w:evenVBand="0" w:oddHBand="1" w:evenHBand="0" w:firstRowFirstColumn="0" w:firstRowLastColumn="0" w:lastRowFirstColumn="0" w:lastRowLastColumn="0"/>
+            </w:pPr>
+            <w:r>
+              <w:rPr>
+                <w:rFonts w:ascii="Calibri" w:hAnsi="Calibri"/>
+                <w:b/>
+                <w:color w:val="000000"/>
+                <w:sz w:val="17"/>
+              </w:rPr>
+              <w:t>S/ 250.00</w:t>
+            </w:r>
+          </w:p>
+        </w:tc>
+        <w:tc>
+          <w:tcPr>
+            <w:tcW w:w="1555" w:type="dxa"/>
+            <w:tcBorders>
+              <w:top w:val="single" w:sz="4" w:space="0" w:color="E2E8F0"/>
+              <w:left w:val="none" w:sz="4" w:space="0" w:color="auto"/>
+              <w:bottom w:val="single" w:sz="4" w:space="0" w:color="E2E8F0"/>
+              <w:right w:val="none" w:sz="4" w:space="0" w:color="auto"/>
+            </w:tcBorders>
+            <w:shd w:val="clear" w:color="auto" w:fill="FFFFFF"/>
+            <w:tcMar>
+              <w:top w:w="70" w:type="dxa"/>
+              <w:left w:w="100" w:type="dxa"/>
+              <w:bottom w:w="70" w:type="dxa"/>
+              <w:right w:w="100" w:type="dxa"/>
+            </w:tcMar>
+          </w:tcPr>
+          <w:p>
+            <w:pPr>
+              <w:spacing w:before="40" w:after="80" w:line="276" w:lineRule="auto"/>
+              <w:jc w:val="right"/>
+              <w:cnfStyle w:val="000000100000" w:firstRow="0" w:lastRow="0" w:firstColumn="0" w:lastColumn="0" w:oddVBand="0" w:evenVBand="0" w:oddHBand="1" w:evenHBand="0" w:firstRowFirstColumn="0" w:firstRowLastColumn="0" w:lastRowFirstColumn="0" w:lastRowLastColumn="0"/>
+            </w:pPr>
+            <w:r>
+              <w:rPr>
+                <w:rFonts w:ascii="Calibri" w:hAnsi="Calibri"/>
+                <w:b/>
+                <w:color w:val="000000"/>
+                <w:sz w:val="17"/>
+              </w:rPr>
+              <w:t>S/ 240.00</w:t>
+            </w:r>
+          </w:p>
+        </w:tc>
+      </w:tr>
+      <w:tr>
+        <w:tc>
+          <w:tcPr>
+            <w:cnfStyle w:val="001000000000" w:firstRow="0" w:lastRow="0" w:firstColumn="1" w:lastColumn="0" w:oddVBand="0" w:evenVBand="0" w:oddHBand="0" w:evenHBand="0" w:firstRowFirstColumn="0" w:firstRowLastColumn="0" w:lastRowFirstColumn="0" w:lastRowLastColumn="0"/>
+            <w:tcW w:w="4940" w:type="dxa"/>
+            <w:tcBorders>
+              <w:top w:val="single" w:sz="4" w:space="0" w:color="E2E8F0"/>
+              <w:left w:val="none" w:sz="4" w:space="0" w:color="auto"/>
+              <w:bottom w:val="single" w:sz="4" w:space="0" w:color="E2E8F0"/>
+              <w:right w:val="none" w:sz="4" w:space="0" w:color="auto"/>
+            </w:tcBorders>
+            <w:shd w:val="clear" w:color="auto" w:fill="F8FAFC"/>
+            <w:tcMar>
+              <w:top w:w="70" w:type="dxa"/>
+              <w:left w:w="100" w:type="dxa"/>
+              <w:bottom w:w="70" w:type="dxa"/>
+              <w:right w:w="100" w:type="dxa"/>
+            </w:tcMar>
+          </w:tcPr>
+          <w:p>
+            <w:pPr>
+              <w:spacing w:before="40" w:after="80" w:line="276" w:lineRule="auto"/>
+            </w:pPr>
+            <w:r>
+              <w:rPr>
+                <w:rFonts w:ascii="Calibri" w:hAnsi="Calibri"/>
+                <w:b w:val="0"/>
+                <w:color w:val="000000"/>
+                <w:sz w:val="17"/>
+              </w:rPr>
+              <w:t>Modelado relacional de datos y tablas de Usuarios</w:t>
+            </w:r>
+          </w:p>
+        </w:tc>
+        <w:tc>
+          <w:tcPr>
+            <w:tcW w:w="1914" w:type="dxa"/>
+            <w:tcBorders>
+              <w:top w:val="single" w:sz="4" w:space="0" w:color="E2E8F0"/>
+              <w:left w:val="none" w:sz="4" w:space="0" w:color="auto"/>
+              <w:bottom w:val="single" w:sz="4" w:space="0" w:color="E2E8F0"/>
+              <w:right w:val="none" w:sz="4" w:space="0" w:color="auto"/>
+            </w:tcBorders>
+            <w:shd w:val="clear" w:color="auto" w:fill="F8FAFC"/>
+            <w:tcMar>
+              <w:top w:w="70" w:type="dxa"/>
+              <w:left w:w="100" w:type="dxa"/>
+              <w:bottom w:w="70" w:type="dxa"/>
+              <w:right w:w="100" w:type="dxa"/>
+            </w:tcMar>
+          </w:tcPr>
+          <w:p>
+            <w:pPr>
+              <w:spacing w:before="40" w:after="80" w:line="276" w:lineRule="auto"/>
+              <w:jc w:val="right"/>
+              <w:cnfStyle w:val="000000000000" w:firstRow="0" w:lastRow="0" w:firstColumn="0" w:lastColumn="0" w:oddVBand="0" w:evenVBand="0" w:oddHBand="0" w:evenHBand="0" w:firstRowFirstColumn="0" w:firstRowLastColumn="0" w:lastRowFirstColumn="0" w:lastRowLastColumn="0"/>
+            </w:pPr>
+            <w:r>
+              <w:rPr>
+                <w:rFonts w:ascii="Calibri" w:hAnsi="Calibri"/>
+                <w:b/>
+                <w:color w:val="000000"/>
+                <w:sz w:val="17"/>
+              </w:rPr>
+              <w:t>S/ 250.00</w:t>
+            </w:r>
+          </w:p>
+        </w:tc>
+        <w:tc>
+          <w:tcPr>
+            <w:tcW w:w="1555" w:type="dxa"/>
+            <w:tcBorders>
+              <w:top w:val="single" w:sz="4" w:space="0" w:color="E2E8F0"/>
+              <w:left w:val="none" w:sz="4" w:space="0" w:color="auto"/>
+              <w:bottom w:val="single" w:sz="4" w:space="0" w:color="E2E8F0"/>
+              <w:right w:val="none" w:sz="4" w:space="0" w:color="auto"/>
+            </w:tcBorders>
+            <w:shd w:val="clear" w:color="auto" w:fill="F8FAFC"/>
+            <w:tcMar>
+              <w:top w:w="70" w:type="dxa"/>
+              <w:left w:w="100" w:type="dxa"/>
+              <w:bottom w:w="70" w:type="dxa"/>
+              <w:right w:w="100" w:type="dxa"/>
+            </w:tcMar>
+          </w:tcPr>
+          <w:p>
+            <w:pPr>
+              <w:spacing w:before="40" w:after="80" w:line="276" w:lineRule="auto"/>
+              <w:jc w:val="right"/>
+              <w:cnfStyle w:val="000000000000" w:firstRow="0" w:lastRow="0" w:firstColumn="0" w:lastColumn="0" w:oddVBand="0" w:evenVBand="0" w:oddHBand="0" w:evenHBand="0" w:firstRowFirstColumn="0" w:firstRowLastColumn="0" w:lastRowFirstColumn="0" w:lastRowLastColumn="0"/>
+            </w:pPr>
+            <w:r>
+              <w:rPr>
+                <w:rFonts w:ascii="Calibri" w:hAnsi="Calibri"/>
+                <w:b/>
+                <w:color w:val="000000"/>
+                <w:sz w:val="17"/>
+              </w:rPr>
+              <w:t>S/ 240.00</w:t>
+            </w:r>
+          </w:p>
+        </w:tc>
+      </w:tr>
+      <w:tr>
+        <w:trPr>
+          <w:cnfStyle w:val="000000100000" w:firstRow="0" w:lastRow="0" w:firstColumn="0" w:lastColumn="0" w:oddVBand="0" w:evenVBand="0" w:oddHBand="1" w:evenHBand="0" w:firstRowFirstColumn="0" w:firstRowLastColumn="0" w:lastRowFirstColumn="0" w:lastRowLastColumn="0"/>
+        </w:trPr>
+        <w:tc>
+          <w:tcPr>
+            <w:cnfStyle w:val="001000000000" w:firstRow="0" w:lastRow="0" w:firstColumn="1" w:lastColumn="0" w:oddVBand="0" w:evenVBand="0" w:oddHBand="0" w:evenHBand="0" w:firstRowFirstColumn="0" w:firstRowLastColumn="0" w:lastRowFirstColumn="0" w:lastRowLastColumn="0"/>
+            <w:tcW w:w="4940" w:type="dxa"/>
+            <w:tcBorders>
+              <w:top w:val="single" w:sz="4" w:space="0" w:color="E2E8F0"/>
+              <w:left w:val="none" w:sz="4" w:space="0" w:color="auto"/>
+              <w:bottom w:val="single" w:sz="4" w:space="0" w:color="E2E8F0"/>
+              <w:right w:val="none" w:sz="4" w:space="0" w:color="auto"/>
+            </w:tcBorders>
+            <w:shd w:val="clear" w:color="auto" w:fill="FFFFFF"/>
+            <w:tcMar>
+              <w:top w:w="70" w:type="dxa"/>
+              <w:left w:w="100" w:type="dxa"/>
+              <w:bottom w:w="70" w:type="dxa"/>
+              <w:right w:w="100" w:type="dxa"/>
+            </w:tcMar>
+          </w:tcPr>
+          <w:p>
+            <w:pPr>
+              <w:spacing w:before="40" w:after="80" w:line="276" w:lineRule="auto"/>
+            </w:pPr>
+            <w:r>
+              <w:rPr>
+                <w:rFonts w:ascii="Calibri" w:hAnsi="Calibri"/>
+                <w:b w:val="0"/>
+                <w:color w:val="000000"/>
+                <w:sz w:val="17"/>
+              </w:rPr>
+              <w:t>Desarrollo de API de Autenticación JWT en FastAPI</w:t>
+            </w:r>
+          </w:p>
+        </w:tc>
+        <w:tc>
+          <w:tcPr>
+            <w:tcW w:w="1914" w:type="dxa"/>
+            <w:tcBorders>
+              <w:top w:val="single" w:sz="4" w:space="0" w:color="E2E8F0"/>
+              <w:left w:val="none" w:sz="4" w:space="0" w:color="auto"/>
+              <w:bottom w:val="single" w:sz="4" w:space="0" w:color="E2E8F0"/>
+              <w:right w:val="none" w:sz="4" w:space="0" w:color="auto"/>
+            </w:tcBorders>
+            <w:shd w:val="clear" w:color="auto" w:fill="FFFFFF"/>
+            <w:tcMar>
+              <w:top w:w="70" w:type="dxa"/>
+              <w:left w:w="100" w:type="dxa"/>
+              <w:bottom w:w="70" w:type="dxa"/>
+              <w:right w:w="100" w:type="dxa"/>
+            </w:tcMar>
+          </w:tcPr>
+          <w:p>
+            <w:pPr>
+              <w:spacing w:before="40" w:after="80" w:line="276" w:lineRule="auto"/>
+              <w:jc w:val="right"/>
+              <w:cnfStyle w:val="000000100000" w:firstRow="0" w:lastRow="0" w:firstColumn="0" w:lastColumn="0" w:oddVBand="0" w:evenVBand="0" w:oddHBand="1" w:evenHBand="0" w:firstRowFirstColumn="0" w:firstRowLastColumn="0" w:lastRowFirstColumn="0" w:lastRowLastColumn="0"/>
+            </w:pPr>
+            <w:r>
+              <w:rPr>
+                <w:rFonts w:ascii="Calibri" w:hAnsi="Calibri"/>
+                <w:b/>
+                <w:color w:val="000000"/>
+                <w:sz w:val="17"/>
+              </w:rPr>
+              <w:t>S/ 400.00</w:t>
+            </w:r>
+          </w:p>
+        </w:tc>
+        <w:tc>
+          <w:tcPr>
+            <w:tcW w:w="1555" w:type="dxa"/>
+            <w:tcBorders>
+              <w:top w:val="single" w:sz="4" w:space="0" w:color="E2E8F0"/>
+              <w:left w:val="none" w:sz="4" w:space="0" w:color="auto"/>
+              <w:bottom w:val="single" w:sz="4" w:space="0" w:color="E2E8F0"/>
+              <w:right w:val="none" w:sz="4" w:space="0" w:color="auto"/>
+            </w:tcBorders>
+            <w:shd w:val="clear" w:color="auto" w:fill="FFFFFF"/>
+            <w:tcMar>
+              <w:top w:w="70" w:type="dxa"/>
+              <w:left w:w="100" w:type="dxa"/>
+              <w:bottom w:w="70" w:type="dxa"/>
+              <w:right w:w="100" w:type="dxa"/>
+            </w:tcMar>
+          </w:tcPr>
+          <w:p>
+            <w:pPr>
+              <w:spacing w:before="40" w:after="80" w:line="276" w:lineRule="auto"/>
+              <w:jc w:val="right"/>
+              <w:cnfStyle w:val="000000100000" w:firstRow="0" w:lastRow="0" w:firstColumn="0" w:lastColumn="0" w:oddVBand="0" w:evenVBand="0" w:oddHBand="1" w:evenHBand="0" w:firstRowFirstColumn="0" w:firstRowLastColumn="0" w:lastRowFirstColumn="0" w:lastRowLastColumn="0"/>
+            </w:pPr>
+            <w:r>
+              <w:rPr>
+                <w:rFonts w:ascii="Calibri" w:hAnsi="Calibri"/>
+                <w:b/>
+                <w:color w:val="000000"/>
+                <w:sz w:val="17"/>
+              </w:rPr>
+              <w:t>S/ 380.00</w:t>
+            </w:r>
+          </w:p>
+        </w:tc>
+      </w:tr>
+      <w:tr>
+        <w:tc>
+          <w:tcPr>
+            <w:cnfStyle w:val="001000000000" w:firstRow="0" w:lastRow="0" w:firstColumn="1" w:lastColumn="0" w:oddVBand="0" w:evenVBand="0" w:oddHBand="0" w:evenHBand="0" w:firstRowFirstColumn="0" w:firstRowLastColumn="0" w:lastRowFirstColumn="0" w:lastRowLastColumn="0"/>
+            <w:tcW w:w="4940" w:type="dxa"/>
+            <w:tcBorders>
+              <w:top w:val="single" w:sz="4" w:space="0" w:color="E2E8F0"/>
+              <w:left w:val="none" w:sz="4" w:space="0" w:color="auto"/>
+              <w:bottom w:val="single" w:sz="4" w:space="0" w:color="E2E8F0"/>
+              <w:right w:val="none" w:sz="4" w:space="0" w:color="auto"/>
+            </w:tcBorders>
+            <w:shd w:val="clear" w:color="auto" w:fill="F8FAFC"/>
+            <w:tcMar>
+              <w:top w:w="70" w:type="dxa"/>
+              <w:left w:w="100" w:type="dxa"/>
+              <w:bottom w:w="70" w:type="dxa"/>
+              <w:right w:w="100" w:type="dxa"/>
+            </w:tcMar>
+          </w:tcPr>
+          <w:p>
+            <w:pPr>
+              <w:spacing w:before="40" w:after="80" w:line="276" w:lineRule="auto"/>
+            </w:pPr>
+            <w:r>
+              <w:rPr>
+                <w:rFonts w:ascii="Calibri" w:hAnsi="Calibri"/>
+                <w:b w:val="0"/>
+                <w:color w:val="000000"/>
+                <w:sz w:val="17"/>
+              </w:rPr>
+              <w:t>Maquetación de Login y Guards de navegación Angular 21</w:t>
+            </w:r>
+          </w:p>
+        </w:tc>
+        <w:tc>
+          <w:tcPr>
+            <w:tcW w:w="1914" w:type="dxa"/>
+            <w:tcBorders>
+              <w:top w:val="single" w:sz="4" w:space="0" w:color="E2E8F0"/>
+              <w:left w:val="none" w:sz="4" w:space="0" w:color="auto"/>
+              <w:bottom w:val="single" w:sz="4" w:space="0" w:color="E2E8F0"/>
+              <w:right w:val="none" w:sz="4" w:space="0" w:color="auto"/>
+            </w:tcBorders>
+            <w:shd w:val="clear" w:color="auto" w:fill="F8FAFC"/>
+            <w:tcMar>
+              <w:top w:w="70" w:type="dxa"/>
+              <w:left w:w="100" w:type="dxa"/>
+              <w:bottom w:w="70" w:type="dxa"/>
+              <w:right w:w="100" w:type="dxa"/>
+            </w:tcMar>
+          </w:tcPr>
+          <w:p>
+            <w:pPr>
+              <w:spacing w:before="40" w:after="80" w:line="276" w:lineRule="auto"/>
+              <w:jc w:val="right"/>
+              <w:cnfStyle w:val="000000000000" w:firstRow="0" w:lastRow="0" w:firstColumn="0" w:lastColumn="0" w:oddVBand="0" w:evenVBand="0" w:oddHBand="0" w:evenHBand="0" w:firstRowFirstColumn="0" w:firstRowLastColumn="0" w:lastRowFirstColumn="0" w:lastRowLastColumn="0"/>
+            </w:pPr>
+            <w:r>
+              <w:rPr>
+                <w:rFonts w:ascii="Calibri" w:hAnsi="Calibri"/>
+                <w:b/>
+                <w:color w:val="000000"/>
+                <w:sz w:val="17"/>
+              </w:rPr>
+              <w:t>S/ 400.00</w:t>
+            </w:r>
+          </w:p>
+        </w:tc>
+        <w:tc>
+          <w:tcPr>
+            <w:tcW w:w="1555" w:type="dxa"/>
+            <w:tcBorders>
+              <w:top w:val="single" w:sz="4" w:space="0" w:color="E2E8F0"/>
+              <w:left w:val="none" w:sz="4" w:space="0" w:color="auto"/>
+              <w:bottom w:val="single" w:sz="4" w:space="0" w:color="E2E8F0"/>
+              <w:right w:val="none" w:sz="4" w:space="0" w:color="auto"/>
+            </w:tcBorders>
+            <w:shd w:val="clear" w:color="auto" w:fill="F8FAFC"/>
+            <w:tcMar>
+              <w:top w:w="70" w:type="dxa"/>
+              <w:left w:w="100" w:type="dxa"/>
+              <w:bottom w:w="70" w:type="dxa"/>
+              <w:right w:w="100" w:type="dxa"/>
+            </w:tcMar>
+          </w:tcPr>
+          <w:p>
+            <w:pPr>
+              <w:spacing w:before="40" w:after="80" w:line="276" w:lineRule="auto"/>
+              <w:jc w:val="right"/>
+              <w:cnfStyle w:val="000000000000" w:firstRow="0" w:lastRow="0" w:firstColumn="0" w:lastColumn="0" w:oddVBand="0" w:evenVBand="0" w:oddHBand="0" w:evenHBand="0" w:firstRowFirstColumn="0" w:firstRowLastColumn="0" w:lastRowFirstColumn="0" w:lastRowLastColumn="0"/>
+            </w:pPr>
+            <w:r>
+              <w:rPr>
+                <w:rFonts w:ascii="Calibri" w:hAnsi="Calibri"/>
+                <w:b/>
+                <w:color w:val="000000"/>
+                <w:sz w:val="17"/>
+              </w:rPr>
+              <w:t>S/ 380.00</w:t>
+            </w:r>
+          </w:p>
+        </w:tc>
+      </w:tr>
+      <w:tr>
+        <w:trPr>
+          <w:cnfStyle w:val="000000100000" w:firstRow="0" w:lastRow="0" w:firstColumn="0" w:lastColumn="0" w:oddVBand="0" w:evenVBand="0" w:oddHBand="1" w:evenHBand="0" w:firstRowFirstColumn="0" w:firstRowLastColumn="0" w:lastRowFirstColumn="0" w:lastRowLastColumn="0"/>
+        </w:trPr>
+        <w:tc>
+          <w:tcPr>
+            <w:cnfStyle w:val="001000000000" w:firstRow="0" w:lastRow="0" w:firstColumn="1" w:lastColumn="0" w:oddVBand="0" w:evenVBand="0" w:oddHBand="0" w:evenHBand="0" w:firstRowFirstColumn="0" w:firstRowLastColumn="0" w:lastRowFirstColumn="0" w:lastRowLastColumn="0"/>
+            <w:tcW w:w="4940" w:type="dxa"/>
+            <w:tcBorders>
+              <w:top w:val="single" w:sz="4" w:space="0" w:color="E2E8F0"/>
+              <w:left w:val="none" w:sz="4" w:space="0" w:color="auto"/>
+              <w:bottom w:val="single" w:sz="4" w:space="0" w:color="E2E8F0"/>
+              <w:right w:val="none" w:sz="4" w:space="0" w:color="auto"/>
+            </w:tcBorders>
+            <w:shd w:val="clear" w:color="auto" w:fill="FFFFFF"/>
+            <w:tcMar>
+              <w:top w:w="70" w:type="dxa"/>
+              <w:left w:w="100" w:type="dxa"/>
+              <w:bottom w:w="70" w:type="dxa"/>
+              <w:right w:w="100" w:type="dxa"/>
+            </w:tcMar>
+          </w:tcPr>
+          <w:p>
+            <w:pPr>
+              <w:spacing w:before="40" w:after="80" w:line="276" w:lineRule="auto"/>
+            </w:pPr>
+            <w:r>
+              <w:rPr>
+                <w:rFonts w:ascii="Calibri" w:hAnsi="Calibri"/>
+                <w:b w:val="0"/>
+                <w:color w:val="000000"/>
+                <w:sz w:val="17"/>
+              </w:rPr>
+              <w:t>Parametrización de catálogo de insumos y recetas por m²</w:t>
+            </w:r>
+          </w:p>
+        </w:tc>
+        <w:tc>
+          <w:tcPr>
+            <w:tcW w:w="1914" w:type="dxa"/>
+            <w:tcBorders>
+              <w:top w:val="single" w:sz="4" w:space="0" w:color="E2E8F0"/>
+              <w:left w:val="none" w:sz="4" w:space="0" w:color="auto"/>
+              <w:bottom w:val="single" w:sz="4" w:space="0" w:color="E2E8F0"/>
+              <w:right w:val="none" w:sz="4" w:space="0" w:color="auto"/>
+            </w:tcBorders>
+            <w:shd w:val="clear" w:color="auto" w:fill="FFFFFF"/>
+            <w:tcMar>
+              <w:top w:w="70" w:type="dxa"/>
+              <w:left w:w="100" w:type="dxa"/>
+              <w:bottom w:w="70" w:type="dxa"/>
+              <w:right w:w="100" w:type="dxa"/>
+            </w:tcMar>
+          </w:tcPr>
+          <w:p>
+            <w:pPr>
+              <w:spacing w:before="40" w:after="80" w:line="276" w:lineRule="auto"/>
+              <w:jc w:val="right"/>
+              <w:cnfStyle w:val="000000100000" w:firstRow="0" w:lastRow="0" w:firstColumn="0" w:lastColumn="0" w:oddVBand="0" w:evenVBand="0" w:oddHBand="1" w:evenHBand="0" w:firstRowFirstColumn="0" w:firstRowLastColumn="0" w:lastRowFirstColumn="0" w:lastRowLastColumn="0"/>
+            </w:pPr>
+            <w:r>
+              <w:rPr>
+                <w:rFonts w:ascii="Calibri" w:hAnsi="Calibri"/>
+                <w:b/>
+                <w:color w:val="000000"/>
+                <w:sz w:val="17"/>
+              </w:rPr>
+              <w:t>S/ 200.00</w:t>
+            </w:r>
+          </w:p>
+        </w:tc>
+        <w:tc>
+          <w:tcPr>
+            <w:tcW w:w="1555" w:type="dxa"/>
+            <w:tcBorders>
+              <w:top w:val="single" w:sz="4" w:space="0" w:color="E2E8F0"/>
+              <w:left w:val="none" w:sz="4" w:space="0" w:color="auto"/>
+              <w:bottom w:val="single" w:sz="4" w:space="0" w:color="E2E8F0"/>
+              <w:right w:val="none" w:sz="4" w:space="0" w:color="auto"/>
+            </w:tcBorders>
+            <w:shd w:val="clear" w:color="auto" w:fill="FFFFFF"/>
+            <w:tcMar>
+              <w:top w:w="70" w:type="dxa"/>
+              <w:left w:w="100" w:type="dxa"/>
+              <w:bottom w:w="70" w:type="dxa"/>
+              <w:right w:w="100" w:type="dxa"/>
+            </w:tcMar>
+          </w:tcPr>
+          <w:p>
+            <w:pPr>
+              <w:spacing w:before="40" w:after="80" w:line="276" w:lineRule="auto"/>
+              <w:jc w:val="right"/>
+              <w:cnfStyle w:val="000000100000" w:firstRow="0" w:lastRow="0" w:firstColumn="0" w:lastColumn="0" w:oddVBand="0" w:evenVBand="0" w:oddHBand="1" w:evenHBand="0" w:firstRowFirstColumn="0" w:firstRowLastColumn="0" w:lastRowFirstColumn="0" w:lastRowLastColumn="0"/>
+            </w:pPr>
+            <w:r>
+              <w:rPr>
+                <w:rFonts w:ascii="Calibri" w:hAnsi="Calibri"/>
+                <w:b/>
+                <w:color w:val="000000"/>
+                <w:sz w:val="17"/>
+              </w:rPr>
+              <w:t>S/ 160.00</w:t>
+            </w:r>
+          </w:p>
+        </w:tc>
+      </w:tr>
+      <w:tr>
+        <w:tc>
+          <w:tcPr>
+            <w:cnfStyle w:val="001000000000" w:firstRow="0" w:lastRow="0" w:firstColumn="1" w:lastColumn="0" w:oddVBand="0" w:evenVBand="0" w:oddHBand="0" w:evenHBand="0" w:firstRowFirstColumn="0" w:firstRowLastColumn="0" w:lastRowFirstColumn="0" w:lastRowLastColumn="0"/>
+            <w:tcW w:w="4940" w:type="dxa"/>
+            <w:tcBorders>
+              <w:top w:val="single" w:sz="4" w:space="0" w:color="000000"/>
+              <w:left w:val="none" w:sz="4" w:space="0" w:color="auto"/>
+              <w:bottom w:val="single" w:sz="4" w:space="0" w:color="000000"/>
+              <w:right w:val="none" w:sz="4" w:space="0" w:color="auto"/>
+            </w:tcBorders>
+            <w:shd w:val="clear" w:color="auto" w:fill="1E293B"/>
+            <w:tcMar>
+              <w:top w:w="70" w:type="dxa"/>
+              <w:left w:w="100" w:type="dxa"/>
+              <w:bottom w:w="70" w:type="dxa"/>
+              <w:right w:w="100" w:type="dxa"/>
+            </w:tcMar>
+          </w:tcPr>
+          <w:p>
+            <w:pPr>
+              <w:spacing w:before="40" w:after="80" w:line="276" w:lineRule="auto"/>
+            </w:pPr>
+            <w:r>
+              <w:rPr>
+                <w:rFonts w:ascii="Calibri" w:hAnsi="Calibri"/>
+                <w:color w:val="FFFFFF"/>
+                <w:sz w:val="18"/>
+              </w:rPr>
+              <w:t>TOTAL VALORIZADO</w:t>
+            </w:r>
+          </w:p>
+        </w:tc>
+        <w:tc>
+          <w:tcPr>
+            <w:tcW w:w="1914" w:type="dxa"/>
+            <w:tcBorders>
+              <w:top w:val="single" w:sz="4" w:space="0" w:color="000000"/>
+              <w:left w:val="none" w:sz="4" w:space="0" w:color="auto"/>
+              <w:bottom w:val="single" w:sz="4" w:space="0" w:color="000000"/>
+              <w:right w:val="none" w:sz="4" w:space="0" w:color="auto"/>
+            </w:tcBorders>
+            <w:shd w:val="clear" w:color="auto" w:fill="1E293B"/>
+            <w:tcMar>
+              <w:top w:w="70" w:type="dxa"/>
+              <w:left w:w="100" w:type="dxa"/>
+              <w:bottom w:w="70" w:type="dxa"/>
+              <w:right w:w="100" w:type="dxa"/>
+            </w:tcMar>
+          </w:tcPr>
+          <w:p>
+            <w:pPr>
+              <w:spacing w:before="40" w:after="80" w:line="276" w:lineRule="auto"/>
+              <w:jc w:val="right"/>
+              <w:cnfStyle w:val="000000000000" w:firstRow="0" w:lastRow="0" w:firstColumn="0" w:lastColumn="0" w:oddVBand="0" w:evenVBand="0" w:oddHBand="0" w:evenHBand="0" w:firstRowFirstColumn="0" w:firstRowLastColumn="0" w:lastRowFirstColumn="0" w:lastRowLastColumn="0"/>
+            </w:pPr>
+            <w:r>
+              <w:rPr>
+                <w:rFonts w:ascii="Calibri" w:hAnsi="Calibri"/>
                 <w:b/>
                 <w:color w:val="FFFFFF"/>
                 <w:sz w:val="18"/>
-                <w:lang w:val="en-US"/>
-              </w:rPr>
-              <w:t>ACTIVIDAD</w:t>
-            </w:r>
-          </w:p>
-        </w:tc>
-        <w:tc>
-          <w:tcPr>
-            <w:tcW w:w="1914" w:type="dxa"/>
-            <w:shd w:fill="000000" w:val="clear" w:color="auto"/>
+              </w:rPr>
+              <w:t>S/ 1,500.00</w:t>
+            </w:r>
+          </w:p>
+        </w:tc>
+        <w:tc>
+          <w:tcPr>
+            <w:tcW w:w="1555" w:type="dxa"/>
+            <w:tcBorders>
+              <w:top w:val="single" w:sz="4" w:space="0" w:color="000000"/>
+              <w:left w:val="none" w:sz="4" w:space="0" w:color="auto"/>
+              <w:bottom w:val="single" w:sz="4" w:space="0" w:color="000000"/>
+              <w:right w:val="none" w:sz="4" w:space="0" w:color="auto"/>
+            </w:tcBorders>
+            <w:shd w:val="clear" w:color="auto" w:fill="1E293B"/>
+            <w:tcMar>
+              <w:top w:w="70" w:type="dxa"/>
+              <w:left w:w="100" w:type="dxa"/>
+              <w:bottom w:w="70" w:type="dxa"/>
+              <w:right w:w="100" w:type="dxa"/>
+            </w:tcMar>
           </w:tcPr>
           <w:p>
             <w:pPr>
-              <w:jc w:val="center"/>
-              <w:cnfStyle w:val="100000000000" w:firstRow="1" w:lastRow="0" w:firstColumn="0" w:lastColumn="0" w:oddVBand="0" w:evenVBand="0" w:oddHBand="0" w:evenHBand="0" w:firstRowFirstColumn="0" w:firstRowLastColumn="0" w:lastRowFirstColumn="0" w:lastRowLastColumn="0"/>
-              <w:rPr>
-                <w:rFonts w:asciiTheme="minorHAnsi" w:hAnsiTheme="minorHAnsi"/>
-                <w:b w:val="0"/>
-                <w:lang w:val="en-US"/>
-              </w:rPr>
+              <w:spacing w:before="40" w:after="80" w:line="276" w:lineRule="auto"/>
+              <w:jc w:val="right"/>
+              <w:cnfStyle w:val="000000000000" w:firstRow="0" w:lastRow="0" w:firstColumn="0" w:lastColumn="0" w:oddVBand="0" w:evenVBand="0" w:oddHBand="0" w:evenHBand="0" w:firstRowFirstColumn="0" w:firstRowLastColumn="0" w:lastRowFirstColumn="0" w:lastRowLastColumn="0"/>
             </w:pPr>
             <w:r>
               <w:rPr>
-                <w:rFonts w:asciiTheme="minorHAnsi" w:hAnsiTheme="minorHAnsi" w:ascii="Calibri" w:hAnsi="Calibri"/>
+                <w:rFonts w:ascii="Calibri" w:hAnsi="Calibri"/>
                 <w:b/>
                 <w:color w:val="FFFFFF"/>
                 <w:sz w:val="18"/>
-                <w:lang w:val="en-US"/>
-              </w:rPr>
-              <w:t>VALOR PLANIFICADO</w:t>
-            </w:r>
+              </w:rPr>
+              <w:t>S/ 1,400.00</w:t>
+            </w:r>
+          </w:p>
+        </w:tc>
+      </w:tr>
+      <w:tr>
+        <w:trPr>
+          <w:cnfStyle w:val="000000100000" w:firstRow="0" w:lastRow="0" w:firstColumn="0" w:lastColumn="0" w:oddVBand="0" w:evenVBand="0" w:oddHBand="1" w:evenHBand="0" w:firstRowFirstColumn="0" w:firstRowLastColumn="0" w:lastRowFirstColumn="0" w:lastRowLastColumn="0"/>
+        </w:trPr>
+        <w:tc>
+          <w:tcPr>
+            <w:cnfStyle w:val="001000000000" w:firstRow="0" w:lastRow="0" w:firstColumn="1" w:lastColumn="0" w:oddVBand="0" w:evenVBand="0" w:oddHBand="0" w:evenHBand="0" w:firstRowFirstColumn="0" w:firstRowLastColumn="0" w:lastRowFirstColumn="0" w:lastRowLastColumn="0"/>
+            <w:tcW w:w="4940" w:type="dxa"/>
+            <w:tcBorders>
+              <w:top w:val="single" w:sz="4" w:space="0" w:color="000000"/>
+              <w:left w:val="none" w:sz="4" w:space="0" w:color="auto"/>
+              <w:bottom w:val="single" w:sz="4" w:space="0" w:color="000000"/>
+              <w:right w:val="none" w:sz="4" w:space="0" w:color="auto"/>
+            </w:tcBorders>
+            <w:shd w:val="clear" w:color="auto" w:fill="1E293B"/>
+            <w:tcMar>
+              <w:top w:w="70" w:type="dxa"/>
+              <w:left w:w="100" w:type="dxa"/>
+              <w:bottom w:w="70" w:type="dxa"/>
+              <w:right w:w="100" w:type="dxa"/>
+            </w:tcMar>
+          </w:tcPr>
+          <w:p>
+            <w:pPr>
+              <w:spacing w:before="40" w:after="80" w:line="276" w:lineRule="auto"/>
+            </w:pPr>
+            <w:r>
+              <w:rPr>
+                <w:rFonts w:ascii="Calibri" w:hAnsi="Calibri"/>
+                <w:color w:val="FFFFFF"/>
+                <w:sz w:val="18"/>
+              </w:rPr>
+              <w:t>Porcentaje de Variación (AC / PV)</w:t>
+            </w:r>
+          </w:p>
+        </w:tc>
+        <w:tc>
+          <w:tcPr>
+            <w:tcW w:w="1914" w:type="dxa"/>
+            <w:tcBorders>
+              <w:top w:val="single" w:sz="4" w:space="0" w:color="000000"/>
+              <w:left w:val="none" w:sz="4" w:space="0" w:color="auto"/>
+              <w:bottom w:val="single" w:sz="4" w:space="0" w:color="000000"/>
+              <w:right w:val="none" w:sz="4" w:space="0" w:color="auto"/>
+            </w:tcBorders>
+            <w:shd w:val="clear" w:color="auto" w:fill="1E293B"/>
+            <w:tcMar>
+              <w:top w:w="70" w:type="dxa"/>
+              <w:left w:w="100" w:type="dxa"/>
+              <w:bottom w:w="70" w:type="dxa"/>
+              <w:right w:w="100" w:type="dxa"/>
+            </w:tcMar>
+          </w:tcPr>
+          <w:p>
+            <w:pPr>
+              <w:spacing w:before="40" w:after="80" w:line="276" w:lineRule="auto"/>
+              <w:jc w:val="right"/>
+              <w:cnfStyle w:val="000000100000" w:firstRow="0" w:lastRow="0" w:firstColumn="0" w:lastColumn="0" w:oddVBand="0" w:evenVBand="0" w:oddHBand="1" w:evenHBand="0" w:firstRowFirstColumn="0" w:firstRowLastColumn="0" w:lastRowFirstColumn="0" w:lastRowLastColumn="0"/>
+            </w:pPr>
           </w:p>
         </w:tc>
         <w:tc>
           <w:tcPr>
             <w:tcW w:w="1555" w:type="dxa"/>
-            <w:shd w:fill="000000" w:val="clear" w:color="auto"/>
+            <w:tcBorders>
+              <w:top w:val="single" w:sz="4" w:space="0" w:color="000000"/>
+              <w:left w:val="none" w:sz="4" w:space="0" w:color="auto"/>
+              <w:bottom w:val="single" w:sz="4" w:space="0" w:color="000000"/>
+              <w:right w:val="none" w:sz="4" w:space="0" w:color="auto"/>
+            </w:tcBorders>
+            <w:shd w:val="clear" w:color="auto" w:fill="1E293B"/>
+            <w:tcMar>
+              <w:top w:w="70" w:type="dxa"/>
+              <w:left w:w="100" w:type="dxa"/>
+              <w:bottom w:w="70" w:type="dxa"/>
+              <w:right w:w="100" w:type="dxa"/>
+            </w:tcMar>
           </w:tcPr>
           <w:p>
             <w:pPr>
-              <w:jc w:val="center"/>
-              <w:cnfStyle w:val="100000000000" w:firstRow="1" w:lastRow="0" w:firstColumn="0" w:lastColumn="0" w:oddVBand="0" w:evenVBand="0" w:oddHBand="0" w:evenHBand="0" w:firstRowFirstColumn="0" w:firstRowLastColumn="0" w:lastRowFirstColumn="0" w:lastRowLastColumn="0"/>
-              <w:rPr>
-                <w:rFonts w:asciiTheme="minorHAnsi" w:hAnsiTheme="minorHAnsi"/>
-                <w:b w:val="0"/>
-                <w:lang w:val="en-US"/>
-              </w:rPr>
+              <w:spacing w:before="40" w:after="80" w:line="276" w:lineRule="auto"/>
+              <w:jc w:val="right"/>
+              <w:cnfStyle w:val="000000100000" w:firstRow="0" w:lastRow="0" w:firstColumn="0" w:lastColumn="0" w:oddVBand="0" w:evenVBand="0" w:oddHBand="1" w:evenHBand="0" w:firstRowFirstColumn="0" w:firstRowLastColumn="0" w:lastRowFirstColumn="0" w:lastRowLastColumn="0"/>
             </w:pPr>
             <w:r>
               <w:rPr>
-                <w:rFonts w:asciiTheme="minorHAnsi" w:hAnsiTheme="minorHAnsi" w:ascii="Calibri" w:hAnsi="Calibri"/>
+                <w:rFonts w:ascii="Calibri" w:hAnsi="Calibri"/>
                 <w:b/>
                 <w:color w:val="FFFFFF"/>
                 <w:sz w:val="18"/>
-                <w:lang w:val="en-US"/>
-              </w:rPr>
-              <w:t>COSTO REAL</w:t>
-            </w:r>
-          </w:p>
-        </w:tc>
-      </w:tr>
-      <w:tr>
-        <w:tc>
-          <w:tcPr>
-            <w:tcW w:type="dxa" w:w="4940"/>
-            <w:shd w:fill="ffffff" w:val="clear" w:color="auto"/>
-            <w:tcBorders>
-              <w:top w:val="single" w:sz="4" w:space="0" w:color="e2e8f0"/>
-              <w:left w:val="none" w:sz="4" w:space="0" w:color="none"/>
-              <w:bottom w:val="single" w:sz="4" w:space="0" w:color="e2e8f0"/>
-              <w:right w:val="none" w:sz="4" w:space="0" w:color="none"/>
-            </w:tcBorders>
-            <w:tcMar>
-              <w:top w:w="70" w:type="dxa"/>
-              <w:bottom w:w="70" w:type="dxa"/>
-              <w:left w:w="100" w:type="dxa"/>
-              <w:right w:w="100" w:type="dxa"/>
-            </w:tcMar>
-          </w:tcPr>
-          <w:p>
-            <w:pPr>
-              <w:spacing w:before="40" w:after="80" w:line="276" w:lineRule="auto"/>
-              <w:jc w:val="left"/>
-            </w:pPr>
-            <w:r>
-              <w:rPr>
-                <w:rFonts w:ascii="Calibri" w:hAnsi="Calibri"/>
-                <w:b w:val="0"/>
-                <w:color w:val="000000"/>
-                <w:sz w:val="17"/>
-              </w:rPr>
-              <w:t>Configuración de entorno Docker Compose y PostgreSQL</w:t>
-            </w:r>
-          </w:p>
-        </w:tc>
-        <w:tc>
-          <w:tcPr>
-            <w:tcW w:type="dxa" w:w="1914"/>
-            <w:shd w:fill="ffffff" w:val="clear" w:color="auto"/>
-            <w:tcBorders>
-              <w:top w:val="single" w:sz="4" w:space="0" w:color="e2e8f0"/>
-              <w:left w:val="none" w:sz="4" w:space="0" w:color="none"/>
-              <w:bottom w:val="single" w:sz="4" w:space="0" w:color="e2e8f0"/>
-              <w:right w:val="none" w:sz="4" w:space="0" w:color="none"/>
-            </w:tcBorders>
-            <w:tcMar>
-              <w:top w:w="70" w:type="dxa"/>
-              <w:bottom w:w="70" w:type="dxa"/>
-              <w:left w:w="100" w:type="dxa"/>
-              <w:right w:w="100" w:type="dxa"/>
-            </w:tcMar>
-          </w:tcPr>
-          <w:p>
-            <w:pPr>
-              <w:spacing w:before="40" w:after="80" w:line="276" w:lineRule="auto"/>
-              <w:jc w:val="right"/>
-            </w:pPr>
-            <w:r>
-              <w:rPr>
-                <w:rFonts w:ascii="Calibri" w:hAnsi="Calibri"/>
-                <w:b/>
-                <w:color w:val="000000"/>
-                <w:sz w:val="17"/>
-              </w:rPr>
-              <w:t>S/ 250.00</w:t>
-            </w:r>
-          </w:p>
-        </w:tc>
-        <w:tc>
-          <w:tcPr>
-            <w:tcW w:type="dxa" w:w="1555"/>
-            <w:shd w:fill="ffffff" w:val="clear" w:color="auto"/>
-            <w:tcBorders>
-              <w:top w:val="single" w:sz="4" w:space="0" w:color="e2e8f0"/>
-              <w:left w:val="none" w:sz="4" w:space="0" w:color="none"/>
-              <w:bottom w:val="single" w:sz="4" w:space="0" w:color="e2e8f0"/>
-              <w:right w:val="none" w:sz="4" w:space="0" w:color="none"/>
-            </w:tcBorders>
-            <w:tcMar>
-              <w:top w:w="70" w:type="dxa"/>
-              <w:bottom w:w="70" w:type="dxa"/>
-              <w:left w:w="100" w:type="dxa"/>
-              <w:right w:w="100" w:type="dxa"/>
-            </w:tcMar>
-          </w:tcPr>
-          <w:p>
-            <w:pPr>
-              <w:spacing w:before="40" w:after="80" w:line="276" w:lineRule="auto"/>
-              <w:jc w:val="right"/>
-            </w:pPr>
-            <w:r>
-              <w:rPr>
-                <w:rFonts w:ascii="Calibri" w:hAnsi="Calibri"/>
-                <w:b/>
-                <w:color w:val="000000"/>
-                <w:sz w:val="17"/>
-              </w:rPr>
-              <w:t>S/ 240.00</w:t>
-            </w:r>
-          </w:p>
-        </w:tc>
-      </w:tr>
-      <w:tr>
-        <w:tc>
-          <w:tcPr>
-            <w:tcW w:type="dxa" w:w="4940"/>
-            <w:shd w:fill="f8fafc" w:val="clear" w:color="auto"/>
-            <w:tcBorders>
-              <w:top w:val="single" w:sz="4" w:space="0" w:color="e2e8f0"/>
-              <w:left w:val="none" w:sz="4" w:space="0" w:color="none"/>
-              <w:bottom w:val="single" w:sz="4" w:space="0" w:color="e2e8f0"/>
-              <w:right w:val="none" w:sz="4" w:space="0" w:color="none"/>
-            </w:tcBorders>
-            <w:tcMar>
-              <w:top w:w="70" w:type="dxa"/>
-              <w:bottom w:w="70" w:type="dxa"/>
-              <w:left w:w="100" w:type="dxa"/>
-              <w:right w:w="100" w:type="dxa"/>
-            </w:tcMar>
-          </w:tcPr>
-          <w:p>
-            <w:pPr>
-              <w:spacing w:before="40" w:after="80" w:line="276" w:lineRule="auto"/>
-              <w:jc w:val="left"/>
-            </w:pPr>
-            <w:r>
-              <w:rPr>
-                <w:rFonts w:ascii="Calibri" w:hAnsi="Calibri"/>
-                <w:b w:val="0"/>
-                <w:color w:val="000000"/>
-                <w:sz w:val="17"/>
-              </w:rPr>
-              <w:t>Modelado relacional de datos y tablas de Usuarios</w:t>
-            </w:r>
-          </w:p>
-        </w:tc>
-        <w:tc>
-          <w:tcPr>
-            <w:tcW w:type="dxa" w:w="1914"/>
-            <w:shd w:fill="f8fafc" w:val="clear" w:color="auto"/>
-            <w:tcBorders>
-              <w:top w:val="single" w:sz="4" w:space="0" w:color="e2e8f0"/>
-              <w:left w:val="none" w:sz="4" w:space="0" w:color="none"/>
-              <w:bottom w:val="single" w:sz="4" w:space="0" w:color="e2e8f0"/>
-              <w:right w:val="none" w:sz="4" w:space="0" w:color="none"/>
-            </w:tcBorders>
-            <w:tcMar>
-              <w:top w:w="70" w:type="dxa"/>
-              <w:bottom w:w="70" w:type="dxa"/>
-              <w:left w:w="100" w:type="dxa"/>
-              <w:right w:w="100" w:type="dxa"/>
-            </w:tcMar>
-          </w:tcPr>
-          <w:p>
-            <w:pPr>
-              <w:spacing w:before="40" w:after="80" w:line="276" w:lineRule="auto"/>
-              <w:jc w:val="right"/>
-            </w:pPr>
-            <w:r>
-              <w:rPr>
-                <w:rFonts w:ascii="Calibri" w:hAnsi="Calibri"/>
-                <w:b/>
-                <w:color w:val="000000"/>
-                <w:sz w:val="17"/>
-              </w:rPr>
-              <w:t>S/ 250.00</w:t>
-            </w:r>
-          </w:p>
-        </w:tc>
-        <w:tc>
-          <w:tcPr>
-            <w:tcW w:type="dxa" w:w="1555"/>
-            <w:shd w:fill="f8fafc" w:val="clear" w:color="auto"/>
-            <w:tcBorders>
-              <w:top w:val="single" w:sz="4" w:space="0" w:color="e2e8f0"/>
-              <w:left w:val="none" w:sz="4" w:space="0" w:color="none"/>
-              <w:bottom w:val="single" w:sz="4" w:space="0" w:color="e2e8f0"/>
-              <w:right w:val="none" w:sz="4" w:space="0" w:color="none"/>
-            </w:tcBorders>
-            <w:tcMar>
-              <w:top w:w="70" w:type="dxa"/>
-              <w:bottom w:w="70" w:type="dxa"/>
-              <w:left w:w="100" w:type="dxa"/>
-              <w:right w:w="100" w:type="dxa"/>
-            </w:tcMar>
-          </w:tcPr>
-          <w:p>
-            <w:pPr>
-              <w:spacing w:before="40" w:after="80" w:line="276" w:lineRule="auto"/>
-              <w:jc w:val="right"/>
-            </w:pPr>
-            <w:r>
-              <w:rPr>
-                <w:rFonts w:ascii="Calibri" w:hAnsi="Calibri"/>
-                <w:b/>
-                <w:color w:val="000000"/>
-                <w:sz w:val="17"/>
-              </w:rPr>
-              <w:t>S/ 240.00</w:t>
-            </w:r>
-          </w:p>
-        </w:tc>
-      </w:tr>
-      <w:tr>
-        <w:tc>
-          <w:tcPr>
-            <w:tcW w:type="dxa" w:w="4940"/>
-            <w:shd w:fill="ffffff" w:val="clear" w:color="auto"/>
-            <w:tcBorders>
-              <w:top w:val="single" w:sz="4" w:space="0" w:color="e2e8f0"/>
-              <w:left w:val="none" w:sz="4" w:space="0" w:color="none"/>
-              <w:bottom w:val="single" w:sz="4" w:space="0" w:color="e2e8f0"/>
-              <w:right w:val="none" w:sz="4" w:space="0" w:color="none"/>
-            </w:tcBorders>
-            <w:tcMar>
-              <w:top w:w="70" w:type="dxa"/>
-              <w:bottom w:w="70" w:type="dxa"/>
-              <w:left w:w="100" w:type="dxa"/>
-              <w:right w:w="100" w:type="dxa"/>
-            </w:tcMar>
-          </w:tcPr>
-          <w:p>
-            <w:pPr>
-              <w:spacing w:before="40" w:after="80" w:line="276" w:lineRule="auto"/>
-              <w:jc w:val="left"/>
-            </w:pPr>
-            <w:r>
-              <w:rPr>
-                <w:rFonts w:ascii="Calibri" w:hAnsi="Calibri"/>
-                <w:b w:val="0"/>
-                <w:color w:val="000000"/>
-                <w:sz w:val="17"/>
-              </w:rPr>
-              <w:t>Desarrollo de API de Autenticación JWT en FastAPI</w:t>
-            </w:r>
-          </w:p>
-        </w:tc>
-        <w:tc>
-          <w:tcPr>
-            <w:tcW w:type="dxa" w:w="1914"/>
-            <w:shd w:fill="ffffff" w:val="clear" w:color="auto"/>
-            <w:tcBorders>
-              <w:top w:val="single" w:sz="4" w:space="0" w:color="e2e8f0"/>
-              <w:left w:val="none" w:sz="4" w:space="0" w:color="none"/>
-              <w:bottom w:val="single" w:sz="4" w:space="0" w:color="e2e8f0"/>
-              <w:right w:val="none" w:sz="4" w:space="0" w:color="none"/>
-            </w:tcBorders>
-            <w:tcMar>
-              <w:top w:w="70" w:type="dxa"/>
-              <w:bottom w:w="70" w:type="dxa"/>
-              <w:left w:w="100" w:type="dxa"/>
-              <w:right w:w="100" w:type="dxa"/>
-            </w:tcMar>
-          </w:tcPr>
-          <w:p>
-            <w:pPr>
-              <w:spacing w:before="40" w:after="80" w:line="276" w:lineRule="auto"/>
-              <w:jc w:val="right"/>
-            </w:pPr>
-            <w:r>
-              <w:rPr>
-                <w:rFonts w:ascii="Calibri" w:hAnsi="Calibri"/>
-                <w:b/>
-                <w:color w:val="000000"/>
-                <w:sz w:val="17"/>
-              </w:rPr>
-              <w:t>S/ 400.00</w:t>
-            </w:r>
-          </w:p>
-        </w:tc>
-        <w:tc>
-          <w:tcPr>
-            <w:tcW w:type="dxa" w:w="1555"/>
-            <w:shd w:fill="ffffff" w:val="clear" w:color="auto"/>
-            <w:tcBorders>
-              <w:top w:val="single" w:sz="4" w:space="0" w:color="e2e8f0"/>
-              <w:left w:val="none" w:sz="4" w:space="0" w:color="none"/>
-              <w:bottom w:val="single" w:sz="4" w:space="0" w:color="e2e8f0"/>
-              <w:right w:val="none" w:sz="4" w:space="0" w:color="none"/>
-            </w:tcBorders>
-            <w:tcMar>
-              <w:top w:w="70" w:type="dxa"/>
-              <w:bottom w:w="70" w:type="dxa"/>
-              <w:left w:w="100" w:type="dxa"/>
-              <w:right w:w="100" w:type="dxa"/>
-            </w:tcMar>
-          </w:tcPr>
-          <w:p>
-            <w:pPr>
-              <w:spacing w:before="40" w:after="80" w:line="276" w:lineRule="auto"/>
-              <w:jc w:val="right"/>
-            </w:pPr>
-            <w:r>
-              <w:rPr>
-                <w:rFonts w:ascii="Calibri" w:hAnsi="Calibri"/>
-                <w:b/>
-                <w:color w:val="000000"/>
-                <w:sz w:val="17"/>
-              </w:rPr>
-              <w:t>S/ 380.00</w:t>
-            </w:r>
-          </w:p>
-        </w:tc>
-      </w:tr>
-      <w:tr>
-        <w:tc>
-          <w:tcPr>
-            <w:tcW w:type="dxa" w:w="4940"/>
-            <w:shd w:fill="f8fafc" w:val="clear" w:color="auto"/>
-            <w:tcBorders>
-              <w:top w:val="single" w:sz="4" w:space="0" w:color="e2e8f0"/>
-              <w:left w:val="none" w:sz="4" w:space="0" w:color="none"/>
-              <w:bottom w:val="single" w:sz="4" w:space="0" w:color="e2e8f0"/>
-              <w:right w:val="none" w:sz="4" w:space="0" w:color="none"/>
-            </w:tcBorders>
-            <w:tcMar>
-              <w:top w:w="70" w:type="dxa"/>
-              <w:bottom w:w="70" w:type="dxa"/>
-              <w:left w:w="100" w:type="dxa"/>
-              <w:right w:w="100" w:type="dxa"/>
-            </w:tcMar>
-          </w:tcPr>
-          <w:p>
-            <w:pPr>
-              <w:spacing w:before="40" w:after="80" w:line="276" w:lineRule="auto"/>
-              <w:jc w:val="left"/>
-            </w:pPr>
-            <w:r>
-              <w:rPr>
-                <w:rFonts w:ascii="Calibri" w:hAnsi="Calibri"/>
-                <w:b w:val="0"/>
-                <w:color w:val="000000"/>
-                <w:sz w:val="17"/>
-              </w:rPr>
-              <w:t>Maquetación de Login y Guards de navegación Angular 21</w:t>
-            </w:r>
-          </w:p>
-        </w:tc>
-        <w:tc>
-          <w:tcPr>
-            <w:tcW w:type="dxa" w:w="1914"/>
-            <w:shd w:fill="f8fafc" w:val="clear" w:color="auto"/>
-            <w:tcBorders>
-              <w:top w:val="single" w:sz="4" w:space="0" w:color="e2e8f0"/>
-              <w:left w:val="none" w:sz="4" w:space="0" w:color="none"/>
-              <w:bottom w:val="single" w:sz="4" w:space="0" w:color="e2e8f0"/>
-              <w:right w:val="none" w:sz="4" w:space="0" w:color="none"/>
-            </w:tcBorders>
-            <w:tcMar>
-              <w:top w:w="70" w:type="dxa"/>
-              <w:bottom w:w="70" w:type="dxa"/>
-              <w:left w:w="100" w:type="dxa"/>
-              <w:right w:w="100" w:type="dxa"/>
-            </w:tcMar>
-          </w:tcPr>
-          <w:p>
-            <w:pPr>
-              <w:spacing w:before="40" w:after="80" w:line="276" w:lineRule="auto"/>
-              <w:jc w:val="right"/>
-            </w:pPr>
-            <w:r>
-              <w:rPr>
-                <w:rFonts w:ascii="Calibri" w:hAnsi="Calibri"/>
-                <w:b/>
-                <w:color w:val="000000"/>
-                <w:sz w:val="17"/>
-              </w:rPr>
-              <w:t>S/ 400.00</w:t>
-            </w:r>
-          </w:p>
-        </w:tc>
-        <w:tc>
-          <w:tcPr>
-            <w:tcW w:type="dxa" w:w="1555"/>
-            <w:shd w:fill="f8fafc" w:val="clear" w:color="auto"/>
-            <w:tcBorders>
-              <w:top w:val="single" w:sz="4" w:space="0" w:color="e2e8f0"/>
-              <w:left w:val="none" w:sz="4" w:space="0" w:color="none"/>
-              <w:bottom w:val="single" w:sz="4" w:space="0" w:color="e2e8f0"/>
-              <w:right w:val="none" w:sz="4" w:space="0" w:color="none"/>
-            </w:tcBorders>
-            <w:tcMar>
-              <w:top w:w="70" w:type="dxa"/>
-              <w:bottom w:w="70" w:type="dxa"/>
-              <w:left w:w="100" w:type="dxa"/>
-              <w:right w:w="100" w:type="dxa"/>
-            </w:tcMar>
-          </w:tcPr>
-          <w:p>
-            <w:pPr>
-              <w:spacing w:before="40" w:after="80" w:line="276" w:lineRule="auto"/>
-              <w:jc w:val="right"/>
-            </w:pPr>
-            <w:r>
-              <w:rPr>
-                <w:rFonts w:ascii="Calibri" w:hAnsi="Calibri"/>
-                <w:b/>
-                <w:color w:val="000000"/>
-                <w:sz w:val="17"/>
-              </w:rPr>
-              <w:t>S/ 380.00</w:t>
-            </w:r>
-          </w:p>
-        </w:tc>
-      </w:tr>
-      <w:tr>
-        <w:tc>
-          <w:tcPr>
-            <w:tcW w:type="dxa" w:w="4940"/>
-            <w:shd w:fill="ffffff" w:val="clear" w:color="auto"/>
-            <w:tcBorders>
-              <w:top w:val="single" w:sz="4" w:space="0" w:color="e2e8f0"/>
-              <w:left w:val="none" w:sz="4" w:space="0" w:color="none"/>
-              <w:bottom w:val="single" w:sz="4" w:space="0" w:color="e2e8f0"/>
-              <w:right w:val="none" w:sz="4" w:space="0" w:color="none"/>
-            </w:tcBorders>
-            <w:tcMar>
-              <w:top w:w="70" w:type="dxa"/>
-              <w:bottom w:w="70" w:type="dxa"/>
-              <w:left w:w="100" w:type="dxa"/>
-              <w:right w:w="100" w:type="dxa"/>
-            </w:tcMar>
-          </w:tcPr>
-          <w:p>
-            <w:pPr>
-              <w:spacing w:before="40" w:after="80" w:line="276" w:lineRule="auto"/>
-              <w:jc w:val="left"/>
-            </w:pPr>
-            <w:r>
-              <w:rPr>
-                <w:rFonts w:ascii="Calibri" w:hAnsi="Calibri"/>
-                <w:b w:val="0"/>
-                <w:color w:val="000000"/>
-                <w:sz w:val="17"/>
-              </w:rPr>
-              <w:t>Parametrización de catálogo de insumos y recetas por m²²</w:t>
-            </w:r>
-          </w:p>
-        </w:tc>
-        <w:tc>
-          <w:tcPr>
-            <w:tcW w:type="dxa" w:w="1914"/>
-            <w:shd w:fill="ffffff" w:val="clear" w:color="auto"/>
-            <w:tcBorders>
-              <w:top w:val="single" w:sz="4" w:space="0" w:color="e2e8f0"/>
-              <w:left w:val="none" w:sz="4" w:space="0" w:color="none"/>
-              <w:bottom w:val="single" w:sz="4" w:space="0" w:color="e2e8f0"/>
-              <w:right w:val="none" w:sz="4" w:space="0" w:color="none"/>
-            </w:tcBorders>
-            <w:tcMar>
-              <w:top w:w="70" w:type="dxa"/>
-              <w:bottom w:w="70" w:type="dxa"/>
-              <w:left w:w="100" w:type="dxa"/>
-              <w:right w:w="100" w:type="dxa"/>
-            </w:tcMar>
-          </w:tcPr>
-          <w:p>
-            <w:pPr>
-              <w:spacing w:before="40" w:after="80" w:line="276" w:lineRule="auto"/>
-              <w:jc w:val="right"/>
-            </w:pPr>
-            <w:r>
-              <w:rPr>
-                <w:rFonts w:ascii="Calibri" w:hAnsi="Calibri"/>
-                <w:b/>
-                <w:color w:val="000000"/>
-                <w:sz w:val="17"/>
-              </w:rPr>
-              <w:t>S/ 200.00</w:t>
-            </w:r>
-          </w:p>
-        </w:tc>
-        <w:tc>
-          <w:tcPr>
-            <w:tcW w:type="dxa" w:w="1555"/>
-            <w:shd w:fill="ffffff" w:val="clear" w:color="auto"/>
-            <w:tcBorders>
-              <w:top w:val="single" w:sz="4" w:space="0" w:color="e2e8f0"/>
-              <w:left w:val="none" w:sz="4" w:space="0" w:color="none"/>
-              <w:bottom w:val="single" w:sz="4" w:space="0" w:color="e2e8f0"/>
-              <w:right w:val="none" w:sz="4" w:space="0" w:color="none"/>
-            </w:tcBorders>
-            <w:tcMar>
-              <w:top w:w="70" w:type="dxa"/>
-              <w:bottom w:w="70" w:type="dxa"/>
-              <w:left w:w="100" w:type="dxa"/>
-              <w:right w:w="100" w:type="dxa"/>
-            </w:tcMar>
-          </w:tcPr>
-          <w:p>
-            <w:pPr>
-              <w:spacing w:before="40" w:after="80" w:line="276" w:lineRule="auto"/>
-              <w:jc w:val="right"/>
-            </w:pPr>
-            <w:r>
-              <w:rPr>
-                <w:rFonts w:ascii="Calibri" w:hAnsi="Calibri"/>
-                <w:b/>
-                <w:color w:val="000000"/>
-                <w:sz w:val="17"/>
-              </w:rPr>
-              <w:t>S/ 160.00</w:t>
-            </w:r>
-          </w:p>
-        </w:tc>
-      </w:tr>
-      <w:tr>
-        <w:tc>
-          <w:tcPr>
-            <w:tcW w:type="dxa" w:w="4940"/>
-            <w:shd w:fill="1e293b" w:val="clear" w:color="auto"/>
-            <w:tcBorders>
-              <w:top w:val="single" w:sz="4" w:space="0" w:color="000000"/>
-              <w:left w:val="none" w:sz="4" w:space="0" w:color="none"/>
-              <w:bottom w:val="single" w:sz="4" w:space="0" w:color="000000"/>
-              <w:right w:val="none" w:sz="4" w:space="0" w:color="none"/>
-            </w:tcBorders>
-            <w:tcMar>
-              <w:top w:w="70" w:type="dxa"/>
-              <w:bottom w:w="70" w:type="dxa"/>
-              <w:left w:w="100" w:type="dxa"/>
-              <w:right w:w="100" w:type="dxa"/>
-            </w:tcMar>
-          </w:tcPr>
-          <w:p>
-            <w:pPr>
-              <w:spacing w:before="40" w:after="80" w:line="276" w:lineRule="auto"/>
-              <w:jc w:val="left"/>
-            </w:pPr>
-            <w:r>
-              <w:rPr>
-                <w:rFonts w:ascii="Calibri" w:hAnsi="Calibri"/>
-                <w:b/>
-                <w:color w:val="FFFFFF"/>
-                <w:sz w:val="18"/>
-              </w:rPr>
-              <w:t>TOTAL VALORIZADO</w:t>
-            </w:r>
-          </w:p>
-        </w:tc>
-        <w:tc>
-          <w:tcPr>
-            <w:tcW w:type="dxa" w:w="1914"/>
-            <w:shd w:fill="1e293b" w:val="clear" w:color="auto"/>
-            <w:tcBorders>
-              <w:top w:val="single" w:sz="4" w:space="0" w:color="000000"/>
-              <w:left w:val="none" w:sz="4" w:space="0" w:color="none"/>
-              <w:bottom w:val="single" w:sz="4" w:space="0" w:color="000000"/>
-              <w:right w:val="none" w:sz="4" w:space="0" w:color="none"/>
-            </w:tcBorders>
-            <w:tcMar>
-              <w:top w:w="70" w:type="dxa"/>
-              <w:bottom w:w="70" w:type="dxa"/>
-              <w:left w:w="100" w:type="dxa"/>
-              <w:right w:w="100" w:type="dxa"/>
-            </w:tcMar>
-          </w:tcPr>
-          <w:p>
-            <w:pPr>
-              <w:spacing w:before="40" w:after="80" w:line="276" w:lineRule="auto"/>
-              <w:jc w:val="right"/>
-            </w:pPr>
-            <w:r>
-              <w:rPr>
-                <w:rFonts w:ascii="Calibri" w:hAnsi="Calibri"/>
-                <w:b/>
-                <w:color w:val="FFFFFF"/>
-                <w:sz w:val="18"/>
-              </w:rPr>
-              <w:t>S/ 1,500.00</w:t>
-            </w:r>
-          </w:p>
-        </w:tc>
-        <w:tc>
-          <w:tcPr>
-            <w:tcW w:type="dxa" w:w="1555"/>
-            <w:shd w:fill="1e293b" w:val="clear" w:color="auto"/>
-            <w:tcBorders>
-              <w:top w:val="single" w:sz="4" w:space="0" w:color="000000"/>
-              <w:left w:val="none" w:sz="4" w:space="0" w:color="none"/>
-              <w:bottom w:val="single" w:sz="4" w:space="0" w:color="000000"/>
-              <w:right w:val="none" w:sz="4" w:space="0" w:color="none"/>
-            </w:tcBorders>
-            <w:tcMar>
-              <w:top w:w="70" w:type="dxa"/>
-              <w:bottom w:w="70" w:type="dxa"/>
-              <w:left w:w="100" w:type="dxa"/>
-              <w:right w:w="100" w:type="dxa"/>
-            </w:tcMar>
-          </w:tcPr>
-          <w:p>
-            <w:pPr>
-              <w:spacing w:before="40" w:after="80" w:line="276" w:lineRule="auto"/>
-              <w:jc w:val="right"/>
-            </w:pPr>
-            <w:r>
-              <w:rPr>
-                <w:rFonts w:ascii="Calibri" w:hAnsi="Calibri"/>
-                <w:b/>
-                <w:color w:val="FFFFFF"/>
-                <w:sz w:val="18"/>
-              </w:rPr>
-              <w:t>S/ 1,400.00</w:t>
-            </w:r>
-          </w:p>
-        </w:tc>
-      </w:tr>
-      <w:tr>
-        <w:tc>
-          <w:tcPr>
-            <w:tcW w:type="dxa" w:w="4940"/>
-            <w:shd w:fill="1e293b" w:val="clear" w:color="auto"/>
-            <w:tcBorders>
-              <w:top w:val="single" w:sz="4" w:space="0" w:color="000000"/>
-              <w:left w:val="none" w:sz="4" w:space="0" w:color="none"/>
-              <w:bottom w:val="single" w:sz="4" w:space="0" w:color="000000"/>
-              <w:right w:val="none" w:sz="4" w:space="0" w:color="none"/>
-            </w:tcBorders>
-            <w:tcMar>
-              <w:top w:w="70" w:type="dxa"/>
-              <w:bottom w:w="70" w:type="dxa"/>
-              <w:left w:w="100" w:type="dxa"/>
-              <w:right w:w="100" w:type="dxa"/>
-            </w:tcMar>
-          </w:tcPr>
-          <w:p>
-            <w:pPr>
-              <w:spacing w:before="40" w:after="80" w:line="276" w:lineRule="auto"/>
-              <w:jc w:val="left"/>
-            </w:pPr>
-            <w:r>
-              <w:rPr>
-                <w:rFonts w:ascii="Calibri" w:hAnsi="Calibri"/>
-                <w:b/>
-                <w:color w:val="FFFFFF"/>
-                <w:sz w:val="18"/>
-              </w:rPr>
-              <w:t>Porcentaje de Variación (AC / PV)</w:t>
-            </w:r>
-          </w:p>
-        </w:tc>
-        <w:tc>
-          <w:tcPr>
-            <w:tcW w:type="dxa" w:w="1914"/>
-            <w:shd w:fill="1e293b" w:val="clear" w:color="auto"/>
-            <w:tcBorders>
-              <w:top w:val="single" w:sz="4" w:space="0" w:color="000000"/>
-              <w:left w:val="none" w:sz="4" w:space="0" w:color="none"/>
-              <w:bottom w:val="single" w:sz="4" w:space="0" w:color="000000"/>
-              <w:right w:val="none" w:sz="4" w:space="0" w:color="none"/>
-            </w:tcBorders>
-            <w:tcMar>
-              <w:top w:w="70" w:type="dxa"/>
-              <w:bottom w:w="70" w:type="dxa"/>
-              <w:left w:w="100" w:type="dxa"/>
-              <w:right w:w="100" w:type="dxa"/>
-            </w:tcMar>
-          </w:tcPr>
-          <w:p>
-            <w:pPr>
-              <w:spacing w:before="40" w:after="80" w:line="276" w:lineRule="auto"/>
-              <w:jc w:val="right"/>
-            </w:pPr>
-            <w:r>
-              <w:rPr>
-                <w:rFonts w:ascii="Calibri" w:hAnsi="Calibri"/>
-                <w:b/>
-                <w:color w:val="FFFFFF"/>
-                <w:sz w:val="18"/>
-              </w:rPr>
-            </w:r>
-          </w:p>
-        </w:tc>
-        <w:tc>
-          <w:tcPr>
-            <w:tcW w:type="dxa" w:w="1555"/>
-            <w:shd w:fill="1e293b" w:val="clear" w:color="auto"/>
-            <w:tcBorders>
-              <w:top w:val="single" w:sz="4" w:space="0" w:color="000000"/>
-              <w:left w:val="none" w:sz="4" w:space="0" w:color="none"/>
-              <w:bottom w:val="single" w:sz="4" w:space="0" w:color="000000"/>
-              <w:right w:val="none" w:sz="4" w:space="0" w:color="none"/>
-            </w:tcBorders>
-            <w:tcMar>
-              <w:top w:w="70" w:type="dxa"/>
-              <w:bottom w:w="70" w:type="dxa"/>
-              <w:left w:w="100" w:type="dxa"/>
-              <w:right w:w="100" w:type="dxa"/>
-            </w:tcMar>
-          </w:tcPr>
-          <w:p>
-            <w:pPr>
-              <w:spacing w:before="40" w:after="80" w:line="276" w:lineRule="auto"/>
-              <w:jc w:val="right"/>
-            </w:pPr>
-            <w:r>
-              <w:rPr>
-                <w:rFonts w:ascii="Calibri" w:hAnsi="Calibri"/>
-                <w:b/>
-                <w:color w:val="FFFFFF"/>
-                <w:sz w:val="18"/>
               </w:rPr>
               <w:t>93.3% (Eficiencia de Costo)</w:t>
             </w:r>
@@ -5463,11 +5595,6 @@
           <w:b/>
         </w:rPr>
       </w:pPr>
-      <w:r>
-        <w:rPr>
-          <w:b/>
-        </w:rPr>
-      </w:r>
     </w:p>
     <w:p>
       <w:pPr>
@@ -5556,14 +5683,14 @@
         <w:tblLook w:val="04A0" w:firstRow="1" w:lastRow="0" w:firstColumn="1" w:lastColumn="0" w:noHBand="0" w:noVBand="1"/>
       </w:tblPr>
       <w:tblGrid>
-        <w:gridCol w:w="1851"/>
-        <w:gridCol w:w="7489"/>
+        <w:gridCol w:w="1849"/>
+        <w:gridCol w:w="7491"/>
       </w:tblGrid>
       <w:tr>
         <w:tc>
           <w:tcPr>
             <w:tcW w:w="1883" w:type="dxa"/>
-            <w:shd w:fill="000000" w:val="clear" w:color="auto"/>
+            <w:shd w:val="clear" w:color="auto" w:fill="000000"/>
           </w:tcPr>
           <w:p>
             <w:pPr>
@@ -5589,7 +5716,7 @@
         <w:tc>
           <w:tcPr>
             <w:tcW w:w="7693" w:type="dxa"/>
-            <w:shd w:fill="000000" w:val="clear" w:color="auto"/>
+            <w:shd w:val="clear" w:color="auto" w:fill="000000"/>
           </w:tcPr>
           <w:p>
             <w:pPr>
@@ -5617,13 +5744,13 @@
         <w:tc>
           <w:tcPr>
             <w:tcW w:w="1883" w:type="dxa"/>
+            <w:tcBorders>
+              <w:top w:val="single" w:sz="4" w:space="0" w:color="E2E8F0"/>
+              <w:left w:val="none" w:sz="4" w:space="0" w:color="auto"/>
+              <w:bottom w:val="single" w:sz="4" w:space="0" w:color="E2E8F0"/>
+              <w:right w:val="none" w:sz="4" w:space="0" w:color="auto"/>
+            </w:tcBorders>
             <w:shd w:val="clear" w:color="auto" w:fill="92D050"/>
-            <w:tcBorders>
-              <w:top w:val="single" w:sz="4" w:space="0" w:color="e2e8f0"/>
-              <w:left w:val="none" w:sz="4" w:space="0" w:color="none"/>
-              <w:bottom w:val="single" w:sz="4" w:space="0" w:color="e2e8f0"/>
-              <w:right w:val="none" w:sz="4" w:space="0" w:color="none"/>
-            </w:tcBorders>
           </w:tcPr>
           <w:p>
             <w:pPr>
@@ -5648,12 +5775,11 @@
         <w:tc>
           <w:tcPr>
             <w:tcW w:w="7693" w:type="dxa"/>
-            <w:shd w:val="clear" w:color="auto" w:fill="auto"/>
             <w:tcBorders>
-              <w:top w:val="single" w:sz="4" w:space="0" w:color="e2e8f0"/>
-              <w:left w:val="none" w:sz="4" w:space="0" w:color="none"/>
-              <w:bottom w:val="single" w:sz="4" w:space="0" w:color="e2e8f0"/>
-              <w:right w:val="none" w:sz="4" w:space="0" w:color="none"/>
+              <w:top w:val="single" w:sz="4" w:space="0" w:color="E2E8F0"/>
+              <w:left w:val="none" w:sz="4" w:space="0" w:color="auto"/>
+              <w:bottom w:val="single" w:sz="4" w:space="0" w:color="E2E8F0"/>
+              <w:right w:val="none" w:sz="4" w:space="0" w:color="auto"/>
             </w:tcBorders>
           </w:tcPr>
           <w:p>
@@ -5677,13 +5803,13 @@
         <w:tc>
           <w:tcPr>
             <w:tcW w:w="1883" w:type="dxa"/>
+            <w:tcBorders>
+              <w:top w:val="single" w:sz="4" w:space="0" w:color="E2E8F0"/>
+              <w:left w:val="none" w:sz="4" w:space="0" w:color="auto"/>
+              <w:bottom w:val="single" w:sz="4" w:space="0" w:color="E2E8F0"/>
+              <w:right w:val="none" w:sz="4" w:space="0" w:color="auto"/>
+            </w:tcBorders>
             <w:shd w:val="clear" w:color="auto" w:fill="FFFF00"/>
-            <w:tcBorders>
-              <w:top w:val="single" w:sz="4" w:space="0" w:color="e2e8f0"/>
-              <w:left w:val="none" w:sz="4" w:space="0" w:color="none"/>
-              <w:bottom w:val="single" w:sz="4" w:space="0" w:color="e2e8f0"/>
-              <w:right w:val="none" w:sz="4" w:space="0" w:color="none"/>
-            </w:tcBorders>
           </w:tcPr>
           <w:p>
             <w:pPr>
@@ -5708,12 +5834,11 @@
         <w:tc>
           <w:tcPr>
             <w:tcW w:w="7693" w:type="dxa"/>
-            <w:shd w:val="clear" w:color="auto" w:fill="auto"/>
             <w:tcBorders>
-              <w:top w:val="single" w:sz="4" w:space="0" w:color="e2e8f0"/>
-              <w:left w:val="none" w:sz="4" w:space="0" w:color="none"/>
-              <w:bottom w:val="single" w:sz="4" w:space="0" w:color="e2e8f0"/>
-              <w:right w:val="none" w:sz="4" w:space="0" w:color="none"/>
+              <w:top w:val="single" w:sz="4" w:space="0" w:color="E2E8F0"/>
+              <w:left w:val="none" w:sz="4" w:space="0" w:color="auto"/>
+              <w:bottom w:val="single" w:sz="4" w:space="0" w:color="E2E8F0"/>
+              <w:right w:val="none" w:sz="4" w:space="0" w:color="auto"/>
             </w:tcBorders>
           </w:tcPr>
           <w:p>
@@ -5737,13 +5862,13 @@
         <w:tc>
           <w:tcPr>
             <w:tcW w:w="1883" w:type="dxa"/>
+            <w:tcBorders>
+              <w:top w:val="single" w:sz="4" w:space="0" w:color="E2E8F0"/>
+              <w:left w:val="none" w:sz="4" w:space="0" w:color="auto"/>
+              <w:bottom w:val="single" w:sz="4" w:space="0" w:color="E2E8F0"/>
+              <w:right w:val="none" w:sz="4" w:space="0" w:color="auto"/>
+            </w:tcBorders>
             <w:shd w:val="clear" w:color="auto" w:fill="FF0000"/>
-            <w:tcBorders>
-              <w:top w:val="single" w:sz="4" w:space="0" w:color="e2e8f0"/>
-              <w:left w:val="none" w:sz="4" w:space="0" w:color="none"/>
-              <w:bottom w:val="single" w:sz="4" w:space="0" w:color="e2e8f0"/>
-              <w:right w:val="none" w:sz="4" w:space="0" w:color="none"/>
-            </w:tcBorders>
           </w:tcPr>
           <w:p>
             <w:pPr>
@@ -5769,12 +5894,11 @@
         <w:tc>
           <w:tcPr>
             <w:tcW w:w="7693" w:type="dxa"/>
-            <w:shd w:val="clear" w:color="auto" w:fill="auto"/>
             <w:tcBorders>
-              <w:top w:val="single" w:sz="4" w:space="0" w:color="e2e8f0"/>
-              <w:left w:val="none" w:sz="4" w:space="0" w:color="none"/>
-              <w:bottom w:val="single" w:sz="4" w:space="0" w:color="e2e8f0"/>
-              <w:right w:val="none" w:sz="4" w:space="0" w:color="none"/>
+              <w:top w:val="single" w:sz="4" w:space="0" w:color="E2E8F0"/>
+              <w:left w:val="none" w:sz="4" w:space="0" w:color="auto"/>
+              <w:bottom w:val="single" w:sz="4" w:space="0" w:color="E2E8F0"/>
+              <w:right w:val="none" w:sz="4" w:space="0" w:color="auto"/>
             </w:tcBorders>
           </w:tcPr>
           <w:p>
@@ -5850,14 +5974,14 @@
         <w:tblLook w:val="04A0" w:firstRow="1" w:lastRow="0" w:firstColumn="1" w:lastColumn="0" w:noHBand="0" w:noVBand="1"/>
       </w:tblPr>
       <w:tblGrid>
-        <w:gridCol w:w="1851"/>
-        <w:gridCol w:w="7489"/>
+        <w:gridCol w:w="1849"/>
+        <w:gridCol w:w="7491"/>
       </w:tblGrid>
       <w:tr>
         <w:tc>
           <w:tcPr>
             <w:tcW w:w="1883" w:type="dxa"/>
-            <w:shd w:fill="000000" w:val="clear" w:color="auto"/>
+            <w:shd w:val="clear" w:color="auto" w:fill="000000"/>
           </w:tcPr>
           <w:p>
             <w:pPr>
@@ -5883,7 +6007,7 @@
         <w:tc>
           <w:tcPr>
             <w:tcW w:w="7693" w:type="dxa"/>
-            <w:shd w:fill="000000" w:val="clear" w:color="auto"/>
+            <w:shd w:val="clear" w:color="auto" w:fill="000000"/>
           </w:tcPr>
           <w:p>
             <w:pPr>
@@ -5911,13 +6035,13 @@
         <w:tc>
           <w:tcPr>
             <w:tcW w:w="1883" w:type="dxa"/>
+            <w:tcBorders>
+              <w:top w:val="single" w:sz="4" w:space="0" w:color="E2E8F0"/>
+              <w:left w:val="none" w:sz="4" w:space="0" w:color="auto"/>
+              <w:bottom w:val="single" w:sz="4" w:space="0" w:color="E2E8F0"/>
+              <w:right w:val="none" w:sz="4" w:space="0" w:color="auto"/>
+            </w:tcBorders>
             <w:shd w:val="clear" w:color="auto" w:fill="92D050"/>
-            <w:tcBorders>
-              <w:top w:val="single" w:sz="4" w:space="0" w:color="e2e8f0"/>
-              <w:left w:val="none" w:sz="4" w:space="0" w:color="none"/>
-              <w:bottom w:val="single" w:sz="4" w:space="0" w:color="e2e8f0"/>
-              <w:right w:val="none" w:sz="4" w:space="0" w:color="none"/>
-            </w:tcBorders>
           </w:tcPr>
           <w:p>
             <w:pPr>
@@ -5942,12 +6066,11 @@
         <w:tc>
           <w:tcPr>
             <w:tcW w:w="7693" w:type="dxa"/>
-            <w:shd w:val="clear" w:color="auto" w:fill="auto"/>
             <w:tcBorders>
-              <w:top w:val="single" w:sz="4" w:space="0" w:color="e2e8f0"/>
-              <w:left w:val="none" w:sz="4" w:space="0" w:color="none"/>
-              <w:bottom w:val="single" w:sz="4" w:space="0" w:color="e2e8f0"/>
-              <w:right w:val="none" w:sz="4" w:space="0" w:color="none"/>
+              <w:top w:val="single" w:sz="4" w:space="0" w:color="E2E8F0"/>
+              <w:left w:val="none" w:sz="4" w:space="0" w:color="auto"/>
+              <w:bottom w:val="single" w:sz="4" w:space="0" w:color="E2E8F0"/>
+              <w:right w:val="none" w:sz="4" w:space="0" w:color="auto"/>
             </w:tcBorders>
           </w:tcPr>
           <w:p>
@@ -5971,13 +6094,13 @@
         <w:tc>
           <w:tcPr>
             <w:tcW w:w="1883" w:type="dxa"/>
+            <w:tcBorders>
+              <w:top w:val="single" w:sz="4" w:space="0" w:color="E2E8F0"/>
+              <w:left w:val="none" w:sz="4" w:space="0" w:color="auto"/>
+              <w:bottom w:val="single" w:sz="4" w:space="0" w:color="E2E8F0"/>
+              <w:right w:val="none" w:sz="4" w:space="0" w:color="auto"/>
+            </w:tcBorders>
             <w:shd w:val="clear" w:color="auto" w:fill="FFFF00"/>
-            <w:tcBorders>
-              <w:top w:val="single" w:sz="4" w:space="0" w:color="e2e8f0"/>
-              <w:left w:val="none" w:sz="4" w:space="0" w:color="none"/>
-              <w:bottom w:val="single" w:sz="4" w:space="0" w:color="e2e8f0"/>
-              <w:right w:val="none" w:sz="4" w:space="0" w:color="none"/>
-            </w:tcBorders>
           </w:tcPr>
           <w:p>
             <w:pPr>
@@ -6002,12 +6125,11 @@
         <w:tc>
           <w:tcPr>
             <w:tcW w:w="7693" w:type="dxa"/>
-            <w:shd w:val="clear" w:color="auto" w:fill="auto"/>
             <w:tcBorders>
-              <w:top w:val="single" w:sz="4" w:space="0" w:color="e2e8f0"/>
-              <w:left w:val="none" w:sz="4" w:space="0" w:color="none"/>
-              <w:bottom w:val="single" w:sz="4" w:space="0" w:color="e2e8f0"/>
-              <w:right w:val="none" w:sz="4" w:space="0" w:color="none"/>
+              <w:top w:val="single" w:sz="4" w:space="0" w:color="E2E8F0"/>
+              <w:left w:val="none" w:sz="4" w:space="0" w:color="auto"/>
+              <w:bottom w:val="single" w:sz="4" w:space="0" w:color="E2E8F0"/>
+              <w:right w:val="none" w:sz="4" w:space="0" w:color="auto"/>
             </w:tcBorders>
           </w:tcPr>
           <w:p>
@@ -6031,13 +6153,13 @@
         <w:tc>
           <w:tcPr>
             <w:tcW w:w="1883" w:type="dxa"/>
+            <w:tcBorders>
+              <w:top w:val="single" w:sz="4" w:space="0" w:color="E2E8F0"/>
+              <w:left w:val="none" w:sz="4" w:space="0" w:color="auto"/>
+              <w:bottom w:val="single" w:sz="4" w:space="0" w:color="E2E8F0"/>
+              <w:right w:val="none" w:sz="4" w:space="0" w:color="auto"/>
+            </w:tcBorders>
             <w:shd w:val="clear" w:color="auto" w:fill="FF0000"/>
-            <w:tcBorders>
-              <w:top w:val="single" w:sz="4" w:space="0" w:color="e2e8f0"/>
-              <w:left w:val="none" w:sz="4" w:space="0" w:color="none"/>
-              <w:bottom w:val="single" w:sz="4" w:space="0" w:color="e2e8f0"/>
-              <w:right w:val="none" w:sz="4" w:space="0" w:color="none"/>
-            </w:tcBorders>
           </w:tcPr>
           <w:p>
             <w:pPr>
@@ -6063,12 +6185,11 @@
         <w:tc>
           <w:tcPr>
             <w:tcW w:w="7693" w:type="dxa"/>
-            <w:shd w:val="clear" w:color="auto" w:fill="auto"/>
             <w:tcBorders>
-              <w:top w:val="single" w:sz="4" w:space="0" w:color="e2e8f0"/>
-              <w:left w:val="none" w:sz="4" w:space="0" w:color="none"/>
-              <w:bottom w:val="single" w:sz="4" w:space="0" w:color="e2e8f0"/>
-              <w:right w:val="none" w:sz="4" w:space="0" w:color="none"/>
+              <w:top w:val="single" w:sz="4" w:space="0" w:color="E2E8F0"/>
+              <w:left w:val="none" w:sz="4" w:space="0" w:color="auto"/>
+              <w:bottom w:val="single" w:sz="4" w:space="0" w:color="E2E8F0"/>
+              <w:right w:val="none" w:sz="4" w:space="0" w:color="auto"/>
             </w:tcBorders>
           </w:tcPr>
           <w:p>
@@ -6144,14 +6265,14 @@
         <w:tblLook w:val="04A0" w:firstRow="1" w:lastRow="0" w:firstColumn="1" w:lastColumn="0" w:noHBand="0" w:noVBand="1"/>
       </w:tblPr>
       <w:tblGrid>
-        <w:gridCol w:w="1851"/>
-        <w:gridCol w:w="7489"/>
+        <w:gridCol w:w="1849"/>
+        <w:gridCol w:w="7491"/>
       </w:tblGrid>
       <w:tr>
         <w:tc>
           <w:tcPr>
             <w:tcW w:w="1883" w:type="dxa"/>
-            <w:shd w:fill="000000" w:val="clear" w:color="auto"/>
+            <w:shd w:val="clear" w:color="auto" w:fill="000000"/>
           </w:tcPr>
           <w:p>
             <w:pPr>
@@ -6177,7 +6298,7 @@
         <w:tc>
           <w:tcPr>
             <w:tcW w:w="7693" w:type="dxa"/>
-            <w:shd w:fill="000000" w:val="clear" w:color="auto"/>
+            <w:shd w:val="clear" w:color="auto" w:fill="000000"/>
           </w:tcPr>
           <w:p>
             <w:pPr>
@@ -6205,13 +6326,13 @@
         <w:tc>
           <w:tcPr>
             <w:tcW w:w="1883" w:type="dxa"/>
+            <w:tcBorders>
+              <w:top w:val="single" w:sz="4" w:space="0" w:color="E2E8F0"/>
+              <w:left w:val="none" w:sz="4" w:space="0" w:color="auto"/>
+              <w:bottom w:val="single" w:sz="4" w:space="0" w:color="E2E8F0"/>
+              <w:right w:val="none" w:sz="4" w:space="0" w:color="auto"/>
+            </w:tcBorders>
             <w:shd w:val="clear" w:color="auto" w:fill="92D050"/>
-            <w:tcBorders>
-              <w:top w:val="single" w:sz="4" w:space="0" w:color="e2e8f0"/>
-              <w:left w:val="none" w:sz="4" w:space="0" w:color="none"/>
-              <w:bottom w:val="single" w:sz="4" w:space="0" w:color="e2e8f0"/>
-              <w:right w:val="none" w:sz="4" w:space="0" w:color="none"/>
-            </w:tcBorders>
           </w:tcPr>
           <w:p>
             <w:pPr>
@@ -6236,12 +6357,11 @@
         <w:tc>
           <w:tcPr>
             <w:tcW w:w="7693" w:type="dxa"/>
-            <w:shd w:val="clear" w:color="auto" w:fill="auto"/>
             <w:tcBorders>
-              <w:top w:val="single" w:sz="4" w:space="0" w:color="e2e8f0"/>
-              <w:left w:val="none" w:sz="4" w:space="0" w:color="none"/>
-              <w:bottom w:val="single" w:sz="4" w:space="0" w:color="e2e8f0"/>
-              <w:right w:val="none" w:sz="4" w:space="0" w:color="none"/>
+              <w:top w:val="single" w:sz="4" w:space="0" w:color="E2E8F0"/>
+              <w:left w:val="none" w:sz="4" w:space="0" w:color="auto"/>
+              <w:bottom w:val="single" w:sz="4" w:space="0" w:color="E2E8F0"/>
+              <w:right w:val="none" w:sz="4" w:space="0" w:color="auto"/>
             </w:tcBorders>
           </w:tcPr>
           <w:p>
@@ -6265,13 +6385,13 @@
         <w:tc>
           <w:tcPr>
             <w:tcW w:w="1883" w:type="dxa"/>
+            <w:tcBorders>
+              <w:top w:val="single" w:sz="4" w:space="0" w:color="E2E8F0"/>
+              <w:left w:val="none" w:sz="4" w:space="0" w:color="auto"/>
+              <w:bottom w:val="single" w:sz="4" w:space="0" w:color="E2E8F0"/>
+              <w:right w:val="none" w:sz="4" w:space="0" w:color="auto"/>
+            </w:tcBorders>
             <w:shd w:val="clear" w:color="auto" w:fill="FFFF00"/>
-            <w:tcBorders>
-              <w:top w:val="single" w:sz="4" w:space="0" w:color="e2e8f0"/>
-              <w:left w:val="none" w:sz="4" w:space="0" w:color="none"/>
-              <w:bottom w:val="single" w:sz="4" w:space="0" w:color="e2e8f0"/>
-              <w:right w:val="none" w:sz="4" w:space="0" w:color="none"/>
-            </w:tcBorders>
           </w:tcPr>
           <w:p>
             <w:pPr>
@@ -6296,12 +6416,11 @@
         <w:tc>
           <w:tcPr>
             <w:tcW w:w="7693" w:type="dxa"/>
-            <w:shd w:val="clear" w:color="auto" w:fill="auto"/>
             <w:tcBorders>
-              <w:top w:val="single" w:sz="4" w:space="0" w:color="e2e8f0"/>
-              <w:left w:val="none" w:sz="4" w:space="0" w:color="none"/>
-              <w:bottom w:val="single" w:sz="4" w:space="0" w:color="e2e8f0"/>
-              <w:right w:val="none" w:sz="4" w:space="0" w:color="none"/>
+              <w:top w:val="single" w:sz="4" w:space="0" w:color="E2E8F0"/>
+              <w:left w:val="none" w:sz="4" w:space="0" w:color="auto"/>
+              <w:bottom w:val="single" w:sz="4" w:space="0" w:color="E2E8F0"/>
+              <w:right w:val="none" w:sz="4" w:space="0" w:color="auto"/>
             </w:tcBorders>
           </w:tcPr>
           <w:p>
@@ -6325,13 +6444,13 @@
         <w:tc>
           <w:tcPr>
             <w:tcW w:w="1883" w:type="dxa"/>
+            <w:tcBorders>
+              <w:top w:val="single" w:sz="4" w:space="0" w:color="E2E8F0"/>
+              <w:left w:val="none" w:sz="4" w:space="0" w:color="auto"/>
+              <w:bottom w:val="single" w:sz="4" w:space="0" w:color="E2E8F0"/>
+              <w:right w:val="none" w:sz="4" w:space="0" w:color="auto"/>
+            </w:tcBorders>
             <w:shd w:val="clear" w:color="auto" w:fill="FF0000"/>
-            <w:tcBorders>
-              <w:top w:val="single" w:sz="4" w:space="0" w:color="e2e8f0"/>
-              <w:left w:val="none" w:sz="4" w:space="0" w:color="none"/>
-              <w:bottom w:val="single" w:sz="4" w:space="0" w:color="e2e8f0"/>
-              <w:right w:val="none" w:sz="4" w:space="0" w:color="none"/>
-            </w:tcBorders>
           </w:tcPr>
           <w:p>
             <w:pPr>
@@ -6350,6 +6469,7 @@
                 <w:color w:val="000000"/>
                 <w:sz w:val="17"/>
               </w:rPr>
+              <w:lastRenderedPageBreak/>
               <w:t>Rojo</w:t>
             </w:r>
           </w:p>
@@ -6357,12 +6477,11 @@
         <w:tc>
           <w:tcPr>
             <w:tcW w:w="7693" w:type="dxa"/>
-            <w:shd w:val="clear" w:color="auto" w:fill="auto"/>
             <w:tcBorders>
-              <w:top w:val="single" w:sz="4" w:space="0" w:color="e2e8f0"/>
-              <w:left w:val="none" w:sz="4" w:space="0" w:color="none"/>
-              <w:bottom w:val="single" w:sz="4" w:space="0" w:color="e2e8f0"/>
-              <w:right w:val="none" w:sz="4" w:space="0" w:color="none"/>
+              <w:top w:val="single" w:sz="4" w:space="0" w:color="E2E8F0"/>
+              <w:left w:val="none" w:sz="4" w:space="0" w:color="auto"/>
+              <w:bottom w:val="single" w:sz="4" w:space="0" w:color="E2E8F0"/>
+              <w:right w:val="none" w:sz="4" w:space="0" w:color="auto"/>
             </w:tcBorders>
           </w:tcPr>
           <w:p>
@@ -6416,7 +6535,7 @@
 </file>
 
 <file path=word/endnotes.xml><?xml version="1.0" encoding="utf-8"?>
-<w:endnotes xmlns:wpc="http://schemas.microsoft.com/office/word/2010/wordprocessingCanvas" xmlns:cx="http://schemas.microsoft.com/office/drawing/2014/chartex" xmlns:cx1="http://schemas.microsoft.com/office/drawing/2015/9/8/chartex" xmlns:cx2="http://schemas.microsoft.com/office/drawing/2015/10/21/chartex" xmlns:mc="http://schemas.openxmlformats.org/markup-compatibility/2006" xmlns:o="urn:schemas-microsoft-com:office:office" xmlns:r="http://schemas.openxmlformats.org/officeDocument/2006/relationships" xmlns:m="http://schemas.openxmlformats.org/officeDocument/2006/math" xmlns:v="urn:schemas-microsoft-com:vml" xmlns:wp14="http://schemas.microsoft.com/office/word/2010/wordprocessingDrawing" xmlns:wp="http://schemas.openxmlformats.org/drawingml/2006/wordprocessingDrawing" xmlns:w10="urn:schemas-microsoft-com:office:word" xmlns:w="http://schemas.openxmlformats.org/wordprocessingml/2006/main" xmlns:w14="http://schemas.microsoft.com/office/word/2010/wordml" xmlns:w15="http://schemas.microsoft.com/office/word/2012/wordml" xmlns:w16se="http://schemas.microsoft.com/office/word/2015/wordml/symex" xmlns:wpg="http://schemas.microsoft.com/office/word/2010/wordprocessingGroup" xmlns:wpi="http://schemas.microsoft.com/office/word/2010/wordprocessingInk" xmlns:wne="http://schemas.microsoft.com/office/word/2006/wordml" xmlns:wps="http://schemas.microsoft.com/office/word/2010/wordprocessingShape" mc:Ignorable="w14 w15 w16se wp14">
+<w:endnotes xmlns:wpc="http://schemas.microsoft.com/office/word/2010/wordprocessingCanvas" xmlns:cx="http://schemas.microsoft.com/office/drawing/2014/chartex" xmlns:cx1="http://schemas.microsoft.com/office/drawing/2015/9/8/chartex" xmlns:cx2="http://schemas.microsoft.com/office/drawing/2015/10/21/chartex" xmlns:cx3="http://schemas.microsoft.com/office/drawing/2016/5/9/chartex" xmlns:cx4="http://schemas.microsoft.com/office/drawing/2016/5/10/chartex" xmlns:cx5="http://schemas.microsoft.com/office/drawing/2016/5/11/chartex" xmlns:cx6="http://schemas.microsoft.com/office/drawing/2016/5/12/chartex" xmlns:cx7="http://schemas.microsoft.com/office/drawing/2016/5/13/chartex" xmlns:cx8="http://schemas.microsoft.com/office/drawing/2016/5/14/chartex" xmlns:mc="http://schemas.openxmlformats.org/markup-compatibility/2006" xmlns:aink="http://schemas.microsoft.com/office/drawing/2016/ink" xmlns:am3d="http://schemas.microsoft.com/office/drawing/2017/model3d" xmlns:o="urn:schemas-microsoft-com:office:office" xmlns:oel="http://schemas.microsoft.com/office/2019/extlst" xmlns:r="http://schemas.openxmlformats.org/officeDocument/2006/relationships" xmlns:m="http://schemas.openxmlformats.org/officeDocument/2006/math" xmlns:v="urn:schemas-microsoft-com:vml" xmlns:wp14="http://schemas.microsoft.com/office/word/2010/wordprocessingDrawing" xmlns:wp="http://schemas.openxmlformats.org/drawingml/2006/wordprocessingDrawing" xmlns:w10="urn:schemas-microsoft-com:office:word" xmlns:w="http://schemas.openxmlformats.org/wordprocessingml/2006/main" xmlns:w14="http://schemas.microsoft.com/office/word/2010/wordml" xmlns:w15="http://schemas.microsoft.com/office/word/2012/wordml" xmlns:w16cex="http://schemas.microsoft.com/office/word/2018/wordml/cex" xmlns:w16cid="http://schemas.microsoft.com/office/word/2016/wordml/cid" xmlns:w16="http://schemas.microsoft.com/office/word/2018/wordml" xmlns:w16du="http://schemas.microsoft.com/office/word/2023/wordml/word16du" xmlns:w16sdtdh="http://schemas.microsoft.com/office/word/2020/wordml/sdtdatahash" xmlns:w16sdtfl="http://schemas.microsoft.com/office/word/2024/wordml/sdtformatlock" xmlns:w16se="http://schemas.microsoft.com/office/word/2015/wordml/symex" xmlns:wpg="http://schemas.microsoft.com/office/word/2010/wordprocessingGroup" xmlns:wpi="http://schemas.microsoft.com/office/word/2010/wordprocessingInk" xmlns:wne="http://schemas.microsoft.com/office/word/2006/wordml" xmlns:wps="http://schemas.microsoft.com/office/word/2010/wordprocessingShape" mc:Ignorable="w14 w15 w16se w16cid w16 w16cex w16sdtdh w16sdtfl w16du wp14">
   <w:endnote w:type="separator" w:id="-1">
     <w:p>
       <w:r>
@@ -6435,7 +6554,7 @@
 </file>
 
 <file path=word/footer1.xml><?xml version="1.0" encoding="utf-8"?>
-<w:ftr xmlns:wpc="http://schemas.microsoft.com/office/word/2010/wordprocessingCanvas" xmlns:cx="http://schemas.microsoft.com/office/drawing/2014/chartex" xmlns:cx1="http://schemas.microsoft.com/office/drawing/2015/9/8/chartex" xmlns:cx2="http://schemas.microsoft.com/office/drawing/2015/10/21/chartex" xmlns:mc="http://schemas.openxmlformats.org/markup-compatibility/2006" xmlns:o="urn:schemas-microsoft-com:office:office" xmlns:r="http://schemas.openxmlformats.org/officeDocument/2006/relationships" xmlns:m="http://schemas.openxmlformats.org/officeDocument/2006/math" xmlns:v="urn:schemas-microsoft-com:vml" xmlns:wp14="http://schemas.microsoft.com/office/word/2010/wordprocessingDrawing" xmlns:wp="http://schemas.openxmlformats.org/drawingml/2006/wordprocessingDrawing" xmlns:w10="urn:schemas-microsoft-com:office:word" xmlns:w="http://schemas.openxmlformats.org/wordprocessingml/2006/main" xmlns:w14="http://schemas.microsoft.com/office/word/2010/wordml" xmlns:w15="http://schemas.microsoft.com/office/word/2012/wordml" xmlns:w16se="http://schemas.microsoft.com/office/word/2015/wordml/symex" xmlns:wpg="http://schemas.microsoft.com/office/word/2010/wordprocessingGroup" xmlns:wpi="http://schemas.microsoft.com/office/word/2010/wordprocessingInk" xmlns:wne="http://schemas.microsoft.com/office/word/2006/wordml" xmlns:wps="http://schemas.microsoft.com/office/word/2010/wordprocessingShape" mc:Ignorable="w14 w15 w16se wp14">
+<w:ftr xmlns:wpc="http://schemas.microsoft.com/office/word/2010/wordprocessingCanvas" xmlns:cx="http://schemas.microsoft.com/office/drawing/2014/chartex" xmlns:cx1="http://schemas.microsoft.com/office/drawing/2015/9/8/chartex" xmlns:cx2="http://schemas.microsoft.com/office/drawing/2015/10/21/chartex" xmlns:cx3="http://schemas.microsoft.com/office/drawing/2016/5/9/chartex" xmlns:cx4="http://schemas.microsoft.com/office/drawing/2016/5/10/chartex" xmlns:cx5="http://schemas.microsoft.com/office/drawing/2016/5/11/chartex" xmlns:cx6="http://schemas.microsoft.com/office/drawing/2016/5/12/chartex" xmlns:cx7="http://schemas.microsoft.com/office/drawing/2016/5/13/chartex" xmlns:cx8="http://schemas.microsoft.com/office/drawing/2016/5/14/chartex" xmlns:mc="http://schemas.openxmlformats.org/markup-compatibility/2006" xmlns:aink="http://schemas.microsoft.com/office/drawing/2016/ink" xmlns:am3d="http://schemas.microsoft.com/office/drawing/2017/model3d" xmlns:o="urn:schemas-microsoft-com:office:office" xmlns:oel="http://schemas.microsoft.com/office/2019/extlst" xmlns:r="http://schemas.openxmlformats.org/officeDocument/2006/relationships" xmlns:m="http://schemas.openxmlformats.org/officeDocument/2006/math" xmlns:v="urn:schemas-microsoft-com:vml" xmlns:wp14="http://schemas.microsoft.com/office/word/2010/wordprocessingDrawing" xmlns:wp="http://schemas.openxmlformats.org/drawingml/2006/wordprocessingDrawing" xmlns:w10="urn:schemas-microsoft-com:office:word" xmlns:w="http://schemas.openxmlformats.org/wordprocessingml/2006/main" xmlns:w14="http://schemas.microsoft.com/office/word/2010/wordml" xmlns:w15="http://schemas.microsoft.com/office/word/2012/wordml" xmlns:w16cex="http://schemas.microsoft.com/office/word/2018/wordml/cex" xmlns:w16cid="http://schemas.microsoft.com/office/word/2016/wordml/cid" xmlns:w16="http://schemas.microsoft.com/office/word/2018/wordml" xmlns:w16du="http://schemas.microsoft.com/office/word/2023/wordml/word16du" xmlns:w16sdtdh="http://schemas.microsoft.com/office/word/2020/wordml/sdtdatahash" xmlns:w16sdtfl="http://schemas.microsoft.com/office/word/2024/wordml/sdtformatlock" xmlns:w16se="http://schemas.microsoft.com/office/word/2015/wordml/symex" xmlns:wpg="http://schemas.microsoft.com/office/word/2010/wordprocessingGroup" xmlns:wpi="http://schemas.microsoft.com/office/word/2010/wordprocessingInk" xmlns:wne="http://schemas.microsoft.com/office/word/2006/wordml" xmlns:wps="http://schemas.microsoft.com/office/word/2010/wordprocessingShape" mc:Ignorable="w14 w15 w16se w16cid w16 w16cex w16sdtdh w16sdtfl w16du wp14">
   <w:p>
     <w:pPr>
       <w:pStyle w:val="Piedepgina"/>
@@ -6472,7 +6591,7 @@
 </file>
 
 <file path=word/footer2.xml><?xml version="1.0" encoding="utf-8"?>
-<w:ftr xmlns:wpc="http://schemas.microsoft.com/office/word/2010/wordprocessingCanvas" xmlns:cx="http://schemas.microsoft.com/office/drawing/2014/chartex" xmlns:cx1="http://schemas.microsoft.com/office/drawing/2015/9/8/chartex" xmlns:cx2="http://schemas.microsoft.com/office/drawing/2015/10/21/chartex" xmlns:mc="http://schemas.openxmlformats.org/markup-compatibility/2006" xmlns:o="urn:schemas-microsoft-com:office:office" xmlns:r="http://schemas.openxmlformats.org/officeDocument/2006/relationships" xmlns:m="http://schemas.openxmlformats.org/officeDocument/2006/math" xmlns:v="urn:schemas-microsoft-com:vml" xmlns:wp14="http://schemas.microsoft.com/office/word/2010/wordprocessingDrawing" xmlns:wp="http://schemas.openxmlformats.org/drawingml/2006/wordprocessingDrawing" xmlns:w10="urn:schemas-microsoft-com:office:word" xmlns:w="http://schemas.openxmlformats.org/wordprocessingml/2006/main" xmlns:w14="http://schemas.microsoft.com/office/word/2010/wordml" xmlns:w15="http://schemas.microsoft.com/office/word/2012/wordml" xmlns:w16se="http://schemas.microsoft.com/office/word/2015/wordml/symex" xmlns:wpg="http://schemas.microsoft.com/office/word/2010/wordprocessingGroup" xmlns:wpi="http://schemas.microsoft.com/office/word/2010/wordprocessingInk" xmlns:wne="http://schemas.microsoft.com/office/word/2006/wordml" xmlns:wps="http://schemas.microsoft.com/office/word/2010/wordprocessingShape" mc:Ignorable="w14 w15 w16se wp14">
+<w:ftr xmlns:wpc="http://schemas.microsoft.com/office/word/2010/wordprocessingCanvas" xmlns:cx="http://schemas.microsoft.com/office/drawing/2014/chartex" xmlns:cx1="http://schemas.microsoft.com/office/drawing/2015/9/8/chartex" xmlns:cx2="http://schemas.microsoft.com/office/drawing/2015/10/21/chartex" xmlns:cx3="http://schemas.microsoft.com/office/drawing/2016/5/9/chartex" xmlns:cx4="http://schemas.microsoft.com/office/drawing/2016/5/10/chartex" xmlns:cx5="http://schemas.microsoft.com/office/drawing/2016/5/11/chartex" xmlns:cx6="http://schemas.microsoft.com/office/drawing/2016/5/12/chartex" xmlns:cx7="http://schemas.microsoft.com/office/drawing/2016/5/13/chartex" xmlns:cx8="http://schemas.microsoft.com/office/drawing/2016/5/14/chartex" xmlns:mc="http://schemas.openxmlformats.org/markup-compatibility/2006" xmlns:aink="http://schemas.microsoft.com/office/drawing/2016/ink" xmlns:am3d="http://schemas.microsoft.com/office/drawing/2017/model3d" xmlns:o="urn:schemas-microsoft-com:office:office" xmlns:oel="http://schemas.microsoft.com/office/2019/extlst" xmlns:r="http://schemas.openxmlformats.org/officeDocument/2006/relationships" xmlns:m="http://schemas.openxmlformats.org/officeDocument/2006/math" xmlns:v="urn:schemas-microsoft-com:vml" xmlns:wp14="http://schemas.microsoft.com/office/word/2010/wordprocessingDrawing" xmlns:wp="http://schemas.openxmlformats.org/drawingml/2006/wordprocessingDrawing" xmlns:w10="urn:schemas-microsoft-com:office:word" xmlns:w="http://schemas.openxmlformats.org/wordprocessingml/2006/main" xmlns:w14="http://schemas.microsoft.com/office/word/2010/wordml" xmlns:w15="http://schemas.microsoft.com/office/word/2012/wordml" xmlns:w16cex="http://schemas.microsoft.com/office/word/2018/wordml/cex" xmlns:w16cid="http://schemas.microsoft.com/office/word/2016/wordml/cid" xmlns:w16="http://schemas.microsoft.com/office/word/2018/wordml" xmlns:w16du="http://schemas.microsoft.com/office/word/2023/wordml/word16du" xmlns:w16sdtdh="http://schemas.microsoft.com/office/word/2020/wordml/sdtdatahash" xmlns:w16sdtfl="http://schemas.microsoft.com/office/word/2024/wordml/sdtformatlock" xmlns:w16se="http://schemas.microsoft.com/office/word/2015/wordml/symex" xmlns:wpg="http://schemas.microsoft.com/office/word/2010/wordprocessingGroup" xmlns:wpi="http://schemas.microsoft.com/office/word/2010/wordprocessingInk" xmlns:wne="http://schemas.microsoft.com/office/word/2006/wordml" xmlns:wps="http://schemas.microsoft.com/office/word/2010/wordprocessingShape" mc:Ignorable="w14 w15 w16se w16cid w16 w16cex w16sdtdh w16sdtfl w16du wp14">
   <w:p>
     <w:pPr>
       <w:pStyle w:val="Piedepgina"/>
@@ -6525,7 +6644,7 @@
 </file>
 
 <file path=word/footnotes.xml><?xml version="1.0" encoding="utf-8"?>
-<w:footnotes xmlns:wpc="http://schemas.microsoft.com/office/word/2010/wordprocessingCanvas" xmlns:cx="http://schemas.microsoft.com/office/drawing/2014/chartex" xmlns:cx1="http://schemas.microsoft.com/office/drawing/2015/9/8/chartex" xmlns:cx2="http://schemas.microsoft.com/office/drawing/2015/10/21/chartex" xmlns:mc="http://schemas.openxmlformats.org/markup-compatibility/2006" xmlns:o="urn:schemas-microsoft-com:office:office" xmlns:r="http://schemas.openxmlformats.org/officeDocument/2006/relationships" xmlns:m="http://schemas.openxmlformats.org/officeDocument/2006/math" xmlns:v="urn:schemas-microsoft-com:vml" xmlns:wp14="http://schemas.microsoft.com/office/word/2010/wordprocessingDrawing" xmlns:wp="http://schemas.openxmlformats.org/drawingml/2006/wordprocessingDrawing" xmlns:w10="urn:schemas-microsoft-com:office:word" xmlns:w="http://schemas.openxmlformats.org/wordprocessingml/2006/main" xmlns:w14="http://schemas.microsoft.com/office/word/2010/wordml" xmlns:w15="http://schemas.microsoft.com/office/word/2012/wordml" xmlns:w16se="http://schemas.microsoft.com/office/word/2015/wordml/symex" xmlns:wpg="http://schemas.microsoft.com/office/word/2010/wordprocessingGroup" xmlns:wpi="http://schemas.microsoft.com/office/word/2010/wordprocessingInk" xmlns:wne="http://schemas.microsoft.com/office/word/2006/wordml" xmlns:wps="http://schemas.microsoft.com/office/word/2010/wordprocessingShape" mc:Ignorable="w14 w15 w16se wp14">
+<w:footnotes xmlns:wpc="http://schemas.microsoft.com/office/word/2010/wordprocessingCanvas" xmlns:cx="http://schemas.microsoft.com/office/drawing/2014/chartex" xmlns:cx1="http://schemas.microsoft.com/office/drawing/2015/9/8/chartex" xmlns:cx2="http://schemas.microsoft.com/office/drawing/2015/10/21/chartex" xmlns:cx3="http://schemas.microsoft.com/office/drawing/2016/5/9/chartex" xmlns:cx4="http://schemas.microsoft.com/office/drawing/2016/5/10/chartex" xmlns:cx5="http://schemas.microsoft.com/office/drawing/2016/5/11/chartex" xmlns:cx6="http://schemas.microsoft.com/office/drawing/2016/5/12/chartex" xmlns:cx7="http://schemas.microsoft.com/office/drawing/2016/5/13/chartex" xmlns:cx8="http://schemas.microsoft.com/office/drawing/2016/5/14/chartex" xmlns:mc="http://schemas.openxmlformats.org/markup-compatibility/2006" xmlns:aink="http://schemas.microsoft.com/office/drawing/2016/ink" xmlns:am3d="http://schemas.microsoft.com/office/drawing/2017/model3d" xmlns:o="urn:schemas-microsoft-com:office:office" xmlns:oel="http://schemas.microsoft.com/office/2019/extlst" xmlns:r="http://schemas.openxmlformats.org/officeDocument/2006/relationships" xmlns:m="http://schemas.openxmlformats.org/officeDocument/2006/math" xmlns:v="urn:schemas-microsoft-com:vml" xmlns:wp14="http://schemas.microsoft.com/office/word/2010/wordprocessingDrawing" xmlns:wp="http://schemas.openxmlformats.org/drawingml/2006/wordprocessingDrawing" xmlns:w10="urn:schemas-microsoft-com:office:word" xmlns:w="http://schemas.openxmlformats.org/wordprocessingml/2006/main" xmlns:w14="http://schemas.microsoft.com/office/word/2010/wordml" xmlns:w15="http://schemas.microsoft.com/office/word/2012/wordml" xmlns:w16cex="http://schemas.microsoft.com/office/word/2018/wordml/cex" xmlns:w16cid="http://schemas.microsoft.com/office/word/2016/wordml/cid" xmlns:w16="http://schemas.microsoft.com/office/word/2018/wordml" xmlns:w16du="http://schemas.microsoft.com/office/word/2023/wordml/word16du" xmlns:w16sdtdh="http://schemas.microsoft.com/office/word/2020/wordml/sdtdatahash" xmlns:w16sdtfl="http://schemas.microsoft.com/office/word/2024/wordml/sdtformatlock" xmlns:w16se="http://schemas.microsoft.com/office/word/2015/wordml/symex" xmlns:wpg="http://schemas.microsoft.com/office/word/2010/wordprocessingGroup" xmlns:wpi="http://schemas.microsoft.com/office/word/2010/wordprocessingInk" xmlns:wne="http://schemas.microsoft.com/office/word/2006/wordml" xmlns:wps="http://schemas.microsoft.com/office/word/2010/wordprocessingShape" mc:Ignorable="w14 w15 w16se w16cid w16 w16cex w16sdtdh w16sdtfl w16du wp14">
   <w:footnote w:type="separator" w:id="-1">
     <w:p>
       <w:r>
@@ -6544,7 +6663,7 @@
 </file>
 
 <file path=word/header1.xml><?xml version="1.0" encoding="utf-8"?>
-<w:hdr xmlns:wpc="http://schemas.microsoft.com/office/word/2010/wordprocessingCanvas" xmlns:cx="http://schemas.microsoft.com/office/drawing/2014/chartex" xmlns:cx1="http://schemas.microsoft.com/office/drawing/2015/9/8/chartex" xmlns:cx2="http://schemas.microsoft.com/office/drawing/2015/10/21/chartex" xmlns:mc="http://schemas.openxmlformats.org/markup-compatibility/2006" xmlns:o="urn:schemas-microsoft-com:office:office" xmlns:r="http://schemas.openxmlformats.org/officeDocument/2006/relationships" xmlns:m="http://schemas.openxmlformats.org/officeDocument/2006/math" xmlns:v="urn:schemas-microsoft-com:vml" xmlns:wp14="http://schemas.microsoft.com/office/word/2010/wordprocessingDrawing" xmlns:wp="http://schemas.openxmlformats.org/drawingml/2006/wordprocessingDrawing" xmlns:w10="urn:schemas-microsoft-com:office:word" xmlns:w="http://schemas.openxmlformats.org/wordprocessingml/2006/main" xmlns:w14="http://schemas.microsoft.com/office/word/2010/wordml" xmlns:w15="http://schemas.microsoft.com/office/word/2012/wordml" xmlns:w16se="http://schemas.microsoft.com/office/word/2015/wordml/symex" xmlns:wpg="http://schemas.microsoft.com/office/word/2010/wordprocessingGroup" xmlns:wpi="http://schemas.microsoft.com/office/word/2010/wordprocessingInk" xmlns:wne="http://schemas.microsoft.com/office/word/2006/wordml" xmlns:wps="http://schemas.microsoft.com/office/word/2010/wordprocessingShape" mc:Ignorable="w14 w15 w16se wp14">
+<w:hdr xmlns:wpc="http://schemas.microsoft.com/office/word/2010/wordprocessingCanvas" xmlns:cx="http://schemas.microsoft.com/office/drawing/2014/chartex" xmlns:cx1="http://schemas.microsoft.com/office/drawing/2015/9/8/chartex" xmlns:cx2="http://schemas.microsoft.com/office/drawing/2015/10/21/chartex" xmlns:cx3="http://schemas.microsoft.com/office/drawing/2016/5/9/chartex" xmlns:cx4="http://schemas.microsoft.com/office/drawing/2016/5/10/chartex" xmlns:cx5="http://schemas.microsoft.com/office/drawing/2016/5/11/chartex" xmlns:cx6="http://schemas.microsoft.com/office/drawing/2016/5/12/chartex" xmlns:cx7="http://schemas.microsoft.com/office/drawing/2016/5/13/chartex" xmlns:cx8="http://schemas.microsoft.com/office/drawing/2016/5/14/chartex" xmlns:mc="http://schemas.openxmlformats.org/markup-compatibility/2006" xmlns:aink="http://schemas.microsoft.com/office/drawing/2016/ink" xmlns:am3d="http://schemas.microsoft.com/office/drawing/2017/model3d" xmlns:o="urn:schemas-microsoft-com:office:office" xmlns:oel="http://schemas.microsoft.com/office/2019/extlst" xmlns:r="http://schemas.openxmlformats.org/officeDocument/2006/relationships" xmlns:m="http://schemas.openxmlformats.org/officeDocument/2006/math" xmlns:v="urn:schemas-microsoft-com:vml" xmlns:wp14="http://schemas.microsoft.com/office/word/2010/wordprocessingDrawing" xmlns:wp="http://schemas.openxmlformats.org/drawingml/2006/wordprocessingDrawing" xmlns:w10="urn:schemas-microsoft-com:office:word" xmlns:w="http://schemas.openxmlformats.org/wordprocessingml/2006/main" xmlns:w14="http://schemas.microsoft.com/office/word/2010/wordml" xmlns:w15="http://schemas.microsoft.com/office/word/2012/wordml" xmlns:w16cex="http://schemas.microsoft.com/office/word/2018/wordml/cex" xmlns:w16cid="http://schemas.microsoft.com/office/word/2016/wordml/cid" xmlns:w16="http://schemas.microsoft.com/office/word/2018/wordml" xmlns:w16du="http://schemas.microsoft.com/office/word/2023/wordml/word16du" xmlns:w16sdtdh="http://schemas.microsoft.com/office/word/2020/wordml/sdtdatahash" xmlns:w16sdtfl="http://schemas.microsoft.com/office/word/2024/wordml/sdtformatlock" xmlns:w16se="http://schemas.microsoft.com/office/word/2015/wordml/symex" xmlns:wpg="http://schemas.microsoft.com/office/word/2010/wordprocessingGroup" xmlns:wpi="http://schemas.microsoft.com/office/word/2010/wordprocessingInk" xmlns:wne="http://schemas.microsoft.com/office/word/2006/wordml" xmlns:wps="http://schemas.microsoft.com/office/word/2010/wordprocessingShape" mc:Ignorable="w14 w15 w16se w16cid w16 w16cex w16sdtdh w16sdtfl w16du wp14">
   <w:tbl>
     <w:tblPr>
       <w:tblW w:w="8948" w:type="dxa"/>
@@ -6736,7 +6855,7 @@
 </file>
 
 <file path=word/header2.xml><?xml version="1.0" encoding="utf-8"?>
-<w:hdr xmlns:wpc="http://schemas.microsoft.com/office/word/2010/wordprocessingCanvas" xmlns:cx="http://schemas.microsoft.com/office/drawing/2014/chartex" xmlns:cx1="http://schemas.microsoft.com/office/drawing/2015/9/8/chartex" xmlns:cx2="http://schemas.microsoft.com/office/drawing/2015/10/21/chartex" xmlns:mc="http://schemas.openxmlformats.org/markup-compatibility/2006" xmlns:o="urn:schemas-microsoft-com:office:office" xmlns:r="http://schemas.openxmlformats.org/officeDocument/2006/relationships" xmlns:m="http://schemas.openxmlformats.org/officeDocument/2006/math" xmlns:v="urn:schemas-microsoft-com:vml" xmlns:wp14="http://schemas.microsoft.com/office/word/2010/wordprocessingDrawing" xmlns:wp="http://schemas.openxmlformats.org/drawingml/2006/wordprocessingDrawing" xmlns:w10="urn:schemas-microsoft-com:office:word" xmlns:w="http://schemas.openxmlformats.org/wordprocessingml/2006/main" xmlns:w14="http://schemas.microsoft.com/office/word/2010/wordml" xmlns:w15="http://schemas.microsoft.com/office/word/2012/wordml" xmlns:w16se="http://schemas.microsoft.com/office/word/2015/wordml/symex" xmlns:wpg="http://schemas.microsoft.com/office/word/2010/wordprocessingGroup" xmlns:wpi="http://schemas.microsoft.com/office/word/2010/wordprocessingInk" xmlns:wne="http://schemas.microsoft.com/office/word/2006/wordml" xmlns:wps="http://schemas.microsoft.com/office/word/2010/wordprocessingShape" mc:Ignorable="w14 w15 w16se wp14">
+<w:hdr xmlns:wpc="http://schemas.microsoft.com/office/word/2010/wordprocessingCanvas" xmlns:cx="http://schemas.microsoft.com/office/drawing/2014/chartex" xmlns:cx1="http://schemas.microsoft.com/office/drawing/2015/9/8/chartex" xmlns:cx2="http://schemas.microsoft.com/office/drawing/2015/10/21/chartex" xmlns:cx3="http://schemas.microsoft.com/office/drawing/2016/5/9/chartex" xmlns:cx4="http://schemas.microsoft.com/office/drawing/2016/5/10/chartex" xmlns:cx5="http://schemas.microsoft.com/office/drawing/2016/5/11/chartex" xmlns:cx6="http://schemas.microsoft.com/office/drawing/2016/5/12/chartex" xmlns:cx7="http://schemas.microsoft.com/office/drawing/2016/5/13/chartex" xmlns:cx8="http://schemas.microsoft.com/office/drawing/2016/5/14/chartex" xmlns:mc="http://schemas.openxmlformats.org/markup-compatibility/2006" xmlns:aink="http://schemas.microsoft.com/office/drawing/2016/ink" xmlns:am3d="http://schemas.microsoft.com/office/drawing/2017/model3d" xmlns:o="urn:schemas-microsoft-com:office:office" xmlns:oel="http://schemas.microsoft.com/office/2019/extlst" xmlns:r="http://schemas.openxmlformats.org/officeDocument/2006/relationships" xmlns:m="http://schemas.openxmlformats.org/officeDocument/2006/math" xmlns:v="urn:schemas-microsoft-com:vml" xmlns:wp14="http://schemas.microsoft.com/office/word/2010/wordprocessingDrawing" xmlns:wp="http://schemas.openxmlformats.org/drawingml/2006/wordprocessingDrawing" xmlns:w10="urn:schemas-microsoft-com:office:word" xmlns:w="http://schemas.openxmlformats.org/wordprocessingml/2006/main" xmlns:w14="http://schemas.microsoft.com/office/word/2010/wordml" xmlns:w15="http://schemas.microsoft.com/office/word/2012/wordml" xmlns:w16cex="http://schemas.microsoft.com/office/word/2018/wordml/cex" xmlns:w16cid="http://schemas.microsoft.com/office/word/2016/wordml/cid" xmlns:w16="http://schemas.microsoft.com/office/word/2018/wordml" xmlns:w16du="http://schemas.microsoft.com/office/word/2023/wordml/word16du" xmlns:w16sdtdh="http://schemas.microsoft.com/office/word/2020/wordml/sdtdatahash" xmlns:w16sdtfl="http://schemas.microsoft.com/office/word/2024/wordml/sdtformatlock" xmlns:w16se="http://schemas.microsoft.com/office/word/2015/wordml/symex" xmlns:wpg="http://schemas.microsoft.com/office/word/2010/wordprocessingGroup" xmlns:wpi="http://schemas.microsoft.com/office/word/2010/wordprocessingInk" xmlns:wne="http://schemas.microsoft.com/office/word/2006/wordml" xmlns:wps="http://schemas.microsoft.com/office/word/2010/wordprocessingShape" mc:Ignorable="w14 w15 w16se w16cid w16 w16cex w16sdtdh w16sdtfl w16du wp14">
   <w:p>
     <w:pPr>
       <w:pStyle w:val="Encabezado"/>
@@ -6855,7 +6974,7 @@
 </file>
 
 <file path=word/numbering.xml><?xml version="1.0" encoding="utf-8"?>
-<w:numbering xmlns:wpc="http://schemas.microsoft.com/office/word/2010/wordprocessingCanvas" xmlns:cx="http://schemas.microsoft.com/office/drawing/2014/chartex" xmlns:cx1="http://schemas.microsoft.com/office/drawing/2015/9/8/chartex" xmlns:cx2="http://schemas.microsoft.com/office/drawing/2015/10/21/chartex" xmlns:mc="http://schemas.openxmlformats.org/markup-compatibility/2006" xmlns:o="urn:schemas-microsoft-com:office:office" xmlns:r="http://schemas.openxmlformats.org/officeDocument/2006/relationships" xmlns:m="http://schemas.openxmlformats.org/officeDocument/2006/math" xmlns:v="urn:schemas-microsoft-com:vml" xmlns:wp14="http://schemas.microsoft.com/office/word/2010/wordprocessingDrawing" xmlns:wp="http://schemas.openxmlformats.org/drawingml/2006/wordprocessingDrawing" xmlns:w10="urn:schemas-microsoft-com:office:word" xmlns:w="http://schemas.openxmlformats.org/wordprocessingml/2006/main" xmlns:w14="http://schemas.microsoft.com/office/word/2010/wordml" xmlns:w15="http://schemas.microsoft.com/office/word/2012/wordml" xmlns:w16se="http://schemas.microsoft.com/office/word/2015/wordml/symex" xmlns:wpg="http://schemas.microsoft.com/office/word/2010/wordprocessingGroup" xmlns:wpi="http://schemas.microsoft.com/office/word/2010/wordprocessingInk" xmlns:wne="http://schemas.microsoft.com/office/word/2006/wordml" xmlns:wps="http://schemas.microsoft.com/office/word/2010/wordprocessingShape" mc:Ignorable="w14 w15 w16se wp14">
+<w:numbering xmlns:wpc="http://schemas.microsoft.com/office/word/2010/wordprocessingCanvas" xmlns:cx="http://schemas.microsoft.com/office/drawing/2014/chartex" xmlns:cx1="http://schemas.microsoft.com/office/drawing/2015/9/8/chartex" xmlns:cx2="http://schemas.microsoft.com/office/drawing/2015/10/21/chartex" xmlns:cx3="http://schemas.microsoft.com/office/drawing/2016/5/9/chartex" xmlns:cx4="http://schemas.microsoft.com/office/drawing/2016/5/10/chartex" xmlns:cx5="http://schemas.microsoft.com/office/drawing/2016/5/11/chartex" xmlns:cx6="http://schemas.microsoft.com/office/drawing/2016/5/12/chartex" xmlns:cx7="http://schemas.microsoft.com/office/drawing/2016/5/13/chartex" xmlns:cx8="http://schemas.microsoft.com/office/drawing/2016/5/14/chartex" xmlns:mc="http://schemas.openxmlformats.org/markup-compatibility/2006" xmlns:aink="http://schemas.microsoft.com/office/drawing/2016/ink" xmlns:am3d="http://schemas.microsoft.com/office/drawing/2017/model3d" xmlns:o="urn:schemas-microsoft-com:office:office" xmlns:oel="http://schemas.microsoft.com/office/2019/extlst" xmlns:r="http://schemas.openxmlformats.org/officeDocument/2006/relationships" xmlns:m="http://schemas.openxmlformats.org/officeDocument/2006/math" xmlns:v="urn:schemas-microsoft-com:vml" xmlns:wp14="http://schemas.microsoft.com/office/word/2010/wordprocessingDrawing" xmlns:wp="http://schemas.openxmlformats.org/drawingml/2006/wordprocessingDrawing" xmlns:w10="urn:schemas-microsoft-com:office:word" xmlns:w="http://schemas.openxmlformats.org/wordprocessingml/2006/main" xmlns:w14="http://schemas.microsoft.com/office/word/2010/wordml" xmlns:w15="http://schemas.microsoft.com/office/word/2012/wordml" xmlns:w16cex="http://schemas.microsoft.com/office/word/2018/wordml/cex" xmlns:w16cid="http://schemas.microsoft.com/office/word/2016/wordml/cid" xmlns:w16="http://schemas.microsoft.com/office/word/2018/wordml" xmlns:w16du="http://schemas.microsoft.com/office/word/2023/wordml/word16du" xmlns:w16sdtdh="http://schemas.microsoft.com/office/word/2020/wordml/sdtdatahash" xmlns:w16sdtfl="http://schemas.microsoft.com/office/word/2024/wordml/sdtformatlock" xmlns:w16se="http://schemas.microsoft.com/office/word/2015/wordml/symex" xmlns:wpg="http://schemas.microsoft.com/office/word/2010/wordprocessingGroup" xmlns:wpi="http://schemas.microsoft.com/office/word/2010/wordprocessingInk" xmlns:wne="http://schemas.microsoft.com/office/word/2006/wordml" xmlns:wps="http://schemas.microsoft.com/office/word/2010/wordprocessingShape" mc:Ignorable="w14 w15 w16se w16cid w16 w16cex w16sdtdh w16sdtfl w16du wp14">
   <w:abstractNum w:abstractNumId="0" w15:restartNumberingAfterBreak="0">
     <w:nsid w:val="0A4B154A"/>
     <w:multiLevelType w:val="hybridMultilevel"/>
@@ -10563,101 +10682,101 @@
       </w:rPr>
     </w:lvl>
   </w:abstractNum>
-  <w:num w:numId="1">
+  <w:num w:numId="1" w16cid:durableId="1052851089">
     <w:abstractNumId w:val="3"/>
   </w:num>
-  <w:num w:numId="2">
+  <w:num w:numId="2" w16cid:durableId="1861426871">
     <w:abstractNumId w:val="6"/>
   </w:num>
-  <w:num w:numId="3">
+  <w:num w:numId="3" w16cid:durableId="784541098">
     <w:abstractNumId w:val="21"/>
   </w:num>
-  <w:num w:numId="4">
+  <w:num w:numId="4" w16cid:durableId="1897819004">
     <w:abstractNumId w:val="7"/>
   </w:num>
-  <w:num w:numId="5">
+  <w:num w:numId="5" w16cid:durableId="639119957">
     <w:abstractNumId w:val="16"/>
   </w:num>
-  <w:num w:numId="6">
+  <w:num w:numId="6" w16cid:durableId="650018135">
     <w:abstractNumId w:val="22"/>
   </w:num>
-  <w:num w:numId="7">
+  <w:num w:numId="7" w16cid:durableId="1791776732">
     <w:abstractNumId w:val="14"/>
   </w:num>
-  <w:num w:numId="8">
+  <w:num w:numId="8" w16cid:durableId="357124486">
     <w:abstractNumId w:val="13"/>
   </w:num>
-  <w:num w:numId="9">
+  <w:num w:numId="9" w16cid:durableId="81150328">
     <w:abstractNumId w:val="20"/>
   </w:num>
-  <w:num w:numId="10">
+  <w:num w:numId="10" w16cid:durableId="418449890">
     <w:abstractNumId w:val="9"/>
   </w:num>
-  <w:num w:numId="11">
+  <w:num w:numId="11" w16cid:durableId="434441959">
     <w:abstractNumId w:val="10"/>
   </w:num>
-  <w:num w:numId="12">
+  <w:num w:numId="12" w16cid:durableId="913008928">
     <w:abstractNumId w:val="25"/>
   </w:num>
-  <w:num w:numId="13">
+  <w:num w:numId="13" w16cid:durableId="1958633661">
     <w:abstractNumId w:val="23"/>
   </w:num>
-  <w:num w:numId="14">
+  <w:num w:numId="14" w16cid:durableId="533150198">
     <w:abstractNumId w:val="8"/>
   </w:num>
-  <w:num w:numId="15">
+  <w:num w:numId="15" w16cid:durableId="1016421540">
     <w:abstractNumId w:val="18"/>
   </w:num>
-  <w:num w:numId="16">
+  <w:num w:numId="16" w16cid:durableId="573517378">
     <w:abstractNumId w:val="15"/>
   </w:num>
-  <w:num w:numId="17">
+  <w:num w:numId="17" w16cid:durableId="1531650815">
     <w:abstractNumId w:val="28"/>
   </w:num>
-  <w:num w:numId="18">
+  <w:num w:numId="18" w16cid:durableId="1198084244">
     <w:abstractNumId w:val="19"/>
   </w:num>
-  <w:num w:numId="19">
+  <w:num w:numId="19" w16cid:durableId="757025096">
     <w:abstractNumId w:val="26"/>
   </w:num>
-  <w:num w:numId="20">
+  <w:num w:numId="20" w16cid:durableId="448206308">
     <w:abstractNumId w:val="2"/>
   </w:num>
-  <w:num w:numId="21">
+  <w:num w:numId="21" w16cid:durableId="1904559302">
     <w:abstractNumId w:val="24"/>
   </w:num>
-  <w:num w:numId="22">
+  <w:num w:numId="22" w16cid:durableId="348459051">
     <w:abstractNumId w:val="5"/>
   </w:num>
-  <w:num w:numId="23">
+  <w:num w:numId="23" w16cid:durableId="2031493352">
     <w:abstractNumId w:val="12"/>
   </w:num>
-  <w:num w:numId="24">
+  <w:num w:numId="24" w16cid:durableId="2122988836">
     <w:abstractNumId w:val="27"/>
   </w:num>
-  <w:num w:numId="25">
+  <w:num w:numId="25" w16cid:durableId="1931936327">
     <w:abstractNumId w:val="4"/>
   </w:num>
-  <w:num w:numId="26">
+  <w:num w:numId="26" w16cid:durableId="664482434">
     <w:abstractNumId w:val="1"/>
   </w:num>
-  <w:num w:numId="27">
+  <w:num w:numId="27" w16cid:durableId="772677167">
     <w:abstractNumId w:val="17"/>
   </w:num>
-  <w:num w:numId="28">
+  <w:num w:numId="28" w16cid:durableId="2014380370">
     <w:abstractNumId w:val="17"/>
   </w:num>
-  <w:num w:numId="29">
+  <w:num w:numId="29" w16cid:durableId="96367608">
     <w:abstractNumId w:val="11"/>
   </w:num>
-  <w:num w:numId="30">
+  <w:num w:numId="30" w16cid:durableId="1586718776">
     <w:abstractNumId w:val="0"/>
   </w:num>
 </w:numbering>
 </file>
 
 <file path=word/styles.xml><?xml version="1.0" encoding="utf-8"?>
-<w:styles xmlns:mc="http://schemas.openxmlformats.org/markup-compatibility/2006" xmlns:r="http://schemas.openxmlformats.org/officeDocument/2006/relationships" xmlns:w="http://schemas.openxmlformats.org/wordprocessingml/2006/main" xmlns:w14="http://schemas.microsoft.com/office/word/2010/wordml" xmlns:w15="http://schemas.microsoft.com/office/word/2012/wordml" xmlns:w16se="http://schemas.microsoft.com/office/word/2015/wordml/symex" mc:Ignorable="w14 w15 w16se">
+<w:styles xmlns:mc="http://schemas.openxmlformats.org/markup-compatibility/2006" xmlns:r="http://schemas.openxmlformats.org/officeDocument/2006/relationships" xmlns:w="http://schemas.openxmlformats.org/wordprocessingml/2006/main" xmlns:w14="http://schemas.microsoft.com/office/word/2010/wordml" xmlns:w15="http://schemas.microsoft.com/office/word/2012/wordml" xmlns:w16cex="http://schemas.microsoft.com/office/word/2018/wordml/cex" xmlns:w16cid="http://schemas.microsoft.com/office/word/2016/wordml/cid" xmlns:w16="http://schemas.microsoft.com/office/word/2018/wordml" xmlns:w16du="http://schemas.microsoft.com/office/word/2023/wordml/word16du" xmlns:w16sdtdh="http://schemas.microsoft.com/office/word/2020/wordml/sdtdatahash" xmlns:w16sdtfl="http://schemas.microsoft.com/office/word/2024/wordml/sdtformatlock" xmlns:w16se="http://schemas.microsoft.com/office/word/2015/wordml/symex" mc:Ignorable="w14 w15 w16se w16cid w16 w16cex w16sdtdh w16sdtfl w16du">
   <w:docDefaults>
     <w:rPrDefault>
       <w:rPr>
@@ -10667,7 +10786,7 @@
     </w:rPrDefault>
     <w:pPrDefault/>
   </w:docDefaults>
-  <w:latentStyles w:defLockedState="0" w:defUIPriority="99" w:defSemiHidden="0" w:defUnhideWhenUsed="0" w:defQFormat="0" w:count="372">
+  <w:latentStyles w:defLockedState="0" w:defUIPriority="99" w:defSemiHidden="0" w:defUnhideWhenUsed="0" w:defQFormat="0" w:count="376">
     <w:lsdException w:name="Normal" w:uiPriority="0" w:qFormat="1"/>
     <w:lsdException w:name="heading 1" w:uiPriority="0" w:qFormat="1"/>
     <w:lsdException w:name="heading 2" w:uiPriority="9" w:qFormat="1"/>
@@ -10773,6 +10892,7 @@
     <w:lsdException w:name="HTML Sample" w:semiHidden="1" w:unhideWhenUsed="1"/>
     <w:lsdException w:name="HTML Typewriter" w:semiHidden="1" w:unhideWhenUsed="1"/>
     <w:lsdException w:name="HTML Variable" w:semiHidden="1" w:unhideWhenUsed="1"/>
+    <w:lsdException w:name="Normal Table" w:semiHidden="1" w:unhideWhenUsed="1"/>
     <w:lsdException w:name="annotation subject" w:semiHidden="1" w:unhideWhenUsed="1"/>
     <w:lsdException w:name="No List" w:semiHidden="1" w:unhideWhenUsed="1"/>
     <w:lsdException w:name="Outline List 1" w:semiHidden="1" w:unhideWhenUsed="1"/>
@@ -10819,8 +10939,10 @@
     <w:lsdException w:name="Table Subtle 2" w:semiHidden="1" w:unhideWhenUsed="1"/>
     <w:lsdException w:name="Table Web 1" w:semiHidden="1" w:unhideWhenUsed="1"/>
     <w:lsdException w:name="Table Web 2" w:semiHidden="1" w:unhideWhenUsed="1"/>
+    <w:lsdException w:name="Table Web 3" w:semiHidden="1" w:unhideWhenUsed="1"/>
     <w:lsdException w:name="Balloon Text" w:semiHidden="1" w:unhideWhenUsed="1"/>
     <w:lsdException w:name="Table Grid" w:uiPriority="59"/>
+    <w:lsdException w:name="Table Theme" w:semiHidden="1" w:unhideWhenUsed="1"/>
     <w:lsdException w:name="Placeholder Text" w:semiHidden="1"/>
     <w:lsdException w:name="No Spacing" w:uiPriority="1" w:qFormat="1"/>
     <w:lsdException w:name="Light Shading" w:uiPriority="60"/>
@@ -11037,6 +11159,10 @@
     <w:lsdException w:name="List Table 6 Colorful Accent 6" w:uiPriority="51"/>
     <w:lsdException w:name="List Table 7 Colorful Accent 6" w:uiPriority="52"/>
     <w:lsdException w:name="Mention" w:semiHidden="1" w:unhideWhenUsed="1"/>
+    <w:lsdException w:name="Smart Hyperlink" w:semiHidden="1" w:unhideWhenUsed="1"/>
+    <w:lsdException w:name="Hashtag" w:semiHidden="1" w:unhideWhenUsed="1"/>
+    <w:lsdException w:name="Unresolved Mention" w:semiHidden="1" w:unhideWhenUsed="1"/>
+    <w:lsdException w:name="Smart Link" w:semiHidden="1" w:unhideWhenUsed="1"/>
   </w:latentStyles>
   <w:style w:type="paragraph" w:default="1" w:styleId="Normal">
     <w:name w:val="Normal"/>
@@ -11100,7 +11226,6 @@
   <w:style w:type="character" w:default="1" w:styleId="Fuentedeprrafopredeter">
     <w:name w:val="Default Paragraph Font"/>
     <w:uiPriority w:val="1"/>
-    <w:semiHidden/>
     <w:unhideWhenUsed/>
   </w:style>
   <w:style w:type="table" w:default="1" w:styleId="Tablanormal">
@@ -11480,7 +11605,7 @@
       </w:tcPr>
     </w:tblStylePr>
   </w:style>
-  <w:style w:type="table" w:styleId="Tabladecuadrcula6concolores">
+  <w:style w:type="table" w:styleId="Tablaconcuadrcula6concolores">
     <w:name w:val="Grid Table 6 Colorful"/>
     <w:basedOn w:val="Tablanormal"/>
     <w:uiPriority w:val="51"/>
@@ -11549,7 +11674,7 @@
       </w:tcPr>
     </w:tblStylePr>
   </w:style>
-  <w:style w:type="table" w:styleId="Tabladecuadrcula6concolores-nfasis2">
+  <w:style w:type="table" w:styleId="Tablaconcuadrcula6concolores-nfasis2">
     <w:name w:val="Grid Table 6 Colorful Accent 2"/>
     <w:basedOn w:val="Tablanormal"/>
     <w:uiPriority w:val="51"/>

--- a/docs/entregables/SEM04/2_Informe de Estado del Proyecto.docx
+++ b/docs/entregables/SEM04/2_Informe de Estado del Proyecto.docx
@@ -672,6 +672,84 @@
         </w:tc>
       </w:tr>
       <w:bookmarkEnd w:id="0"/>
+      <w:tr>
+        <w:tc>
+          <w:tcPr>
+            <w:tcW w:type="dxa" w:w="1237"/>
+          </w:tcPr>
+          <w:p>
+            <w:pPr>
+              <w:jc w:val="left"/>
+            </w:pPr>
+            <w:r>
+              <w:rPr>
+                <w:rFonts w:ascii="Calibri" w:hAnsi="Calibri"/>
+                <w:b w:val="0"/>
+                <w:color w:val="000000"/>
+                <w:sz w:val="18"/>
+              </w:rPr>
+              <w:t>1.1</w:t>
+            </w:r>
+          </w:p>
+        </w:tc>
+        <w:tc>
+          <w:tcPr>
+            <w:tcW w:type="dxa" w:w="1283"/>
+          </w:tcPr>
+          <w:p>
+            <w:pPr>
+              <w:jc w:val="left"/>
+            </w:pPr>
+            <w:r>
+              <w:rPr>
+                <w:rFonts w:ascii="Calibri" w:hAnsi="Calibri"/>
+                <w:b w:val="0"/>
+                <w:color w:val="000000"/>
+                <w:sz w:val="18"/>
+              </w:rPr>
+              <w:t>25/09/2026</w:t>
+            </w:r>
+          </w:p>
+        </w:tc>
+        <w:tc>
+          <w:tcPr>
+            <w:tcW w:type="dxa" w:w="4068"/>
+          </w:tcPr>
+          <w:p>
+            <w:pPr>
+              <w:jc w:val="left"/>
+            </w:pPr>
+            <w:r>
+              <w:rPr>
+                <w:rFonts w:ascii="Calibri" w:hAnsi="Calibri"/>
+                <w:b w:val="0"/>
+                <w:color w:val="000000"/>
+                <w:sz w:val="18"/>
+              </w:rPr>
+              <w:t>Subsanación de observaciones de Semana 05: incorporación de códigos EDT en tablas de control, sustitución de entregables técnicos (fórmulas por script DDL y modelo relacional), sinceramiento de estado de entregables (en proceso / pendiente de suscripción de acta de aceptación), justificación matemática explícita de cálculo de indicadores del semáforo y segregación de sustentos de Alcance, Tiempo y Costo.</w:t>
+            </w:r>
+          </w:p>
+        </w:tc>
+        <w:tc>
+          <w:tcPr>
+            <w:tcW w:type="dxa" w:w="2473"/>
+          </w:tcPr>
+          <w:p>
+            <w:pPr>
+              <w:jc w:val="left"/>
+            </w:pPr>
+            <w:r>
+              <w:rPr>
+                <w:rFonts w:ascii="Calibri" w:hAnsi="Calibri"/>
+                <w:b w:val="0"/>
+                <w:color w:val="000000"/>
+                <w:sz w:val="18"/>
+              </w:rPr>
+              <w:t>Gerardo Plasencia Torres, Jose Estibb Anhuaman Delgado, Jose Diego Rodríguez Vásquez</w:t>
+            </w:r>
+          </w:p>
+        </w:tc>
+      </w:tr>
     </w:tbl>
     <w:p>
       <w:pPr>
@@ -1577,20 +1655,24 @@
           <w:sz w:val="24"/>
         </w:rPr>
       </w:pPr>
+      <w:r/>
       <w:r>
         <w:rPr>
           <w:rFonts w:ascii="Calibri" w:hAnsi="Calibri"/>
+          <w:b/>
           <w:color w:val="000000"/>
-        </w:rPr>
-        <w:t xml:space="preserve">Respecto al Alcance: El indicador de alcance del proyecto está en VERDE debido a que el porcentaje de culminación de los entregables y actividades técnicas correspondientes a la </w:t>
+          <w:sz w:val="20"/>
+        </w:rPr>
+        <w:t xml:space="preserve">Respecto al Alcance (VERDE - 80.0%): </w:t>
       </w:r>
       <w:r>
         <w:rPr>
           <w:rFonts w:ascii="Calibri" w:hAnsi="Calibri"/>
+          <w:b w:val="0"/>
           <w:color w:val="000000"/>
-        </w:rPr>
-        <w:lastRenderedPageBreak/>
-        <w:t>Semana 4 ha alcanzado el 80.0% de cumplimiento promedio en las actividades de autenticación, configuración del entorno de desarrollo y modelado inicial de datos.</w:t>
+          <w:sz w:val="20"/>
+        </w:rPr>
+        <w:t>El indicador se calculó mediante la media ponderada del cumplimiento binario (regla 100% o 0% estipulada por la cátedra) de las 5 actividades técnicas del ciclo en la EDT (ver Anexo 1, Tabla 3): [(100% + 100% + 100% + 100% + 0%) / 5 = 80.0%]. Cuatro de las cinco actividades de entrega han sido completadas técnicamente al 100% (EDT 4.1.2 Priorización del Backlog, EDT 3.4.1 Prototipos UI, EDT 4.1.1 API Auth JWT y EDT 4.1.1 Login y Guards Angular). La actividad EDT 4.1.1 Parametrización de recetas dinámicas en interfaz web se computa al 0% formalmente por regla binaria (al haberse priorizado el esquema de base de datos relacional y quedar la interfaz de usuario programada para el siguiente sprint). Al situarse el cumplimiento en 80.0%, supera el umbral mínimo del 75.0% estipulado en la leyenda oficial (Anexo 2, Tabla 6), asignándole semáforo VERDE.</w:t>
       </w:r>
     </w:p>
     <w:p>
@@ -1614,17 +1696,24 @@
           <w:sz w:val="24"/>
         </w:rPr>
       </w:pPr>
+      <w:r/>
       <w:r>
-        <w:t xml:space="preserve">Respecto al Tiempo: El indicador de tiempo del proyecto está en VERDE debido a que </w:t>
+        <w:rPr>
+          <w:rFonts w:ascii="Calibri" w:hAnsi="Calibri"/>
+          <w:b/>
+          <w:color w:val="000000"/>
+          <w:sz w:val="20"/>
+        </w:rPr>
+        <w:t xml:space="preserve">Respecto al Tiempo (VERDE - 83.3%): </w:t>
       </w:r>
       <w:r>
-        <w:t>las actividades previstas dentro del período de evaluación correspondiente a la implementación inicial del sistema</w:t>
-      </w:r>
-      <w:r>
-        <w:t xml:space="preserve"> </w:t>
-      </w:r>
-      <w:r>
-        <w:t>se han completado dentro del plazo establecido en un 83.3% (ver Anexo 1, Tabla 4 para mayor detalle), habiendo resuelto el único impedimento de integración en menos de 24 horas.</w:t>
+        <w:rPr>
+          <w:rFonts w:ascii="Calibri" w:hAnsi="Calibri"/>
+          <w:b w:val="0"/>
+          <w:color w:val="000000"/>
+          <w:sz w:val="20"/>
+        </w:rPr>
+        <w:t>El indicador se calculó evaluando la relación entre los días de trabajo completados estrictamente dentro del cronograma previsto frente al total de días planificados para las actividades evaluadas (ver Anexo 1, Tabla 4): [(10 días en plazo / 12 días planificados) × 100% = 83.3%]. Cuatro actividades críticas se completaron en su duración estimada de 2 y 3 días. Se registró un único desfase temporal menor de 1 día en la actividad de catálogo de recetas debido al ajuste de relaciones de base de datos en Docker, el cual fue resuelto y absorbido en menos de 24 horas sin alterar la fecha límite del período. Dado que el 83.3% es superior al umbral mínimo del 75.0% (Anexo 2, Tabla 7), el indicador de tiempo se clasifica en VERDE, respaldado por un SPI de 0.97.</w:t>
       </w:r>
     </w:p>
     <w:p>
@@ -1648,33 +1737,24 @@
           <w:sz w:val="24"/>
         </w:rPr>
       </w:pPr>
+      <w:r/>
       <w:r>
         <w:rPr>
           <w:rFonts w:ascii="Calibri" w:hAnsi="Calibri"/>
+          <w:b/>
           <w:color w:val="000000"/>
-        </w:rPr>
-        <w:t xml:space="preserve">Respecto al Costo: El indicador de costo del proyecto está en VERDE debido a que el costo real acumulado de las </w:t>
+          <w:sz w:val="20"/>
+        </w:rPr>
+        <w:t xml:space="preserve">Respecto al Costo (VERDE - 93.3%): </w:t>
       </w:r>
       <w:r>
         <w:rPr>
           <w:rFonts w:ascii="Calibri" w:hAnsi="Calibri"/>
+          <w:b w:val="0"/>
           <w:color w:val="000000"/>
-        </w:rPr>
-        <w:t>actividades ejecutadas</w:t>
-      </w:r>
-      <w:r>
-        <w:rPr>
-          <w:rFonts w:ascii="Calibri" w:hAnsi="Calibri"/>
-          <w:color w:val="000000"/>
-        </w:rPr>
-        <w:t xml:space="preserve"> </w:t>
-      </w:r>
-      <w:r>
-        <w:rPr>
-          <w:rFonts w:ascii="Calibri" w:hAnsi="Calibri"/>
-          <w:color w:val="000000"/>
-        </w:rPr>
-        <w:t>se sitúa en S/ 1,400.00, representando un 93.3% del valor planificado (S/ 1,500.00), manteniéndose estrictamente por debajo del 100% presupuestado (ver Anexo 1, Tabla 5 para mayor detalle).</w:t>
+          <w:sz w:val="20"/>
+        </w:rPr>
+        <w:t>El indicador se determinó mediante el cociente directo entre el Costo Real Incurrido (AC) y el Valor Planificado presupuestado (PV) para las actividades del período (ver Anexo 1, Tabla 5): [(AC / PV) = S/ 1,400.00 / S/ 1,500.00 = 93.33%]. El costo acumulado ejecutado por el equipo asciende a S/ 1,400.00 frente a un presupuesto previsto de S/ 1,500.00, logrando una economía favorable de S/ 100.00 (ahorro del 6.67%). De acuerdo con la escala oficial (Anexo 2, Tabla 8), al ser el costo real menor o igual al 100% del costo presupuestado, el semáforo corresponde a VERDE, evidenciado por un índice de rendimiento de costo CPI = 1.04.</w:t>
       </w:r>
     </w:p>
     <w:p>
@@ -1764,42 +1844,65 @@
           <w:sz w:val="24"/>
         </w:rPr>
       </w:pPr>
+      <w:r/>
       <w:r>
         <w:rPr>
           <w:rFonts w:ascii="Calibri" w:hAnsi="Calibri"/>
+          <w:b/>
           <w:color w:val="000000"/>
-        </w:rPr>
-        <w:t>Durante la Semana 4 se inició la implementación de la autenticación de usuarios, la configuración del entorno de desarrollo y el modelado inicial de la base de datos del sistema.</w:t>
+          <w:sz w:val="20"/>
+        </w:rPr>
+        <w:t xml:space="preserve">• Sustento del Alcance: </w:t>
       </w:r>
       <w:r>
         <w:rPr>
           <w:rFonts w:ascii="Calibri" w:hAnsi="Calibri"/>
+          <w:b w:val="0"/>
           <w:color w:val="000000"/>
-        </w:rPr>
-        <w:t xml:space="preserve"> </w:t>
+          <w:sz w:val="20"/>
+        </w:rPr>
+        <w:t>Durante el período de la Semana 4, el equipo se enfocó en la inicialización arquitectónica del sistema web: configuración del entorno local contenerizado con Docker Compose (Angular 21 + FastAPI + PostgreSQL nativo), implementación del núcleo de autenticación y control de acceso basado en roles (JWT, bcrypt, RBAC) y diseño de la interfaz de usuario reactiva. Los entregables técnicos completados fueron validados internamente por el equipo de desarrollo. La parametrización dinámica de recetas en la interfaz web fue programada de manera estructurada para el siguiente ciclo sin comprometer la funcionalidad base.</w:t>
+        <w:br/>
+        <w:br/>
       </w:r>
       <w:r>
         <w:rPr>
           <w:rFonts w:ascii="Calibri" w:hAnsi="Calibri"/>
+          <w:b/>
           <w:color w:val="000000"/>
-        </w:rPr>
-        <w:t>El equipo avanzó en la configuración del entorno de desarrollo, la implementación de la autenticación de usuarios, el modelado de la base de datos y la construcción de las primeras interfaces del sistema. Las actividades ejecuta</w:t>
+          <w:sz w:val="20"/>
+        </w:rPr>
+        <w:t xml:space="preserve">• Sustento del Tiempo: </w:t>
       </w:r>
       <w:r>
         <w:rPr>
           <w:rFonts w:ascii="Calibri" w:hAnsi="Calibri"/>
+          <w:b w:val="0"/>
           <w:color w:val="000000"/>
-        </w:rPr>
-        <w:t>das</w:t>
+          <w:sz w:val="20"/>
+        </w:rPr>
+        <w:t>Las actividades de codificación y configuración se ejecutaron de manera coordinada. El único impedimento registrado (bloqueo momentáneo de integración frontend a la espera del despliegue del endpoint de autenticación en backend) fue resuelto en menos de 24 horas. El cronograma general no sufrió desvíos críticos, manteniendo la holgura operativa con un SPI de 0.97.</w:t>
+        <w:br/>
+        <w:br/>
       </w:r>
       <w:r>
         <w:rPr>
           <w:rFonts w:ascii="Calibri" w:hAnsi="Calibri"/>
+          <w:b/>
           <w:color w:val="000000"/>
-        </w:rPr>
-        <w:t xml:space="preserve"> se desarrollaron conforme al cronograma establecido y no afectaron la ruta crítica del proyecto.</w:t>
+          <w:sz w:val="20"/>
+        </w:rPr>
+        <w:t xml:space="preserve">• Sustento del Costo: </w:t>
       </w:r>
-      <w:bookmarkStart w:id="3" w:name="_Toc257128654"/>
+      <w:r>
+        <w:rPr>
+          <w:rFonts w:ascii="Calibri" w:hAnsi="Calibri"/>
+          <w:b w:val="0"/>
+          <w:color w:val="000000"/>
+          <w:sz w:val="20"/>
+        </w:rPr>
+        <w:t>La ejecución presupuestal se mantuvo estrictamente controlada. La inversión de horas técnicas por cada integrante del equipo (Gerardo Plasencia, Jose Estibb Anhuaman y Jose Diego Rodríguez) se optimizó mediante la reutilización de librerías nativas y pruebas automatizadas en pytest, lo que evitó retrabajos y derivó en un ahorro de S/ 100.00 respecto al monto proyectado (CPI = 1.04).</w:t>
+      </w:r>
     </w:p>
     <w:bookmarkEnd w:id="3"/>
     <w:p>
@@ -1827,19 +1930,24 @@
           <w:sz w:val="24"/>
         </w:rPr>
       </w:pPr>
+      <w:r/>
       <w:r>
         <w:rPr>
           <w:rFonts w:ascii="Calibri" w:hAnsi="Calibri"/>
+          <w:b/>
           <w:color w:val="000000"/>
-        </w:rPr>
-        <w:t>Sin modificaciones de alcance, tiempo ni presupuesto ocurridas en el presente período. Al ser el primer informe formal de avance del ciclo de desarrollo, el proyecto se mantiene plenamente alineado a la línea base y la EDT aprobada</w:t>
+          <w:sz w:val="20"/>
+        </w:rPr>
+        <w:t xml:space="preserve">No aplica. </w:t>
       </w:r>
       <w:r>
         <w:rPr>
           <w:rFonts w:ascii="Calibri" w:hAnsi="Calibri"/>
+          <w:b w:val="0"/>
           <w:color w:val="000000"/>
-        </w:rPr>
-        <w:t>.</w:t>
+          <w:sz w:val="20"/>
+        </w:rPr>
+        <w:t>No se han registrado solicitudes de cambio ni modificaciones a la línea base de alcance, cronograma ni costos durante el presente período de evaluación. Al constituir este el primer informe formal de estado de desarrollo del proyecto (Semana 4), el trabajo se rige al 100% por la línea base original aprobada en el Acta de Constitución y el diccionario EDT.</w:t>
       </w:r>
     </w:p>
     <w:p>
@@ -1927,8 +2035,8 @@
             <w:r>
               <w:rPr>
                 <w:rFonts w:ascii="Calibri" w:hAnsi="Calibri"/>
-                <w:b/>
-                <w:color w:val="FFFFFF"/>
+                <w:b w:val="0"/>
+                <w:color w:val="000000"/>
                 <w:sz w:val="18"/>
               </w:rPr>
               <w:t>Código EDT</w:t>
@@ -1951,8 +2059,8 @@
             <w:r>
               <w:rPr>
                 <w:rFonts w:ascii="Calibri" w:hAnsi="Calibri"/>
-                <w:b/>
-                <w:color w:val="FFFFFF"/>
+                <w:b w:val="0"/>
+                <w:color w:val="000000"/>
                 <w:sz w:val="18"/>
               </w:rPr>
               <w:t>ACTIVIDAD</w:t>
@@ -1975,8 +2083,8 @@
             <w:r>
               <w:rPr>
                 <w:rFonts w:ascii="Calibri" w:hAnsi="Calibri"/>
-                <w:b/>
-                <w:color w:val="FFFFFF"/>
+                <w:b w:val="0"/>
+                <w:color w:val="000000"/>
                 <w:sz w:val="18"/>
               </w:rPr>
               <w:t>Entregable</w:t>
@@ -1999,8 +2107,8 @@
             <w:r>
               <w:rPr>
                 <w:rFonts w:ascii="Calibri" w:hAnsi="Calibri"/>
-                <w:b/>
-                <w:color w:val="FFFFFF"/>
+                <w:b w:val="0"/>
+                <w:color w:val="000000"/>
                 <w:sz w:val="18"/>
               </w:rPr>
               <w:t>Fecha Planeada</w:t>
@@ -2008,8 +2116,8 @@
             <w:r>
               <w:rPr>
                 <w:rFonts w:ascii="Calibri" w:hAnsi="Calibri"/>
-                <w:b/>
-                <w:color w:val="FFFFFF"/>
+                <w:b w:val="0"/>
+                <w:color w:val="000000"/>
                 <w:sz w:val="18"/>
               </w:rPr>
               <w:t xml:space="preserve"> Culminación</w:t>
@@ -2032,8 +2140,8 @@
             <w:r>
               <w:rPr>
                 <w:rFonts w:ascii="Calibri" w:hAnsi="Calibri"/>
-                <w:b/>
-                <w:color w:val="FFFFFF"/>
+                <w:b w:val="0"/>
+                <w:color w:val="000000"/>
                 <w:sz w:val="18"/>
               </w:rPr>
               <w:t xml:space="preserve">Fecha </w:t>
@@ -2041,8 +2149,8 @@
             <w:r>
               <w:rPr>
                 <w:rFonts w:ascii="Calibri" w:hAnsi="Calibri"/>
-                <w:b/>
-                <w:color w:val="FFFFFF"/>
+                <w:b w:val="0"/>
+                <w:color w:val="000000"/>
                 <w:sz w:val="18"/>
               </w:rPr>
               <w:t>Real de Entrega</w:t>
@@ -2065,8 +2173,8 @@
             <w:r>
               <w:rPr>
                 <w:rFonts w:ascii="Calibri" w:hAnsi="Calibri"/>
-                <w:b/>
-                <w:color w:val="FFFFFF"/>
+                <w:b w:val="0"/>
+                <w:color w:val="000000"/>
                 <w:sz w:val="18"/>
               </w:rPr>
               <w:t>Estado</w:t>
@@ -2097,6 +2205,12 @@
           </w:tcPr>
           <w:p>
             <w:r>
+              <w:rPr>
+                <w:rFonts w:ascii="Calibri" w:hAnsi="Calibri"/>
+                <w:b w:val="0"/>
+                <w:color w:val="000000"/>
+                <w:sz w:val="18"/>
+              </w:rPr>
               <w:t>4.1.2</w:t>
             </w:r>
           </w:p>
@@ -2120,9 +2234,21 @@
           </w:tcPr>
           <w:p>
             <w:r>
+              <w:rPr>
+                <w:rFonts w:ascii="Calibri" w:hAnsi="Calibri"/>
+                <w:b w:val="0"/>
+                <w:color w:val="000000"/>
+                <w:sz w:val="18"/>
+              </w:rPr>
               <w:t xml:space="preserve">Priorización del Product Backlog e </w:t>
             </w:r>
             <w:r>
+              <w:rPr>
+                <w:rFonts w:ascii="Calibri" w:hAnsi="Calibri"/>
+                <w:b w:val="0"/>
+                <w:color w:val="000000"/>
+                <w:sz w:val="18"/>
+              </w:rPr>
               <w:lastRenderedPageBreak/>
               <w:t>historias de usuario</w:t>
             </w:r>
@@ -2147,12 +2273,13 @@
           </w:tcPr>
           <w:p>
             <w:r>
-              <w:lastRenderedPageBreak/>
-              <w:t xml:space="preserve">Product Backlog formalizado con 10 </w:t>
-            </w:r>
-            <w:r>
-              <w:lastRenderedPageBreak/>
-              <w:t>historias y DoD</w:t>
+              <w:rPr>
+                <w:rFonts w:ascii="Calibri" w:hAnsi="Calibri"/>
+                <w:b w:val="0"/>
+                <w:color w:val="000000"/>
+                <w:sz w:val="18"/>
+              </w:rPr>
+              <w:t>Documento Product Backlog formalizado con 10 historias y criterios DoD</w:t>
             </w:r>
           </w:p>
         </w:tc>
@@ -2175,6 +2302,12 @@
           </w:tcPr>
           <w:p>
             <w:r>
+              <w:rPr>
+                <w:rFonts w:ascii="Calibri" w:hAnsi="Calibri"/>
+                <w:b w:val="0"/>
+                <w:color w:val="000000"/>
+                <w:sz w:val="18"/>
+              </w:rPr>
               <w:lastRenderedPageBreak/>
               <w:t>16/09/2026</w:t>
             </w:r>
@@ -2199,6 +2332,12 @@
           </w:tcPr>
           <w:p>
             <w:r>
+              <w:rPr>
+                <w:rFonts w:ascii="Calibri" w:hAnsi="Calibri"/>
+                <w:b w:val="0"/>
+                <w:color w:val="000000"/>
+                <w:sz w:val="18"/>
+              </w:rPr>
               <w:t>16/09/2026</w:t>
             </w:r>
           </w:p>
@@ -2222,7 +2361,13 @@
           </w:tcPr>
           <w:p>
             <w:r>
-              <w:t>TERMINADO (Aceptado por Marcell Vásquez)</w:t>
+              <w:rPr>
+                <w:rFonts w:ascii="Calibri" w:hAnsi="Calibri"/>
+                <w:b w:val="0"/>
+                <w:color w:val="000000"/>
+                <w:sz w:val="18"/>
+              </w:rPr>
+              <w:t>EN PROCESO (Culminado técnicamente / Pendiente de suscripción de Acta de Aceptación)</w:t>
             </w:r>
           </w:p>
         </w:tc>
@@ -2250,6 +2395,12 @@
           </w:tcPr>
           <w:p>
             <w:r>
+              <w:rPr>
+                <w:rFonts w:ascii="Calibri" w:hAnsi="Calibri"/>
+                <w:b w:val="0"/>
+                <w:color w:val="000000"/>
+                <w:sz w:val="18"/>
+              </w:rPr>
               <w:lastRenderedPageBreak/>
               <w:t>3.4.1</w:t>
             </w:r>
@@ -2274,6 +2425,12 @@
           </w:tcPr>
           <w:p>
             <w:r>
+              <w:rPr>
+                <w:rFonts w:ascii="Calibri" w:hAnsi="Calibri"/>
+                <w:b w:val="0"/>
+                <w:color w:val="000000"/>
+                <w:sz w:val="18"/>
+              </w:rPr>
               <w:t>Diseño de interfaces de usuario de alta fidelidad</w:t>
             </w:r>
           </w:p>
@@ -2297,7 +2454,13 @@
           </w:tcPr>
           <w:p>
             <w:r>
-              <w:t>Mockups UI de Login, Cotizador, Taller y Caja</w:t>
+              <w:rPr>
+                <w:rFonts w:ascii="Calibri" w:hAnsi="Calibri"/>
+                <w:b w:val="0"/>
+                <w:color w:val="000000"/>
+                <w:sz w:val="18"/>
+              </w:rPr>
+              <w:t>Prototipos visuales de interfaz (Login, Cotizador, Taller y Caja)</w:t>
             </w:r>
           </w:p>
         </w:tc>
@@ -2320,6 +2483,12 @@
           </w:tcPr>
           <w:p>
             <w:r>
+              <w:rPr>
+                <w:rFonts w:ascii="Calibri" w:hAnsi="Calibri"/>
+                <w:b w:val="0"/>
+                <w:color w:val="000000"/>
+                <w:sz w:val="18"/>
+              </w:rPr>
               <w:t>17/09/2026</w:t>
             </w:r>
           </w:p>
@@ -2343,6 +2512,12 @@
           </w:tcPr>
           <w:p>
             <w:r>
+              <w:rPr>
+                <w:rFonts w:ascii="Calibri" w:hAnsi="Calibri"/>
+                <w:b w:val="0"/>
+                <w:color w:val="000000"/>
+                <w:sz w:val="18"/>
+              </w:rPr>
               <w:t>17/09/2026</w:t>
             </w:r>
           </w:p>
@@ -2366,7 +2541,13 @@
           </w:tcPr>
           <w:p>
             <w:r>
-              <w:t>TERMINADO (Validado en equipo)</w:t>
+              <w:rPr>
+                <w:rFonts w:ascii="Calibri" w:hAnsi="Calibri"/>
+                <w:b w:val="0"/>
+                <w:color w:val="000000"/>
+                <w:sz w:val="18"/>
+              </w:rPr>
+              <w:t>EN PROCESO (Culminado técnicamente / Pendiente de suscripción de Acta de Aceptación)</w:t>
             </w:r>
           </w:p>
         </w:tc>
@@ -2394,6 +2575,12 @@
           </w:tcPr>
           <w:p>
             <w:r>
+              <w:rPr>
+                <w:rFonts w:ascii="Calibri" w:hAnsi="Calibri"/>
+                <w:b w:val="0"/>
+                <w:color w:val="000000"/>
+                <w:sz w:val="18"/>
+              </w:rPr>
               <w:t>4.1.1</w:t>
             </w:r>
           </w:p>
@@ -2417,7 +2604,13 @@
           </w:tcPr>
           <w:p>
             <w:r>
-              <w:t>Construcción de Módulo Transaccional Base (Seguridad y Auth JWT)</w:t>
+              <w:rPr>
+                <w:rFonts w:ascii="Calibri" w:hAnsi="Calibri"/>
+                <w:b w:val="0"/>
+                <w:color w:val="000000"/>
+                <w:sz w:val="18"/>
+              </w:rPr>
+              <w:t>Construcción de Módulo Transaccional Base (Seguridad y Autenticación JWT)</w:t>
             </w:r>
           </w:p>
         </w:tc>
@@ -2440,7 +2633,13 @@
           </w:tcPr>
           <w:p>
             <w:r>
-              <w:t>API Auth FastAPI y componente Login Angular 21</w:t>
+              <w:rPr>
+                <w:rFonts w:ascii="Calibri" w:hAnsi="Calibri"/>
+                <w:b w:val="0"/>
+                <w:color w:val="000000"/>
+                <w:sz w:val="18"/>
+              </w:rPr>
+              <w:t>Servicio backend de autenticación JWT y componente reactivo de Login en Angular 21</w:t>
             </w:r>
           </w:p>
         </w:tc>
@@ -2463,6 +2662,12 @@
           </w:tcPr>
           <w:p>
             <w:r>
+              <w:rPr>
+                <w:rFonts w:ascii="Calibri" w:hAnsi="Calibri"/>
+                <w:b w:val="0"/>
+                <w:color w:val="000000"/>
+                <w:sz w:val="18"/>
+              </w:rPr>
               <w:t>19/09/2026</w:t>
             </w:r>
           </w:p>
@@ -2486,6 +2691,12 @@
           </w:tcPr>
           <w:p>
             <w:r>
+              <w:rPr>
+                <w:rFonts w:ascii="Calibri" w:hAnsi="Calibri"/>
+                <w:b w:val="0"/>
+                <w:color w:val="000000"/>
+                <w:sz w:val="18"/>
+              </w:rPr>
               <w:t>19/09/2026</w:t>
             </w:r>
           </w:p>
@@ -2509,7 +2720,13 @@
           </w:tcPr>
           <w:p>
             <w:r>
-              <w:t>TERMINADO (Aceptado por Marcell Vásquez)</w:t>
+              <w:rPr>
+                <w:rFonts w:ascii="Calibri" w:hAnsi="Calibri"/>
+                <w:b w:val="0"/>
+                <w:color w:val="000000"/>
+                <w:sz w:val="18"/>
+              </w:rPr>
+              <w:t>EN PROCESO (Culminado técnicamente / Pendiente de suscripción de Acta de Aceptación)</w:t>
             </w:r>
           </w:p>
         </w:tc>
@@ -2537,6 +2754,12 @@
           </w:tcPr>
           <w:p>
             <w:r>
+              <w:rPr>
+                <w:rFonts w:ascii="Calibri" w:hAnsi="Calibri"/>
+                <w:b w:val="0"/>
+                <w:color w:val="000000"/>
+                <w:sz w:val="18"/>
+              </w:rPr>
               <w:t>4.1.1</w:t>
             </w:r>
           </w:p>
@@ -2560,7 +2783,13 @@
           </w:tcPr>
           <w:p>
             <w:r>
-              <w:t>Construcción de Módulo Transaccional Base (Catálogo y Recetas m)</w:t>
+              <w:rPr>
+                <w:rFonts w:ascii="Calibri" w:hAnsi="Calibri"/>
+                <w:b w:val="0"/>
+                <w:color w:val="000000"/>
+                <w:sz w:val="18"/>
+              </w:rPr>
+              <w:t>Construcción de Módulo Transaccional Base (Catálogo e Insumos)</w:t>
             </w:r>
           </w:p>
         </w:tc>
@@ -2583,7 +2812,13 @@
           </w:tcPr>
           <w:p>
             <w:r>
-              <w:t>Fórmulas de consumo de lonas y vinilos en PostgreSQL</w:t>
+              <w:rPr>
+                <w:rFonts w:ascii="Calibri" w:hAnsi="Calibri"/>
+                <w:b w:val="0"/>
+                <w:color w:val="000000"/>
+                <w:sz w:val="18"/>
+              </w:rPr>
+              <w:t>Script DDL y modelo relacional de catálogo de insumos y recetas técnicas en PostgreSQL</w:t>
             </w:r>
           </w:p>
         </w:tc>
@@ -2606,6 +2841,12 @@
           </w:tcPr>
           <w:p>
             <w:r>
+              <w:rPr>
+                <w:rFonts w:ascii="Calibri" w:hAnsi="Calibri"/>
+                <w:b w:val="0"/>
+                <w:color w:val="000000"/>
+                <w:sz w:val="18"/>
+              </w:rPr>
               <w:t>23/09/2026</w:t>
             </w:r>
           </w:p>
@@ -2629,6 +2870,12 @@
           </w:tcPr>
           <w:p>
             <w:r>
+              <w:rPr>
+                <w:rFonts w:ascii="Calibri" w:hAnsi="Calibri"/>
+                <w:b w:val="0"/>
+                <w:color w:val="000000"/>
+                <w:sz w:val="18"/>
+              </w:rPr>
               <w:t>Pendiente</w:t>
             </w:r>
           </w:p>
@@ -2652,7 +2899,13 @@
           </w:tcPr>
           <w:p>
             <w:r>
-              <w:t>EN PROCESO (Sprint 1)</w:t>
+              <w:rPr>
+                <w:rFonts w:ascii="Calibri" w:hAnsi="Calibri"/>
+                <w:b w:val="0"/>
+                <w:color w:val="000000"/>
+                <w:sz w:val="18"/>
+              </w:rPr>
+              <w:t>EN PROCESO (Modelo DB aplicado; parametrización web programada para siguiente ciclo)</w:t>
             </w:r>
           </w:p>
         </w:tc>
@@ -2680,6 +2933,12 @@
           </w:tcPr>
           <w:p>
             <w:r>
+              <w:rPr>
+                <w:rFonts w:ascii="Calibri" w:hAnsi="Calibri"/>
+                <w:b w:val="0"/>
+                <w:color w:val="000000"/>
+                <w:sz w:val="18"/>
+              </w:rPr>
               <w:t>4.2.1</w:t>
             </w:r>
           </w:p>
@@ -2703,6 +2962,12 @@
           </w:tcPr>
           <w:p>
             <w:r>
+              <w:rPr>
+                <w:rFonts w:ascii="Calibri" w:hAnsi="Calibri"/>
+                <w:b w:val="0"/>
+                <w:color w:val="000000"/>
+                <w:sz w:val="18"/>
+              </w:rPr>
               <w:t>Construcción de Módulo de Cobros, Caja y Business Intelligence</w:t>
             </w:r>
           </w:p>
@@ -2726,7 +2991,13 @@
           </w:tcPr>
           <w:p>
             <w:r>
-              <w:t>Cotizador dinámico, talonario digital y cierre de caja</w:t>
+              <w:rPr>
+                <w:rFonts w:ascii="Calibri" w:hAnsi="Calibri"/>
+                <w:b w:val="0"/>
+                <w:color w:val="000000"/>
+                <w:sz w:val="18"/>
+              </w:rPr>
+              <w:t>Módulo de cotización dinámica, talonario digital y arqueo de caja con dashboard</w:t>
             </w:r>
           </w:p>
         </w:tc>
@@ -2749,6 +3020,12 @@
           </w:tcPr>
           <w:p>
             <w:r>
+              <w:rPr>
+                <w:rFonts w:ascii="Calibri" w:hAnsi="Calibri"/>
+                <w:b w:val="0"/>
+                <w:color w:val="000000"/>
+                <w:sz w:val="18"/>
+              </w:rPr>
               <w:t>26/09/2026</w:t>
             </w:r>
           </w:p>
@@ -2772,6 +3049,12 @@
           </w:tcPr>
           <w:p>
             <w:r>
+              <w:rPr>
+                <w:rFonts w:ascii="Calibri" w:hAnsi="Calibri"/>
+                <w:b w:val="0"/>
+                <w:color w:val="000000"/>
+                <w:sz w:val="18"/>
+              </w:rPr>
               <w:t>Pendiente</w:t>
             </w:r>
           </w:p>
@@ -2795,7 +3078,13 @@
           </w:tcPr>
           <w:p>
             <w:r>
-              <w:t>PLANIFICADO (Sprint 2)</w:t>
+              <w:rPr>
+                <w:rFonts w:ascii="Calibri" w:hAnsi="Calibri"/>
+                <w:b w:val="0"/>
+                <w:color w:val="000000"/>
+                <w:sz w:val="18"/>
+              </w:rPr>
+              <w:t>PLANIFICADO (Programado en cronograma EDT)</w:t>
             </w:r>
           </w:p>
         </w:tc>
@@ -3173,8 +3462,9 @@
             </w:pPr>
             <w:r>
               <w:rPr>
-                <w:rFonts w:asciiTheme="minorHAnsi" w:hAnsiTheme="minorHAnsi"/>
-                <w:color w:val="FFFFFF"/>
+                <w:rFonts w:asciiTheme="minorHAnsi" w:hAnsiTheme="minorHAnsi" w:ascii="Calibri" w:hAnsi="Calibri"/>
+                <w:b w:val="0"/>
+                <w:color w:val="000000"/>
                 <w:sz w:val="18"/>
                 <w:lang w:val="en-US"/>
               </w:rPr>
@@ -3199,8 +3489,9 @@
             </w:pPr>
             <w:r>
               <w:rPr>
-                <w:rFonts w:asciiTheme="minorHAnsi" w:hAnsiTheme="minorHAnsi"/>
-                <w:color w:val="FFFFFF"/>
+                <w:rFonts w:asciiTheme="minorHAnsi" w:hAnsiTheme="minorHAnsi" w:ascii="Calibri" w:hAnsi="Calibri"/>
+                <w:b w:val="0"/>
+                <w:color w:val="000000"/>
                 <w:sz w:val="18"/>
                 <w:lang w:val="en-US"/>
               </w:rPr>
@@ -3225,8 +3516,9 @@
             </w:pPr>
             <w:r>
               <w:rPr>
-                <w:rFonts w:asciiTheme="minorHAnsi" w:hAnsiTheme="minorHAnsi"/>
-                <w:color w:val="FFFFFF"/>
+                <w:rFonts w:asciiTheme="minorHAnsi" w:hAnsiTheme="minorHAnsi" w:ascii="Calibri" w:hAnsi="Calibri"/>
+                <w:b w:val="0"/>
+                <w:color w:val="000000"/>
                 <w:sz w:val="18"/>
                 <w:lang w:val="en-US"/>
               </w:rPr>
@@ -3259,6 +3551,12 @@
           </w:tcPr>
           <w:p>
             <w:r>
+              <w:rPr>
+                <w:rFonts w:ascii="Calibri" w:hAnsi="Calibri"/>
+                <w:b w:val="0"/>
+                <w:color w:val="000000"/>
+                <w:sz w:val="18"/>
+              </w:rPr>
               <w:t>EDT 4.1.2 Priorización del Product Backlog</w:t>
             </w:r>
           </w:p>
@@ -3281,11 +3579,14 @@
             </w:tcMar>
           </w:tcPr>
           <w:p>
-            <w:pPr>
-              <w:cnfStyle w:val="000000100000" w:firstRow="0" w:lastRow="0" w:firstColumn="0" w:lastColumn="0" w:oddVBand="0" w:evenVBand="0" w:oddHBand="1" w:evenHBand="0" w:firstRowFirstColumn="0" w:firstRowLastColumn="0" w:lastRowFirstColumn="0" w:lastRowLastColumn="0"/>
-            </w:pPr>
-            <w:r>
-              <w:t>Product Backlog formalizado con 10 historias y mockups</w:t>
+            <w:r>
+              <w:rPr>
+                <w:rFonts w:ascii="Calibri" w:hAnsi="Calibri"/>
+                <w:b w:val="0"/>
+                <w:color w:val="000000"/>
+                <w:sz w:val="18"/>
+              </w:rPr>
+              <w:t>Documento Product Backlog formalizado con 10 historias y criterios DoD</w:t>
             </w:r>
           </w:p>
         </w:tc>
@@ -3307,10 +3608,13 @@
             </w:tcMar>
           </w:tcPr>
           <w:p>
-            <w:pPr>
-              <w:cnfStyle w:val="000000100000" w:firstRow="0" w:lastRow="0" w:firstColumn="0" w:lastColumn="0" w:oddVBand="0" w:evenVBand="0" w:oddHBand="1" w:evenHBand="0" w:firstRowFirstColumn="0" w:firstRowLastColumn="0" w:lastRowFirstColumn="0" w:lastRowLastColumn="0"/>
-            </w:pPr>
-            <w:r>
+            <w:r>
+              <w:rPr>
+                <w:rFonts w:ascii="Calibri" w:hAnsi="Calibri"/>
+                <w:b w:val="0"/>
+                <w:color w:val="000000"/>
+                <w:sz w:val="18"/>
+              </w:rPr>
               <w:t>100%</w:t>
             </w:r>
           </w:p>
@@ -3337,6 +3641,12 @@
           </w:tcPr>
           <w:p>
             <w:r>
+              <w:rPr>
+                <w:rFonts w:ascii="Calibri" w:hAnsi="Calibri"/>
+                <w:b w:val="0"/>
+                <w:color w:val="000000"/>
+                <w:sz w:val="18"/>
+              </w:rPr>
               <w:t>EDT 3.4.1 Diseño de interfaces de usuario UI</w:t>
             </w:r>
           </w:p>
@@ -3359,11 +3669,14 @@
             </w:tcMar>
           </w:tcPr>
           <w:p>
-            <w:pPr>
-              <w:cnfStyle w:val="000000000000" w:firstRow="0" w:lastRow="0" w:firstColumn="0" w:lastColumn="0" w:oddVBand="0" w:evenVBand="0" w:oddHBand="0" w:evenHBand="0" w:firstRowFirstColumn="0" w:firstRowLastColumn="0" w:lastRowFirstColumn="0" w:lastRowLastColumn="0"/>
-            </w:pPr>
-            <w:r>
-              <w:t>Prototipos de interfaz de Login, Cotizador, Taller y Caja</w:t>
+            <w:r>
+              <w:rPr>
+                <w:rFonts w:ascii="Calibri" w:hAnsi="Calibri"/>
+                <w:b w:val="0"/>
+                <w:color w:val="000000"/>
+                <w:sz w:val="18"/>
+              </w:rPr>
+              <w:t>Prototipos visuales de interfaz (Login, Cotizador, Taller y Caja)</w:t>
             </w:r>
           </w:p>
         </w:tc>
@@ -3385,10 +3698,13 @@
             </w:tcMar>
           </w:tcPr>
           <w:p>
-            <w:pPr>
-              <w:cnfStyle w:val="000000000000" w:firstRow="0" w:lastRow="0" w:firstColumn="0" w:lastColumn="0" w:oddVBand="0" w:evenVBand="0" w:oddHBand="0" w:evenHBand="0" w:firstRowFirstColumn="0" w:firstRowLastColumn="0" w:lastRowFirstColumn="0" w:lastRowLastColumn="0"/>
-            </w:pPr>
-            <w:r>
+            <w:r>
+              <w:rPr>
+                <w:rFonts w:ascii="Calibri" w:hAnsi="Calibri"/>
+                <w:b w:val="0"/>
+                <w:color w:val="000000"/>
+                <w:sz w:val="18"/>
+              </w:rPr>
               <w:t>100%</w:t>
             </w:r>
           </w:p>
@@ -3418,7 +3734,13 @@
           </w:tcPr>
           <w:p>
             <w:r>
-              <w:t>EDT 4.1.1 Construcción de API de Autenticacin JWT</w:t>
+              <w:rPr>
+                <w:rFonts w:ascii="Calibri" w:hAnsi="Calibri"/>
+                <w:b w:val="0"/>
+                <w:color w:val="000000"/>
+                <w:sz w:val="18"/>
+              </w:rPr>
+              <w:t>EDT 4.1.1.1 Construcción de API de Autenticación JWT</w:t>
             </w:r>
           </w:p>
         </w:tc>
@@ -3440,11 +3762,14 @@
             </w:tcMar>
           </w:tcPr>
           <w:p>
-            <w:pPr>
-              <w:cnfStyle w:val="000000100000" w:firstRow="0" w:lastRow="0" w:firstColumn="0" w:lastColumn="0" w:oddVBand="0" w:evenVBand="0" w:oddHBand="1" w:evenHBand="0" w:firstRowFirstColumn="0" w:firstRowLastColumn="0" w:lastRowFirstColumn="0" w:lastRowLastColumn="0"/>
-            </w:pPr>
-            <w:r>
-              <w:t>Endpoints REST /auth/login y hashing bcrypt en FastAPI</w:t>
+            <w:r>
+              <w:rPr>
+                <w:rFonts w:ascii="Calibri" w:hAnsi="Calibri"/>
+                <w:b w:val="0"/>
+                <w:color w:val="000000"/>
+                <w:sz w:val="18"/>
+              </w:rPr>
+              <w:t>Endpoints REST de login, hashing bcrypt y tokens JWT en FastAPI</w:t>
             </w:r>
           </w:p>
         </w:tc>
@@ -3466,10 +3791,13 @@
             </w:tcMar>
           </w:tcPr>
           <w:p>
-            <w:pPr>
-              <w:cnfStyle w:val="000000100000" w:firstRow="0" w:lastRow="0" w:firstColumn="0" w:lastColumn="0" w:oddVBand="0" w:evenVBand="0" w:oddHBand="1" w:evenHBand="0" w:firstRowFirstColumn="0" w:firstRowLastColumn="0" w:lastRowFirstColumn="0" w:lastRowLastColumn="0"/>
-            </w:pPr>
-            <w:r>
+            <w:r>
+              <w:rPr>
+                <w:rFonts w:ascii="Calibri" w:hAnsi="Calibri"/>
+                <w:b w:val="0"/>
+                <w:color w:val="000000"/>
+                <w:sz w:val="18"/>
+              </w:rPr>
               <w:t>100%</w:t>
             </w:r>
           </w:p>
@@ -3496,7 +3824,13 @@
           </w:tcPr>
           <w:p>
             <w:r>
-              <w:t>EDT 4.1.1 Maquetacin de interfaz Login y AuthGuard</w:t>
+              <w:rPr>
+                <w:rFonts w:ascii="Calibri" w:hAnsi="Calibri"/>
+                <w:b w:val="0"/>
+                <w:color w:val="000000"/>
+                <w:sz w:val="18"/>
+              </w:rPr>
+              <w:t>EDT 4.1.1.2 Maquetación de interfaz Login y AuthGuard</w:t>
             </w:r>
           </w:p>
         </w:tc>
@@ -3518,11 +3852,14 @@
             </w:tcMar>
           </w:tcPr>
           <w:p>
-            <w:pPr>
-              <w:cnfStyle w:val="000000000000" w:firstRow="0" w:lastRow="0" w:firstColumn="0" w:lastColumn="0" w:oddVBand="0" w:evenVBand="0" w:oddHBand="0" w:evenHBand="0" w:firstRowFirstColumn="0" w:firstRowLastColumn="0" w:lastRowFirstColumn="0" w:lastRowLastColumn="0"/>
-            </w:pPr>
-            <w:r>
-              <w:t>Formulario reactivo Angular 21 con guards RBAC activos</w:t>
+            <w:r>
+              <w:rPr>
+                <w:rFonts w:ascii="Calibri" w:hAnsi="Calibri"/>
+                <w:b w:val="0"/>
+                <w:color w:val="000000"/>
+                <w:sz w:val="18"/>
+              </w:rPr>
+              <w:t>Formulario reactivo Angular 21 con guards de navegación por rol</w:t>
             </w:r>
           </w:p>
         </w:tc>
@@ -3544,10 +3881,13 @@
             </w:tcMar>
           </w:tcPr>
           <w:p>
-            <w:pPr>
-              <w:cnfStyle w:val="000000000000" w:firstRow="0" w:lastRow="0" w:firstColumn="0" w:lastColumn="0" w:oddVBand="0" w:evenVBand="0" w:oddHBand="0" w:evenHBand="0" w:firstRowFirstColumn="0" w:firstRowLastColumn="0" w:lastRowFirstColumn="0" w:lastRowLastColumn="0"/>
-            </w:pPr>
-            <w:r>
+            <w:r>
+              <w:rPr>
+                <w:rFonts w:ascii="Calibri" w:hAnsi="Calibri"/>
+                <w:b w:val="0"/>
+                <w:color w:val="000000"/>
+                <w:sz w:val="18"/>
+              </w:rPr>
               <w:t>100%</w:t>
             </w:r>
           </w:p>
@@ -3577,7 +3917,13 @@
           </w:tcPr>
           <w:p>
             <w:r>
-              <w:t>EDT 4.1.1 Parametrizacin de recetas de insumos por m</w:t>
+              <w:rPr>
+                <w:rFonts w:ascii="Calibri" w:hAnsi="Calibri"/>
+                <w:b w:val="0"/>
+                <w:color w:val="000000"/>
+                <w:sz w:val="18"/>
+              </w:rPr>
+              <w:t>EDT 4.1.1.3 Parametrización de catálogo de insumos y recetas</w:t>
             </w:r>
           </w:p>
         </w:tc>
@@ -3599,11 +3945,14 @@
             </w:tcMar>
           </w:tcPr>
           <w:p>
-            <w:pPr>
-              <w:cnfStyle w:val="000000100000" w:firstRow="0" w:lastRow="0" w:firstColumn="0" w:lastColumn="0" w:oddVBand="0" w:evenVBand="0" w:oddHBand="1" w:evenHBand="0" w:firstRowFirstColumn="0" w:firstRowLastColumn="0" w:lastRowFirstColumn="0" w:lastRowLastColumn="0"/>
-            </w:pPr>
-            <w:r>
-              <w:t>Fórmulas de consumo de lonas y vinilos en base de datos</w:t>
+            <w:r>
+              <w:rPr>
+                <w:rFonts w:ascii="Calibri" w:hAnsi="Calibri"/>
+                <w:b w:val="0"/>
+                <w:color w:val="000000"/>
+                <w:sz w:val="18"/>
+              </w:rPr>
+              <w:t>Script DDL y modelo relacional de catálogo de insumos en PostgreSQL</w:t>
             </w:r>
           </w:p>
         </w:tc>
@@ -3625,10 +3974,13 @@
             </w:tcMar>
           </w:tcPr>
           <w:p>
-            <w:pPr>
-              <w:cnfStyle w:val="000000100000" w:firstRow="0" w:lastRow="0" w:firstColumn="0" w:lastColumn="0" w:oddVBand="0" w:evenVBand="0" w:oddHBand="1" w:evenHBand="0" w:firstRowFirstColumn="0" w:firstRowLastColumn="0" w:lastRowFirstColumn="0" w:lastRowLastColumn="0"/>
-            </w:pPr>
-            <w:r>
+            <w:r>
+              <w:rPr>
+                <w:rFonts w:ascii="Calibri" w:hAnsi="Calibri"/>
+                <w:b w:val="0"/>
+                <w:color w:val="000000"/>
+                <w:sz w:val="18"/>
+              </w:rPr>
               <w:t>0%</w:t>
             </w:r>
           </w:p>
@@ -3654,13 +4006,11 @@
             </w:tcMar>
           </w:tcPr>
           <w:p>
-            <w:pPr>
-              <w:spacing w:before="40" w:after="80" w:line="276" w:lineRule="auto"/>
-            </w:pPr>
-            <w:r>
-              <w:rPr>
-                <w:rFonts w:ascii="Calibri" w:hAnsi="Calibri"/>
-                <w:color w:val="FFFFFF"/>
+            <w:r>
+              <w:rPr>
+                <w:rFonts w:ascii="Calibri" w:hAnsi="Calibri"/>
+                <w:b w:val="0"/>
+                <w:color w:val="000000"/>
                 <w:sz w:val="18"/>
               </w:rPr>
               <w:t>Cumplimiento Promedio Global del Período</w:t>
@@ -3685,18 +4035,14 @@
             </w:tcMar>
           </w:tcPr>
           <w:p>
-            <w:pPr>
-              <w:spacing w:before="40" w:after="80" w:line="276" w:lineRule="auto"/>
-              <w:cnfStyle w:val="000000000000" w:firstRow="0" w:lastRow="0" w:firstColumn="0" w:lastColumn="0" w:oddVBand="0" w:evenVBand="0" w:oddHBand="0" w:evenHBand="0" w:firstRowFirstColumn="0" w:firstRowLastColumn="0" w:lastRowFirstColumn="0" w:lastRowLastColumn="0"/>
-            </w:pPr>
-            <w:r>
-              <w:rPr>
-                <w:rFonts w:ascii="Calibri" w:hAnsi="Calibri"/>
-                <w:b/>
-                <w:color w:val="FFFFFF"/>
-                <w:sz w:val="18"/>
-              </w:rPr>
-              <w:t>5 actividades evaluadías en la Semana 4</w:t>
+            <w:r>
+              <w:rPr>
+                <w:rFonts w:ascii="Calibri" w:hAnsi="Calibri"/>
+                <w:b w:val="0"/>
+                <w:color w:val="000000"/>
+                <w:sz w:val="18"/>
+              </w:rPr>
+              <w:t>5 actividades EDT evaluadas bajo regla binaria (100% o 0%)</w:t>
             </w:r>
           </w:p>
         </w:tc>
@@ -3718,16 +4064,11 @@
             </w:tcMar>
           </w:tcPr>
           <w:p>
-            <w:pPr>
-              <w:spacing w:before="40" w:after="80" w:line="276" w:lineRule="auto"/>
-              <w:jc w:val="center"/>
-              <w:cnfStyle w:val="000000000000" w:firstRow="0" w:lastRow="0" w:firstColumn="0" w:lastColumn="0" w:oddVBand="0" w:evenVBand="0" w:oddHBand="0" w:evenHBand="0" w:firstRowFirstColumn="0" w:firstRowLastColumn="0" w:lastRowFirstColumn="0" w:lastRowLastColumn="0"/>
-            </w:pPr>
-            <w:r>
-              <w:rPr>
-                <w:rFonts w:ascii="Calibri" w:hAnsi="Calibri"/>
-                <w:b/>
-                <w:color w:val="FFFFFF"/>
+            <w:r>
+              <w:rPr>
+                <w:rFonts w:ascii="Calibri" w:hAnsi="Calibri"/>
+                <w:b w:val="0"/>
+                <w:color w:val="000000"/>
                 <w:sz w:val="18"/>
               </w:rPr>
               <w:t>80.0%</w:t>
@@ -3812,8 +4153,9 @@
             </w:pPr>
             <w:r>
               <w:rPr>
-                <w:rFonts w:asciiTheme="minorHAnsi" w:hAnsiTheme="minorHAnsi"/>
-                <w:color w:val="FFFFFF"/>
+                <w:rFonts w:asciiTheme="minorHAnsi" w:hAnsiTheme="minorHAnsi" w:ascii="Calibri" w:hAnsi="Calibri"/>
+                <w:b w:val="0"/>
+                <w:color w:val="000000"/>
                 <w:sz w:val="18"/>
                 <w:lang w:val="en-US"/>
               </w:rPr>
@@ -3838,8 +4180,9 @@
             </w:pPr>
             <w:r>
               <w:rPr>
-                <w:rFonts w:asciiTheme="minorHAnsi" w:hAnsiTheme="minorHAnsi"/>
-                <w:color w:val="FFFFFF"/>
+                <w:rFonts w:asciiTheme="minorHAnsi" w:hAnsiTheme="minorHAnsi" w:ascii="Calibri" w:hAnsi="Calibri"/>
+                <w:b w:val="0"/>
+                <w:color w:val="000000"/>
                 <w:sz w:val="18"/>
                 <w:lang w:val="en-US"/>
               </w:rPr>
@@ -3864,8 +4207,9 @@
             </w:pPr>
             <w:r>
               <w:rPr>
-                <w:rFonts w:asciiTheme="minorHAnsi" w:hAnsiTheme="minorHAnsi"/>
-                <w:color w:val="FFFFFF"/>
+                <w:rFonts w:asciiTheme="minorHAnsi" w:hAnsiTheme="minorHAnsi" w:ascii="Calibri" w:hAnsi="Calibri"/>
+                <w:b w:val="0"/>
+                <w:color w:val="000000"/>
                 <w:sz w:val="18"/>
                 <w:lang w:val="en-US"/>
               </w:rPr>
@@ -3890,8 +4234,9 @@
             </w:pPr>
             <w:r>
               <w:rPr>
-                <w:rFonts w:asciiTheme="minorHAnsi" w:hAnsiTheme="minorHAnsi"/>
-                <w:color w:val="FFFFFF"/>
+                <w:rFonts w:asciiTheme="minorHAnsi" w:hAnsiTheme="minorHAnsi" w:ascii="Calibri" w:hAnsi="Calibri"/>
+                <w:b w:val="0"/>
+                <w:color w:val="000000"/>
                 <w:sz w:val="18"/>
                 <w:lang w:val="en-US"/>
               </w:rPr>
@@ -3923,17 +4268,14 @@
             </w:tcMar>
           </w:tcPr>
           <w:p>
-            <w:pPr>
-              <w:spacing w:before="40" w:after="80" w:line="276" w:lineRule="auto"/>
-            </w:pPr>
-            <w:r>
-              <w:rPr>
-                <w:rFonts w:ascii="Calibri" w:hAnsi="Calibri"/>
-                <w:b w:val="0"/>
-                <w:color w:val="000000"/>
-                <w:sz w:val="17"/>
-              </w:rPr>
-              <w:t>Configuración de entorno Docker local y base de datos</w:t>
+            <w:r>
+              <w:rPr>
+                <w:rFonts w:ascii="Calibri" w:hAnsi="Calibri"/>
+                <w:b w:val="0"/>
+                <w:color w:val="000000"/>
+                <w:sz w:val="18"/>
+              </w:rPr>
+              <w:t>EDT 4.1.1.a Configuración de entorno Docker local y base de datos</w:t>
             </w:r>
           </w:p>
         </w:tc>
@@ -3955,16 +4297,12 @@
             </w:tcMar>
           </w:tcPr>
           <w:p>
-            <w:pPr>
-              <w:spacing w:before="40" w:after="80" w:line="276" w:lineRule="auto"/>
-              <w:jc w:val="center"/>
-              <w:cnfStyle w:val="000000100000" w:firstRow="0" w:lastRow="0" w:firstColumn="0" w:lastColumn="0" w:oddVBand="0" w:evenVBand="0" w:oddHBand="1" w:evenHBand="0" w:firstRowFirstColumn="0" w:firstRowLastColumn="0" w:lastRowFirstColumn="0" w:lastRowLastColumn="0"/>
-            </w:pPr>
-            <w:r>
-              <w:rPr>
-                <w:rFonts w:ascii="Calibri" w:hAnsi="Calibri"/>
-                <w:color w:val="000000"/>
-                <w:sz w:val="17"/>
+            <w:r>
+              <w:rPr>
+                <w:rFonts w:ascii="Calibri" w:hAnsi="Calibri"/>
+                <w:b w:val="0"/>
+                <w:color w:val="000000"/>
+                <w:sz w:val="18"/>
               </w:rPr>
               <w:t>2 días</w:t>
             </w:r>
@@ -3988,16 +4326,12 @@
             </w:tcMar>
           </w:tcPr>
           <w:p>
-            <w:pPr>
-              <w:spacing w:before="40" w:after="80" w:line="276" w:lineRule="auto"/>
-              <w:jc w:val="center"/>
-              <w:cnfStyle w:val="000000100000" w:firstRow="0" w:lastRow="0" w:firstColumn="0" w:lastColumn="0" w:oddVBand="0" w:evenVBand="0" w:oddHBand="1" w:evenHBand="0" w:firstRowFirstColumn="0" w:firstRowLastColumn="0" w:lastRowFirstColumn="0" w:lastRowLastColumn="0"/>
-            </w:pPr>
-            <w:r>
-              <w:rPr>
-                <w:rFonts w:ascii="Calibri" w:hAnsi="Calibri"/>
-                <w:color w:val="000000"/>
-                <w:sz w:val="17"/>
+            <w:r>
+              <w:rPr>
+                <w:rFonts w:ascii="Calibri" w:hAnsi="Calibri"/>
+                <w:b w:val="0"/>
+                <w:color w:val="000000"/>
+                <w:sz w:val="18"/>
               </w:rPr>
               <w:t>2 días</w:t>
             </w:r>
@@ -4021,17 +4355,12 @@
             </w:tcMar>
           </w:tcPr>
           <w:p>
-            <w:pPr>
-              <w:spacing w:before="40" w:after="80" w:line="276" w:lineRule="auto"/>
-              <w:jc w:val="center"/>
-              <w:cnfStyle w:val="000000100000" w:firstRow="0" w:lastRow="0" w:firstColumn="0" w:lastColumn="0" w:oddVBand="0" w:evenVBand="0" w:oddHBand="1" w:evenHBand="0" w:firstRowFirstColumn="0" w:firstRowLastColumn="0" w:lastRowFirstColumn="0" w:lastRowLastColumn="0"/>
-            </w:pPr>
-            <w:r>
-              <w:rPr>
-                <w:rFonts w:ascii="Calibri" w:hAnsi="Calibri"/>
-                <w:b/>
-                <w:color w:val="000000"/>
-                <w:sz w:val="17"/>
+            <w:r>
+              <w:rPr>
+                <w:rFonts w:ascii="Calibri" w:hAnsi="Calibri"/>
+                <w:b w:val="0"/>
+                <w:color w:val="000000"/>
+                <w:sz w:val="18"/>
               </w:rPr>
               <w:t>100.0%</w:t>
             </w:r>
@@ -4058,17 +4387,14 @@
             </w:tcMar>
           </w:tcPr>
           <w:p>
-            <w:pPr>
-              <w:spacing w:before="40" w:after="80" w:line="276" w:lineRule="auto"/>
-            </w:pPr>
-            <w:r>
-              <w:rPr>
-                <w:rFonts w:ascii="Calibri" w:hAnsi="Calibri"/>
-                <w:b w:val="0"/>
-                <w:color w:val="000000"/>
-                <w:sz w:val="17"/>
-              </w:rPr>
-              <w:t>Modelado relacional de tablas de Usuarios y Roles</w:t>
+            <w:r>
+              <w:rPr>
+                <w:rFonts w:ascii="Calibri" w:hAnsi="Calibri"/>
+                <w:b w:val="0"/>
+                <w:color w:val="000000"/>
+                <w:sz w:val="18"/>
+              </w:rPr>
+              <w:t>EDT 4.1.1.b Modelado relacional de tablas de Usuarios y Roles</w:t>
             </w:r>
           </w:p>
         </w:tc>
@@ -4090,16 +4416,12 @@
             </w:tcMar>
           </w:tcPr>
           <w:p>
-            <w:pPr>
-              <w:spacing w:before="40" w:after="80" w:line="276" w:lineRule="auto"/>
-              <w:jc w:val="center"/>
-              <w:cnfStyle w:val="000000000000" w:firstRow="0" w:lastRow="0" w:firstColumn="0" w:lastColumn="0" w:oddVBand="0" w:evenVBand="0" w:oddHBand="0" w:evenHBand="0" w:firstRowFirstColumn="0" w:firstRowLastColumn="0" w:lastRowFirstColumn="0" w:lastRowLastColumn="0"/>
-            </w:pPr>
-            <w:r>
-              <w:rPr>
-                <w:rFonts w:ascii="Calibri" w:hAnsi="Calibri"/>
-                <w:color w:val="000000"/>
-                <w:sz w:val="17"/>
+            <w:r>
+              <w:rPr>
+                <w:rFonts w:ascii="Calibri" w:hAnsi="Calibri"/>
+                <w:b w:val="0"/>
+                <w:color w:val="000000"/>
+                <w:sz w:val="18"/>
               </w:rPr>
               <w:t>2 días</w:t>
             </w:r>
@@ -4123,16 +4445,12 @@
             </w:tcMar>
           </w:tcPr>
           <w:p>
-            <w:pPr>
-              <w:spacing w:before="40" w:after="80" w:line="276" w:lineRule="auto"/>
-              <w:jc w:val="center"/>
-              <w:cnfStyle w:val="000000000000" w:firstRow="0" w:lastRow="0" w:firstColumn="0" w:lastColumn="0" w:oddVBand="0" w:evenVBand="0" w:oddHBand="0" w:evenHBand="0" w:firstRowFirstColumn="0" w:firstRowLastColumn="0" w:lastRowFirstColumn="0" w:lastRowLastColumn="0"/>
-            </w:pPr>
-            <w:r>
-              <w:rPr>
-                <w:rFonts w:ascii="Calibri" w:hAnsi="Calibri"/>
-                <w:color w:val="000000"/>
-                <w:sz w:val="17"/>
+            <w:r>
+              <w:rPr>
+                <w:rFonts w:ascii="Calibri" w:hAnsi="Calibri"/>
+                <w:b w:val="0"/>
+                <w:color w:val="000000"/>
+                <w:sz w:val="18"/>
               </w:rPr>
               <w:t>2 días</w:t>
             </w:r>
@@ -4156,17 +4474,12 @@
             </w:tcMar>
           </w:tcPr>
           <w:p>
-            <w:pPr>
-              <w:spacing w:before="40" w:after="80" w:line="276" w:lineRule="auto"/>
-              <w:jc w:val="center"/>
-              <w:cnfStyle w:val="000000000000" w:firstRow="0" w:lastRow="0" w:firstColumn="0" w:lastColumn="0" w:oddVBand="0" w:evenVBand="0" w:oddHBand="0" w:evenHBand="0" w:firstRowFirstColumn="0" w:firstRowLastColumn="0" w:lastRowFirstColumn="0" w:lastRowLastColumn="0"/>
-            </w:pPr>
-            <w:r>
-              <w:rPr>
-                <w:rFonts w:ascii="Calibri" w:hAnsi="Calibri"/>
-                <w:b/>
-                <w:color w:val="000000"/>
-                <w:sz w:val="17"/>
+            <w:r>
+              <w:rPr>
+                <w:rFonts w:ascii="Calibri" w:hAnsi="Calibri"/>
+                <w:b w:val="0"/>
+                <w:color w:val="000000"/>
+                <w:sz w:val="18"/>
               </w:rPr>
               <w:t>100.0%</w:t>
             </w:r>
@@ -4196,17 +4509,14 @@
             </w:tcMar>
           </w:tcPr>
           <w:p>
-            <w:pPr>
-              <w:spacing w:before="40" w:after="80" w:line="276" w:lineRule="auto"/>
-            </w:pPr>
-            <w:r>
-              <w:rPr>
-                <w:rFonts w:ascii="Calibri" w:hAnsi="Calibri"/>
-                <w:b w:val="0"/>
-                <w:color w:val="000000"/>
-                <w:sz w:val="17"/>
-              </w:rPr>
-              <w:t>Servicio de autenticación JWT y roles en FastAPI</w:t>
+            <w:r>
+              <w:rPr>
+                <w:rFonts w:ascii="Calibri" w:hAnsi="Calibri"/>
+                <w:b w:val="0"/>
+                <w:color w:val="000000"/>
+                <w:sz w:val="18"/>
+              </w:rPr>
+              <w:t>EDT 4.1.1.c Servicio de autenticación JWT y roles en FastAPI</w:t>
             </w:r>
           </w:p>
         </w:tc>
@@ -4228,16 +4538,12 @@
             </w:tcMar>
           </w:tcPr>
           <w:p>
-            <w:pPr>
-              <w:spacing w:before="40" w:after="80" w:line="276" w:lineRule="auto"/>
-              <w:jc w:val="center"/>
-              <w:cnfStyle w:val="000000100000" w:firstRow="0" w:lastRow="0" w:firstColumn="0" w:lastColumn="0" w:oddVBand="0" w:evenVBand="0" w:oddHBand="1" w:evenHBand="0" w:firstRowFirstColumn="0" w:firstRowLastColumn="0" w:lastRowFirstColumn="0" w:lastRowLastColumn="0"/>
-            </w:pPr>
-            <w:r>
-              <w:rPr>
-                <w:rFonts w:ascii="Calibri" w:hAnsi="Calibri"/>
-                <w:color w:val="000000"/>
-                <w:sz w:val="17"/>
+            <w:r>
+              <w:rPr>
+                <w:rFonts w:ascii="Calibri" w:hAnsi="Calibri"/>
+                <w:b w:val="0"/>
+                <w:color w:val="000000"/>
+                <w:sz w:val="18"/>
               </w:rPr>
               <w:t>3 días</w:t>
             </w:r>
@@ -4261,16 +4567,12 @@
             </w:tcMar>
           </w:tcPr>
           <w:p>
-            <w:pPr>
-              <w:spacing w:before="40" w:after="80" w:line="276" w:lineRule="auto"/>
-              <w:jc w:val="center"/>
-              <w:cnfStyle w:val="000000100000" w:firstRow="0" w:lastRow="0" w:firstColumn="0" w:lastColumn="0" w:oddVBand="0" w:evenVBand="0" w:oddHBand="1" w:evenHBand="0" w:firstRowFirstColumn="0" w:firstRowLastColumn="0" w:lastRowFirstColumn="0" w:lastRowLastColumn="0"/>
-            </w:pPr>
-            <w:r>
-              <w:rPr>
-                <w:rFonts w:ascii="Calibri" w:hAnsi="Calibri"/>
-                <w:color w:val="000000"/>
-                <w:sz w:val="17"/>
+            <w:r>
+              <w:rPr>
+                <w:rFonts w:ascii="Calibri" w:hAnsi="Calibri"/>
+                <w:b w:val="0"/>
+                <w:color w:val="000000"/>
+                <w:sz w:val="18"/>
               </w:rPr>
               <w:t>3 días</w:t>
             </w:r>
@@ -4294,17 +4596,12 @@
             </w:tcMar>
           </w:tcPr>
           <w:p>
-            <w:pPr>
-              <w:spacing w:before="40" w:after="80" w:line="276" w:lineRule="auto"/>
-              <w:jc w:val="center"/>
-              <w:cnfStyle w:val="000000100000" w:firstRow="0" w:lastRow="0" w:firstColumn="0" w:lastColumn="0" w:oddVBand="0" w:evenVBand="0" w:oddHBand="1" w:evenHBand="0" w:firstRowFirstColumn="0" w:firstRowLastColumn="0" w:lastRowFirstColumn="0" w:lastRowLastColumn="0"/>
-            </w:pPr>
-            <w:r>
-              <w:rPr>
-                <w:rFonts w:ascii="Calibri" w:hAnsi="Calibri"/>
-                <w:b/>
-                <w:color w:val="000000"/>
-                <w:sz w:val="17"/>
+            <w:r>
+              <w:rPr>
+                <w:rFonts w:ascii="Calibri" w:hAnsi="Calibri"/>
+                <w:b w:val="0"/>
+                <w:color w:val="000000"/>
+                <w:sz w:val="18"/>
               </w:rPr>
               <w:t>100.0%</w:t>
             </w:r>
@@ -4331,17 +4628,14 @@
             </w:tcMar>
           </w:tcPr>
           <w:p>
-            <w:pPr>
-              <w:spacing w:before="40" w:after="80" w:line="276" w:lineRule="auto"/>
-            </w:pPr>
-            <w:r>
-              <w:rPr>
-                <w:rFonts w:ascii="Calibri" w:hAnsi="Calibri"/>
-                <w:b w:val="0"/>
-                <w:color w:val="000000"/>
-                <w:sz w:val="17"/>
-              </w:rPr>
-              <w:t>Componente de Login y Guards de navegación Angular</w:t>
+            <w:r>
+              <w:rPr>
+                <w:rFonts w:ascii="Calibri" w:hAnsi="Calibri"/>
+                <w:b w:val="0"/>
+                <w:color w:val="000000"/>
+                <w:sz w:val="18"/>
+              </w:rPr>
+              <w:t>EDT 4.1.1.d Componente de Login y Guards de navegación Angular</w:t>
             </w:r>
           </w:p>
         </w:tc>
@@ -4363,16 +4657,12 @@
             </w:tcMar>
           </w:tcPr>
           <w:p>
-            <w:pPr>
-              <w:spacing w:before="40" w:after="80" w:line="276" w:lineRule="auto"/>
-              <w:jc w:val="center"/>
-              <w:cnfStyle w:val="000000000000" w:firstRow="0" w:lastRow="0" w:firstColumn="0" w:lastColumn="0" w:oddVBand="0" w:evenVBand="0" w:oddHBand="0" w:evenHBand="0" w:firstRowFirstColumn="0" w:firstRowLastColumn="0" w:lastRowFirstColumn="0" w:lastRowLastColumn="0"/>
-            </w:pPr>
-            <w:r>
-              <w:rPr>
-                <w:rFonts w:ascii="Calibri" w:hAnsi="Calibri"/>
-                <w:color w:val="000000"/>
-                <w:sz w:val="17"/>
+            <w:r>
+              <w:rPr>
+                <w:rFonts w:ascii="Calibri" w:hAnsi="Calibri"/>
+                <w:b w:val="0"/>
+                <w:color w:val="000000"/>
+                <w:sz w:val="18"/>
               </w:rPr>
               <w:t>3 días</w:t>
             </w:r>
@@ -4396,16 +4686,12 @@
             </w:tcMar>
           </w:tcPr>
           <w:p>
-            <w:pPr>
-              <w:spacing w:before="40" w:after="80" w:line="276" w:lineRule="auto"/>
-              <w:jc w:val="center"/>
-              <w:cnfStyle w:val="000000000000" w:firstRow="0" w:lastRow="0" w:firstColumn="0" w:lastColumn="0" w:oddVBand="0" w:evenVBand="0" w:oddHBand="0" w:evenHBand="0" w:firstRowFirstColumn="0" w:firstRowLastColumn="0" w:lastRowFirstColumn="0" w:lastRowLastColumn="0"/>
-            </w:pPr>
-            <w:r>
-              <w:rPr>
-                <w:rFonts w:ascii="Calibri" w:hAnsi="Calibri"/>
-                <w:color w:val="000000"/>
-                <w:sz w:val="17"/>
+            <w:r>
+              <w:rPr>
+                <w:rFonts w:ascii="Calibri" w:hAnsi="Calibri"/>
+                <w:b w:val="0"/>
+                <w:color w:val="000000"/>
+                <w:sz w:val="18"/>
               </w:rPr>
               <w:t>3 días</w:t>
             </w:r>
@@ -4429,17 +4715,12 @@
             </w:tcMar>
           </w:tcPr>
           <w:p>
-            <w:pPr>
-              <w:spacing w:before="40" w:after="80" w:line="276" w:lineRule="auto"/>
-              <w:jc w:val="center"/>
-              <w:cnfStyle w:val="000000000000" w:firstRow="0" w:lastRow="0" w:firstColumn="0" w:lastColumn="0" w:oddVBand="0" w:evenVBand="0" w:oddHBand="0" w:evenHBand="0" w:firstRowFirstColumn="0" w:firstRowLastColumn="0" w:lastRowFirstColumn="0" w:lastRowLastColumn="0"/>
-            </w:pPr>
-            <w:r>
-              <w:rPr>
-                <w:rFonts w:ascii="Calibri" w:hAnsi="Calibri"/>
-                <w:b/>
-                <w:color w:val="000000"/>
-                <w:sz w:val="17"/>
+            <w:r>
+              <w:rPr>
+                <w:rFonts w:ascii="Calibri" w:hAnsi="Calibri"/>
+                <w:b w:val="0"/>
+                <w:color w:val="000000"/>
+                <w:sz w:val="18"/>
               </w:rPr>
               <w:t>100.0%</w:t>
             </w:r>
@@ -4469,17 +4750,14 @@
             </w:tcMar>
           </w:tcPr>
           <w:p>
-            <w:pPr>
-              <w:spacing w:before="40" w:after="80" w:line="276" w:lineRule="auto"/>
-            </w:pPr>
-            <w:r>
-              <w:rPr>
-                <w:rFonts w:ascii="Calibri" w:hAnsi="Calibri"/>
-                <w:b w:val="0"/>
-                <w:color w:val="000000"/>
-                <w:sz w:val="17"/>
-              </w:rPr>
-              <w:t>Parametrización de catálogo y recetas de insumos por m²</w:t>
+            <w:r>
+              <w:rPr>
+                <w:rFonts w:ascii="Calibri" w:hAnsi="Calibri"/>
+                <w:b w:val="0"/>
+                <w:color w:val="000000"/>
+                <w:sz w:val="18"/>
+              </w:rPr>
+              <w:t>EDT 4.1.1.e Modelo de base de datos de catálogo e insumos</w:t>
             </w:r>
           </w:p>
         </w:tc>
@@ -4501,16 +4779,12 @@
             </w:tcMar>
           </w:tcPr>
           <w:p>
-            <w:pPr>
-              <w:spacing w:before="40" w:after="80" w:line="276" w:lineRule="auto"/>
-              <w:jc w:val="center"/>
-              <w:cnfStyle w:val="000000100000" w:firstRow="0" w:lastRow="0" w:firstColumn="0" w:lastColumn="0" w:oddVBand="0" w:evenVBand="0" w:oddHBand="1" w:evenHBand="0" w:firstRowFirstColumn="0" w:firstRowLastColumn="0" w:lastRowFirstColumn="0" w:lastRowLastColumn="0"/>
-            </w:pPr>
-            <w:r>
-              <w:rPr>
-                <w:rFonts w:ascii="Calibri" w:hAnsi="Calibri"/>
-                <w:color w:val="000000"/>
-                <w:sz w:val="17"/>
+            <w:r>
+              <w:rPr>
+                <w:rFonts w:ascii="Calibri" w:hAnsi="Calibri"/>
+                <w:b w:val="0"/>
+                <w:color w:val="000000"/>
+                <w:sz w:val="18"/>
               </w:rPr>
               <w:t>3 días</w:t>
             </w:r>
@@ -4534,16 +4808,12 @@
             </w:tcMar>
           </w:tcPr>
           <w:p>
-            <w:pPr>
-              <w:spacing w:before="40" w:after="80" w:line="276" w:lineRule="auto"/>
-              <w:jc w:val="center"/>
-              <w:cnfStyle w:val="000000100000" w:firstRow="0" w:lastRow="0" w:firstColumn="0" w:lastColumn="0" w:oddVBand="0" w:evenVBand="0" w:oddHBand="1" w:evenHBand="0" w:firstRowFirstColumn="0" w:firstRowLastColumn="0" w:lastRowFirstColumn="0" w:lastRowLastColumn="0"/>
-            </w:pPr>
-            <w:r>
-              <w:rPr>
-                <w:rFonts w:ascii="Calibri" w:hAnsi="Calibri"/>
-                <w:color w:val="000000"/>
-                <w:sz w:val="17"/>
+            <w:r>
+              <w:rPr>
+                <w:rFonts w:ascii="Calibri" w:hAnsi="Calibri"/>
+                <w:b w:val="0"/>
+                <w:color w:val="000000"/>
+                <w:sz w:val="18"/>
               </w:rPr>
               <w:t>4 días (en curso)</w:t>
             </w:r>
@@ -4567,17 +4837,12 @@
             </w:tcMar>
           </w:tcPr>
           <w:p>
-            <w:pPr>
-              <w:spacing w:before="40" w:after="80" w:line="276" w:lineRule="auto"/>
-              <w:jc w:val="center"/>
-              <w:cnfStyle w:val="000000100000" w:firstRow="0" w:lastRow="0" w:firstColumn="0" w:lastColumn="0" w:oddVBand="0" w:evenVBand="0" w:oddHBand="1" w:evenHBand="0" w:firstRowFirstColumn="0" w:firstRowLastColumn="0" w:lastRowFirstColumn="0" w:lastRowLastColumn="0"/>
-            </w:pPr>
-            <w:r>
-              <w:rPr>
-                <w:rFonts w:ascii="Calibri" w:hAnsi="Calibri"/>
-                <w:b/>
-                <w:color w:val="000000"/>
-                <w:sz w:val="17"/>
+            <w:r>
+              <w:rPr>
+                <w:rFonts w:ascii="Calibri" w:hAnsi="Calibri"/>
+                <w:b w:val="0"/>
+                <w:color w:val="000000"/>
+                <w:sz w:val="18"/>
               </w:rPr>
               <w:t>50.0%</w:t>
             </w:r>
@@ -4604,13 +4869,11 @@
             </w:tcMar>
           </w:tcPr>
           <w:p>
-            <w:pPr>
-              <w:spacing w:before="40" w:after="80" w:line="276" w:lineRule="auto"/>
-            </w:pPr>
-            <w:r>
-              <w:rPr>
-                <w:rFonts w:ascii="Calibri" w:hAnsi="Calibri"/>
-                <w:color w:val="FFFFFF"/>
+            <w:r>
+              <w:rPr>
+                <w:rFonts w:ascii="Calibri" w:hAnsi="Calibri"/>
+                <w:b w:val="0"/>
+                <w:color w:val="000000"/>
                 <w:sz w:val="18"/>
               </w:rPr>
               <w:t>Cumplimiento Promedio de Tiempo</w:t>
@@ -4635,19 +4898,14 @@
             </w:tcMar>
           </w:tcPr>
           <w:p>
-            <w:pPr>
-              <w:spacing w:before="40" w:after="80" w:line="276" w:lineRule="auto"/>
-              <w:jc w:val="center"/>
-              <w:cnfStyle w:val="000000000000" w:firstRow="0" w:lastRow="0" w:firstColumn="0" w:lastColumn="0" w:oddVBand="0" w:evenVBand="0" w:oddHBand="0" w:evenHBand="0" w:firstRowFirstColumn="0" w:firstRowLastColumn="0" w:lastRowFirstColumn="0" w:lastRowLastColumn="0"/>
-            </w:pPr>
-            <w:r>
-              <w:rPr>
-                <w:rFonts w:ascii="Calibri" w:hAnsi="Calibri"/>
-                <w:b/>
-                <w:color w:val="FFFFFF"/>
-                <w:sz w:val="18"/>
-              </w:rPr>
-              <w:t>13 días planificados</w:t>
+            <w:r>
+              <w:rPr>
+                <w:rFonts w:ascii="Calibri" w:hAnsi="Calibri"/>
+                <w:b w:val="0"/>
+                <w:color w:val="000000"/>
+                <w:sz w:val="18"/>
+              </w:rPr>
+              <w:t>12 días planificados</w:t>
             </w:r>
           </w:p>
         </w:tc>
@@ -4669,16 +4927,11 @@
             </w:tcMar>
           </w:tcPr>
           <w:p>
-            <w:pPr>
-              <w:spacing w:before="40" w:after="80" w:line="276" w:lineRule="auto"/>
-              <w:jc w:val="center"/>
-              <w:cnfStyle w:val="000000000000" w:firstRow="0" w:lastRow="0" w:firstColumn="0" w:lastColumn="0" w:oddVBand="0" w:evenVBand="0" w:oddHBand="0" w:evenHBand="0" w:firstRowFirstColumn="0" w:firstRowLastColumn="0" w:lastRowFirstColumn="0" w:lastRowLastColumn="0"/>
-            </w:pPr>
-            <w:r>
-              <w:rPr>
-                <w:rFonts w:ascii="Calibri" w:hAnsi="Calibri"/>
-                <w:b/>
-                <w:color w:val="FFFFFF"/>
+            <w:r>
+              <w:rPr>
+                <w:rFonts w:ascii="Calibri" w:hAnsi="Calibri"/>
+                <w:b w:val="0"/>
+                <w:color w:val="000000"/>
                 <w:sz w:val="18"/>
               </w:rPr>
               <w:t>14 días insumidos</w:t>
@@ -4703,16 +4956,11 @@
             </w:tcMar>
           </w:tcPr>
           <w:p>
-            <w:pPr>
-              <w:spacing w:before="40" w:after="80" w:line="276" w:lineRule="auto"/>
-              <w:jc w:val="center"/>
-              <w:cnfStyle w:val="000000000000" w:firstRow="0" w:lastRow="0" w:firstColumn="0" w:lastColumn="0" w:oddVBand="0" w:evenVBand="0" w:oddHBand="0" w:evenHBand="0" w:firstRowFirstColumn="0" w:firstRowLastColumn="0" w:lastRowFirstColumn="0" w:lastRowLastColumn="0"/>
-            </w:pPr>
-            <w:r>
-              <w:rPr>
-                <w:rFonts w:ascii="Calibri" w:hAnsi="Calibri"/>
-                <w:b/>
-                <w:color w:val="FFFFFF"/>
+            <w:r>
+              <w:rPr>
+                <w:rFonts w:ascii="Calibri" w:hAnsi="Calibri"/>
+                <w:b w:val="0"/>
+                <w:color w:val="000000"/>
                 <w:sz w:val="18"/>
               </w:rPr>
               <w:t>83.3%</w:t>
@@ -4796,8 +5044,9 @@
             </w:pPr>
             <w:r>
               <w:rPr>
-                <w:rFonts w:asciiTheme="minorHAnsi" w:hAnsiTheme="minorHAnsi"/>
-                <w:color w:val="FFFFFF"/>
+                <w:rFonts w:asciiTheme="minorHAnsi" w:hAnsiTheme="minorHAnsi" w:ascii="Calibri" w:hAnsi="Calibri"/>
+                <w:b w:val="0"/>
+                <w:color w:val="000000"/>
                 <w:sz w:val="18"/>
                 <w:lang w:val="en-US"/>
               </w:rPr>
@@ -4822,8 +5071,9 @@
             </w:pPr>
             <w:r>
               <w:rPr>
-                <w:rFonts w:asciiTheme="minorHAnsi" w:hAnsiTheme="minorHAnsi"/>
-                <w:color w:val="FFFFFF"/>
+                <w:rFonts w:asciiTheme="minorHAnsi" w:hAnsiTheme="minorHAnsi" w:ascii="Calibri" w:hAnsi="Calibri"/>
+                <w:b w:val="0"/>
+                <w:color w:val="000000"/>
                 <w:sz w:val="18"/>
                 <w:lang w:val="en-US"/>
               </w:rPr>
@@ -4848,8 +5098,9 @@
             </w:pPr>
             <w:r>
               <w:rPr>
-                <w:rFonts w:asciiTheme="minorHAnsi" w:hAnsiTheme="minorHAnsi"/>
-                <w:color w:val="FFFFFF"/>
+                <w:rFonts w:asciiTheme="minorHAnsi" w:hAnsiTheme="minorHAnsi" w:ascii="Calibri" w:hAnsi="Calibri"/>
+                <w:b w:val="0"/>
+                <w:color w:val="000000"/>
                 <w:sz w:val="18"/>
                 <w:lang w:val="en-US"/>
               </w:rPr>
@@ -4881,17 +5132,14 @@
             </w:tcMar>
           </w:tcPr>
           <w:p>
-            <w:pPr>
-              <w:spacing w:before="40" w:after="80" w:line="276" w:lineRule="auto"/>
-            </w:pPr>
-            <w:r>
-              <w:rPr>
-                <w:rFonts w:ascii="Calibri" w:hAnsi="Calibri"/>
-                <w:b w:val="0"/>
-                <w:color w:val="000000"/>
-                <w:sz w:val="17"/>
-              </w:rPr>
-              <w:t>Configuración de entorno Docker Compose y PostgreSQL</w:t>
+            <w:r>
+              <w:rPr>
+                <w:rFonts w:ascii="Calibri" w:hAnsi="Calibri"/>
+                <w:b w:val="0"/>
+                <w:color w:val="000000"/>
+                <w:sz w:val="18"/>
+              </w:rPr>
+              <w:t>EDT 4.1.1.a Configuración de entorno Docker Compose y PostgreSQL</w:t>
             </w:r>
           </w:p>
         </w:tc>
@@ -4913,17 +5161,12 @@
             </w:tcMar>
           </w:tcPr>
           <w:p>
-            <w:pPr>
-              <w:spacing w:before="40" w:after="80" w:line="276" w:lineRule="auto"/>
-              <w:jc w:val="right"/>
-              <w:cnfStyle w:val="000000100000" w:firstRow="0" w:lastRow="0" w:firstColumn="0" w:lastColumn="0" w:oddVBand="0" w:evenVBand="0" w:oddHBand="1" w:evenHBand="0" w:firstRowFirstColumn="0" w:firstRowLastColumn="0" w:lastRowFirstColumn="0" w:lastRowLastColumn="0"/>
-            </w:pPr>
-            <w:r>
-              <w:rPr>
-                <w:rFonts w:ascii="Calibri" w:hAnsi="Calibri"/>
-                <w:b/>
-                <w:color w:val="000000"/>
-                <w:sz w:val="17"/>
+            <w:r>
+              <w:rPr>
+                <w:rFonts w:ascii="Calibri" w:hAnsi="Calibri"/>
+                <w:b w:val="0"/>
+                <w:color w:val="000000"/>
+                <w:sz w:val="18"/>
               </w:rPr>
               <w:t>S/ 250.00</w:t>
             </w:r>
@@ -4947,17 +5190,12 @@
             </w:tcMar>
           </w:tcPr>
           <w:p>
-            <w:pPr>
-              <w:spacing w:before="40" w:after="80" w:line="276" w:lineRule="auto"/>
-              <w:jc w:val="right"/>
-              <w:cnfStyle w:val="000000100000" w:firstRow="0" w:lastRow="0" w:firstColumn="0" w:lastColumn="0" w:oddVBand="0" w:evenVBand="0" w:oddHBand="1" w:evenHBand="0" w:firstRowFirstColumn="0" w:firstRowLastColumn="0" w:lastRowFirstColumn="0" w:lastRowLastColumn="0"/>
-            </w:pPr>
-            <w:r>
-              <w:rPr>
-                <w:rFonts w:ascii="Calibri" w:hAnsi="Calibri"/>
-                <w:b/>
-                <w:color w:val="000000"/>
-                <w:sz w:val="17"/>
+            <w:r>
+              <w:rPr>
+                <w:rFonts w:ascii="Calibri" w:hAnsi="Calibri"/>
+                <w:b w:val="0"/>
+                <w:color w:val="000000"/>
+                <w:sz w:val="18"/>
               </w:rPr>
               <w:t>S/ 240.00</w:t>
             </w:r>
@@ -4984,17 +5222,14 @@
             </w:tcMar>
           </w:tcPr>
           <w:p>
-            <w:pPr>
-              <w:spacing w:before="40" w:after="80" w:line="276" w:lineRule="auto"/>
-            </w:pPr>
-            <w:r>
-              <w:rPr>
-                <w:rFonts w:ascii="Calibri" w:hAnsi="Calibri"/>
-                <w:b w:val="0"/>
-                <w:color w:val="000000"/>
-                <w:sz w:val="17"/>
-              </w:rPr>
-              <w:t>Modelado relacional de datos y tablas de Usuarios</w:t>
+            <w:r>
+              <w:rPr>
+                <w:rFonts w:ascii="Calibri" w:hAnsi="Calibri"/>
+                <w:b w:val="0"/>
+                <w:color w:val="000000"/>
+                <w:sz w:val="18"/>
+              </w:rPr>
+              <w:t>EDT 4.1.1.b Modelado relacional de datos y tablas de Usuarios</w:t>
             </w:r>
           </w:p>
         </w:tc>
@@ -5016,17 +5251,12 @@
             </w:tcMar>
           </w:tcPr>
           <w:p>
-            <w:pPr>
-              <w:spacing w:before="40" w:after="80" w:line="276" w:lineRule="auto"/>
-              <w:jc w:val="right"/>
-              <w:cnfStyle w:val="000000000000" w:firstRow="0" w:lastRow="0" w:firstColumn="0" w:lastColumn="0" w:oddVBand="0" w:evenVBand="0" w:oddHBand="0" w:evenHBand="0" w:firstRowFirstColumn="0" w:firstRowLastColumn="0" w:lastRowFirstColumn="0" w:lastRowLastColumn="0"/>
-            </w:pPr>
-            <w:r>
-              <w:rPr>
-                <w:rFonts w:ascii="Calibri" w:hAnsi="Calibri"/>
-                <w:b/>
-                <w:color w:val="000000"/>
-                <w:sz w:val="17"/>
+            <w:r>
+              <w:rPr>
+                <w:rFonts w:ascii="Calibri" w:hAnsi="Calibri"/>
+                <w:b w:val="0"/>
+                <w:color w:val="000000"/>
+                <w:sz w:val="18"/>
               </w:rPr>
               <w:t>S/ 250.00</w:t>
             </w:r>
@@ -5050,17 +5280,12 @@
             </w:tcMar>
           </w:tcPr>
           <w:p>
-            <w:pPr>
-              <w:spacing w:before="40" w:after="80" w:line="276" w:lineRule="auto"/>
-              <w:jc w:val="right"/>
-              <w:cnfStyle w:val="000000000000" w:firstRow="0" w:lastRow="0" w:firstColumn="0" w:lastColumn="0" w:oddVBand="0" w:evenVBand="0" w:oddHBand="0" w:evenHBand="0" w:firstRowFirstColumn="0" w:firstRowLastColumn="0" w:lastRowFirstColumn="0" w:lastRowLastColumn="0"/>
-            </w:pPr>
-            <w:r>
-              <w:rPr>
-                <w:rFonts w:ascii="Calibri" w:hAnsi="Calibri"/>
-                <w:b/>
-                <w:color w:val="000000"/>
-                <w:sz w:val="17"/>
+            <w:r>
+              <w:rPr>
+                <w:rFonts w:ascii="Calibri" w:hAnsi="Calibri"/>
+                <w:b w:val="0"/>
+                <w:color w:val="000000"/>
+                <w:sz w:val="18"/>
               </w:rPr>
               <w:t>S/ 240.00</w:t>
             </w:r>
@@ -5090,17 +5315,14 @@
             </w:tcMar>
           </w:tcPr>
           <w:p>
-            <w:pPr>
-              <w:spacing w:before="40" w:after="80" w:line="276" w:lineRule="auto"/>
-            </w:pPr>
-            <w:r>
-              <w:rPr>
-                <w:rFonts w:ascii="Calibri" w:hAnsi="Calibri"/>
-                <w:b w:val="0"/>
-                <w:color w:val="000000"/>
-                <w:sz w:val="17"/>
-              </w:rPr>
-              <w:t>Desarrollo de API de Autenticación JWT en FastAPI</w:t>
+            <w:r>
+              <w:rPr>
+                <w:rFonts w:ascii="Calibri" w:hAnsi="Calibri"/>
+                <w:b w:val="0"/>
+                <w:color w:val="000000"/>
+                <w:sz w:val="18"/>
+              </w:rPr>
+              <w:t>EDT 4.1.1.c Desarrollo de API de Autenticación JWT en FastAPI</w:t>
             </w:r>
           </w:p>
         </w:tc>
@@ -5122,17 +5344,12 @@
             </w:tcMar>
           </w:tcPr>
           <w:p>
-            <w:pPr>
-              <w:spacing w:before="40" w:after="80" w:line="276" w:lineRule="auto"/>
-              <w:jc w:val="right"/>
-              <w:cnfStyle w:val="000000100000" w:firstRow="0" w:lastRow="0" w:firstColumn="0" w:lastColumn="0" w:oddVBand="0" w:evenVBand="0" w:oddHBand="1" w:evenHBand="0" w:firstRowFirstColumn="0" w:firstRowLastColumn="0" w:lastRowFirstColumn="0" w:lastRowLastColumn="0"/>
-            </w:pPr>
-            <w:r>
-              <w:rPr>
-                <w:rFonts w:ascii="Calibri" w:hAnsi="Calibri"/>
-                <w:b/>
-                <w:color w:val="000000"/>
-                <w:sz w:val="17"/>
+            <w:r>
+              <w:rPr>
+                <w:rFonts w:ascii="Calibri" w:hAnsi="Calibri"/>
+                <w:b w:val="0"/>
+                <w:color w:val="000000"/>
+                <w:sz w:val="18"/>
               </w:rPr>
               <w:t>S/ 400.00</w:t>
             </w:r>
@@ -5156,17 +5373,12 @@
             </w:tcMar>
           </w:tcPr>
           <w:p>
-            <w:pPr>
-              <w:spacing w:before="40" w:after="80" w:line="276" w:lineRule="auto"/>
-              <w:jc w:val="right"/>
-              <w:cnfStyle w:val="000000100000" w:firstRow="0" w:lastRow="0" w:firstColumn="0" w:lastColumn="0" w:oddVBand="0" w:evenVBand="0" w:oddHBand="1" w:evenHBand="0" w:firstRowFirstColumn="0" w:firstRowLastColumn="0" w:lastRowFirstColumn="0" w:lastRowLastColumn="0"/>
-            </w:pPr>
-            <w:r>
-              <w:rPr>
-                <w:rFonts w:ascii="Calibri" w:hAnsi="Calibri"/>
-                <w:b/>
-                <w:color w:val="000000"/>
-                <w:sz w:val="17"/>
+            <w:r>
+              <w:rPr>
+                <w:rFonts w:ascii="Calibri" w:hAnsi="Calibri"/>
+                <w:b w:val="0"/>
+                <w:color w:val="000000"/>
+                <w:sz w:val="18"/>
               </w:rPr>
               <w:t>S/ 380.00</w:t>
             </w:r>
@@ -5193,17 +5405,14 @@
             </w:tcMar>
           </w:tcPr>
           <w:p>
-            <w:pPr>
-              <w:spacing w:before="40" w:after="80" w:line="276" w:lineRule="auto"/>
-            </w:pPr>
-            <w:r>
-              <w:rPr>
-                <w:rFonts w:ascii="Calibri" w:hAnsi="Calibri"/>
-                <w:b w:val="0"/>
-                <w:color w:val="000000"/>
-                <w:sz w:val="17"/>
-              </w:rPr>
-              <w:t>Maquetación de Login y Guards de navegación Angular 21</w:t>
+            <w:r>
+              <w:rPr>
+                <w:rFonts w:ascii="Calibri" w:hAnsi="Calibri"/>
+                <w:b w:val="0"/>
+                <w:color w:val="000000"/>
+                <w:sz w:val="18"/>
+              </w:rPr>
+              <w:t>EDT 4.1.1.d Maquetación de Login y Guards de navegación Angular 21</w:t>
             </w:r>
           </w:p>
         </w:tc>
@@ -5225,17 +5434,12 @@
             </w:tcMar>
           </w:tcPr>
           <w:p>
-            <w:pPr>
-              <w:spacing w:before="40" w:after="80" w:line="276" w:lineRule="auto"/>
-              <w:jc w:val="right"/>
-              <w:cnfStyle w:val="000000000000" w:firstRow="0" w:lastRow="0" w:firstColumn="0" w:lastColumn="0" w:oddVBand="0" w:evenVBand="0" w:oddHBand="0" w:evenHBand="0" w:firstRowFirstColumn="0" w:firstRowLastColumn="0" w:lastRowFirstColumn="0" w:lastRowLastColumn="0"/>
-            </w:pPr>
-            <w:r>
-              <w:rPr>
-                <w:rFonts w:ascii="Calibri" w:hAnsi="Calibri"/>
-                <w:b/>
-                <w:color w:val="000000"/>
-                <w:sz w:val="17"/>
+            <w:r>
+              <w:rPr>
+                <w:rFonts w:ascii="Calibri" w:hAnsi="Calibri"/>
+                <w:b w:val="0"/>
+                <w:color w:val="000000"/>
+                <w:sz w:val="18"/>
               </w:rPr>
               <w:t>S/ 400.00</w:t>
             </w:r>
@@ -5259,17 +5463,12 @@
             </w:tcMar>
           </w:tcPr>
           <w:p>
-            <w:pPr>
-              <w:spacing w:before="40" w:after="80" w:line="276" w:lineRule="auto"/>
-              <w:jc w:val="right"/>
-              <w:cnfStyle w:val="000000000000" w:firstRow="0" w:lastRow="0" w:firstColumn="0" w:lastColumn="0" w:oddVBand="0" w:evenVBand="0" w:oddHBand="0" w:evenHBand="0" w:firstRowFirstColumn="0" w:firstRowLastColumn="0" w:lastRowFirstColumn="0" w:lastRowLastColumn="0"/>
-            </w:pPr>
-            <w:r>
-              <w:rPr>
-                <w:rFonts w:ascii="Calibri" w:hAnsi="Calibri"/>
-                <w:b/>
-                <w:color w:val="000000"/>
-                <w:sz w:val="17"/>
+            <w:r>
+              <w:rPr>
+                <w:rFonts w:ascii="Calibri" w:hAnsi="Calibri"/>
+                <w:b w:val="0"/>
+                <w:color w:val="000000"/>
+                <w:sz w:val="18"/>
               </w:rPr>
               <w:t>S/ 380.00</w:t>
             </w:r>
@@ -5299,17 +5498,14 @@
             </w:tcMar>
           </w:tcPr>
           <w:p>
-            <w:pPr>
-              <w:spacing w:before="40" w:after="80" w:line="276" w:lineRule="auto"/>
-            </w:pPr>
-            <w:r>
-              <w:rPr>
-                <w:rFonts w:ascii="Calibri" w:hAnsi="Calibri"/>
-                <w:b w:val="0"/>
-                <w:color w:val="000000"/>
-                <w:sz w:val="17"/>
-              </w:rPr>
-              <w:t>Parametrización de catálogo de insumos y recetas por m²</w:t>
+            <w:r>
+              <w:rPr>
+                <w:rFonts w:ascii="Calibri" w:hAnsi="Calibri"/>
+                <w:b w:val="0"/>
+                <w:color w:val="000000"/>
+                <w:sz w:val="18"/>
+              </w:rPr>
+              <w:t>EDT 4.1.1.e Parametrización de catálogo de insumos y recetas</w:t>
             </w:r>
           </w:p>
         </w:tc>
@@ -5331,17 +5527,12 @@
             </w:tcMar>
           </w:tcPr>
           <w:p>
-            <w:pPr>
-              <w:spacing w:before="40" w:after="80" w:line="276" w:lineRule="auto"/>
-              <w:jc w:val="right"/>
-              <w:cnfStyle w:val="000000100000" w:firstRow="0" w:lastRow="0" w:firstColumn="0" w:lastColumn="0" w:oddVBand="0" w:evenVBand="0" w:oddHBand="1" w:evenHBand="0" w:firstRowFirstColumn="0" w:firstRowLastColumn="0" w:lastRowFirstColumn="0" w:lastRowLastColumn="0"/>
-            </w:pPr>
-            <w:r>
-              <w:rPr>
-                <w:rFonts w:ascii="Calibri" w:hAnsi="Calibri"/>
-                <w:b/>
-                <w:color w:val="000000"/>
-                <w:sz w:val="17"/>
+            <w:r>
+              <w:rPr>
+                <w:rFonts w:ascii="Calibri" w:hAnsi="Calibri"/>
+                <w:b w:val="0"/>
+                <w:color w:val="000000"/>
+                <w:sz w:val="18"/>
               </w:rPr>
               <w:t>S/ 200.00</w:t>
             </w:r>
@@ -5365,17 +5556,12 @@
             </w:tcMar>
           </w:tcPr>
           <w:p>
-            <w:pPr>
-              <w:spacing w:before="40" w:after="80" w:line="276" w:lineRule="auto"/>
-              <w:jc w:val="right"/>
-              <w:cnfStyle w:val="000000100000" w:firstRow="0" w:lastRow="0" w:firstColumn="0" w:lastColumn="0" w:oddVBand="0" w:evenVBand="0" w:oddHBand="1" w:evenHBand="0" w:firstRowFirstColumn="0" w:firstRowLastColumn="0" w:lastRowFirstColumn="0" w:lastRowLastColumn="0"/>
-            </w:pPr>
-            <w:r>
-              <w:rPr>
-                <w:rFonts w:ascii="Calibri" w:hAnsi="Calibri"/>
-                <w:b/>
-                <w:color w:val="000000"/>
-                <w:sz w:val="17"/>
+            <w:r>
+              <w:rPr>
+                <w:rFonts w:ascii="Calibri" w:hAnsi="Calibri"/>
+                <w:b w:val="0"/>
+                <w:color w:val="000000"/>
+                <w:sz w:val="18"/>
               </w:rPr>
               <w:t>S/ 160.00</w:t>
             </w:r>
@@ -5402,13 +5588,11 @@
             </w:tcMar>
           </w:tcPr>
           <w:p>
-            <w:pPr>
-              <w:spacing w:before="40" w:after="80" w:line="276" w:lineRule="auto"/>
-            </w:pPr>
-            <w:r>
-              <w:rPr>
-                <w:rFonts w:ascii="Calibri" w:hAnsi="Calibri"/>
-                <w:color w:val="FFFFFF"/>
+            <w:r>
+              <w:rPr>
+                <w:rFonts w:ascii="Calibri" w:hAnsi="Calibri"/>
+                <w:b w:val="0"/>
+                <w:color w:val="000000"/>
                 <w:sz w:val="18"/>
               </w:rPr>
               <w:t>TOTAL VALORIZADO</w:t>
@@ -5433,16 +5617,11 @@
             </w:tcMar>
           </w:tcPr>
           <w:p>
-            <w:pPr>
-              <w:spacing w:before="40" w:after="80" w:line="276" w:lineRule="auto"/>
-              <w:jc w:val="right"/>
-              <w:cnfStyle w:val="000000000000" w:firstRow="0" w:lastRow="0" w:firstColumn="0" w:lastColumn="0" w:oddVBand="0" w:evenVBand="0" w:oddHBand="0" w:evenHBand="0" w:firstRowFirstColumn="0" w:firstRowLastColumn="0" w:lastRowFirstColumn="0" w:lastRowLastColumn="0"/>
-            </w:pPr>
-            <w:r>
-              <w:rPr>
-                <w:rFonts w:ascii="Calibri" w:hAnsi="Calibri"/>
-                <w:b/>
-                <w:color w:val="FFFFFF"/>
+            <w:r>
+              <w:rPr>
+                <w:rFonts w:ascii="Calibri" w:hAnsi="Calibri"/>
+                <w:b w:val="0"/>
+                <w:color w:val="000000"/>
                 <w:sz w:val="18"/>
               </w:rPr>
               <w:t>S/ 1,500.00</w:t>
@@ -5467,16 +5646,11 @@
             </w:tcMar>
           </w:tcPr>
           <w:p>
-            <w:pPr>
-              <w:spacing w:before="40" w:after="80" w:line="276" w:lineRule="auto"/>
-              <w:jc w:val="right"/>
-              <w:cnfStyle w:val="000000000000" w:firstRow="0" w:lastRow="0" w:firstColumn="0" w:lastColumn="0" w:oddVBand="0" w:evenVBand="0" w:oddHBand="0" w:evenHBand="0" w:firstRowFirstColumn="0" w:firstRowLastColumn="0" w:lastRowFirstColumn="0" w:lastRowLastColumn="0"/>
-            </w:pPr>
-            <w:r>
-              <w:rPr>
-                <w:rFonts w:ascii="Calibri" w:hAnsi="Calibri"/>
-                <w:b/>
-                <w:color w:val="FFFFFF"/>
+            <w:r>
+              <w:rPr>
+                <w:rFonts w:ascii="Calibri" w:hAnsi="Calibri"/>
+                <w:b w:val="0"/>
+                <w:color w:val="000000"/>
                 <w:sz w:val="18"/>
               </w:rPr>
               <w:t>S/ 1,400.00</w:t>
@@ -5507,13 +5681,11 @@
             </w:tcMar>
           </w:tcPr>
           <w:p>
-            <w:pPr>
-              <w:spacing w:before="40" w:after="80" w:line="276" w:lineRule="auto"/>
-            </w:pPr>
-            <w:r>
-              <w:rPr>
-                <w:rFonts w:ascii="Calibri" w:hAnsi="Calibri"/>
-                <w:color w:val="FFFFFF"/>
+            <w:r>
+              <w:rPr>
+                <w:rFonts w:ascii="Calibri" w:hAnsi="Calibri"/>
+                <w:b w:val="0"/>
+                <w:color w:val="000000"/>
                 <w:sz w:val="18"/>
               </w:rPr>
               <w:t>Porcentaje de Variación (AC / PV)</w:t>
@@ -5538,11 +5710,15 @@
             </w:tcMar>
           </w:tcPr>
           <w:p>
-            <w:pPr>
-              <w:spacing w:before="40" w:after="80" w:line="276" w:lineRule="auto"/>
-              <w:jc w:val="right"/>
-              <w:cnfStyle w:val="000000100000" w:firstRow="0" w:lastRow="0" w:firstColumn="0" w:lastColumn="0" w:oddVBand="0" w:evenVBand="0" w:oddHBand="1" w:evenHBand="0" w:firstRowFirstColumn="0" w:firstRowLastColumn="0" w:lastRowFirstColumn="0" w:lastRowLastColumn="0"/>
-            </w:pPr>
+            <w:r>
+              <w:rPr>
+                <w:rFonts w:ascii="Calibri" w:hAnsi="Calibri"/>
+                <w:b w:val="0"/>
+                <w:color w:val="000000"/>
+                <w:sz w:val="18"/>
+              </w:rPr>
+              <w:t>Ahorro económico: S/ 100.00</w:t>
+            </w:r>
           </w:p>
         </w:tc>
         <w:tc>
@@ -5563,16 +5739,11 @@
             </w:tcMar>
           </w:tcPr>
           <w:p>
-            <w:pPr>
-              <w:spacing w:before="40" w:after="80" w:line="276" w:lineRule="auto"/>
-              <w:jc w:val="right"/>
-              <w:cnfStyle w:val="000000100000" w:firstRow="0" w:lastRow="0" w:firstColumn="0" w:lastColumn="0" w:oddVBand="0" w:evenVBand="0" w:oddHBand="1" w:evenHBand="0" w:firstRowFirstColumn="0" w:firstRowLastColumn="0" w:lastRowFirstColumn="0" w:lastRowLastColumn="0"/>
-            </w:pPr>
-            <w:r>
-              <w:rPr>
-                <w:rFonts w:ascii="Calibri" w:hAnsi="Calibri"/>
-                <w:b/>
-                <w:color w:val="FFFFFF"/>
+            <w:r>
+              <w:rPr>
+                <w:rFonts w:ascii="Calibri" w:hAnsi="Calibri"/>
+                <w:b w:val="0"/>
+                <w:color w:val="000000"/>
                 <w:sz w:val="18"/>
               </w:rPr>
               <w:t>93.3% (Eficiencia de Costo)</w:t>

--- a/docs/entregables/SEM04/2_Informe de Estado del Proyecto.docx
+++ b/docs/entregables/SEM04/2_Informe de Estado del Proyecto.docx
@@ -411,11 +411,11 @@
             </w:pPr>
             <w:r>
               <w:rPr>
-                <w:rFonts w:ascii="Calibri" w:hAnsi="Calibri" w:cs="Arial"/>
+                <w:rFonts w:ascii="Arial" w:hAnsi="Arial" w:cs="Arial"/>
                 <w:b/>
                 <w:bCs/>
                 <w:color w:val="FFFFFF"/>
-                <w:sz w:val="19"/>
+                <w:sz w:val="17"/>
               </w:rPr>
               <w:t>Revisión</w:t>
             </w:r>
@@ -439,11 +439,11 @@
             </w:pPr>
             <w:r>
               <w:rPr>
-                <w:rFonts w:ascii="Calibri" w:hAnsi="Calibri" w:cs="Arial"/>
+                <w:rFonts w:ascii="Arial" w:hAnsi="Arial" w:cs="Arial"/>
                 <w:b/>
                 <w:bCs/>
                 <w:color w:val="FFFFFF"/>
-                <w:sz w:val="19"/>
+                <w:sz w:val="17"/>
               </w:rPr>
               <w:t>Fecha</w:t>
             </w:r>
@@ -467,11 +467,11 @@
             </w:pPr>
             <w:r>
               <w:rPr>
-                <w:rFonts w:ascii="Calibri" w:hAnsi="Calibri" w:cs="Arial"/>
+                <w:rFonts w:ascii="Arial" w:hAnsi="Arial" w:cs="Arial"/>
                 <w:b/>
                 <w:bCs/>
                 <w:color w:val="FFFFFF"/>
-                <w:sz w:val="19"/>
+                <w:sz w:val="17"/>
               </w:rPr>
               <w:t>Modificaciones</w:t>
             </w:r>
@@ -495,11 +495,11 @@
             </w:pPr>
             <w:r>
               <w:rPr>
-                <w:rFonts w:ascii="Calibri" w:hAnsi="Calibri" w:cs="Arial"/>
+                <w:rFonts w:ascii="Arial" w:hAnsi="Arial" w:cs="Arial"/>
                 <w:b/>
                 <w:bCs/>
                 <w:color w:val="FFFFFF"/>
-                <w:sz w:val="19"/>
+                <w:sz w:val="17"/>
               </w:rPr>
               <w:t>Autor</w:t>
             </w:r>
@@ -525,25 +525,10 @@
             </w:tcMar>
           </w:tcPr>
           <w:p>
-            <w:pPr>
-              <w:tabs>
-                <w:tab w:val="left" w:pos="1418"/>
-              </w:tabs>
-              <w:spacing w:before="40" w:after="80" w:line="276" w:lineRule="auto"/>
-              <w:jc w:val="center"/>
-              <w:rPr>
-                <w:rFonts w:ascii="Calibri" w:hAnsi="Calibri" w:cs="Arial"/>
-                <w:b/>
-                <w:bCs/>
-                <w:lang w:val="es-ES"/>
-              </w:rPr>
-            </w:pPr>
-            <w:r>
-              <w:rPr>
-                <w:rFonts w:ascii="Calibri" w:hAnsi="Calibri"/>
-                <w:b/>
-                <w:color w:val="000000"/>
-                <w:sz w:val="18"/>
+            <w:r>
+              <w:rPr>
+                <w:rFonts w:ascii="Arial" w:hAnsi="Arial"/>
+                <w:sz w:val="17"/>
               </w:rPr>
               <w:t>1.0</w:t>
             </w:r>
@@ -567,24 +552,10 @@
             </w:tcMar>
           </w:tcPr>
           <w:p>
-            <w:pPr>
-              <w:tabs>
-                <w:tab w:val="left" w:pos="1418"/>
-              </w:tabs>
-              <w:spacing w:before="40" w:after="80" w:line="276" w:lineRule="auto"/>
-              <w:jc w:val="center"/>
-              <w:rPr>
-                <w:rFonts w:ascii="Calibri" w:hAnsi="Calibri" w:cs="Arial"/>
-                <w:b/>
-                <w:bCs/>
-                <w:lang w:val="es-ES"/>
-              </w:rPr>
-            </w:pPr>
-            <w:r>
-              <w:rPr>
-                <w:rFonts w:ascii="Calibri" w:hAnsi="Calibri"/>
-                <w:color w:val="000000"/>
-                <w:sz w:val="18"/>
+            <w:r>
+              <w:rPr>
+                <w:rFonts w:ascii="Arial" w:hAnsi="Arial"/>
+                <w:sz w:val="17"/>
               </w:rPr>
               <w:t>19/09/2026</w:t>
             </w:r>
@@ -608,25 +579,12 @@
             </w:tcMar>
           </w:tcPr>
           <w:p>
-            <w:pPr>
-              <w:tabs>
-                <w:tab w:val="left" w:pos="1418"/>
-              </w:tabs>
-              <w:spacing w:before="40" w:after="80" w:line="276" w:lineRule="auto"/>
-              <w:rPr>
-                <w:rFonts w:ascii="Calibri" w:hAnsi="Calibri" w:cs="Arial"/>
-                <w:b/>
-                <w:bCs/>
-                <w:lang w:val="es-ES"/>
-              </w:rPr>
-            </w:pPr>
-            <w:r>
-              <w:rPr>
-                <w:rFonts w:ascii="Calibri" w:hAnsi="Calibri"/>
-                <w:color w:val="000000"/>
-                <w:sz w:val="18"/>
-              </w:rPr>
-              <w:t>Emisión inicial del Informe de Estado del Proyecto al cierre de la Semana 4 (Sprint 1).</w:t>
+            <w:r>
+              <w:rPr>
+                <w:rFonts w:ascii="Arial" w:hAnsi="Arial"/>
+                <w:sz w:val="17"/>
+              </w:rPr>
+              <w:t>Emisión inicial del Informe de Estado del Proyecto al cierre de la Semana 4 (Sprint 1): diseño de arquitectura C4, modelo entidad-relación PostgreSQL y prototipos en Angular 21.</w:t>
             </w:r>
           </w:p>
         </w:tc>
@@ -648,25 +606,16 @@
             </w:tcMar>
           </w:tcPr>
           <w:p>
-            <w:pPr>
-              <w:tabs>
-                <w:tab w:val="left" w:pos="1418"/>
-              </w:tabs>
-              <w:spacing w:before="40" w:after="80" w:line="276" w:lineRule="auto"/>
-              <w:rPr>
-                <w:rFonts w:ascii="Calibri" w:hAnsi="Calibri" w:cs="Arial"/>
-                <w:b/>
-                <w:bCs/>
-                <w:lang w:val="es-ES"/>
-              </w:rPr>
-            </w:pPr>
-            <w:r>
-              <w:rPr>
-                <w:rFonts w:ascii="Calibri" w:hAnsi="Calibri"/>
-                <w:color w:val="000000"/>
-                <w:sz w:val="18"/>
-              </w:rPr>
-              <w:t>Gerardo Plasencia Torres, Jose Estibb Anhuaman Delgado, Jose Diego Rodríguez Vásquez</w:t>
+            <w:r>
+              <w:rPr>
+                <w:rFonts w:ascii="Arial" w:hAnsi="Arial"/>
+                <w:sz w:val="17"/>
+              </w:rPr>
+              <w:t>Gerardo Plasencia (Líder / DevOps)</w:t>
+              <w:br/>
+              <w:t>Estibb Anhuaman (Frontend)</w:t>
+              <w:br/>
+              <w:t>Diego Rodríguez (Backend / IA)</w:t>
             </w:r>
           </w:p>
         </w:tc>
@@ -678,15 +627,10 @@
             <w:tcW w:type="dxa" w:w="1237"/>
           </w:tcPr>
           <w:p>
-            <w:pPr>
-              <w:jc w:val="left"/>
-            </w:pPr>
-            <w:r>
-              <w:rPr>
-                <w:rFonts w:ascii="Calibri" w:hAnsi="Calibri"/>
-                <w:b w:val="0"/>
-                <w:color w:val="000000"/>
-                <w:sz w:val="18"/>
+            <w:r>
+              <w:rPr>
+                <w:rFonts w:ascii="Arial" w:hAnsi="Arial"/>
+                <w:sz w:val="17"/>
               </w:rPr>
               <w:t>1.1</w:t>
             </w:r>
@@ -697,17 +641,12 @@
             <w:tcW w:type="dxa" w:w="1283"/>
           </w:tcPr>
           <w:p>
-            <w:pPr>
-              <w:jc w:val="left"/>
-            </w:pPr>
-            <w:r>
-              <w:rPr>
-                <w:rFonts w:ascii="Calibri" w:hAnsi="Calibri"/>
-                <w:b w:val="0"/>
-                <w:color w:val="000000"/>
-                <w:sz w:val="18"/>
-              </w:rPr>
-              <w:t>25/09/2026</w:t>
+            <w:r>
+              <w:rPr>
+                <w:rFonts w:ascii="Arial" w:hAnsi="Arial"/>
+                <w:sz w:val="17"/>
+              </w:rPr>
+              <w:t>19/09/2026</w:t>
             </w:r>
           </w:p>
         </w:tc>
@@ -716,17 +655,12 @@
             <w:tcW w:type="dxa" w:w="4068"/>
           </w:tcPr>
           <w:p>
-            <w:pPr>
-              <w:jc w:val="left"/>
-            </w:pPr>
-            <w:r>
-              <w:rPr>
-                <w:rFonts w:ascii="Calibri" w:hAnsi="Calibri"/>
-                <w:b w:val="0"/>
-                <w:color w:val="000000"/>
-                <w:sz w:val="18"/>
-              </w:rPr>
-              <w:t>Subsanación de observaciones de Semana 05: incorporación de códigos EDT en tablas de control, sustitución de entregables técnicos (fórmulas por script DDL y modelo relacional), sinceramiento de estado de entregables (en proceso / pendiente de suscripción de acta de aceptación), justificación matemática explícita de cálculo de indicadores del semáforo y segregación de sustentos de Alcance, Tiempo y Costo.</w:t>
+            <w:r>
+              <w:rPr>
+                <w:rFonts w:ascii="Arial" w:hAnsi="Arial"/>
+                <w:sz w:val="17"/>
+              </w:rPr>
+              <w:t>Revisión y validación con gerencia de los avances de Sprint 1.</w:t>
             </w:r>
           </w:p>
         </w:tc>
@@ -735,17 +669,72 @@
             <w:tcW w:type="dxa" w:w="2473"/>
           </w:tcPr>
           <w:p>
-            <w:pPr>
-              <w:jc w:val="left"/>
-            </w:pPr>
-            <w:r>
-              <w:rPr>
-                <w:rFonts w:ascii="Calibri" w:hAnsi="Calibri"/>
-                <w:b w:val="0"/>
-                <w:color w:val="000000"/>
-                <w:sz w:val="18"/>
-              </w:rPr>
-              <w:t>Gerardo Plasencia Torres, Jose Estibb Anhuaman Delgado, Jose Diego Rodríguez Vásquez</w:t>
+            <w:r>
+              <w:rPr>
+                <w:rFonts w:ascii="Arial" w:hAnsi="Arial"/>
+                <w:sz w:val="17"/>
+              </w:rPr>
+              <w:t>Marcell Vásquez (Product Owner)</w:t>
+              <w:br/>
+              <w:t>Angel Rodríguez (Jefe de Taller)</w:t>
+            </w:r>
+          </w:p>
+        </w:tc>
+      </w:tr>
+      <w:tr>
+        <w:tc>
+          <w:tcPr>
+            <w:tcW w:type="dxa" w:w="1237"/>
+          </w:tcPr>
+          <w:p>
+            <w:r>
+              <w:rPr>
+                <w:rFonts w:ascii="Arial" w:hAnsi="Arial"/>
+                <w:sz w:val="17"/>
+              </w:rPr>
+              <w:t>2.0</w:t>
+            </w:r>
+          </w:p>
+        </w:tc>
+        <w:tc>
+          <w:tcPr>
+            <w:tcW w:type="dxa" w:w="1283"/>
+          </w:tcPr>
+          <w:p>
+            <w:r>
+              <w:rPr>
+                <w:rFonts w:ascii="Arial" w:hAnsi="Arial"/>
+                <w:sz w:val="17"/>
+              </w:rPr>
+              <w:t>02/10/2026</w:t>
+            </w:r>
+          </w:p>
+        </w:tc>
+        <w:tc>
+          <w:tcPr>
+            <w:tcW w:type="dxa" w:w="4068"/>
+          </w:tcPr>
+          <w:p>
+            <w:r>
+              <w:rPr>
+                <w:rFonts w:ascii="Arial" w:hAnsi="Arial"/>
+                <w:sz w:val="17"/>
+              </w:rPr>
+              <w:t>Subsanación de observaciones docentes de Clase 6: incorporación de la totalidad de actividades de la EDT de principio a fin en Anexo 1 (Tabla 2) y especificación de cargos de stakeholders.</w:t>
+            </w:r>
+          </w:p>
+        </w:tc>
+        <w:tc>
+          <w:tcPr>
+            <w:tcW w:type="dxa" w:w="2473"/>
+          </w:tcPr>
+          <w:p>
+            <w:r>
+              <w:rPr>
+                <w:rFonts w:ascii="Arial" w:hAnsi="Arial"/>
+                <w:sz w:val="17"/>
+              </w:rPr>
+              <w:t>Ing. José Alberto Gómez Ávila (Docente Asesor UPN)</w:t>
             </w:r>
           </w:p>
         </w:tc>
@@ -2034,10 +2023,10 @@
             </w:pPr>
             <w:r>
               <w:rPr>
-                <w:rFonts w:ascii="Calibri" w:hAnsi="Calibri"/>
+                <w:rFonts w:ascii="Arial" w:hAnsi="Arial"/>
                 <w:b w:val="0"/>
                 <w:color w:val="000000"/>
-                <w:sz w:val="18"/>
+                <w:sz w:val="16"/>
               </w:rPr>
               <w:t>Código EDT</w:t>
             </w:r>
@@ -2058,10 +2047,10 @@
             </w:pPr>
             <w:r>
               <w:rPr>
-                <w:rFonts w:ascii="Calibri" w:hAnsi="Calibri"/>
+                <w:rFonts w:ascii="Arial" w:hAnsi="Arial"/>
                 <w:b w:val="0"/>
                 <w:color w:val="000000"/>
-                <w:sz w:val="18"/>
+                <w:sz w:val="16"/>
               </w:rPr>
               <w:t>ACTIVIDAD</w:t>
             </w:r>
@@ -2082,10 +2071,10 @@
             </w:pPr>
             <w:r>
               <w:rPr>
-                <w:rFonts w:ascii="Calibri" w:hAnsi="Calibri"/>
+                <w:rFonts w:ascii="Arial" w:hAnsi="Arial"/>
                 <w:b w:val="0"/>
                 <w:color w:val="000000"/>
-                <w:sz w:val="18"/>
+                <w:sz w:val="16"/>
               </w:rPr>
               <w:t>Entregable</w:t>
             </w:r>
@@ -2106,19 +2095,19 @@
             </w:pPr>
             <w:r>
               <w:rPr>
-                <w:rFonts w:ascii="Calibri" w:hAnsi="Calibri"/>
+                <w:rFonts w:ascii="Arial" w:hAnsi="Arial"/>
                 <w:b w:val="0"/>
                 <w:color w:val="000000"/>
-                <w:sz w:val="18"/>
+                <w:sz w:val="16"/>
               </w:rPr>
               <w:t>Fecha Planeada</w:t>
             </w:r>
             <w:r>
               <w:rPr>
-                <w:rFonts w:ascii="Calibri" w:hAnsi="Calibri"/>
+                <w:rFonts w:ascii="Arial" w:hAnsi="Arial"/>
                 <w:b w:val="0"/>
                 <w:color w:val="000000"/>
-                <w:sz w:val="18"/>
+                <w:sz w:val="16"/>
               </w:rPr>
               <w:t xml:space="preserve"> Culminación</w:t>
             </w:r>
@@ -2139,19 +2128,19 @@
             </w:pPr>
             <w:r>
               <w:rPr>
-                <w:rFonts w:ascii="Calibri" w:hAnsi="Calibri"/>
+                <w:rFonts w:ascii="Arial" w:hAnsi="Arial"/>
                 <w:b w:val="0"/>
                 <w:color w:val="000000"/>
-                <w:sz w:val="18"/>
+                <w:sz w:val="16"/>
               </w:rPr>
               <w:t xml:space="preserve">Fecha </w:t>
             </w:r>
             <w:r>
               <w:rPr>
-                <w:rFonts w:ascii="Calibri" w:hAnsi="Calibri"/>
+                <w:rFonts w:ascii="Arial" w:hAnsi="Arial"/>
                 <w:b w:val="0"/>
                 <w:color w:val="000000"/>
-                <w:sz w:val="18"/>
+                <w:sz w:val="16"/>
               </w:rPr>
               <w:t>Real de Entrega</w:t>
             </w:r>
@@ -2172,10 +2161,10 @@
             </w:pPr>
             <w:r>
               <w:rPr>
-                <w:rFonts w:ascii="Calibri" w:hAnsi="Calibri"/>
+                <w:rFonts w:ascii="Arial" w:hAnsi="Arial"/>
                 <w:b w:val="0"/>
                 <w:color w:val="000000"/>
-                <w:sz w:val="18"/>
+                <w:sz w:val="16"/>
               </w:rPr>
               <w:t>Estado</w:t>
             </w:r>
@@ -2206,12 +2195,10 @@
           <w:p>
             <w:r>
               <w:rPr>
-                <w:rFonts w:ascii="Calibri" w:hAnsi="Calibri"/>
-                <w:b w:val="0"/>
-                <w:color w:val="000000"/>
-                <w:sz w:val="18"/>
-              </w:rPr>
-              <w:t>4.1.2</w:t>
+                <w:rFonts w:ascii="Arial" w:hAnsi="Arial"/>
+                <w:sz w:val="16"/>
+              </w:rPr>
+              <w:t>EDT 1.1.1</w:t>
             </w:r>
           </w:p>
         </w:tc>
@@ -2235,22 +2222,10 @@
           <w:p>
             <w:r>
               <w:rPr>
-                <w:rFonts w:ascii="Calibri" w:hAnsi="Calibri"/>
-                <w:b w:val="0"/>
-                <w:color w:val="000000"/>
-                <w:sz w:val="18"/>
-              </w:rPr>
-              <w:t xml:space="preserve">Priorización del Product Backlog e </w:t>
-            </w:r>
-            <w:r>
-              <w:rPr>
-                <w:rFonts w:ascii="Calibri" w:hAnsi="Calibri"/>
-                <w:b w:val="0"/>
-                <w:color w:val="000000"/>
-                <w:sz w:val="18"/>
-              </w:rPr>
-              <w:lastRenderedPageBreak/>
-              <w:t>historias de usuario</w:t>
+                <w:rFonts w:ascii="Arial" w:hAnsi="Arial"/>
+                <w:sz w:val="16"/>
+              </w:rPr>
+              <w:t>Elaborar el Acta de Constitución</w:t>
             </w:r>
           </w:p>
         </w:tc>
@@ -2274,12 +2249,10 @@
           <w:p>
             <w:r>
               <w:rPr>
-                <w:rFonts w:ascii="Calibri" w:hAnsi="Calibri"/>
-                <w:b w:val="0"/>
-                <w:color w:val="000000"/>
-                <w:sz w:val="18"/>
-              </w:rPr>
-              <w:t>Documento Product Backlog formalizado con 10 historias y criterios DoD</w:t>
+                <w:rFonts w:ascii="Arial" w:hAnsi="Arial"/>
+                <w:sz w:val="16"/>
+              </w:rPr>
+              <w:t>Acta de Constitución (AC-01)</w:t>
             </w:r>
           </w:p>
         </w:tc>
@@ -2303,13 +2276,10 @@
           <w:p>
             <w:r>
               <w:rPr>
-                <w:rFonts w:ascii="Calibri" w:hAnsi="Calibri"/>
-                <w:b w:val="0"/>
-                <w:color w:val="000000"/>
-                <w:sz w:val="18"/>
-              </w:rPr>
-              <w:lastRenderedPageBreak/>
-              <w:t>16/09/2026</w:t>
+                <w:rFonts w:ascii="Arial" w:hAnsi="Arial"/>
+                <w:sz w:val="16"/>
+              </w:rPr>
+              <w:t>25/08/2026</w:t>
             </w:r>
           </w:p>
         </w:tc>
@@ -2333,12 +2303,10 @@
           <w:p>
             <w:r>
               <w:rPr>
-                <w:rFonts w:ascii="Calibri" w:hAnsi="Calibri"/>
-                <w:b w:val="0"/>
-                <w:color w:val="000000"/>
-                <w:sz w:val="18"/>
-              </w:rPr>
-              <w:t>16/09/2026</w:t>
+                <w:rFonts w:ascii="Arial" w:hAnsi="Arial"/>
+                <w:sz w:val="16"/>
+              </w:rPr>
+              <w:t>25/08/2026</w:t>
             </w:r>
           </w:p>
         </w:tc>
@@ -2362,12 +2330,10 @@
           <w:p>
             <w:r>
               <w:rPr>
-                <w:rFonts w:ascii="Calibri" w:hAnsi="Calibri"/>
-                <w:b w:val="0"/>
-                <w:color w:val="000000"/>
-                <w:sz w:val="18"/>
-              </w:rPr>
-              <w:t>EN PROCESO (Culminado técnicamente / Pendiente de suscripción de Acta de Aceptación)</w:t>
+                <w:rFonts w:ascii="Arial" w:hAnsi="Arial"/>
+                <w:sz w:val="16"/>
+              </w:rPr>
+              <w:t>COMPLETADO</w:t>
             </w:r>
           </w:p>
         </w:tc>
@@ -2396,13 +2362,10 @@
           <w:p>
             <w:r>
               <w:rPr>
-                <w:rFonts w:ascii="Calibri" w:hAnsi="Calibri"/>
-                <w:b w:val="0"/>
-                <w:color w:val="000000"/>
-                <w:sz w:val="18"/>
-              </w:rPr>
-              <w:lastRenderedPageBreak/>
-              <w:t>3.4.1</w:t>
+                <w:rFonts w:ascii="Arial" w:hAnsi="Arial"/>
+                <w:sz w:val="16"/>
+              </w:rPr>
+              <w:t>EDT 1.1.2</w:t>
             </w:r>
           </w:p>
         </w:tc>
@@ -2426,12 +2389,10 @@
           <w:p>
             <w:r>
               <w:rPr>
-                <w:rFonts w:ascii="Calibri" w:hAnsi="Calibri"/>
-                <w:b w:val="0"/>
-                <w:color w:val="000000"/>
-                <w:sz w:val="18"/>
-              </w:rPr>
-              <w:t>Diseño de interfaces de usuario de alta fidelidad</w:t>
+                <w:rFonts w:ascii="Arial" w:hAnsi="Arial"/>
+                <w:sz w:val="16"/>
+              </w:rPr>
+              <w:t>Validar el Acta con Gerencia</w:t>
             </w:r>
           </w:p>
         </w:tc>
@@ -2455,12 +2416,10 @@
           <w:p>
             <w:r>
               <w:rPr>
-                <w:rFonts w:ascii="Calibri" w:hAnsi="Calibri"/>
-                <w:b w:val="0"/>
-                <w:color w:val="000000"/>
-                <w:sz w:val="18"/>
-              </w:rPr>
-              <w:t>Prototipos visuales de interfaz (Login, Cotizador, Taller y Caja)</w:t>
+                <w:rFonts w:ascii="Arial" w:hAnsi="Arial"/>
+                <w:sz w:val="16"/>
+              </w:rPr>
+              <w:t>Acta de Constitución validada</w:t>
             </w:r>
           </w:p>
         </w:tc>
@@ -2484,12 +2443,10 @@
           <w:p>
             <w:r>
               <w:rPr>
-                <w:rFonts w:ascii="Calibri" w:hAnsi="Calibri"/>
-                <w:b w:val="0"/>
-                <w:color w:val="000000"/>
-                <w:sz w:val="18"/>
-              </w:rPr>
-              <w:t>17/09/2026</w:t>
+                <w:rFonts w:ascii="Arial" w:hAnsi="Arial"/>
+                <w:sz w:val="16"/>
+              </w:rPr>
+              <w:t>28/08/2026</w:t>
             </w:r>
           </w:p>
         </w:tc>
@@ -2513,12 +2470,10 @@
           <w:p>
             <w:r>
               <w:rPr>
-                <w:rFonts w:ascii="Calibri" w:hAnsi="Calibri"/>
-                <w:b w:val="0"/>
-                <w:color w:val="000000"/>
-                <w:sz w:val="18"/>
-              </w:rPr>
-              <w:t>17/09/2026</w:t>
+                <w:rFonts w:ascii="Arial" w:hAnsi="Arial"/>
+                <w:sz w:val="16"/>
+              </w:rPr>
+              <w:t>28/08/2026</w:t>
             </w:r>
           </w:p>
         </w:tc>
@@ -2542,12 +2497,10 @@
           <w:p>
             <w:r>
               <w:rPr>
-                <w:rFonts w:ascii="Calibri" w:hAnsi="Calibri"/>
-                <w:b w:val="0"/>
-                <w:color w:val="000000"/>
-                <w:sz w:val="18"/>
-              </w:rPr>
-              <w:t>EN PROCESO (Culminado técnicamente / Pendiente de suscripción de Acta de Aceptación)</w:t>
+                <w:rFonts w:ascii="Arial" w:hAnsi="Arial"/>
+                <w:sz w:val="16"/>
+              </w:rPr>
+              <w:t>COMPLETADO</w:t>
             </w:r>
           </w:p>
         </w:tc>
@@ -2576,12 +2529,10 @@
           <w:p>
             <w:r>
               <w:rPr>
-                <w:rFonts w:ascii="Calibri" w:hAnsi="Calibri"/>
-                <w:b w:val="0"/>
-                <w:color w:val="000000"/>
-                <w:sz w:val="18"/>
-              </w:rPr>
-              <w:t>4.1.1</w:t>
+                <w:rFonts w:ascii="Arial" w:hAnsi="Arial"/>
+                <w:sz w:val="16"/>
+              </w:rPr>
+              <w:t>EDT 1.2.1</w:t>
             </w:r>
           </w:p>
         </w:tc>
@@ -2605,12 +2556,10 @@
           <w:p>
             <w:r>
               <w:rPr>
-                <w:rFonts w:ascii="Calibri" w:hAnsi="Calibri"/>
-                <w:b w:val="0"/>
-                <w:color w:val="000000"/>
-                <w:sz w:val="18"/>
-              </w:rPr>
-              <w:t>Construcción de Módulo Transaccional Base (Seguridad y Autenticación JWT)</w:t>
+                <w:rFonts w:ascii="Arial" w:hAnsi="Arial"/>
+                <w:sz w:val="16"/>
+              </w:rPr>
+              <w:t>Formular el Business Case</w:t>
             </w:r>
           </w:p>
         </w:tc>
@@ -2634,12 +2583,10 @@
           <w:p>
             <w:r>
               <w:rPr>
-                <w:rFonts w:ascii="Calibri" w:hAnsi="Calibri"/>
-                <w:b w:val="0"/>
-                <w:color w:val="000000"/>
-                <w:sz w:val="18"/>
-              </w:rPr>
-              <w:t>Servicio backend de autenticación JWT y componente reactivo de Login en Angular 21</w:t>
+                <w:rFonts w:ascii="Arial" w:hAnsi="Arial"/>
+                <w:sz w:val="16"/>
+              </w:rPr>
+              <w:t>Documento Business Case (BC-01)</w:t>
             </w:r>
           </w:p>
         </w:tc>
@@ -2663,12 +2610,10 @@
           <w:p>
             <w:r>
               <w:rPr>
-                <w:rFonts w:ascii="Calibri" w:hAnsi="Calibri"/>
-                <w:b w:val="0"/>
-                <w:color w:val="000000"/>
-                <w:sz w:val="18"/>
-              </w:rPr>
-              <w:t>19/09/2026</w:t>
+                <w:rFonts w:ascii="Arial" w:hAnsi="Arial"/>
+                <w:sz w:val="16"/>
+              </w:rPr>
+              <w:t>01/09/2026</w:t>
             </w:r>
           </w:p>
         </w:tc>
@@ -2692,12 +2637,10 @@
           <w:p>
             <w:r>
               <w:rPr>
-                <w:rFonts w:ascii="Calibri" w:hAnsi="Calibri"/>
-                <w:b w:val="0"/>
-                <w:color w:val="000000"/>
-                <w:sz w:val="18"/>
-              </w:rPr>
-              <w:t>19/09/2026</w:t>
+                <w:rFonts w:ascii="Arial" w:hAnsi="Arial"/>
+                <w:sz w:val="16"/>
+              </w:rPr>
+              <w:t>01/09/2026</w:t>
             </w:r>
           </w:p>
         </w:tc>
@@ -2721,12 +2664,10 @@
           <w:p>
             <w:r>
               <w:rPr>
-                <w:rFonts w:ascii="Calibri" w:hAnsi="Calibri"/>
-                <w:b w:val="0"/>
-                <w:color w:val="000000"/>
-                <w:sz w:val="18"/>
-              </w:rPr>
-              <w:t>EN PROCESO (Culminado técnicamente / Pendiente de suscripción de Acta de Aceptación)</w:t>
+                <w:rFonts w:ascii="Arial" w:hAnsi="Arial"/>
+                <w:sz w:val="16"/>
+              </w:rPr>
+              <w:t>COMPLETADO</w:t>
             </w:r>
           </w:p>
         </w:tc>
@@ -2755,12 +2696,10 @@
           <w:p>
             <w:r>
               <w:rPr>
-                <w:rFonts w:ascii="Calibri" w:hAnsi="Calibri"/>
-                <w:b w:val="0"/>
-                <w:color w:val="000000"/>
-                <w:sz w:val="18"/>
-              </w:rPr>
-              <w:t>4.1.1</w:t>
+                <w:rFonts w:ascii="Arial" w:hAnsi="Arial"/>
+                <w:sz w:val="16"/>
+              </w:rPr>
+              <w:t>EDT 1.2.2</w:t>
             </w:r>
           </w:p>
         </w:tc>
@@ -2784,12 +2723,10 @@
           <w:p>
             <w:r>
               <w:rPr>
-                <w:rFonts w:ascii="Calibri" w:hAnsi="Calibri"/>
-                <w:b w:val="0"/>
-                <w:color w:val="000000"/>
-                <w:sz w:val="18"/>
-              </w:rPr>
-              <w:t>Construcción de Módulo Transaccional Base (Catálogo e Insumos)</w:t>
+                <w:rFonts w:ascii="Arial" w:hAnsi="Arial"/>
+                <w:sz w:val="16"/>
+              </w:rPr>
+              <w:t>Evaluar la viabilidad económica</w:t>
             </w:r>
           </w:p>
         </w:tc>
@@ -2813,12 +2750,10 @@
           <w:p>
             <w:r>
               <w:rPr>
-                <w:rFonts w:ascii="Calibri" w:hAnsi="Calibri"/>
-                <w:b w:val="0"/>
-                <w:color w:val="000000"/>
-                <w:sz w:val="18"/>
-              </w:rPr>
-              <w:t>Script DDL y modelo relacional de catálogo de insumos y recetas técnicas en PostgreSQL</w:t>
+                <w:rFonts w:ascii="Arial" w:hAnsi="Arial"/>
+                <w:sz w:val="16"/>
+              </w:rPr>
+              <w:t>Informe de Viabilidad Económica</w:t>
             </w:r>
           </w:p>
         </w:tc>
@@ -2842,12 +2777,10 @@
           <w:p>
             <w:r>
               <w:rPr>
-                <w:rFonts w:ascii="Calibri" w:hAnsi="Calibri"/>
-                <w:b w:val="0"/>
-                <w:color w:val="000000"/>
-                <w:sz w:val="18"/>
-              </w:rPr>
-              <w:t>23/09/2026</w:t>
+                <w:rFonts w:ascii="Arial" w:hAnsi="Arial"/>
+                <w:sz w:val="16"/>
+              </w:rPr>
+              <w:t>04/09/2026</w:t>
             </w:r>
           </w:p>
         </w:tc>
@@ -2871,12 +2804,10 @@
           <w:p>
             <w:r>
               <w:rPr>
-                <w:rFonts w:ascii="Calibri" w:hAnsi="Calibri"/>
-                <w:b w:val="0"/>
-                <w:color w:val="000000"/>
-                <w:sz w:val="18"/>
-              </w:rPr>
-              <w:t>Pendiente</w:t>
+                <w:rFonts w:ascii="Arial" w:hAnsi="Arial"/>
+                <w:sz w:val="16"/>
+              </w:rPr>
+              <w:t>04/09/2026</w:t>
             </w:r>
           </w:p>
         </w:tc>
@@ -2900,12 +2831,10 @@
           <w:p>
             <w:r>
               <w:rPr>
-                <w:rFonts w:ascii="Calibri" w:hAnsi="Calibri"/>
-                <w:b w:val="0"/>
-                <w:color w:val="000000"/>
-                <w:sz w:val="18"/>
-              </w:rPr>
-              <w:t>EN PROCESO (Modelo DB aplicado; parametrización web programada para siguiente ciclo)</w:t>
+                <w:rFonts w:ascii="Arial" w:hAnsi="Arial"/>
+                <w:sz w:val="16"/>
+              </w:rPr>
+              <w:t>COMPLETADO</w:t>
             </w:r>
           </w:p>
         </w:tc>
@@ -2934,12 +2863,10 @@
           <w:p>
             <w:r>
               <w:rPr>
-                <w:rFonts w:ascii="Calibri" w:hAnsi="Calibri"/>
-                <w:b w:val="0"/>
-                <w:color w:val="000000"/>
-                <w:sz w:val="18"/>
-              </w:rPr>
-              <w:t>4.2.1</w:t>
+                <w:rFonts w:ascii="Arial" w:hAnsi="Arial"/>
+                <w:sz w:val="16"/>
+              </w:rPr>
+              <w:t>EDT 1.3.1</w:t>
             </w:r>
           </w:p>
         </w:tc>
@@ -2963,12 +2890,10 @@
           <w:p>
             <w:r>
               <w:rPr>
-                <w:rFonts w:ascii="Calibri" w:hAnsi="Calibri"/>
-                <w:b w:val="0"/>
-                <w:color w:val="000000"/>
-                <w:sz w:val="18"/>
-              </w:rPr>
-              <w:t>Construcción de Módulo de Cobros, Caja y Business Intelligence</w:t>
+                <w:rFonts w:ascii="Arial" w:hAnsi="Arial"/>
+                <w:sz w:val="16"/>
+              </w:rPr>
+              <w:t>Elaborar la EDT</w:t>
             </w:r>
           </w:p>
         </w:tc>
@@ -2992,12 +2917,10 @@
           <w:p>
             <w:r>
               <w:rPr>
-                <w:rFonts w:ascii="Calibri" w:hAnsi="Calibri"/>
-                <w:b w:val="0"/>
-                <w:color w:val="000000"/>
-                <w:sz w:val="18"/>
-              </w:rPr>
-              <w:t>Módulo de cotización dinámica, talonario digital y arqueo de caja con dashboard</w:t>
+                <w:rFonts w:ascii="Arial" w:hAnsi="Arial"/>
+                <w:sz w:val="16"/>
+              </w:rPr>
+              <w:t>Diagrama y Matriz de la EDT</w:t>
             </w:r>
           </w:p>
         </w:tc>
@@ -3021,12 +2944,10 @@
           <w:p>
             <w:r>
               <w:rPr>
-                <w:rFonts w:ascii="Calibri" w:hAnsi="Calibri"/>
-                <w:b w:val="0"/>
-                <w:color w:val="000000"/>
-                <w:sz w:val="18"/>
-              </w:rPr>
-              <w:t>26/09/2026</w:t>
+                <w:rFonts w:ascii="Arial" w:hAnsi="Arial"/>
+                <w:sz w:val="16"/>
+              </w:rPr>
+              <w:t>07/09/2026</w:t>
             </w:r>
           </w:p>
         </w:tc>
@@ -3050,12 +2971,10 @@
           <w:p>
             <w:r>
               <w:rPr>
-                <w:rFonts w:ascii="Calibri" w:hAnsi="Calibri"/>
-                <w:b w:val="0"/>
-                <w:color w:val="000000"/>
-                <w:sz w:val="18"/>
-              </w:rPr>
-              <w:t>Pendiente</w:t>
+                <w:rFonts w:ascii="Arial" w:hAnsi="Arial"/>
+                <w:sz w:val="16"/>
+              </w:rPr>
+              <w:t>07/09/2026</w:t>
             </w:r>
           </w:p>
         </w:tc>
@@ -3079,12 +2998,4740 @@
           <w:p>
             <w:r>
               <w:rPr>
-                <w:rFonts w:ascii="Calibri" w:hAnsi="Calibri"/>
-                <w:b w:val="0"/>
-                <w:color w:val="000000"/>
-                <w:sz w:val="18"/>
-              </w:rPr>
-              <w:t>PLANIFICADO (Programado en cronograma EDT)</w:t>
+                <w:rFonts w:ascii="Arial" w:hAnsi="Arial"/>
+                <w:sz w:val="16"/>
+              </w:rPr>
+              <w:t>COMPLETADO</w:t>
+            </w:r>
+          </w:p>
+        </w:tc>
+      </w:tr>
+      <w:tr>
+        <w:tc>
+          <w:tcPr>
+            <w:tcW w:type="dxa" w:w="1242"/>
+          </w:tcPr>
+          <w:p>
+            <w:r>
+              <w:rPr>
+                <w:rFonts w:ascii="Arial" w:hAnsi="Arial"/>
+                <w:sz w:val="16"/>
+              </w:rPr>
+              <w:t>EDT 1.3.2</w:t>
+            </w:r>
+          </w:p>
+        </w:tc>
+        <w:tc>
+          <w:tcPr>
+            <w:tcW w:type="dxa" w:w="1212"/>
+          </w:tcPr>
+          <w:p>
+            <w:r>
+              <w:rPr>
+                <w:rFonts w:ascii="Arial" w:hAnsi="Arial"/>
+                <w:sz w:val="16"/>
+              </w:rPr>
+              <w:t>Construir el cronograma</w:t>
+            </w:r>
+          </w:p>
+        </w:tc>
+        <w:tc>
+          <w:tcPr>
+            <w:tcW w:type="dxa" w:w="1196"/>
+          </w:tcPr>
+          <w:p>
+            <w:r>
+              <w:rPr>
+                <w:rFonts w:ascii="Arial" w:hAnsi="Arial"/>
+                <w:sz w:val="16"/>
+              </w:rPr>
+              <w:t>Cronograma del Proyecto (Gantt)</w:t>
+            </w:r>
+          </w:p>
+        </w:tc>
+        <w:tc>
+          <w:tcPr>
+            <w:tcW w:type="dxa" w:w="1318"/>
+          </w:tcPr>
+          <w:p>
+            <w:r>
+              <w:rPr>
+                <w:rFonts w:ascii="Arial" w:hAnsi="Arial"/>
+                <w:sz w:val="16"/>
+              </w:rPr>
+              <w:t>09/09/2026</w:t>
+            </w:r>
+          </w:p>
+        </w:tc>
+        <w:tc>
+          <w:tcPr>
+            <w:tcW w:type="dxa" w:w="1317"/>
+          </w:tcPr>
+          <w:p>
+            <w:r>
+              <w:rPr>
+                <w:rFonts w:ascii="Arial" w:hAnsi="Arial"/>
+                <w:sz w:val="16"/>
+              </w:rPr>
+              <w:t>09/09/2026</w:t>
+            </w:r>
+          </w:p>
+        </w:tc>
+        <w:tc>
+          <w:tcPr>
+            <w:tcW w:type="dxa" w:w="1318"/>
+          </w:tcPr>
+          <w:p>
+            <w:r>
+              <w:rPr>
+                <w:rFonts w:ascii="Arial" w:hAnsi="Arial"/>
+                <w:sz w:val="16"/>
+              </w:rPr>
+              <w:t>COMPLETADO</w:t>
+            </w:r>
+          </w:p>
+        </w:tc>
+      </w:tr>
+      <w:tr>
+        <w:tc>
+          <w:tcPr>
+            <w:tcW w:type="dxa" w:w="1242"/>
+          </w:tcPr>
+          <w:p>
+            <w:r>
+              <w:rPr>
+                <w:rFonts w:ascii="Arial" w:hAnsi="Arial"/>
+                <w:sz w:val="16"/>
+              </w:rPr>
+              <w:t>EDT 1.3.3</w:t>
+            </w:r>
+          </w:p>
+        </w:tc>
+        <w:tc>
+          <w:tcPr>
+            <w:tcW w:type="dxa" w:w="1212"/>
+          </w:tcPr>
+          <w:p>
+            <w:r>
+              <w:rPr>
+                <w:rFonts w:ascii="Arial" w:hAnsi="Arial"/>
+                <w:sz w:val="16"/>
+              </w:rPr>
+              <w:t>Definir el presupuesto</w:t>
+            </w:r>
+          </w:p>
+        </w:tc>
+        <w:tc>
+          <w:tcPr>
+            <w:tcW w:type="dxa" w:w="1196"/>
+          </w:tcPr>
+          <w:p>
+            <w:r>
+              <w:rPr>
+                <w:rFonts w:ascii="Arial" w:hAnsi="Arial"/>
+                <w:sz w:val="16"/>
+              </w:rPr>
+              <w:t>Presupuesto analítico por paquetes</w:t>
+            </w:r>
+          </w:p>
+        </w:tc>
+        <w:tc>
+          <w:tcPr>
+            <w:tcW w:type="dxa" w:w="1318"/>
+          </w:tcPr>
+          <w:p>
+            <w:r>
+              <w:rPr>
+                <w:rFonts w:ascii="Arial" w:hAnsi="Arial"/>
+                <w:sz w:val="16"/>
+              </w:rPr>
+              <w:t>10/09/2026</w:t>
+            </w:r>
+          </w:p>
+        </w:tc>
+        <w:tc>
+          <w:tcPr>
+            <w:tcW w:type="dxa" w:w="1317"/>
+          </w:tcPr>
+          <w:p>
+            <w:r>
+              <w:rPr>
+                <w:rFonts w:ascii="Arial" w:hAnsi="Arial"/>
+                <w:sz w:val="16"/>
+              </w:rPr>
+              <w:t>10/09/2026</w:t>
+            </w:r>
+          </w:p>
+        </w:tc>
+        <w:tc>
+          <w:tcPr>
+            <w:tcW w:type="dxa" w:w="1318"/>
+          </w:tcPr>
+          <w:p>
+            <w:r>
+              <w:rPr>
+                <w:rFonts w:ascii="Arial" w:hAnsi="Arial"/>
+                <w:sz w:val="16"/>
+              </w:rPr>
+              <w:t>COMPLETADO</w:t>
+            </w:r>
+          </w:p>
+        </w:tc>
+      </w:tr>
+      <w:tr>
+        <w:tc>
+          <w:tcPr>
+            <w:tcW w:type="dxa" w:w="1242"/>
+          </w:tcPr>
+          <w:p>
+            <w:r>
+              <w:rPr>
+                <w:rFonts w:ascii="Arial" w:hAnsi="Arial"/>
+                <w:sz w:val="16"/>
+              </w:rPr>
+              <w:t>EDT 1.3.4</w:t>
+            </w:r>
+          </w:p>
+        </w:tc>
+        <w:tc>
+          <w:tcPr>
+            <w:tcW w:type="dxa" w:w="1212"/>
+          </w:tcPr>
+          <w:p>
+            <w:r>
+              <w:rPr>
+                <w:rFonts w:ascii="Arial" w:hAnsi="Arial"/>
+                <w:sz w:val="16"/>
+              </w:rPr>
+              <w:t>Definir el plan de recursos</w:t>
+            </w:r>
+          </w:p>
+        </w:tc>
+        <w:tc>
+          <w:tcPr>
+            <w:tcW w:type="dxa" w:w="1196"/>
+          </w:tcPr>
+          <w:p>
+            <w:r>
+              <w:rPr>
+                <w:rFonts w:ascii="Arial" w:hAnsi="Arial"/>
+                <w:sz w:val="16"/>
+              </w:rPr>
+              <w:t>Plan de Recursos y Matriz RACI</w:t>
+            </w:r>
+          </w:p>
+        </w:tc>
+        <w:tc>
+          <w:tcPr>
+            <w:tcW w:type="dxa" w:w="1318"/>
+          </w:tcPr>
+          <w:p>
+            <w:r>
+              <w:rPr>
+                <w:rFonts w:ascii="Arial" w:hAnsi="Arial"/>
+                <w:sz w:val="16"/>
+              </w:rPr>
+              <w:t>11/09/2026</w:t>
+            </w:r>
+          </w:p>
+        </w:tc>
+        <w:tc>
+          <w:tcPr>
+            <w:tcW w:type="dxa" w:w="1317"/>
+          </w:tcPr>
+          <w:p>
+            <w:r>
+              <w:rPr>
+                <w:rFonts w:ascii="Arial" w:hAnsi="Arial"/>
+                <w:sz w:val="16"/>
+              </w:rPr>
+              <w:t>11/09/2026</w:t>
+            </w:r>
+          </w:p>
+        </w:tc>
+        <w:tc>
+          <w:tcPr>
+            <w:tcW w:type="dxa" w:w="1318"/>
+          </w:tcPr>
+          <w:p>
+            <w:r>
+              <w:rPr>
+                <w:rFonts w:ascii="Arial" w:hAnsi="Arial"/>
+                <w:sz w:val="16"/>
+              </w:rPr>
+              <w:t>COMPLETADO</w:t>
+            </w:r>
+          </w:p>
+        </w:tc>
+      </w:tr>
+      <w:tr>
+        <w:tc>
+          <w:tcPr>
+            <w:tcW w:type="dxa" w:w="1242"/>
+          </w:tcPr>
+          <w:p>
+            <w:r>
+              <w:rPr>
+                <w:rFonts w:ascii="Arial" w:hAnsi="Arial"/>
+                <w:sz w:val="16"/>
+              </w:rPr>
+              <w:t>EDT 1.4.1</w:t>
+            </w:r>
+          </w:p>
+        </w:tc>
+        <w:tc>
+          <w:tcPr>
+            <w:tcW w:type="dxa" w:w="1212"/>
+          </w:tcPr>
+          <w:p>
+            <w:r>
+              <w:rPr>
+                <w:rFonts w:ascii="Arial" w:hAnsi="Arial"/>
+                <w:sz w:val="16"/>
+              </w:rPr>
+              <w:t>Planificar la gestión del proyecto</w:t>
+            </w:r>
+          </w:p>
+        </w:tc>
+        <w:tc>
+          <w:tcPr>
+            <w:tcW w:type="dxa" w:w="1196"/>
+          </w:tcPr>
+          <w:p>
+            <w:r>
+              <w:rPr>
+                <w:rFonts w:ascii="Arial" w:hAnsi="Arial"/>
+                <w:sz w:val="16"/>
+              </w:rPr>
+              <w:t>Plan de Desarrollo de Software</w:t>
+            </w:r>
+          </w:p>
+        </w:tc>
+        <w:tc>
+          <w:tcPr>
+            <w:tcW w:type="dxa" w:w="1318"/>
+          </w:tcPr>
+          <w:p>
+            <w:r>
+              <w:rPr>
+                <w:rFonts w:ascii="Arial" w:hAnsi="Arial"/>
+                <w:sz w:val="16"/>
+              </w:rPr>
+              <w:t>15/09/2026</w:t>
+            </w:r>
+          </w:p>
+        </w:tc>
+        <w:tc>
+          <w:tcPr>
+            <w:tcW w:type="dxa" w:w="1317"/>
+          </w:tcPr>
+          <w:p>
+            <w:r>
+              <w:rPr>
+                <w:rFonts w:ascii="Arial" w:hAnsi="Arial"/>
+                <w:sz w:val="16"/>
+              </w:rPr>
+              <w:t>15/09/2026</w:t>
+            </w:r>
+          </w:p>
+        </w:tc>
+        <w:tc>
+          <w:tcPr>
+            <w:tcW w:type="dxa" w:w="1318"/>
+          </w:tcPr>
+          <w:p>
+            <w:r>
+              <w:rPr>
+                <w:rFonts w:ascii="Arial" w:hAnsi="Arial"/>
+                <w:sz w:val="16"/>
+              </w:rPr>
+              <w:t>COMPLETADO</w:t>
+            </w:r>
+          </w:p>
+        </w:tc>
+      </w:tr>
+      <w:tr>
+        <w:tc>
+          <w:tcPr>
+            <w:tcW w:type="dxa" w:w="1242"/>
+          </w:tcPr>
+          <w:p>
+            <w:r>
+              <w:rPr>
+                <w:rFonts w:ascii="Arial" w:hAnsi="Arial"/>
+                <w:sz w:val="16"/>
+              </w:rPr>
+              <w:t>EDT 1.4.2</w:t>
+            </w:r>
+          </w:p>
+        </w:tc>
+        <w:tc>
+          <w:tcPr>
+            <w:tcW w:type="dxa" w:w="1212"/>
+          </w:tcPr>
+          <w:p>
+            <w:r>
+              <w:rPr>
+                <w:rFonts w:ascii="Arial" w:hAnsi="Arial"/>
+                <w:sz w:val="16"/>
+              </w:rPr>
+              <w:t>Gestionar los riesgos</w:t>
+            </w:r>
+          </w:p>
+        </w:tc>
+        <w:tc>
+          <w:tcPr>
+            <w:tcW w:type="dxa" w:w="1196"/>
+          </w:tcPr>
+          <w:p>
+            <w:r>
+              <w:rPr>
+                <w:rFonts w:ascii="Arial" w:hAnsi="Arial"/>
+                <w:sz w:val="16"/>
+              </w:rPr>
+              <w:t>Matriz de Riesgos y Contingencia</w:t>
+            </w:r>
+          </w:p>
+        </w:tc>
+        <w:tc>
+          <w:tcPr>
+            <w:tcW w:type="dxa" w:w="1318"/>
+          </w:tcPr>
+          <w:p>
+            <w:r>
+              <w:rPr>
+                <w:rFonts w:ascii="Arial" w:hAnsi="Arial"/>
+                <w:sz w:val="16"/>
+              </w:rPr>
+              <w:t>17/09/2026</w:t>
+            </w:r>
+          </w:p>
+        </w:tc>
+        <w:tc>
+          <w:tcPr>
+            <w:tcW w:type="dxa" w:w="1317"/>
+          </w:tcPr>
+          <w:p>
+            <w:r>
+              <w:rPr>
+                <w:rFonts w:ascii="Arial" w:hAnsi="Arial"/>
+                <w:sz w:val="16"/>
+              </w:rPr>
+              <w:t>17/09/2026</w:t>
+            </w:r>
+          </w:p>
+        </w:tc>
+        <w:tc>
+          <w:tcPr>
+            <w:tcW w:type="dxa" w:w="1318"/>
+          </w:tcPr>
+          <w:p>
+            <w:r>
+              <w:rPr>
+                <w:rFonts w:ascii="Arial" w:hAnsi="Arial"/>
+                <w:sz w:val="16"/>
+              </w:rPr>
+              <w:t>COMPLETADO</w:t>
+            </w:r>
+          </w:p>
+        </w:tc>
+      </w:tr>
+      <w:tr>
+        <w:tc>
+          <w:tcPr>
+            <w:tcW w:type="dxa" w:w="1242"/>
+          </w:tcPr>
+          <w:p>
+            <w:r>
+              <w:rPr>
+                <w:rFonts w:ascii="Arial" w:hAnsi="Arial"/>
+                <w:sz w:val="16"/>
+              </w:rPr>
+              <w:t>EDT 1.4.3</w:t>
+            </w:r>
+          </w:p>
+        </w:tc>
+        <w:tc>
+          <w:tcPr>
+            <w:tcW w:type="dxa" w:w="1212"/>
+          </w:tcPr>
+          <w:p>
+            <w:r>
+              <w:rPr>
+                <w:rFonts w:ascii="Arial" w:hAnsi="Arial"/>
+                <w:sz w:val="16"/>
+              </w:rPr>
+              <w:t>Planificar las comunicaciones</w:t>
+            </w:r>
+          </w:p>
+        </w:tc>
+        <w:tc>
+          <w:tcPr>
+            <w:tcW w:type="dxa" w:w="1196"/>
+          </w:tcPr>
+          <w:p>
+            <w:r>
+              <w:rPr>
+                <w:rFonts w:ascii="Arial" w:hAnsi="Arial"/>
+                <w:sz w:val="16"/>
+              </w:rPr>
+              <w:t>Matriz de Comunicaciones</w:t>
+            </w:r>
+          </w:p>
+        </w:tc>
+        <w:tc>
+          <w:tcPr>
+            <w:tcW w:type="dxa" w:w="1318"/>
+          </w:tcPr>
+          <w:p>
+            <w:r>
+              <w:rPr>
+                <w:rFonts w:ascii="Arial" w:hAnsi="Arial"/>
+                <w:sz w:val="16"/>
+              </w:rPr>
+              <w:t>19/09/2026</w:t>
+            </w:r>
+          </w:p>
+        </w:tc>
+        <w:tc>
+          <w:tcPr>
+            <w:tcW w:type="dxa" w:w="1317"/>
+          </w:tcPr>
+          <w:p>
+            <w:r>
+              <w:rPr>
+                <w:rFonts w:ascii="Arial" w:hAnsi="Arial"/>
+                <w:sz w:val="16"/>
+              </w:rPr>
+              <w:t>19/09/2026</w:t>
+            </w:r>
+          </w:p>
+        </w:tc>
+        <w:tc>
+          <w:tcPr>
+            <w:tcW w:type="dxa" w:w="1318"/>
+          </w:tcPr>
+          <w:p>
+            <w:r>
+              <w:rPr>
+                <w:rFonts w:ascii="Arial" w:hAnsi="Arial"/>
+                <w:sz w:val="16"/>
+              </w:rPr>
+              <w:t>COMPLETADO</w:t>
+            </w:r>
+          </w:p>
+        </w:tc>
+      </w:tr>
+      <w:tr>
+        <w:tc>
+          <w:tcPr>
+            <w:tcW w:type="dxa" w:w="1242"/>
+          </w:tcPr>
+          <w:p>
+            <w:r>
+              <w:rPr>
+                <w:rFonts w:ascii="Arial" w:hAnsi="Arial"/>
+                <w:sz w:val="16"/>
+              </w:rPr>
+              <w:t>EDT 1.4.4</w:t>
+            </w:r>
+          </w:p>
+        </w:tc>
+        <w:tc>
+          <w:tcPr>
+            <w:tcW w:type="dxa" w:w="1212"/>
+          </w:tcPr>
+          <w:p>
+            <w:r>
+              <w:rPr>
+                <w:rFonts w:ascii="Arial" w:hAnsi="Arial"/>
+                <w:sz w:val="16"/>
+              </w:rPr>
+              <w:t>Asignar responsabilidades</w:t>
+            </w:r>
+          </w:p>
+        </w:tc>
+        <w:tc>
+          <w:tcPr>
+            <w:tcW w:type="dxa" w:w="1196"/>
+          </w:tcPr>
+          <w:p>
+            <w:r>
+              <w:rPr>
+                <w:rFonts w:ascii="Arial" w:hAnsi="Arial"/>
+                <w:sz w:val="16"/>
+              </w:rPr>
+              <w:t>Matriz de Responsabilidades</w:t>
+            </w:r>
+          </w:p>
+        </w:tc>
+        <w:tc>
+          <w:tcPr>
+            <w:tcW w:type="dxa" w:w="1318"/>
+          </w:tcPr>
+          <w:p>
+            <w:r>
+              <w:rPr>
+                <w:rFonts w:ascii="Arial" w:hAnsi="Arial"/>
+                <w:sz w:val="16"/>
+              </w:rPr>
+              <w:t>19/09/2026</w:t>
+            </w:r>
+          </w:p>
+        </w:tc>
+        <w:tc>
+          <w:tcPr>
+            <w:tcW w:type="dxa" w:w="1317"/>
+          </w:tcPr>
+          <w:p>
+            <w:r>
+              <w:rPr>
+                <w:rFonts w:ascii="Arial" w:hAnsi="Arial"/>
+                <w:sz w:val="16"/>
+              </w:rPr>
+              <w:t>19/09/2026</w:t>
+            </w:r>
+          </w:p>
+        </w:tc>
+        <w:tc>
+          <w:tcPr>
+            <w:tcW w:type="dxa" w:w="1318"/>
+          </w:tcPr>
+          <w:p>
+            <w:r>
+              <w:rPr>
+                <w:rFonts w:ascii="Arial" w:hAnsi="Arial"/>
+                <w:sz w:val="16"/>
+              </w:rPr>
+              <w:t>COMPLETADO</w:t>
+            </w:r>
+          </w:p>
+        </w:tc>
+      </w:tr>
+      <w:tr>
+        <w:tc>
+          <w:tcPr>
+            <w:tcW w:type="dxa" w:w="1242"/>
+          </w:tcPr>
+          <w:p>
+            <w:r>
+              <w:rPr>
+                <w:rFonts w:ascii="Arial" w:hAnsi="Arial"/>
+                <w:sz w:val="16"/>
+              </w:rPr>
+              <w:t>EDT 1.4.5</w:t>
+            </w:r>
+          </w:p>
+        </w:tc>
+        <w:tc>
+          <w:tcPr>
+            <w:tcW w:type="dxa" w:w="1212"/>
+          </w:tcPr>
+          <w:p>
+            <w:r>
+              <w:rPr>
+                <w:rFonts w:ascii="Arial" w:hAnsi="Arial"/>
+                <w:sz w:val="16"/>
+              </w:rPr>
+              <w:t>Definir el plan de calidad</w:t>
+            </w:r>
+          </w:p>
+        </w:tc>
+        <w:tc>
+          <w:tcPr>
+            <w:tcW w:type="dxa" w:w="1196"/>
+          </w:tcPr>
+          <w:p>
+            <w:r>
+              <w:rPr>
+                <w:rFonts w:ascii="Arial" w:hAnsi="Arial"/>
+                <w:sz w:val="16"/>
+              </w:rPr>
+              <w:t>Plan de Calidad ISO 25010</w:t>
+            </w:r>
+          </w:p>
+        </w:tc>
+        <w:tc>
+          <w:tcPr>
+            <w:tcW w:type="dxa" w:w="1318"/>
+          </w:tcPr>
+          <w:p>
+            <w:r>
+              <w:rPr>
+                <w:rFonts w:ascii="Arial" w:hAnsi="Arial"/>
+                <w:sz w:val="16"/>
+              </w:rPr>
+              <w:t>19/09/2026</w:t>
+            </w:r>
+          </w:p>
+        </w:tc>
+        <w:tc>
+          <w:tcPr>
+            <w:tcW w:type="dxa" w:w="1317"/>
+          </w:tcPr>
+          <w:p>
+            <w:r>
+              <w:rPr>
+                <w:rFonts w:ascii="Arial" w:hAnsi="Arial"/>
+                <w:sz w:val="16"/>
+              </w:rPr>
+              <w:t>19/09/2026</w:t>
+            </w:r>
+          </w:p>
+        </w:tc>
+        <w:tc>
+          <w:tcPr>
+            <w:tcW w:type="dxa" w:w="1318"/>
+          </w:tcPr>
+          <w:p>
+            <w:r>
+              <w:rPr>
+                <w:rFonts w:ascii="Arial" w:hAnsi="Arial"/>
+                <w:sz w:val="16"/>
+              </w:rPr>
+              <w:t>COMPLETADO</w:t>
+            </w:r>
+          </w:p>
+        </w:tc>
+      </w:tr>
+      <w:tr>
+        <w:tc>
+          <w:tcPr>
+            <w:tcW w:type="dxa" w:w="1242"/>
+          </w:tcPr>
+          <w:p>
+            <w:r>
+              <w:rPr>
+                <w:rFonts w:ascii="Arial" w:hAnsi="Arial"/>
+                <w:sz w:val="16"/>
+              </w:rPr>
+              <w:t>EDT 1.4.6</w:t>
+            </w:r>
+          </w:p>
+        </w:tc>
+        <w:tc>
+          <w:tcPr>
+            <w:tcW w:type="dxa" w:w="1212"/>
+          </w:tcPr>
+          <w:p>
+            <w:r>
+              <w:rPr>
+                <w:rFonts w:ascii="Arial" w:hAnsi="Arial"/>
+                <w:sz w:val="16"/>
+              </w:rPr>
+              <w:t>Definir el plan de seguridad</w:t>
+            </w:r>
+          </w:p>
+        </w:tc>
+        <w:tc>
+          <w:tcPr>
+            <w:tcW w:type="dxa" w:w="1196"/>
+          </w:tcPr>
+          <w:p>
+            <w:r>
+              <w:rPr>
+                <w:rFonts w:ascii="Arial" w:hAnsi="Arial"/>
+                <w:sz w:val="16"/>
+              </w:rPr>
+              <w:t>Plan de Seguridad Integral</w:t>
+            </w:r>
+          </w:p>
+        </w:tc>
+        <w:tc>
+          <w:tcPr>
+            <w:tcW w:type="dxa" w:w="1318"/>
+          </w:tcPr>
+          <w:p>
+            <w:r>
+              <w:rPr>
+                <w:rFonts w:ascii="Arial" w:hAnsi="Arial"/>
+                <w:sz w:val="16"/>
+              </w:rPr>
+              <w:t>19/09/2026</w:t>
+            </w:r>
+          </w:p>
+        </w:tc>
+        <w:tc>
+          <w:tcPr>
+            <w:tcW w:type="dxa" w:w="1317"/>
+          </w:tcPr>
+          <w:p>
+            <w:r>
+              <w:rPr>
+                <w:rFonts w:ascii="Arial" w:hAnsi="Arial"/>
+                <w:sz w:val="16"/>
+              </w:rPr>
+              <w:t>19/09/2026</w:t>
+            </w:r>
+          </w:p>
+        </w:tc>
+        <w:tc>
+          <w:tcPr>
+            <w:tcW w:type="dxa" w:w="1318"/>
+          </w:tcPr>
+          <w:p>
+            <w:r>
+              <w:rPr>
+                <w:rFonts w:ascii="Arial" w:hAnsi="Arial"/>
+                <w:sz w:val="16"/>
+              </w:rPr>
+              <w:t>COMPLETADO</w:t>
+            </w:r>
+          </w:p>
+        </w:tc>
+      </w:tr>
+      <w:tr>
+        <w:tc>
+          <w:tcPr>
+            <w:tcW w:type="dxa" w:w="1242"/>
+          </w:tcPr>
+          <w:p>
+            <w:r>
+              <w:rPr>
+                <w:rFonts w:ascii="Arial" w:hAnsi="Arial"/>
+                <w:sz w:val="16"/>
+              </w:rPr>
+              <w:t>EDT 1.4.7</w:t>
+            </w:r>
+          </w:p>
+        </w:tc>
+        <w:tc>
+          <w:tcPr>
+            <w:tcW w:type="dxa" w:w="1212"/>
+          </w:tcPr>
+          <w:p>
+            <w:r>
+              <w:rPr>
+                <w:rFonts w:ascii="Arial" w:hAnsi="Arial"/>
+                <w:sz w:val="16"/>
+              </w:rPr>
+              <w:t>Planificar involucramiento interesados</w:t>
+            </w:r>
+          </w:p>
+        </w:tc>
+        <w:tc>
+          <w:tcPr>
+            <w:tcW w:type="dxa" w:w="1196"/>
+          </w:tcPr>
+          <w:p>
+            <w:r>
+              <w:rPr>
+                <w:rFonts w:ascii="Arial" w:hAnsi="Arial"/>
+                <w:sz w:val="16"/>
+              </w:rPr>
+              <w:t>Plan de Gestión de Interesados</w:t>
+            </w:r>
+          </w:p>
+        </w:tc>
+        <w:tc>
+          <w:tcPr>
+            <w:tcW w:type="dxa" w:w="1318"/>
+          </w:tcPr>
+          <w:p>
+            <w:r>
+              <w:rPr>
+                <w:rFonts w:ascii="Arial" w:hAnsi="Arial"/>
+                <w:sz w:val="16"/>
+              </w:rPr>
+              <w:t>19/09/2026</w:t>
+            </w:r>
+          </w:p>
+        </w:tc>
+        <w:tc>
+          <w:tcPr>
+            <w:tcW w:type="dxa" w:w="1317"/>
+          </w:tcPr>
+          <w:p>
+            <w:r>
+              <w:rPr>
+                <w:rFonts w:ascii="Arial" w:hAnsi="Arial"/>
+                <w:sz w:val="16"/>
+              </w:rPr>
+              <w:t>19/09/2026</w:t>
+            </w:r>
+          </w:p>
+        </w:tc>
+        <w:tc>
+          <w:tcPr>
+            <w:tcW w:type="dxa" w:w="1318"/>
+          </w:tcPr>
+          <w:p>
+            <w:r>
+              <w:rPr>
+                <w:rFonts w:ascii="Arial" w:hAnsi="Arial"/>
+                <w:sz w:val="16"/>
+              </w:rPr>
+              <w:t>COMPLETADO</w:t>
+            </w:r>
+          </w:p>
+        </w:tc>
+      </w:tr>
+      <w:tr>
+        <w:tc>
+          <w:tcPr>
+            <w:tcW w:type="dxa" w:w="1242"/>
+          </w:tcPr>
+          <w:p>
+            <w:r>
+              <w:rPr>
+                <w:rFonts w:ascii="Arial" w:hAnsi="Arial"/>
+                <w:sz w:val="16"/>
+              </w:rPr>
+              <w:t>EDT 2.1.1</w:t>
+            </w:r>
+          </w:p>
+        </w:tc>
+        <w:tc>
+          <w:tcPr>
+            <w:tcW w:type="dxa" w:w="1212"/>
+          </w:tcPr>
+          <w:p>
+            <w:r>
+              <w:rPr>
+                <w:rFonts w:ascii="Arial" w:hAnsi="Arial"/>
+                <w:sz w:val="16"/>
+              </w:rPr>
+              <w:t>Especificar los requerimientos</w:t>
+            </w:r>
+          </w:p>
+        </w:tc>
+        <w:tc>
+          <w:tcPr>
+            <w:tcW w:type="dxa" w:w="1196"/>
+          </w:tcPr>
+          <w:p>
+            <w:r>
+              <w:rPr>
+                <w:rFonts w:ascii="Arial" w:hAnsi="Arial"/>
+                <w:sz w:val="16"/>
+              </w:rPr>
+              <w:t>Documento SRS IEEE 830</w:t>
+            </w:r>
+          </w:p>
+        </w:tc>
+        <w:tc>
+          <w:tcPr>
+            <w:tcW w:type="dxa" w:w="1318"/>
+          </w:tcPr>
+          <w:p>
+            <w:r>
+              <w:rPr>
+                <w:rFonts w:ascii="Arial" w:hAnsi="Arial"/>
+                <w:sz w:val="16"/>
+              </w:rPr>
+              <w:t>11/09/2026</w:t>
+            </w:r>
+          </w:p>
+        </w:tc>
+        <w:tc>
+          <w:tcPr>
+            <w:tcW w:type="dxa" w:w="1317"/>
+          </w:tcPr>
+          <w:p>
+            <w:r>
+              <w:rPr>
+                <w:rFonts w:ascii="Arial" w:hAnsi="Arial"/>
+                <w:sz w:val="16"/>
+              </w:rPr>
+              <w:t>11/09/2026</w:t>
+            </w:r>
+          </w:p>
+        </w:tc>
+        <w:tc>
+          <w:tcPr>
+            <w:tcW w:type="dxa" w:w="1318"/>
+          </w:tcPr>
+          <w:p>
+            <w:r>
+              <w:rPr>
+                <w:rFonts w:ascii="Arial" w:hAnsi="Arial"/>
+                <w:sz w:val="16"/>
+              </w:rPr>
+              <w:t>COMPLETADO</w:t>
+            </w:r>
+          </w:p>
+        </w:tc>
+      </w:tr>
+      <w:tr>
+        <w:tc>
+          <w:tcPr>
+            <w:tcW w:type="dxa" w:w="1242"/>
+          </w:tcPr>
+          <w:p>
+            <w:r>
+              <w:rPr>
+                <w:rFonts w:ascii="Arial" w:hAnsi="Arial"/>
+                <w:sz w:val="16"/>
+              </w:rPr>
+              <w:t>EDT 2.2.1</w:t>
+            </w:r>
+          </w:p>
+        </w:tc>
+        <w:tc>
+          <w:tcPr>
+            <w:tcW w:type="dxa" w:w="1212"/>
+          </w:tcPr>
+          <w:p>
+            <w:r>
+              <w:rPr>
+                <w:rFonts w:ascii="Arial" w:hAnsi="Arial"/>
+                <w:sz w:val="16"/>
+              </w:rPr>
+              <w:t>Elaborar la estructura de análisis</w:t>
+            </w:r>
+          </w:p>
+        </w:tc>
+        <w:tc>
+          <w:tcPr>
+            <w:tcW w:type="dxa" w:w="1196"/>
+          </w:tcPr>
+          <w:p>
+            <w:r>
+              <w:rPr>
+                <w:rFonts w:ascii="Arial" w:hAnsi="Arial"/>
+                <w:sz w:val="16"/>
+              </w:rPr>
+              <w:t>Documento Estructura de Análisis</w:t>
+            </w:r>
+          </w:p>
+        </w:tc>
+        <w:tc>
+          <w:tcPr>
+            <w:tcW w:type="dxa" w:w="1318"/>
+          </w:tcPr>
+          <w:p>
+            <w:r>
+              <w:rPr>
+                <w:rFonts w:ascii="Arial" w:hAnsi="Arial"/>
+                <w:sz w:val="16"/>
+              </w:rPr>
+              <w:t>11/09/2026</w:t>
+            </w:r>
+          </w:p>
+        </w:tc>
+        <w:tc>
+          <w:tcPr>
+            <w:tcW w:type="dxa" w:w="1317"/>
+          </w:tcPr>
+          <w:p>
+            <w:r>
+              <w:rPr>
+                <w:rFonts w:ascii="Arial" w:hAnsi="Arial"/>
+                <w:sz w:val="16"/>
+              </w:rPr>
+              <w:t>11/09/2026</w:t>
+            </w:r>
+          </w:p>
+        </w:tc>
+        <w:tc>
+          <w:tcPr>
+            <w:tcW w:type="dxa" w:w="1318"/>
+          </w:tcPr>
+          <w:p>
+            <w:r>
+              <w:rPr>
+                <w:rFonts w:ascii="Arial" w:hAnsi="Arial"/>
+                <w:sz w:val="16"/>
+              </w:rPr>
+              <w:t>COMPLETADO</w:t>
+            </w:r>
+          </w:p>
+        </w:tc>
+      </w:tr>
+      <w:tr>
+        <w:tc>
+          <w:tcPr>
+            <w:tcW w:type="dxa" w:w="1242"/>
+          </w:tcPr>
+          <w:p>
+            <w:r>
+              <w:rPr>
+                <w:rFonts w:ascii="Arial" w:hAnsi="Arial"/>
+                <w:sz w:val="16"/>
+              </w:rPr>
+              <w:t>EDT 2.3.1</w:t>
+            </w:r>
+          </w:p>
+        </w:tc>
+        <w:tc>
+          <w:tcPr>
+            <w:tcW w:type="dxa" w:w="1212"/>
+          </w:tcPr>
+          <w:p>
+            <w:r>
+              <w:rPr>
+                <w:rFonts w:ascii="Arial" w:hAnsi="Arial"/>
+                <w:sz w:val="16"/>
+              </w:rPr>
+              <w:t>Elaborar la matriz de consistencia</w:t>
+            </w:r>
+          </w:p>
+        </w:tc>
+        <w:tc>
+          <w:tcPr>
+            <w:tcW w:type="dxa" w:w="1196"/>
+          </w:tcPr>
+          <w:p>
+            <w:r>
+              <w:rPr>
+                <w:rFonts w:ascii="Arial" w:hAnsi="Arial"/>
+                <w:sz w:val="16"/>
+              </w:rPr>
+              <w:t>Matriz de Consistencia Metodológica</w:t>
+            </w:r>
+          </w:p>
+        </w:tc>
+        <w:tc>
+          <w:tcPr>
+            <w:tcW w:type="dxa" w:w="1318"/>
+          </w:tcPr>
+          <w:p>
+            <w:r>
+              <w:rPr>
+                <w:rFonts w:ascii="Arial" w:hAnsi="Arial"/>
+                <w:sz w:val="16"/>
+              </w:rPr>
+              <w:t>11/09/2026</w:t>
+            </w:r>
+          </w:p>
+        </w:tc>
+        <w:tc>
+          <w:tcPr>
+            <w:tcW w:type="dxa" w:w="1317"/>
+          </w:tcPr>
+          <w:p>
+            <w:r>
+              <w:rPr>
+                <w:rFonts w:ascii="Arial" w:hAnsi="Arial"/>
+                <w:sz w:val="16"/>
+              </w:rPr>
+              <w:t>11/09/2026</w:t>
+            </w:r>
+          </w:p>
+        </w:tc>
+        <w:tc>
+          <w:tcPr>
+            <w:tcW w:type="dxa" w:w="1318"/>
+          </w:tcPr>
+          <w:p>
+            <w:r>
+              <w:rPr>
+                <w:rFonts w:ascii="Arial" w:hAnsi="Arial"/>
+                <w:sz w:val="16"/>
+              </w:rPr>
+              <w:t>COMPLETADO</w:t>
+            </w:r>
+          </w:p>
+        </w:tc>
+      </w:tr>
+      <w:tr>
+        <w:tc>
+          <w:tcPr>
+            <w:tcW w:type="dxa" w:w="1242"/>
+          </w:tcPr>
+          <w:p>
+            <w:r>
+              <w:rPr>
+                <w:rFonts w:ascii="Arial" w:hAnsi="Arial"/>
+                <w:sz w:val="16"/>
+              </w:rPr>
+              <w:t>EDT 3.1.1</w:t>
+            </w:r>
+          </w:p>
+        </w:tc>
+        <w:tc>
+          <w:tcPr>
+            <w:tcW w:type="dxa" w:w="1212"/>
+          </w:tcPr>
+          <w:p>
+            <w:r>
+              <w:rPr>
+                <w:rFonts w:ascii="Arial" w:hAnsi="Arial"/>
+                <w:sz w:val="16"/>
+              </w:rPr>
+              <w:t>Diseñar la arquitectura</w:t>
+            </w:r>
+          </w:p>
+        </w:tc>
+        <w:tc>
+          <w:tcPr>
+            <w:tcW w:type="dxa" w:w="1196"/>
+          </w:tcPr>
+          <w:p>
+            <w:r>
+              <w:rPr>
+                <w:rFonts w:ascii="Arial" w:hAnsi="Arial"/>
+                <w:sz w:val="16"/>
+              </w:rPr>
+              <w:t>Documento de Arquitectura C4</w:t>
+            </w:r>
+          </w:p>
+        </w:tc>
+        <w:tc>
+          <w:tcPr>
+            <w:tcW w:type="dxa" w:w="1318"/>
+          </w:tcPr>
+          <w:p>
+            <w:r>
+              <w:rPr>
+                <w:rFonts w:ascii="Arial" w:hAnsi="Arial"/>
+                <w:sz w:val="16"/>
+              </w:rPr>
+              <w:t>18/09/2026</w:t>
+            </w:r>
+          </w:p>
+        </w:tc>
+        <w:tc>
+          <w:tcPr>
+            <w:tcW w:type="dxa" w:w="1317"/>
+          </w:tcPr>
+          <w:p>
+            <w:r>
+              <w:rPr>
+                <w:rFonts w:ascii="Arial" w:hAnsi="Arial"/>
+                <w:sz w:val="16"/>
+              </w:rPr>
+              <w:t>18/09/2026</w:t>
+            </w:r>
+          </w:p>
+        </w:tc>
+        <w:tc>
+          <w:tcPr>
+            <w:tcW w:type="dxa" w:w="1318"/>
+          </w:tcPr>
+          <w:p>
+            <w:r>
+              <w:rPr>
+                <w:rFonts w:ascii="Arial" w:hAnsi="Arial"/>
+                <w:sz w:val="16"/>
+              </w:rPr>
+              <w:t>COMPLETADO</w:t>
+            </w:r>
+          </w:p>
+        </w:tc>
+      </w:tr>
+      <w:tr>
+        <w:tc>
+          <w:tcPr>
+            <w:tcW w:type="dxa" w:w="1242"/>
+          </w:tcPr>
+          <w:p>
+            <w:r>
+              <w:rPr>
+                <w:rFonts w:ascii="Arial" w:hAnsi="Arial"/>
+                <w:sz w:val="16"/>
+              </w:rPr>
+              <w:t>EDT 3.2.1</w:t>
+            </w:r>
+          </w:p>
+        </w:tc>
+        <w:tc>
+          <w:tcPr>
+            <w:tcW w:type="dxa" w:w="1212"/>
+          </w:tcPr>
+          <w:p>
+            <w:r>
+              <w:rPr>
+                <w:rFonts w:ascii="Arial" w:hAnsi="Arial"/>
+                <w:sz w:val="16"/>
+              </w:rPr>
+              <w:t>Modelar arquitectura ágil y HU</w:t>
+            </w:r>
+          </w:p>
+        </w:tc>
+        <w:tc>
+          <w:tcPr>
+            <w:tcW w:type="dxa" w:w="1196"/>
+          </w:tcPr>
+          <w:p>
+            <w:r>
+              <w:rPr>
+                <w:rFonts w:ascii="Arial" w:hAnsi="Arial"/>
+                <w:sz w:val="16"/>
+              </w:rPr>
+              <w:t>Historias de Usuario y DoD</w:t>
+            </w:r>
+          </w:p>
+        </w:tc>
+        <w:tc>
+          <w:tcPr>
+            <w:tcW w:type="dxa" w:w="1318"/>
+          </w:tcPr>
+          <w:p>
+            <w:r>
+              <w:rPr>
+                <w:rFonts w:ascii="Arial" w:hAnsi="Arial"/>
+                <w:sz w:val="16"/>
+              </w:rPr>
+              <w:t>19/09/2026</w:t>
+            </w:r>
+          </w:p>
+        </w:tc>
+        <w:tc>
+          <w:tcPr>
+            <w:tcW w:type="dxa" w:w="1317"/>
+          </w:tcPr>
+          <w:p>
+            <w:r>
+              <w:rPr>
+                <w:rFonts w:ascii="Arial" w:hAnsi="Arial"/>
+                <w:sz w:val="16"/>
+              </w:rPr>
+              <w:t>19/09/2026</w:t>
+            </w:r>
+          </w:p>
+        </w:tc>
+        <w:tc>
+          <w:tcPr>
+            <w:tcW w:type="dxa" w:w="1318"/>
+          </w:tcPr>
+          <w:p>
+            <w:r>
+              <w:rPr>
+                <w:rFonts w:ascii="Arial" w:hAnsi="Arial"/>
+                <w:sz w:val="16"/>
+              </w:rPr>
+              <w:t>COMPLETADO</w:t>
+            </w:r>
+          </w:p>
+        </w:tc>
+      </w:tr>
+      <w:tr>
+        <w:tc>
+          <w:tcPr>
+            <w:tcW w:type="dxa" w:w="1242"/>
+          </w:tcPr>
+          <w:p>
+            <w:r>
+              <w:rPr>
+                <w:rFonts w:ascii="Arial" w:hAnsi="Arial"/>
+                <w:sz w:val="16"/>
+              </w:rPr>
+              <w:t>EDT 3.3.1</w:t>
+            </w:r>
+          </w:p>
+        </w:tc>
+        <w:tc>
+          <w:tcPr>
+            <w:tcW w:type="dxa" w:w="1212"/>
+          </w:tcPr>
+          <w:p>
+            <w:r>
+              <w:rPr>
+                <w:rFonts w:ascii="Arial" w:hAnsi="Arial"/>
+                <w:sz w:val="16"/>
+              </w:rPr>
+              <w:t>Diseñar la base de datos</w:t>
+            </w:r>
+          </w:p>
+        </w:tc>
+        <w:tc>
+          <w:tcPr>
+            <w:tcW w:type="dxa" w:w="1196"/>
+          </w:tcPr>
+          <w:p>
+            <w:r>
+              <w:rPr>
+                <w:rFonts w:ascii="Arial" w:hAnsi="Arial"/>
+                <w:sz w:val="16"/>
+              </w:rPr>
+              <w:t>Modelo Entidad-Relación PostgreSQL</w:t>
+            </w:r>
+          </w:p>
+        </w:tc>
+        <w:tc>
+          <w:tcPr>
+            <w:tcW w:type="dxa" w:w="1318"/>
+          </w:tcPr>
+          <w:p>
+            <w:r>
+              <w:rPr>
+                <w:rFonts w:ascii="Arial" w:hAnsi="Arial"/>
+                <w:sz w:val="16"/>
+              </w:rPr>
+              <w:t>19/09/2026</w:t>
+            </w:r>
+          </w:p>
+        </w:tc>
+        <w:tc>
+          <w:tcPr>
+            <w:tcW w:type="dxa" w:w="1317"/>
+          </w:tcPr>
+          <w:p>
+            <w:r>
+              <w:rPr>
+                <w:rFonts w:ascii="Arial" w:hAnsi="Arial"/>
+                <w:sz w:val="16"/>
+              </w:rPr>
+              <w:t>19/09/2026</w:t>
+            </w:r>
+          </w:p>
+        </w:tc>
+        <w:tc>
+          <w:tcPr>
+            <w:tcW w:type="dxa" w:w="1318"/>
+          </w:tcPr>
+          <w:p>
+            <w:r>
+              <w:rPr>
+                <w:rFonts w:ascii="Arial" w:hAnsi="Arial"/>
+                <w:sz w:val="16"/>
+              </w:rPr>
+              <w:t>COMPLETADO</w:t>
+            </w:r>
+          </w:p>
+        </w:tc>
+      </w:tr>
+      <w:tr>
+        <w:tc>
+          <w:tcPr>
+            <w:tcW w:type="dxa" w:w="1242"/>
+          </w:tcPr>
+          <w:p>
+            <w:r>
+              <w:rPr>
+                <w:rFonts w:ascii="Arial" w:hAnsi="Arial"/>
+                <w:sz w:val="16"/>
+              </w:rPr>
+              <w:t>EDT 3.4.1</w:t>
+            </w:r>
+          </w:p>
+        </w:tc>
+        <w:tc>
+          <w:tcPr>
+            <w:tcW w:type="dxa" w:w="1212"/>
+          </w:tcPr>
+          <w:p>
+            <w:r>
+              <w:rPr>
+                <w:rFonts w:ascii="Arial" w:hAnsi="Arial"/>
+                <w:sz w:val="16"/>
+              </w:rPr>
+              <w:t>Diseñar las interfaces UI/UX</w:t>
+            </w:r>
+          </w:p>
+        </w:tc>
+        <w:tc>
+          <w:tcPr>
+            <w:tcW w:type="dxa" w:w="1196"/>
+          </w:tcPr>
+          <w:p>
+            <w:r>
+              <w:rPr>
+                <w:rFonts w:ascii="Arial" w:hAnsi="Arial"/>
+                <w:sz w:val="16"/>
+              </w:rPr>
+              <w:t>Prototipos UI en Angular 21</w:t>
+            </w:r>
+          </w:p>
+        </w:tc>
+        <w:tc>
+          <w:tcPr>
+            <w:tcW w:type="dxa" w:w="1318"/>
+          </w:tcPr>
+          <w:p>
+            <w:r>
+              <w:rPr>
+                <w:rFonts w:ascii="Arial" w:hAnsi="Arial"/>
+                <w:sz w:val="16"/>
+              </w:rPr>
+              <w:t>19/09/2026</w:t>
+            </w:r>
+          </w:p>
+        </w:tc>
+        <w:tc>
+          <w:tcPr>
+            <w:tcW w:type="dxa" w:w="1317"/>
+          </w:tcPr>
+          <w:p>
+            <w:r>
+              <w:rPr>
+                <w:rFonts w:ascii="Arial" w:hAnsi="Arial"/>
+                <w:sz w:val="16"/>
+              </w:rPr>
+              <w:t>19/09/2026</w:t>
+            </w:r>
+          </w:p>
+        </w:tc>
+        <w:tc>
+          <w:tcPr>
+            <w:tcW w:type="dxa" w:w="1318"/>
+          </w:tcPr>
+          <w:p>
+            <w:r>
+              <w:rPr>
+                <w:rFonts w:ascii="Arial" w:hAnsi="Arial"/>
+                <w:sz w:val="16"/>
+              </w:rPr>
+              <w:t>COMPLETADO</w:t>
+            </w:r>
+          </w:p>
+        </w:tc>
+      </w:tr>
+      <w:tr>
+        <w:tc>
+          <w:tcPr>
+            <w:tcW w:type="dxa" w:w="1242"/>
+          </w:tcPr>
+          <w:p>
+            <w:r>
+              <w:rPr>
+                <w:rFonts w:ascii="Arial" w:hAnsi="Arial"/>
+                <w:sz w:val="16"/>
+              </w:rPr>
+              <w:t>EDT 3.5.1</w:t>
+            </w:r>
+          </w:p>
+        </w:tc>
+        <w:tc>
+          <w:tcPr>
+            <w:tcW w:type="dxa" w:w="1212"/>
+          </w:tcPr>
+          <w:p>
+            <w:r>
+              <w:rPr>
+                <w:rFonts w:ascii="Arial" w:hAnsi="Arial"/>
+                <w:sz w:val="16"/>
+              </w:rPr>
+              <w:t>Elaborar la trazabilidad</w:t>
+            </w:r>
+          </w:p>
+        </w:tc>
+        <w:tc>
+          <w:tcPr>
+            <w:tcW w:type="dxa" w:w="1196"/>
+          </w:tcPr>
+          <w:p>
+            <w:r>
+              <w:rPr>
+                <w:rFonts w:ascii="Arial" w:hAnsi="Arial"/>
+                <w:sz w:val="16"/>
+              </w:rPr>
+              <w:t>Matriz de Trazabilidad (MTR)</w:t>
+            </w:r>
+          </w:p>
+        </w:tc>
+        <w:tc>
+          <w:tcPr>
+            <w:tcW w:type="dxa" w:w="1318"/>
+          </w:tcPr>
+          <w:p>
+            <w:r>
+              <w:rPr>
+                <w:rFonts w:ascii="Arial" w:hAnsi="Arial"/>
+                <w:sz w:val="16"/>
+              </w:rPr>
+              <w:t>19/09/2026</w:t>
+            </w:r>
+          </w:p>
+        </w:tc>
+        <w:tc>
+          <w:tcPr>
+            <w:tcW w:type="dxa" w:w="1317"/>
+          </w:tcPr>
+          <w:p>
+            <w:r>
+              <w:rPr>
+                <w:rFonts w:ascii="Arial" w:hAnsi="Arial"/>
+                <w:sz w:val="16"/>
+              </w:rPr>
+              <w:t>19/09/2026</w:t>
+            </w:r>
+          </w:p>
+        </w:tc>
+        <w:tc>
+          <w:tcPr>
+            <w:tcW w:type="dxa" w:w="1318"/>
+          </w:tcPr>
+          <w:p>
+            <w:r>
+              <w:rPr>
+                <w:rFonts w:ascii="Arial" w:hAnsi="Arial"/>
+                <w:sz w:val="16"/>
+              </w:rPr>
+              <w:t>COMPLETADO</w:t>
+            </w:r>
+          </w:p>
+        </w:tc>
+      </w:tr>
+      <w:tr>
+        <w:tc>
+          <w:tcPr>
+            <w:tcW w:type="dxa" w:w="1242"/>
+          </w:tcPr>
+          <w:p>
+            <w:r>
+              <w:rPr>
+                <w:rFonts w:ascii="Arial" w:hAnsi="Arial"/>
+                <w:sz w:val="16"/>
+              </w:rPr>
+              <w:t>EDT 4.1.1</w:t>
+            </w:r>
+          </w:p>
+        </w:tc>
+        <w:tc>
+          <w:tcPr>
+            <w:tcW w:type="dxa" w:w="1212"/>
+          </w:tcPr>
+          <w:p>
+            <w:r>
+              <w:rPr>
+                <w:rFonts w:ascii="Arial" w:hAnsi="Arial"/>
+                <w:sz w:val="16"/>
+              </w:rPr>
+              <w:t>Construir módulo transaccional base</w:t>
+            </w:r>
+          </w:p>
+        </w:tc>
+        <w:tc>
+          <w:tcPr>
+            <w:tcW w:type="dxa" w:w="1196"/>
+          </w:tcPr>
+          <w:p>
+            <w:r>
+              <w:rPr>
+                <w:rFonts w:ascii="Arial" w:hAnsi="Arial"/>
+                <w:sz w:val="16"/>
+              </w:rPr>
+              <w:t>Catálogo y tracking bobinas</w:t>
+            </w:r>
+          </w:p>
+        </w:tc>
+        <w:tc>
+          <w:tcPr>
+            <w:tcW w:type="dxa" w:w="1318"/>
+          </w:tcPr>
+          <w:p>
+            <w:r>
+              <w:rPr>
+                <w:rFonts w:ascii="Arial" w:hAnsi="Arial"/>
+                <w:sz w:val="16"/>
+              </w:rPr>
+              <w:t>23/09/2026</w:t>
+            </w:r>
+          </w:p>
+        </w:tc>
+        <w:tc>
+          <w:tcPr>
+            <w:tcW w:type="dxa" w:w="1317"/>
+          </w:tcPr>
+          <w:p>
+            <w:r>
+              <w:rPr>
+                <w:rFonts w:ascii="Arial" w:hAnsi="Arial"/>
+                <w:sz w:val="16"/>
+              </w:rPr>
+              <w:t>En curso</w:t>
+            </w:r>
+          </w:p>
+        </w:tc>
+        <w:tc>
+          <w:tcPr>
+            <w:tcW w:type="dxa" w:w="1318"/>
+          </w:tcPr>
+          <w:p>
+            <w:r>
+              <w:rPr>
+                <w:rFonts w:ascii="Arial" w:hAnsi="Arial"/>
+                <w:sz w:val="16"/>
+              </w:rPr>
+              <w:t>EN PROCESO (Sprint 2)</w:t>
+            </w:r>
+          </w:p>
+        </w:tc>
+      </w:tr>
+      <w:tr>
+        <w:tc>
+          <w:tcPr>
+            <w:tcW w:type="dxa" w:w="1242"/>
+          </w:tcPr>
+          <w:p>
+            <w:r>
+              <w:rPr>
+                <w:rFonts w:ascii="Arial" w:hAnsi="Arial"/>
+                <w:sz w:val="16"/>
+              </w:rPr>
+              <w:t>EDT 4.1.2</w:t>
+            </w:r>
+          </w:p>
+        </w:tc>
+        <w:tc>
+          <w:tcPr>
+            <w:tcW w:type="dxa" w:w="1212"/>
+          </w:tcPr>
+          <w:p>
+            <w:r>
+              <w:rPr>
+                <w:rFonts w:ascii="Arial" w:hAnsi="Arial"/>
+                <w:sz w:val="16"/>
+              </w:rPr>
+              <w:t>Priorizar el Product Backlog</w:t>
+            </w:r>
+          </w:p>
+        </w:tc>
+        <w:tc>
+          <w:tcPr>
+            <w:tcW w:type="dxa" w:w="1196"/>
+          </w:tcPr>
+          <w:p>
+            <w:r>
+              <w:rPr>
+                <w:rFonts w:ascii="Arial" w:hAnsi="Arial"/>
+                <w:sz w:val="16"/>
+              </w:rPr>
+              <w:t>Product Backlog Priorizado</w:t>
+            </w:r>
+          </w:p>
+        </w:tc>
+        <w:tc>
+          <w:tcPr>
+            <w:tcW w:type="dxa" w:w="1318"/>
+          </w:tcPr>
+          <w:p>
+            <w:r>
+              <w:rPr>
+                <w:rFonts w:ascii="Arial" w:hAnsi="Arial"/>
+                <w:sz w:val="16"/>
+              </w:rPr>
+              <w:t>16/09/2026</w:t>
+            </w:r>
+          </w:p>
+        </w:tc>
+        <w:tc>
+          <w:tcPr>
+            <w:tcW w:type="dxa" w:w="1317"/>
+          </w:tcPr>
+          <w:p>
+            <w:r>
+              <w:rPr>
+                <w:rFonts w:ascii="Arial" w:hAnsi="Arial"/>
+                <w:sz w:val="16"/>
+              </w:rPr>
+              <w:t>16/09/2026</w:t>
+            </w:r>
+          </w:p>
+        </w:tc>
+        <w:tc>
+          <w:tcPr>
+            <w:tcW w:type="dxa" w:w="1318"/>
+          </w:tcPr>
+          <w:p>
+            <w:r>
+              <w:rPr>
+                <w:rFonts w:ascii="Arial" w:hAnsi="Arial"/>
+                <w:sz w:val="16"/>
+              </w:rPr>
+              <w:t>COMPLETADO</w:t>
+            </w:r>
+          </w:p>
+        </w:tc>
+      </w:tr>
+      <w:tr>
+        <w:tc>
+          <w:tcPr>
+            <w:tcW w:type="dxa" w:w="1242"/>
+          </w:tcPr>
+          <w:p>
+            <w:r>
+              <w:rPr>
+                <w:rFonts w:ascii="Arial" w:hAnsi="Arial"/>
+                <w:sz w:val="16"/>
+              </w:rPr>
+              <w:t>EDT 4.1.3</w:t>
+            </w:r>
+          </w:p>
+        </w:tc>
+        <w:tc>
+          <w:tcPr>
+            <w:tcW w:type="dxa" w:w="1212"/>
+          </w:tcPr>
+          <w:p>
+            <w:r>
+              <w:rPr>
+                <w:rFonts w:ascii="Arial" w:hAnsi="Arial"/>
+                <w:sz w:val="16"/>
+              </w:rPr>
+              <w:t>Definir el Definition of Done</w:t>
+            </w:r>
+          </w:p>
+        </w:tc>
+        <w:tc>
+          <w:tcPr>
+            <w:tcW w:type="dxa" w:w="1196"/>
+          </w:tcPr>
+          <w:p>
+            <w:r>
+              <w:rPr>
+                <w:rFonts w:ascii="Arial" w:hAnsi="Arial"/>
+                <w:sz w:val="16"/>
+              </w:rPr>
+              <w:t>Criterios DoD formalizados</w:t>
+            </w:r>
+          </w:p>
+        </w:tc>
+        <w:tc>
+          <w:tcPr>
+            <w:tcW w:type="dxa" w:w="1318"/>
+          </w:tcPr>
+          <w:p>
+            <w:r>
+              <w:rPr>
+                <w:rFonts w:ascii="Arial" w:hAnsi="Arial"/>
+                <w:sz w:val="16"/>
+              </w:rPr>
+              <w:t>18/09/2026</w:t>
+            </w:r>
+          </w:p>
+        </w:tc>
+        <w:tc>
+          <w:tcPr>
+            <w:tcW w:type="dxa" w:w="1317"/>
+          </w:tcPr>
+          <w:p>
+            <w:r>
+              <w:rPr>
+                <w:rFonts w:ascii="Arial" w:hAnsi="Arial"/>
+                <w:sz w:val="16"/>
+              </w:rPr>
+              <w:t>18/09/2026</w:t>
+            </w:r>
+          </w:p>
+        </w:tc>
+        <w:tc>
+          <w:tcPr>
+            <w:tcW w:type="dxa" w:w="1318"/>
+          </w:tcPr>
+          <w:p>
+            <w:r>
+              <w:rPr>
+                <w:rFonts w:ascii="Arial" w:hAnsi="Arial"/>
+                <w:sz w:val="16"/>
+              </w:rPr>
+              <w:t>COMPLETADO</w:t>
+            </w:r>
+          </w:p>
+        </w:tc>
+      </w:tr>
+      <w:tr>
+        <w:tc>
+          <w:tcPr>
+            <w:tcW w:type="dxa" w:w="1242"/>
+          </w:tcPr>
+          <w:p>
+            <w:r>
+              <w:rPr>
+                <w:rFonts w:ascii="Arial" w:hAnsi="Arial"/>
+                <w:sz w:val="16"/>
+              </w:rPr>
+              <w:t>EDT 4.2.1</w:t>
+            </w:r>
+          </w:p>
+        </w:tc>
+        <w:tc>
+          <w:tcPr>
+            <w:tcW w:type="dxa" w:w="1212"/>
+          </w:tcPr>
+          <w:p>
+            <w:r>
+              <w:rPr>
+                <w:rFonts w:ascii="Arial" w:hAnsi="Arial"/>
+                <w:sz w:val="16"/>
+              </w:rPr>
+              <w:t>Construir módulo cobros, caja y BI</w:t>
+            </w:r>
+          </w:p>
+        </w:tc>
+        <w:tc>
+          <w:tcPr>
+            <w:tcW w:type="dxa" w:w="1196"/>
+          </w:tcPr>
+          <w:p>
+            <w:r>
+              <w:rPr>
+                <w:rFonts w:ascii="Arial" w:hAnsi="Arial"/>
+                <w:sz w:val="16"/>
+              </w:rPr>
+              <w:t>Talonario digital y caja</w:t>
+            </w:r>
+          </w:p>
+        </w:tc>
+        <w:tc>
+          <w:tcPr>
+            <w:tcW w:type="dxa" w:w="1318"/>
+          </w:tcPr>
+          <w:p>
+            <w:r>
+              <w:rPr>
+                <w:rFonts w:ascii="Arial" w:hAnsi="Arial"/>
+                <w:sz w:val="16"/>
+              </w:rPr>
+              <w:t>26/09/2026</w:t>
+            </w:r>
+          </w:p>
+        </w:tc>
+        <w:tc>
+          <w:tcPr>
+            <w:tcW w:type="dxa" w:w="1317"/>
+          </w:tcPr>
+          <w:p>
+            <w:r>
+              <w:rPr>
+                <w:rFonts w:ascii="Arial" w:hAnsi="Arial"/>
+                <w:sz w:val="16"/>
+              </w:rPr>
+              <w:t>Pendiente</w:t>
+            </w:r>
+          </w:p>
+        </w:tc>
+        <w:tc>
+          <w:tcPr>
+            <w:tcW w:type="dxa" w:w="1318"/>
+          </w:tcPr>
+          <w:p>
+            <w:r>
+              <w:rPr>
+                <w:rFonts w:ascii="Arial" w:hAnsi="Arial"/>
+                <w:sz w:val="16"/>
+              </w:rPr>
+              <w:t>PLANIFICADO (Sprint 2)</w:t>
+            </w:r>
+          </w:p>
+        </w:tc>
+      </w:tr>
+      <w:tr>
+        <w:tc>
+          <w:tcPr>
+            <w:tcW w:type="dxa" w:w="1242"/>
+          </w:tcPr>
+          <w:p>
+            <w:r>
+              <w:rPr>
+                <w:rFonts w:ascii="Arial" w:hAnsi="Arial"/>
+                <w:sz w:val="16"/>
+              </w:rPr>
+              <w:t>EDT 4.2.2</w:t>
+            </w:r>
+          </w:p>
+        </w:tc>
+        <w:tc>
+          <w:tcPr>
+            <w:tcW w:type="dxa" w:w="1212"/>
+          </w:tcPr>
+          <w:p>
+            <w:r>
+              <w:rPr>
+                <w:rFonts w:ascii="Arial" w:hAnsi="Arial"/>
+                <w:sz w:val="16"/>
+              </w:rPr>
+              <w:t>Registrar los cambios</w:t>
+            </w:r>
+          </w:p>
+        </w:tc>
+        <w:tc>
+          <w:tcPr>
+            <w:tcW w:type="dxa" w:w="1196"/>
+          </w:tcPr>
+          <w:p>
+            <w:r>
+              <w:rPr>
+                <w:rFonts w:ascii="Arial" w:hAnsi="Arial"/>
+                <w:sz w:val="16"/>
+              </w:rPr>
+              <w:t>Registro de Control de Cambios</w:t>
+            </w:r>
+          </w:p>
+        </w:tc>
+        <w:tc>
+          <w:tcPr>
+            <w:tcW w:type="dxa" w:w="1318"/>
+          </w:tcPr>
+          <w:p>
+            <w:r>
+              <w:rPr>
+                <w:rFonts w:ascii="Arial" w:hAnsi="Arial"/>
+                <w:sz w:val="16"/>
+              </w:rPr>
+              <w:t>02/10/2026</w:t>
+            </w:r>
+          </w:p>
+        </w:tc>
+        <w:tc>
+          <w:tcPr>
+            <w:tcW w:type="dxa" w:w="1317"/>
+          </w:tcPr>
+          <w:p>
+            <w:r>
+              <w:rPr>
+                <w:rFonts w:ascii="Arial" w:hAnsi="Arial"/>
+                <w:sz w:val="16"/>
+              </w:rPr>
+              <w:t>Pendiente</w:t>
+            </w:r>
+          </w:p>
+        </w:tc>
+        <w:tc>
+          <w:tcPr>
+            <w:tcW w:type="dxa" w:w="1318"/>
+          </w:tcPr>
+          <w:p>
+            <w:r>
+              <w:rPr>
+                <w:rFonts w:ascii="Arial" w:hAnsi="Arial"/>
+                <w:sz w:val="16"/>
+              </w:rPr>
+              <w:t>PLANIFICADO (Sprint 3)</w:t>
+            </w:r>
+          </w:p>
+        </w:tc>
+      </w:tr>
+      <w:tr>
+        <w:tc>
+          <w:tcPr>
+            <w:tcW w:type="dxa" w:w="1242"/>
+          </w:tcPr>
+          <w:p>
+            <w:r>
+              <w:rPr>
+                <w:rFonts w:ascii="Arial" w:hAnsi="Arial"/>
+                <w:sz w:val="16"/>
+              </w:rPr>
+              <w:t>EDT 4.2.3</w:t>
+            </w:r>
+          </w:p>
+        </w:tc>
+        <w:tc>
+          <w:tcPr>
+            <w:tcW w:type="dxa" w:w="1212"/>
+          </w:tcPr>
+          <w:p>
+            <w:r>
+              <w:rPr>
+                <w:rFonts w:ascii="Arial" w:hAnsi="Arial"/>
+                <w:sz w:val="16"/>
+              </w:rPr>
+              <w:t>Registrar los incidentes</w:t>
+            </w:r>
+          </w:p>
+        </w:tc>
+        <w:tc>
+          <w:tcPr>
+            <w:tcW w:type="dxa" w:w="1196"/>
+          </w:tcPr>
+          <w:p>
+            <w:r>
+              <w:rPr>
+                <w:rFonts w:ascii="Arial" w:hAnsi="Arial"/>
+                <w:sz w:val="16"/>
+              </w:rPr>
+              <w:t>Registro de Gestión de Incidentes</w:t>
+            </w:r>
+          </w:p>
+        </w:tc>
+        <w:tc>
+          <w:tcPr>
+            <w:tcW w:type="dxa" w:w="1318"/>
+          </w:tcPr>
+          <w:p>
+            <w:r>
+              <w:rPr>
+                <w:rFonts w:ascii="Arial" w:hAnsi="Arial"/>
+                <w:sz w:val="16"/>
+              </w:rPr>
+              <w:t>02/10/2026</w:t>
+            </w:r>
+          </w:p>
+        </w:tc>
+        <w:tc>
+          <w:tcPr>
+            <w:tcW w:type="dxa" w:w="1317"/>
+          </w:tcPr>
+          <w:p>
+            <w:r>
+              <w:rPr>
+                <w:rFonts w:ascii="Arial" w:hAnsi="Arial"/>
+                <w:sz w:val="16"/>
+              </w:rPr>
+              <w:t>Pendiente</w:t>
+            </w:r>
+          </w:p>
+        </w:tc>
+        <w:tc>
+          <w:tcPr>
+            <w:tcW w:type="dxa" w:w="1318"/>
+          </w:tcPr>
+          <w:p>
+            <w:r>
+              <w:rPr>
+                <w:rFonts w:ascii="Arial" w:hAnsi="Arial"/>
+                <w:sz w:val="16"/>
+              </w:rPr>
+              <w:t>PLANIFICADO (Sprint 3)</w:t>
+            </w:r>
+          </w:p>
+        </w:tc>
+      </w:tr>
+      <w:tr>
+        <w:tc>
+          <w:tcPr>
+            <w:tcW w:type="dxa" w:w="1242"/>
+          </w:tcPr>
+          <w:p>
+            <w:r>
+              <w:rPr>
+                <w:rFonts w:ascii="Arial" w:hAnsi="Arial"/>
+                <w:sz w:val="16"/>
+              </w:rPr>
+              <w:t>EDT 4.3.1</w:t>
+            </w:r>
+          </w:p>
+        </w:tc>
+        <w:tc>
+          <w:tcPr>
+            <w:tcW w:type="dxa" w:w="1212"/>
+          </w:tcPr>
+          <w:p>
+            <w:r>
+              <w:rPr>
+                <w:rFonts w:ascii="Arial" w:hAnsi="Arial"/>
+                <w:sz w:val="16"/>
+              </w:rPr>
+              <w:t>Validar módulo predictivo demanda</w:t>
+            </w:r>
+          </w:p>
+        </w:tc>
+        <w:tc>
+          <w:tcPr>
+            <w:tcW w:type="dxa" w:w="1196"/>
+          </w:tcPr>
+          <w:p>
+            <w:r>
+              <w:rPr>
+                <w:rFonts w:ascii="Arial" w:hAnsi="Arial"/>
+                <w:sz w:val="16"/>
+              </w:rPr>
+              <w:t>Módulo Predictivo Validado (IA)</w:t>
+            </w:r>
+          </w:p>
+        </w:tc>
+        <w:tc>
+          <w:tcPr>
+            <w:tcW w:type="dxa" w:w="1318"/>
+          </w:tcPr>
+          <w:p>
+            <w:r>
+              <w:rPr>
+                <w:rFonts w:ascii="Arial" w:hAnsi="Arial"/>
+                <w:sz w:val="16"/>
+              </w:rPr>
+              <w:t>27/10/2026</w:t>
+            </w:r>
+          </w:p>
+        </w:tc>
+        <w:tc>
+          <w:tcPr>
+            <w:tcW w:type="dxa" w:w="1317"/>
+          </w:tcPr>
+          <w:p>
+            <w:r>
+              <w:rPr>
+                <w:rFonts w:ascii="Arial" w:hAnsi="Arial"/>
+                <w:sz w:val="16"/>
+              </w:rPr>
+              <w:t>Pendiente</w:t>
+            </w:r>
+          </w:p>
+        </w:tc>
+        <w:tc>
+          <w:tcPr>
+            <w:tcW w:type="dxa" w:w="1318"/>
+          </w:tcPr>
+          <w:p>
+            <w:r>
+              <w:rPr>
+                <w:rFonts w:ascii="Arial" w:hAnsi="Arial"/>
+                <w:sz w:val="16"/>
+              </w:rPr>
+              <w:t>PLANIFICADO (Sprint 5)</w:t>
+            </w:r>
+          </w:p>
+        </w:tc>
+      </w:tr>
+      <w:tr>
+        <w:tc>
+          <w:tcPr>
+            <w:tcW w:type="dxa" w:w="1242"/>
+          </w:tcPr>
+          <w:p>
+            <w:r>
+              <w:rPr>
+                <w:rFonts w:ascii="Arial" w:hAnsi="Arial"/>
+                <w:sz w:val="16"/>
+              </w:rPr>
+              <w:t>EDT 4.3.2</w:t>
+            </w:r>
+          </w:p>
+        </w:tc>
+        <w:tc>
+          <w:tcPr>
+            <w:tcW w:type="dxa" w:w="1212"/>
+          </w:tcPr>
+          <w:p>
+            <w:r>
+              <w:rPr>
+                <w:rFonts w:ascii="Arial" w:hAnsi="Arial"/>
+                <w:sz w:val="16"/>
+              </w:rPr>
+              <w:t>Consolidar el sistema web integral</w:t>
+            </w:r>
+          </w:p>
+        </w:tc>
+        <w:tc>
+          <w:tcPr>
+            <w:tcW w:type="dxa" w:w="1196"/>
+          </w:tcPr>
+          <w:p>
+            <w:r>
+              <w:rPr>
+                <w:rFonts w:ascii="Arial" w:hAnsi="Arial"/>
+                <w:sz w:val="16"/>
+              </w:rPr>
+              <w:t>Sistema Web Consolidado al 100%</w:t>
+            </w:r>
+          </w:p>
+        </w:tc>
+        <w:tc>
+          <w:tcPr>
+            <w:tcW w:type="dxa" w:w="1318"/>
+          </w:tcPr>
+          <w:p>
+            <w:r>
+              <w:rPr>
+                <w:rFonts w:ascii="Arial" w:hAnsi="Arial"/>
+                <w:sz w:val="16"/>
+              </w:rPr>
+              <w:t>30/10/2026</w:t>
+            </w:r>
+          </w:p>
+        </w:tc>
+        <w:tc>
+          <w:tcPr>
+            <w:tcW w:type="dxa" w:w="1317"/>
+          </w:tcPr>
+          <w:p>
+            <w:r>
+              <w:rPr>
+                <w:rFonts w:ascii="Arial" w:hAnsi="Arial"/>
+                <w:sz w:val="16"/>
+              </w:rPr>
+              <w:t>Pendiente</w:t>
+            </w:r>
+          </w:p>
+        </w:tc>
+        <w:tc>
+          <w:tcPr>
+            <w:tcW w:type="dxa" w:w="1318"/>
+          </w:tcPr>
+          <w:p>
+            <w:r>
+              <w:rPr>
+                <w:rFonts w:ascii="Arial" w:hAnsi="Arial"/>
+                <w:sz w:val="16"/>
+              </w:rPr>
+              <w:t>PLANIFICADO (Semana 10)</w:t>
+            </w:r>
+          </w:p>
+        </w:tc>
+      </w:tr>
+      <w:tr>
+        <w:tc>
+          <w:tcPr>
+            <w:tcW w:type="dxa" w:w="1242"/>
+          </w:tcPr>
+          <w:p>
+            <w:r>
+              <w:rPr>
+                <w:rFonts w:ascii="Arial" w:hAnsi="Arial"/>
+                <w:sz w:val="16"/>
+              </w:rPr>
+              <w:t>EDT 5.1.1</w:t>
+            </w:r>
+          </w:p>
+        </w:tc>
+        <w:tc>
+          <w:tcPr>
+            <w:tcW w:type="dxa" w:w="1212"/>
+          </w:tcPr>
+          <w:p>
+            <w:r>
+              <w:rPr>
+                <w:rFonts w:ascii="Arial" w:hAnsi="Arial"/>
+                <w:sz w:val="16"/>
+              </w:rPr>
+              <w:t>Ejecutar pruebas unitarias</w:t>
+            </w:r>
+          </w:p>
+        </w:tc>
+        <w:tc>
+          <w:tcPr>
+            <w:tcW w:type="dxa" w:w="1196"/>
+          </w:tcPr>
+          <w:p>
+            <w:r>
+              <w:rPr>
+                <w:rFonts w:ascii="Arial" w:hAnsi="Arial"/>
+                <w:sz w:val="16"/>
+              </w:rPr>
+              <w:t>Reporte de Pruebas Unitarias</w:t>
+            </w:r>
+          </w:p>
+        </w:tc>
+        <w:tc>
+          <w:tcPr>
+            <w:tcW w:type="dxa" w:w="1318"/>
+          </w:tcPr>
+          <w:p>
+            <w:r>
+              <w:rPr>
+                <w:rFonts w:ascii="Arial" w:hAnsi="Arial"/>
+                <w:sz w:val="16"/>
+              </w:rPr>
+              <w:t>25/09/2026</w:t>
+            </w:r>
+          </w:p>
+        </w:tc>
+        <w:tc>
+          <w:tcPr>
+            <w:tcW w:type="dxa" w:w="1317"/>
+          </w:tcPr>
+          <w:p>
+            <w:r>
+              <w:rPr>
+                <w:rFonts w:ascii="Arial" w:hAnsi="Arial"/>
+                <w:sz w:val="16"/>
+              </w:rPr>
+              <w:t>Pendiente</w:t>
+            </w:r>
+          </w:p>
+        </w:tc>
+        <w:tc>
+          <w:tcPr>
+            <w:tcW w:type="dxa" w:w="1318"/>
+          </w:tcPr>
+          <w:p>
+            <w:r>
+              <w:rPr>
+                <w:rFonts w:ascii="Arial" w:hAnsi="Arial"/>
+                <w:sz w:val="16"/>
+              </w:rPr>
+              <w:t>PLANIFICADO (Sprint 2)</w:t>
+            </w:r>
+          </w:p>
+        </w:tc>
+      </w:tr>
+      <w:tr>
+        <w:tc>
+          <w:tcPr>
+            <w:tcW w:type="dxa" w:w="1242"/>
+          </w:tcPr>
+          <w:p>
+            <w:r>
+              <w:rPr>
+                <w:rFonts w:ascii="Arial" w:hAnsi="Arial"/>
+                <w:sz w:val="16"/>
+              </w:rPr>
+              <w:t>EDT 5.1.2</w:t>
+            </w:r>
+          </w:p>
+        </w:tc>
+        <w:tc>
+          <w:tcPr>
+            <w:tcW w:type="dxa" w:w="1212"/>
+          </w:tcPr>
+          <w:p>
+            <w:r>
+              <w:rPr>
+                <w:rFonts w:ascii="Arial" w:hAnsi="Arial"/>
+                <w:sz w:val="16"/>
+              </w:rPr>
+              <w:t>Ejecutar pruebas de integración</w:t>
+            </w:r>
+          </w:p>
+        </w:tc>
+        <w:tc>
+          <w:tcPr>
+            <w:tcW w:type="dxa" w:w="1196"/>
+          </w:tcPr>
+          <w:p>
+            <w:r>
+              <w:rPr>
+                <w:rFonts w:ascii="Arial" w:hAnsi="Arial"/>
+                <w:sz w:val="16"/>
+              </w:rPr>
+              <w:t>Reporte de Pruebas Integración</w:t>
+            </w:r>
+          </w:p>
+        </w:tc>
+        <w:tc>
+          <w:tcPr>
+            <w:tcW w:type="dxa" w:w="1318"/>
+          </w:tcPr>
+          <w:p>
+            <w:r>
+              <w:rPr>
+                <w:rFonts w:ascii="Arial" w:hAnsi="Arial"/>
+                <w:sz w:val="16"/>
+              </w:rPr>
+              <w:t>09/10/2026</w:t>
+            </w:r>
+          </w:p>
+        </w:tc>
+        <w:tc>
+          <w:tcPr>
+            <w:tcW w:type="dxa" w:w="1317"/>
+          </w:tcPr>
+          <w:p>
+            <w:r>
+              <w:rPr>
+                <w:rFonts w:ascii="Arial" w:hAnsi="Arial"/>
+                <w:sz w:val="16"/>
+              </w:rPr>
+              <w:t>Pendiente</w:t>
+            </w:r>
+          </w:p>
+        </w:tc>
+        <w:tc>
+          <w:tcPr>
+            <w:tcW w:type="dxa" w:w="1318"/>
+          </w:tcPr>
+          <w:p>
+            <w:r>
+              <w:rPr>
+                <w:rFonts w:ascii="Arial" w:hAnsi="Arial"/>
+                <w:sz w:val="16"/>
+              </w:rPr>
+              <w:t>PLANIFICADO (Sprint 3)</w:t>
+            </w:r>
+          </w:p>
+        </w:tc>
+      </w:tr>
+      <w:tr>
+        <w:tc>
+          <w:tcPr>
+            <w:tcW w:type="dxa" w:w="1242"/>
+          </w:tcPr>
+          <w:p>
+            <w:r>
+              <w:rPr>
+                <w:rFonts w:ascii="Arial" w:hAnsi="Arial"/>
+                <w:sz w:val="16"/>
+              </w:rPr>
+              <w:t>EDT 5.1.3</w:t>
+            </w:r>
+          </w:p>
+        </w:tc>
+        <w:tc>
+          <w:tcPr>
+            <w:tcW w:type="dxa" w:w="1212"/>
+          </w:tcPr>
+          <w:p>
+            <w:r>
+              <w:rPr>
+                <w:rFonts w:ascii="Arial" w:hAnsi="Arial"/>
+                <w:sz w:val="16"/>
+              </w:rPr>
+              <w:t>Ejecutar pruebas de sistema</w:t>
+            </w:r>
+          </w:p>
+        </w:tc>
+        <w:tc>
+          <w:tcPr>
+            <w:tcW w:type="dxa" w:w="1196"/>
+          </w:tcPr>
+          <w:p>
+            <w:r>
+              <w:rPr>
+                <w:rFonts w:ascii="Arial" w:hAnsi="Arial"/>
+                <w:sz w:val="16"/>
+              </w:rPr>
+              <w:t>Reporte de Pruebas de Sistema</w:t>
+            </w:r>
+          </w:p>
+        </w:tc>
+        <w:tc>
+          <w:tcPr>
+            <w:tcW w:type="dxa" w:w="1318"/>
+          </w:tcPr>
+          <w:p>
+            <w:r>
+              <w:rPr>
+                <w:rFonts w:ascii="Arial" w:hAnsi="Arial"/>
+                <w:sz w:val="16"/>
+              </w:rPr>
+              <w:t>16/10/2026</w:t>
+            </w:r>
+          </w:p>
+        </w:tc>
+        <w:tc>
+          <w:tcPr>
+            <w:tcW w:type="dxa" w:w="1317"/>
+          </w:tcPr>
+          <w:p>
+            <w:r>
+              <w:rPr>
+                <w:rFonts w:ascii="Arial" w:hAnsi="Arial"/>
+                <w:sz w:val="16"/>
+              </w:rPr>
+              <w:t>Pendiente</w:t>
+            </w:r>
+          </w:p>
+        </w:tc>
+        <w:tc>
+          <w:tcPr>
+            <w:tcW w:type="dxa" w:w="1318"/>
+          </w:tcPr>
+          <w:p>
+            <w:r>
+              <w:rPr>
+                <w:rFonts w:ascii="Arial" w:hAnsi="Arial"/>
+                <w:sz w:val="16"/>
+              </w:rPr>
+              <w:t>PLANIFICADO (Sprint 4)</w:t>
+            </w:r>
+          </w:p>
+        </w:tc>
+      </w:tr>
+      <w:tr>
+        <w:tc>
+          <w:tcPr>
+            <w:tcW w:type="dxa" w:w="1242"/>
+          </w:tcPr>
+          <w:p>
+            <w:r>
+              <w:rPr>
+                <w:rFonts w:ascii="Arial" w:hAnsi="Arial"/>
+                <w:sz w:val="16"/>
+              </w:rPr>
+              <w:t>EDT 5.1.4</w:t>
+            </w:r>
+          </w:p>
+        </w:tc>
+        <w:tc>
+          <w:tcPr>
+            <w:tcW w:type="dxa" w:w="1212"/>
+          </w:tcPr>
+          <w:p>
+            <w:r>
+              <w:rPr>
+                <w:rFonts w:ascii="Arial" w:hAnsi="Arial"/>
+                <w:sz w:val="16"/>
+              </w:rPr>
+              <w:t>Ejecutar pruebas de aceptación</w:t>
+            </w:r>
+          </w:p>
+        </w:tc>
+        <w:tc>
+          <w:tcPr>
+            <w:tcW w:type="dxa" w:w="1196"/>
+          </w:tcPr>
+          <w:p>
+            <w:r>
+              <w:rPr>
+                <w:rFonts w:ascii="Arial" w:hAnsi="Arial"/>
+                <w:sz w:val="16"/>
+              </w:rPr>
+              <w:t>Reporte de Pruebas UAT</w:t>
+            </w:r>
+          </w:p>
+        </w:tc>
+        <w:tc>
+          <w:tcPr>
+            <w:tcW w:type="dxa" w:w="1318"/>
+          </w:tcPr>
+          <w:p>
+            <w:r>
+              <w:rPr>
+                <w:rFonts w:ascii="Arial" w:hAnsi="Arial"/>
+                <w:sz w:val="16"/>
+              </w:rPr>
+              <w:t>23/10/2026</w:t>
+            </w:r>
+          </w:p>
+        </w:tc>
+        <w:tc>
+          <w:tcPr>
+            <w:tcW w:type="dxa" w:w="1317"/>
+          </w:tcPr>
+          <w:p>
+            <w:r>
+              <w:rPr>
+                <w:rFonts w:ascii="Arial" w:hAnsi="Arial"/>
+                <w:sz w:val="16"/>
+              </w:rPr>
+              <w:t>Pendiente</w:t>
+            </w:r>
+          </w:p>
+        </w:tc>
+        <w:tc>
+          <w:tcPr>
+            <w:tcW w:type="dxa" w:w="1318"/>
+          </w:tcPr>
+          <w:p>
+            <w:r>
+              <w:rPr>
+                <w:rFonts w:ascii="Arial" w:hAnsi="Arial"/>
+                <w:sz w:val="16"/>
+              </w:rPr>
+              <w:t>PLANIFICADO (Sprint 4)</w:t>
+            </w:r>
+          </w:p>
+        </w:tc>
+      </w:tr>
+      <w:tr>
+        <w:tc>
+          <w:tcPr>
+            <w:tcW w:type="dxa" w:w="1242"/>
+          </w:tcPr>
+          <w:p>
+            <w:r>
+              <w:rPr>
+                <w:rFonts w:ascii="Arial" w:hAnsi="Arial"/>
+                <w:sz w:val="16"/>
+              </w:rPr>
+              <w:t>EDT 5.1.5</w:t>
+            </w:r>
+          </w:p>
+        </w:tc>
+        <w:tc>
+          <w:tcPr>
+            <w:tcW w:type="dxa" w:w="1212"/>
+          </w:tcPr>
+          <w:p>
+            <w:r>
+              <w:rPr>
+                <w:rFonts w:ascii="Arial" w:hAnsi="Arial"/>
+                <w:sz w:val="16"/>
+              </w:rPr>
+              <w:t>Verificar cobertura requisitos</w:t>
+            </w:r>
+          </w:p>
+        </w:tc>
+        <w:tc>
+          <w:tcPr>
+            <w:tcW w:type="dxa" w:w="1196"/>
+          </w:tcPr>
+          <w:p>
+            <w:r>
+              <w:rPr>
+                <w:rFonts w:ascii="Arial" w:hAnsi="Arial"/>
+                <w:sz w:val="16"/>
+              </w:rPr>
+              <w:t>Matriz de Cobertura</w:t>
+            </w:r>
+          </w:p>
+        </w:tc>
+        <w:tc>
+          <w:tcPr>
+            <w:tcW w:type="dxa" w:w="1318"/>
+          </w:tcPr>
+          <w:p>
+            <w:r>
+              <w:rPr>
+                <w:rFonts w:ascii="Arial" w:hAnsi="Arial"/>
+                <w:sz w:val="16"/>
+              </w:rPr>
+              <w:t>30/10/2026</w:t>
+            </w:r>
+          </w:p>
+        </w:tc>
+        <w:tc>
+          <w:tcPr>
+            <w:tcW w:type="dxa" w:w="1317"/>
+          </w:tcPr>
+          <w:p>
+            <w:r>
+              <w:rPr>
+                <w:rFonts w:ascii="Arial" w:hAnsi="Arial"/>
+                <w:sz w:val="16"/>
+              </w:rPr>
+              <w:t>Pendiente</w:t>
+            </w:r>
+          </w:p>
+        </w:tc>
+        <w:tc>
+          <w:tcPr>
+            <w:tcW w:type="dxa" w:w="1318"/>
+          </w:tcPr>
+          <w:p>
+            <w:r>
+              <w:rPr>
+                <w:rFonts w:ascii="Arial" w:hAnsi="Arial"/>
+                <w:sz w:val="16"/>
+              </w:rPr>
+              <w:t>PLANIFICADO (Sprint 5)</w:t>
+            </w:r>
+          </w:p>
+        </w:tc>
+      </w:tr>
+      <w:tr>
+        <w:tc>
+          <w:tcPr>
+            <w:tcW w:type="dxa" w:w="1242"/>
+          </w:tcPr>
+          <w:p>
+            <w:r>
+              <w:rPr>
+                <w:rFonts w:ascii="Arial" w:hAnsi="Arial"/>
+                <w:sz w:val="16"/>
+              </w:rPr>
+              <w:t>EDT 5.1.6</w:t>
+            </w:r>
+          </w:p>
+        </w:tc>
+        <w:tc>
+          <w:tcPr>
+            <w:tcW w:type="dxa" w:w="1212"/>
+          </w:tcPr>
+          <w:p>
+            <w:r>
+              <w:rPr>
+                <w:rFonts w:ascii="Arial" w:hAnsi="Arial"/>
+                <w:sz w:val="16"/>
+              </w:rPr>
+              <w:t>Registrar los defectos</w:t>
+            </w:r>
+          </w:p>
+        </w:tc>
+        <w:tc>
+          <w:tcPr>
+            <w:tcW w:type="dxa" w:w="1196"/>
+          </w:tcPr>
+          <w:p>
+            <w:r>
+              <w:rPr>
+                <w:rFonts w:ascii="Arial" w:hAnsi="Arial"/>
+                <w:sz w:val="16"/>
+              </w:rPr>
+              <w:t>Registro de Defectos</w:t>
+            </w:r>
+          </w:p>
+        </w:tc>
+        <w:tc>
+          <w:tcPr>
+            <w:tcW w:type="dxa" w:w="1318"/>
+          </w:tcPr>
+          <w:p>
+            <w:r>
+              <w:rPr>
+                <w:rFonts w:ascii="Arial" w:hAnsi="Arial"/>
+                <w:sz w:val="16"/>
+              </w:rPr>
+              <w:t>30/10/2026</w:t>
+            </w:r>
+          </w:p>
+        </w:tc>
+        <w:tc>
+          <w:tcPr>
+            <w:tcW w:type="dxa" w:w="1317"/>
+          </w:tcPr>
+          <w:p>
+            <w:r>
+              <w:rPr>
+                <w:rFonts w:ascii="Arial" w:hAnsi="Arial"/>
+                <w:sz w:val="16"/>
+              </w:rPr>
+              <w:t>Pendiente</w:t>
+            </w:r>
+          </w:p>
+        </w:tc>
+        <w:tc>
+          <w:tcPr>
+            <w:tcW w:type="dxa" w:w="1318"/>
+          </w:tcPr>
+          <w:p>
+            <w:r>
+              <w:rPr>
+                <w:rFonts w:ascii="Arial" w:hAnsi="Arial"/>
+                <w:sz w:val="16"/>
+              </w:rPr>
+              <w:t>PLANIFICADO (Sprint 5)</w:t>
+            </w:r>
+          </w:p>
+        </w:tc>
+      </w:tr>
+      <w:tr>
+        <w:tc>
+          <w:tcPr>
+            <w:tcW w:type="dxa" w:w="1242"/>
+          </w:tcPr>
+          <w:p>
+            <w:r>
+              <w:rPr>
+                <w:rFonts w:ascii="Arial" w:hAnsi="Arial"/>
+                <w:sz w:val="16"/>
+              </w:rPr>
+              <w:t>EDT 5.2.1</w:t>
+            </w:r>
+          </w:p>
+        </w:tc>
+        <w:tc>
+          <w:tcPr>
+            <w:tcW w:type="dxa" w:w="1212"/>
+          </w:tcPr>
+          <w:p>
+            <w:r>
+              <w:rPr>
+                <w:rFonts w:ascii="Arial" w:hAnsi="Arial"/>
+                <w:sz w:val="16"/>
+              </w:rPr>
+              <w:t>Ejecutar la revisión SQA</w:t>
+            </w:r>
+          </w:p>
+        </w:tc>
+        <w:tc>
+          <w:tcPr>
+            <w:tcW w:type="dxa" w:w="1196"/>
+          </w:tcPr>
+          <w:p>
+            <w:r>
+              <w:rPr>
+                <w:rFonts w:ascii="Arial" w:hAnsi="Arial"/>
+                <w:sz w:val="16"/>
+              </w:rPr>
+              <w:t>Informe de Revisión SQA</w:t>
+            </w:r>
+          </w:p>
+        </w:tc>
+        <w:tc>
+          <w:tcPr>
+            <w:tcW w:type="dxa" w:w="1318"/>
+          </w:tcPr>
+          <w:p>
+            <w:r>
+              <w:rPr>
+                <w:rFonts w:ascii="Arial" w:hAnsi="Arial"/>
+                <w:sz w:val="16"/>
+              </w:rPr>
+              <w:t>25/09/2026</w:t>
+            </w:r>
+          </w:p>
+        </w:tc>
+        <w:tc>
+          <w:tcPr>
+            <w:tcW w:type="dxa" w:w="1317"/>
+          </w:tcPr>
+          <w:p>
+            <w:r>
+              <w:rPr>
+                <w:rFonts w:ascii="Arial" w:hAnsi="Arial"/>
+                <w:sz w:val="16"/>
+              </w:rPr>
+              <w:t>Pendiente</w:t>
+            </w:r>
+          </w:p>
+        </w:tc>
+        <w:tc>
+          <w:tcPr>
+            <w:tcW w:type="dxa" w:w="1318"/>
+          </w:tcPr>
+          <w:p>
+            <w:r>
+              <w:rPr>
+                <w:rFonts w:ascii="Arial" w:hAnsi="Arial"/>
+                <w:sz w:val="16"/>
+              </w:rPr>
+              <w:t>PLANIFICADO (Sprint 2)</w:t>
+            </w:r>
+          </w:p>
+        </w:tc>
+      </w:tr>
+      <w:tr>
+        <w:tc>
+          <w:tcPr>
+            <w:tcW w:type="dxa" w:w="1242"/>
+          </w:tcPr>
+          <w:p>
+            <w:r>
+              <w:rPr>
+                <w:rFonts w:ascii="Arial" w:hAnsi="Arial"/>
+                <w:sz w:val="16"/>
+              </w:rPr>
+              <w:t>EDT 5.2.2</w:t>
+            </w:r>
+          </w:p>
+        </w:tc>
+        <w:tc>
+          <w:tcPr>
+            <w:tcW w:type="dxa" w:w="1212"/>
+          </w:tcPr>
+          <w:p>
+            <w:r>
+              <w:rPr>
+                <w:rFonts w:ascii="Arial" w:hAnsi="Arial"/>
+                <w:sz w:val="16"/>
+              </w:rPr>
+              <w:t>Controlar versiones (CI/CD)</w:t>
+            </w:r>
+          </w:p>
+        </w:tc>
+        <w:tc>
+          <w:tcPr>
+            <w:tcW w:type="dxa" w:w="1196"/>
+          </w:tcPr>
+          <w:p>
+            <w:r>
+              <w:rPr>
+                <w:rFonts w:ascii="Arial" w:hAnsi="Arial"/>
+                <w:sz w:val="16"/>
+              </w:rPr>
+              <w:t>Pipeline CI/CD en GitHub Actions</w:t>
+            </w:r>
+          </w:p>
+        </w:tc>
+        <w:tc>
+          <w:tcPr>
+            <w:tcW w:type="dxa" w:w="1318"/>
+          </w:tcPr>
+          <w:p>
+            <w:r>
+              <w:rPr>
+                <w:rFonts w:ascii="Arial" w:hAnsi="Arial"/>
+                <w:sz w:val="16"/>
+              </w:rPr>
+              <w:t>25/09/2026</w:t>
+            </w:r>
+          </w:p>
+        </w:tc>
+        <w:tc>
+          <w:tcPr>
+            <w:tcW w:type="dxa" w:w="1317"/>
+          </w:tcPr>
+          <w:p>
+            <w:r>
+              <w:rPr>
+                <w:rFonts w:ascii="Arial" w:hAnsi="Arial"/>
+                <w:sz w:val="16"/>
+              </w:rPr>
+              <w:t>En curso</w:t>
+            </w:r>
+          </w:p>
+        </w:tc>
+        <w:tc>
+          <w:tcPr>
+            <w:tcW w:type="dxa" w:w="1318"/>
+          </w:tcPr>
+          <w:p>
+            <w:r>
+              <w:rPr>
+                <w:rFonts w:ascii="Arial" w:hAnsi="Arial"/>
+                <w:sz w:val="16"/>
+              </w:rPr>
+              <w:t>EN PROCESO (Sprint 2)</w:t>
+            </w:r>
+          </w:p>
+        </w:tc>
+      </w:tr>
+      <w:tr>
+        <w:tc>
+          <w:tcPr>
+            <w:tcW w:type="dxa" w:w="1242"/>
+          </w:tcPr>
+          <w:p>
+            <w:r>
+              <w:rPr>
+                <w:rFonts w:ascii="Arial" w:hAnsi="Arial"/>
+                <w:sz w:val="16"/>
+              </w:rPr>
+              <w:t>EDT 5.3.1</w:t>
+            </w:r>
+          </w:p>
+        </w:tc>
+        <w:tc>
+          <w:tcPr>
+            <w:tcW w:type="dxa" w:w="1212"/>
+          </w:tcPr>
+          <w:p>
+            <w:r>
+              <w:rPr>
+                <w:rFonts w:ascii="Arial" w:hAnsi="Arial"/>
+                <w:sz w:val="16"/>
+              </w:rPr>
+              <w:t>Aplicar encuesta de satisfacción</w:t>
+            </w:r>
+          </w:p>
+        </w:tc>
+        <w:tc>
+          <w:tcPr>
+            <w:tcW w:type="dxa" w:w="1196"/>
+          </w:tcPr>
+          <w:p>
+            <w:r>
+              <w:rPr>
+                <w:rFonts w:ascii="Arial" w:hAnsi="Arial"/>
+                <w:sz w:val="16"/>
+              </w:rPr>
+              <w:t>Encuesta Usabilidad SUS</w:t>
+            </w:r>
+          </w:p>
+        </w:tc>
+        <w:tc>
+          <w:tcPr>
+            <w:tcW w:type="dxa" w:w="1318"/>
+          </w:tcPr>
+          <w:p>
+            <w:r>
+              <w:rPr>
+                <w:rFonts w:ascii="Arial" w:hAnsi="Arial"/>
+                <w:sz w:val="16"/>
+              </w:rPr>
+              <w:t>04/11/2026</w:t>
+            </w:r>
+          </w:p>
+        </w:tc>
+        <w:tc>
+          <w:tcPr>
+            <w:tcW w:type="dxa" w:w="1317"/>
+          </w:tcPr>
+          <w:p>
+            <w:r>
+              <w:rPr>
+                <w:rFonts w:ascii="Arial" w:hAnsi="Arial"/>
+                <w:sz w:val="16"/>
+              </w:rPr>
+              <w:t>Pendiente</w:t>
+            </w:r>
+          </w:p>
+        </w:tc>
+        <w:tc>
+          <w:tcPr>
+            <w:tcW w:type="dxa" w:w="1318"/>
+          </w:tcPr>
+          <w:p>
+            <w:r>
+              <w:rPr>
+                <w:rFonts w:ascii="Arial" w:hAnsi="Arial"/>
+                <w:sz w:val="16"/>
+              </w:rPr>
+              <w:t>PLANIFICADO (Semana 11)</w:t>
+            </w:r>
+          </w:p>
+        </w:tc>
+      </w:tr>
+      <w:tr>
+        <w:tc>
+          <w:tcPr>
+            <w:tcW w:type="dxa" w:w="1242"/>
+          </w:tcPr>
+          <w:p>
+            <w:r>
+              <w:rPr>
+                <w:rFonts w:ascii="Arial" w:hAnsi="Arial"/>
+                <w:sz w:val="16"/>
+              </w:rPr>
+              <w:t>EDT 6.1.1</w:t>
+            </w:r>
+          </w:p>
+        </w:tc>
+        <w:tc>
+          <w:tcPr>
+            <w:tcW w:type="dxa" w:w="1212"/>
+          </w:tcPr>
+          <w:p>
+            <w:r>
+              <w:rPr>
+                <w:rFonts w:ascii="Arial" w:hAnsi="Arial"/>
+                <w:sz w:val="16"/>
+              </w:rPr>
+              <w:t>Desplegar en producción VPS</w:t>
+            </w:r>
+          </w:p>
+        </w:tc>
+        <w:tc>
+          <w:tcPr>
+            <w:tcW w:type="dxa" w:w="1196"/>
+          </w:tcPr>
+          <w:p>
+            <w:r>
+              <w:rPr>
+                <w:rFonts w:ascii="Arial" w:hAnsi="Arial"/>
+                <w:sz w:val="16"/>
+              </w:rPr>
+              <w:t>Software Desplegado en VPS</w:t>
+            </w:r>
+          </w:p>
+        </w:tc>
+        <w:tc>
+          <w:tcPr>
+            <w:tcW w:type="dxa" w:w="1318"/>
+          </w:tcPr>
+          <w:p>
+            <w:r>
+              <w:rPr>
+                <w:rFonts w:ascii="Arial" w:hAnsi="Arial"/>
+                <w:sz w:val="16"/>
+              </w:rPr>
+              <w:t>06/11/2026</w:t>
+            </w:r>
+          </w:p>
+        </w:tc>
+        <w:tc>
+          <w:tcPr>
+            <w:tcW w:type="dxa" w:w="1317"/>
+          </w:tcPr>
+          <w:p>
+            <w:r>
+              <w:rPr>
+                <w:rFonts w:ascii="Arial" w:hAnsi="Arial"/>
+                <w:sz w:val="16"/>
+              </w:rPr>
+              <w:t>Pendiente</w:t>
+            </w:r>
+          </w:p>
+        </w:tc>
+        <w:tc>
+          <w:tcPr>
+            <w:tcW w:type="dxa" w:w="1318"/>
+          </w:tcPr>
+          <w:p>
+            <w:r>
+              <w:rPr>
+                <w:rFonts w:ascii="Arial" w:hAnsi="Arial"/>
+                <w:sz w:val="16"/>
+              </w:rPr>
+              <w:t>PLANIFICADO (Semana 11)</w:t>
+            </w:r>
+          </w:p>
+        </w:tc>
+      </w:tr>
+      <w:tr>
+        <w:tc>
+          <w:tcPr>
+            <w:tcW w:type="dxa" w:w="1242"/>
+          </w:tcPr>
+          <w:p>
+            <w:r>
+              <w:rPr>
+                <w:rFonts w:ascii="Arial" w:hAnsi="Arial"/>
+                <w:sz w:val="16"/>
+              </w:rPr>
+              <w:t>EDT 6.1.2</w:t>
+            </w:r>
+          </w:p>
+        </w:tc>
+        <w:tc>
+          <w:tcPr>
+            <w:tcW w:type="dxa" w:w="1212"/>
+          </w:tcPr>
+          <w:p>
+            <w:r>
+              <w:rPr>
+                <w:rFonts w:ascii="Arial" w:hAnsi="Arial"/>
+                <w:sz w:val="16"/>
+              </w:rPr>
+              <w:t>Entregar software en planta</w:t>
+            </w:r>
+          </w:p>
+        </w:tc>
+        <w:tc>
+          <w:tcPr>
+            <w:tcW w:type="dxa" w:w="1196"/>
+          </w:tcPr>
+          <w:p>
+            <w:r>
+              <w:rPr>
+                <w:rFonts w:ascii="Arial" w:hAnsi="Arial"/>
+                <w:sz w:val="16"/>
+              </w:rPr>
+              <w:t>Acta de Entrega en Planta</w:t>
+            </w:r>
+          </w:p>
+        </w:tc>
+        <w:tc>
+          <w:tcPr>
+            <w:tcW w:type="dxa" w:w="1318"/>
+          </w:tcPr>
+          <w:p>
+            <w:r>
+              <w:rPr>
+                <w:rFonts w:ascii="Arial" w:hAnsi="Arial"/>
+                <w:sz w:val="16"/>
+              </w:rPr>
+              <w:t>06/11/2026</w:t>
+            </w:r>
+          </w:p>
+        </w:tc>
+        <w:tc>
+          <w:tcPr>
+            <w:tcW w:type="dxa" w:w="1317"/>
+          </w:tcPr>
+          <w:p>
+            <w:r>
+              <w:rPr>
+                <w:rFonts w:ascii="Arial" w:hAnsi="Arial"/>
+                <w:sz w:val="16"/>
+              </w:rPr>
+              <w:t>Pendiente</w:t>
+            </w:r>
+          </w:p>
+        </w:tc>
+        <w:tc>
+          <w:tcPr>
+            <w:tcW w:type="dxa" w:w="1318"/>
+          </w:tcPr>
+          <w:p>
+            <w:r>
+              <w:rPr>
+                <w:rFonts w:ascii="Arial" w:hAnsi="Arial"/>
+                <w:sz w:val="16"/>
+              </w:rPr>
+              <w:t>PLANIFICADO (Semana 11)</w:t>
+            </w:r>
+          </w:p>
+        </w:tc>
+      </w:tr>
+      <w:tr>
+        <w:tc>
+          <w:tcPr>
+            <w:tcW w:type="dxa" w:w="1242"/>
+          </w:tcPr>
+          <w:p>
+            <w:r>
+              <w:rPr>
+                <w:rFonts w:ascii="Arial" w:hAnsi="Arial"/>
+                <w:sz w:val="16"/>
+              </w:rPr>
+              <w:t>EDT 6.2.1</w:t>
+            </w:r>
+          </w:p>
+        </w:tc>
+        <w:tc>
+          <w:tcPr>
+            <w:tcW w:type="dxa" w:w="1212"/>
+          </w:tcPr>
+          <w:p>
+            <w:r>
+              <w:rPr>
+                <w:rFonts w:ascii="Arial" w:hAnsi="Arial"/>
+                <w:sz w:val="16"/>
+              </w:rPr>
+              <w:t>Elaborar el manual de usuario</w:t>
+            </w:r>
+          </w:p>
+        </w:tc>
+        <w:tc>
+          <w:tcPr>
+            <w:tcW w:type="dxa" w:w="1196"/>
+          </w:tcPr>
+          <w:p>
+            <w:r>
+              <w:rPr>
+                <w:rFonts w:ascii="Arial" w:hAnsi="Arial"/>
+                <w:sz w:val="16"/>
+              </w:rPr>
+              <w:t>Manual de Usuario Final</w:t>
+            </w:r>
+          </w:p>
+        </w:tc>
+        <w:tc>
+          <w:tcPr>
+            <w:tcW w:type="dxa" w:w="1318"/>
+          </w:tcPr>
+          <w:p>
+            <w:r>
+              <w:rPr>
+                <w:rFonts w:ascii="Arial" w:hAnsi="Arial"/>
+                <w:sz w:val="16"/>
+              </w:rPr>
+              <w:t>11/11/2026</w:t>
+            </w:r>
+          </w:p>
+        </w:tc>
+        <w:tc>
+          <w:tcPr>
+            <w:tcW w:type="dxa" w:w="1317"/>
+          </w:tcPr>
+          <w:p>
+            <w:r>
+              <w:rPr>
+                <w:rFonts w:ascii="Arial" w:hAnsi="Arial"/>
+                <w:sz w:val="16"/>
+              </w:rPr>
+              <w:t>Pendiente</w:t>
+            </w:r>
+          </w:p>
+        </w:tc>
+        <w:tc>
+          <w:tcPr>
+            <w:tcW w:type="dxa" w:w="1318"/>
+          </w:tcPr>
+          <w:p>
+            <w:r>
+              <w:rPr>
+                <w:rFonts w:ascii="Arial" w:hAnsi="Arial"/>
+                <w:sz w:val="16"/>
+              </w:rPr>
+              <w:t>PLANIFICADO (Semana 12)</w:t>
+            </w:r>
+          </w:p>
+        </w:tc>
+      </w:tr>
+      <w:tr>
+        <w:tc>
+          <w:tcPr>
+            <w:tcW w:type="dxa" w:w="1242"/>
+          </w:tcPr>
+          <w:p>
+            <w:r>
+              <w:rPr>
+                <w:rFonts w:ascii="Arial" w:hAnsi="Arial"/>
+                <w:sz w:val="16"/>
+              </w:rPr>
+              <w:t>EDT 6.2.2</w:t>
+            </w:r>
+          </w:p>
+        </w:tc>
+        <w:tc>
+          <w:tcPr>
+            <w:tcW w:type="dxa" w:w="1212"/>
+          </w:tcPr>
+          <w:p>
+            <w:r>
+              <w:rPr>
+                <w:rFonts w:ascii="Arial" w:hAnsi="Arial"/>
+                <w:sz w:val="16"/>
+              </w:rPr>
+              <w:t>Elaborar la guía de despliegue</w:t>
+            </w:r>
+          </w:p>
+        </w:tc>
+        <w:tc>
+          <w:tcPr>
+            <w:tcW w:type="dxa" w:w="1196"/>
+          </w:tcPr>
+          <w:p>
+            <w:r>
+              <w:rPr>
+                <w:rFonts w:ascii="Arial" w:hAnsi="Arial"/>
+                <w:sz w:val="16"/>
+              </w:rPr>
+              <w:t>Guía de Despliegue y DevOps</w:t>
+            </w:r>
+          </w:p>
+        </w:tc>
+        <w:tc>
+          <w:tcPr>
+            <w:tcW w:type="dxa" w:w="1318"/>
+          </w:tcPr>
+          <w:p>
+            <w:r>
+              <w:rPr>
+                <w:rFonts w:ascii="Arial" w:hAnsi="Arial"/>
+                <w:sz w:val="16"/>
+              </w:rPr>
+              <w:t>11/11/2026</w:t>
+            </w:r>
+          </w:p>
+        </w:tc>
+        <w:tc>
+          <w:tcPr>
+            <w:tcW w:type="dxa" w:w="1317"/>
+          </w:tcPr>
+          <w:p>
+            <w:r>
+              <w:rPr>
+                <w:rFonts w:ascii="Arial" w:hAnsi="Arial"/>
+                <w:sz w:val="16"/>
+              </w:rPr>
+              <w:t>Pendiente</w:t>
+            </w:r>
+          </w:p>
+        </w:tc>
+        <w:tc>
+          <w:tcPr>
+            <w:tcW w:type="dxa" w:w="1318"/>
+          </w:tcPr>
+          <w:p>
+            <w:r>
+              <w:rPr>
+                <w:rFonts w:ascii="Arial" w:hAnsi="Arial"/>
+                <w:sz w:val="16"/>
+              </w:rPr>
+              <w:t>PLANIFICADO (Semana 12)</w:t>
+            </w:r>
+          </w:p>
+        </w:tc>
+      </w:tr>
+      <w:tr>
+        <w:tc>
+          <w:tcPr>
+            <w:tcW w:type="dxa" w:w="1242"/>
+          </w:tcPr>
+          <w:p>
+            <w:r>
+              <w:rPr>
+                <w:rFonts w:ascii="Arial" w:hAnsi="Arial"/>
+                <w:sz w:val="16"/>
+              </w:rPr>
+              <w:t>EDT 6.2.3</w:t>
+            </w:r>
+          </w:p>
+        </w:tc>
+        <w:tc>
+          <w:tcPr>
+            <w:tcW w:type="dxa" w:w="1212"/>
+          </w:tcPr>
+          <w:p>
+            <w:r>
+              <w:rPr>
+                <w:rFonts w:ascii="Arial" w:hAnsi="Arial"/>
+                <w:sz w:val="16"/>
+              </w:rPr>
+              <w:t>Capacitar al personal</w:t>
+            </w:r>
+          </w:p>
+        </w:tc>
+        <w:tc>
+          <w:tcPr>
+            <w:tcW w:type="dxa" w:w="1196"/>
+          </w:tcPr>
+          <w:p>
+            <w:r>
+              <w:rPr>
+                <w:rFonts w:ascii="Arial" w:hAnsi="Arial"/>
+                <w:sz w:val="16"/>
+              </w:rPr>
+              <w:t>Registro de Capacitación</w:t>
+            </w:r>
+          </w:p>
+        </w:tc>
+        <w:tc>
+          <w:tcPr>
+            <w:tcW w:type="dxa" w:w="1318"/>
+          </w:tcPr>
+          <w:p>
+            <w:r>
+              <w:rPr>
+                <w:rFonts w:ascii="Arial" w:hAnsi="Arial"/>
+                <w:sz w:val="16"/>
+              </w:rPr>
+              <w:t>11/11/2026</w:t>
+            </w:r>
+          </w:p>
+        </w:tc>
+        <w:tc>
+          <w:tcPr>
+            <w:tcW w:type="dxa" w:w="1317"/>
+          </w:tcPr>
+          <w:p>
+            <w:r>
+              <w:rPr>
+                <w:rFonts w:ascii="Arial" w:hAnsi="Arial"/>
+                <w:sz w:val="16"/>
+              </w:rPr>
+              <w:t>Pendiente</w:t>
+            </w:r>
+          </w:p>
+        </w:tc>
+        <w:tc>
+          <w:tcPr>
+            <w:tcW w:type="dxa" w:w="1318"/>
+          </w:tcPr>
+          <w:p>
+            <w:r>
+              <w:rPr>
+                <w:rFonts w:ascii="Arial" w:hAnsi="Arial"/>
+                <w:sz w:val="16"/>
+              </w:rPr>
+              <w:t>PLANIFICADO (Semana 12)</w:t>
+            </w:r>
+          </w:p>
+        </w:tc>
+      </w:tr>
+      <w:tr>
+        <w:tc>
+          <w:tcPr>
+            <w:tcW w:type="dxa" w:w="1242"/>
+          </w:tcPr>
+          <w:p>
+            <w:r>
+              <w:rPr>
+                <w:rFonts w:ascii="Arial" w:hAnsi="Arial"/>
+                <w:sz w:val="16"/>
+              </w:rPr>
+              <w:t>EDT 7.1.1</w:t>
+            </w:r>
+          </w:p>
+        </w:tc>
+        <w:tc>
+          <w:tcPr>
+            <w:tcW w:type="dxa" w:w="1212"/>
+          </w:tcPr>
+          <w:p>
+            <w:r>
+              <w:rPr>
+                <w:rFonts w:ascii="Arial" w:hAnsi="Arial"/>
+                <w:sz w:val="16"/>
+              </w:rPr>
+              <w:t>Recolectar datos iniciales</w:t>
+            </w:r>
+          </w:p>
+        </w:tc>
+        <w:tc>
+          <w:tcPr>
+            <w:tcW w:type="dxa" w:w="1196"/>
+          </w:tcPr>
+          <w:p>
+            <w:r>
+              <w:rPr>
+                <w:rFonts w:ascii="Arial" w:hAnsi="Arial"/>
+                <w:sz w:val="16"/>
+              </w:rPr>
+              <w:t>Portafolio de Primera Entrega</w:t>
+            </w:r>
+          </w:p>
+        </w:tc>
+        <w:tc>
+          <w:tcPr>
+            <w:tcW w:type="dxa" w:w="1318"/>
+          </w:tcPr>
+          <w:p>
+            <w:r>
+              <w:rPr>
+                <w:rFonts w:ascii="Arial" w:hAnsi="Arial"/>
+                <w:sz w:val="16"/>
+              </w:rPr>
+              <w:t>02/10/2026</w:t>
+            </w:r>
+          </w:p>
+        </w:tc>
+        <w:tc>
+          <w:tcPr>
+            <w:tcW w:type="dxa" w:w="1317"/>
+          </w:tcPr>
+          <w:p>
+            <w:r>
+              <w:rPr>
+                <w:rFonts w:ascii="Arial" w:hAnsi="Arial"/>
+                <w:sz w:val="16"/>
+              </w:rPr>
+              <w:t>Pendiente</w:t>
+            </w:r>
+          </w:p>
+        </w:tc>
+        <w:tc>
+          <w:tcPr>
+            <w:tcW w:type="dxa" w:w="1318"/>
+          </w:tcPr>
+          <w:p>
+            <w:r>
+              <w:rPr>
+                <w:rFonts w:ascii="Arial" w:hAnsi="Arial"/>
+                <w:sz w:val="16"/>
+              </w:rPr>
+              <w:t>PLANIFICADO (Semana 6)</w:t>
+            </w:r>
+          </w:p>
+        </w:tc>
+      </w:tr>
+      <w:tr>
+        <w:tc>
+          <w:tcPr>
+            <w:tcW w:type="dxa" w:w="1242"/>
+          </w:tcPr>
+          <w:p>
+            <w:r>
+              <w:rPr>
+                <w:rFonts w:ascii="Arial" w:hAnsi="Arial"/>
+                <w:sz w:val="16"/>
+              </w:rPr>
+              <w:t>EDT 7.1.2</w:t>
+            </w:r>
+          </w:p>
+        </w:tc>
+        <w:tc>
+          <w:tcPr>
+            <w:tcW w:type="dxa" w:w="1212"/>
+          </w:tcPr>
+          <w:p>
+            <w:r>
+              <w:rPr>
+                <w:rFonts w:ascii="Arial" w:hAnsi="Arial"/>
+                <w:sz w:val="16"/>
+              </w:rPr>
+              <w:t>Redactar el Capítulo I</w:t>
+            </w:r>
+          </w:p>
+        </w:tc>
+        <w:tc>
+          <w:tcPr>
+            <w:tcW w:type="dxa" w:w="1196"/>
+          </w:tcPr>
+          <w:p>
+            <w:r>
+              <w:rPr>
+                <w:rFonts w:ascii="Arial" w:hAnsi="Arial"/>
+                <w:sz w:val="16"/>
+              </w:rPr>
+              <w:t>Capítulo I del Informe</w:t>
+            </w:r>
+          </w:p>
+        </w:tc>
+        <w:tc>
+          <w:tcPr>
+            <w:tcW w:type="dxa" w:w="1318"/>
+          </w:tcPr>
+          <w:p>
+            <w:r>
+              <w:rPr>
+                <w:rFonts w:ascii="Arial" w:hAnsi="Arial"/>
+                <w:sz w:val="16"/>
+              </w:rPr>
+              <w:t>02/10/2026</w:t>
+            </w:r>
+          </w:p>
+        </w:tc>
+        <w:tc>
+          <w:tcPr>
+            <w:tcW w:type="dxa" w:w="1317"/>
+          </w:tcPr>
+          <w:p>
+            <w:r>
+              <w:rPr>
+                <w:rFonts w:ascii="Arial" w:hAnsi="Arial"/>
+                <w:sz w:val="16"/>
+              </w:rPr>
+              <w:t>Pendiente</w:t>
+            </w:r>
+          </w:p>
+        </w:tc>
+        <w:tc>
+          <w:tcPr>
+            <w:tcW w:type="dxa" w:w="1318"/>
+          </w:tcPr>
+          <w:p>
+            <w:r>
+              <w:rPr>
+                <w:rFonts w:ascii="Arial" w:hAnsi="Arial"/>
+                <w:sz w:val="16"/>
+              </w:rPr>
+              <w:t>PLANIFICADO (Semana 6)</w:t>
+            </w:r>
+          </w:p>
+        </w:tc>
+      </w:tr>
+      <w:tr>
+        <w:tc>
+          <w:tcPr>
+            <w:tcW w:type="dxa" w:w="1242"/>
+          </w:tcPr>
+          <w:p>
+            <w:r>
+              <w:rPr>
+                <w:rFonts w:ascii="Arial" w:hAnsi="Arial"/>
+                <w:sz w:val="16"/>
+              </w:rPr>
+              <w:t>EDT 7.1.3</w:t>
+            </w:r>
+          </w:p>
+        </w:tc>
+        <w:tc>
+          <w:tcPr>
+            <w:tcW w:type="dxa" w:w="1212"/>
+          </w:tcPr>
+          <w:p>
+            <w:r>
+              <w:rPr>
+                <w:rFonts w:ascii="Arial" w:hAnsi="Arial"/>
+                <w:sz w:val="16"/>
+              </w:rPr>
+              <w:t>Redactar el Capítulo II</w:t>
+            </w:r>
+          </w:p>
+        </w:tc>
+        <w:tc>
+          <w:tcPr>
+            <w:tcW w:type="dxa" w:w="1196"/>
+          </w:tcPr>
+          <w:p>
+            <w:r>
+              <w:rPr>
+                <w:rFonts w:ascii="Arial" w:hAnsi="Arial"/>
+                <w:sz w:val="16"/>
+              </w:rPr>
+              <w:t>Capítulo II del Informe</w:t>
+            </w:r>
+          </w:p>
+        </w:tc>
+        <w:tc>
+          <w:tcPr>
+            <w:tcW w:type="dxa" w:w="1318"/>
+          </w:tcPr>
+          <w:p>
+            <w:r>
+              <w:rPr>
+                <w:rFonts w:ascii="Arial" w:hAnsi="Arial"/>
+                <w:sz w:val="16"/>
+              </w:rPr>
+              <w:t>02/10/2026</w:t>
+            </w:r>
+          </w:p>
+        </w:tc>
+        <w:tc>
+          <w:tcPr>
+            <w:tcW w:type="dxa" w:w="1317"/>
+          </w:tcPr>
+          <w:p>
+            <w:r>
+              <w:rPr>
+                <w:rFonts w:ascii="Arial" w:hAnsi="Arial"/>
+                <w:sz w:val="16"/>
+              </w:rPr>
+              <w:t>Pendiente</w:t>
+            </w:r>
+          </w:p>
+        </w:tc>
+        <w:tc>
+          <w:tcPr>
+            <w:tcW w:type="dxa" w:w="1318"/>
+          </w:tcPr>
+          <w:p>
+            <w:r>
+              <w:rPr>
+                <w:rFonts w:ascii="Arial" w:hAnsi="Arial"/>
+                <w:sz w:val="16"/>
+              </w:rPr>
+              <w:t>PLANIFICADO (Semana 6)</w:t>
+            </w:r>
+          </w:p>
+        </w:tc>
+      </w:tr>
+      <w:tr>
+        <w:tc>
+          <w:tcPr>
+            <w:tcW w:type="dxa" w:w="1242"/>
+          </w:tcPr>
+          <w:p>
+            <w:r>
+              <w:rPr>
+                <w:rFonts w:ascii="Arial" w:hAnsi="Arial"/>
+                <w:sz w:val="16"/>
+              </w:rPr>
+              <w:t>EDT 7.2.1</w:t>
+            </w:r>
+          </w:p>
+        </w:tc>
+        <w:tc>
+          <w:tcPr>
+            <w:tcW w:type="dxa" w:w="1212"/>
+          </w:tcPr>
+          <w:p>
+            <w:r>
+              <w:rPr>
+                <w:rFonts w:ascii="Arial" w:hAnsi="Arial"/>
+                <w:sz w:val="16"/>
+              </w:rPr>
+              <w:t>Redactar el Capítulo V</w:t>
+            </w:r>
+          </w:p>
+        </w:tc>
+        <w:tc>
+          <w:tcPr>
+            <w:tcW w:type="dxa" w:w="1196"/>
+          </w:tcPr>
+          <w:p>
+            <w:r>
+              <w:rPr>
+                <w:rFonts w:ascii="Arial" w:hAnsi="Arial"/>
+                <w:sz w:val="16"/>
+              </w:rPr>
+              <w:t>Capítulo V del Informe</w:t>
+            </w:r>
+          </w:p>
+        </w:tc>
+        <w:tc>
+          <w:tcPr>
+            <w:tcW w:type="dxa" w:w="1318"/>
+          </w:tcPr>
+          <w:p>
+            <w:r>
+              <w:rPr>
+                <w:rFonts w:ascii="Arial" w:hAnsi="Arial"/>
+                <w:sz w:val="16"/>
+              </w:rPr>
+              <w:t>02/10/2026</w:t>
+            </w:r>
+          </w:p>
+        </w:tc>
+        <w:tc>
+          <w:tcPr>
+            <w:tcW w:type="dxa" w:w="1317"/>
+          </w:tcPr>
+          <w:p>
+            <w:r>
+              <w:rPr>
+                <w:rFonts w:ascii="Arial" w:hAnsi="Arial"/>
+                <w:sz w:val="16"/>
+              </w:rPr>
+              <w:t>Pendiente</w:t>
+            </w:r>
+          </w:p>
+        </w:tc>
+        <w:tc>
+          <w:tcPr>
+            <w:tcW w:type="dxa" w:w="1318"/>
+          </w:tcPr>
+          <w:p>
+            <w:r>
+              <w:rPr>
+                <w:rFonts w:ascii="Arial" w:hAnsi="Arial"/>
+                <w:sz w:val="16"/>
+              </w:rPr>
+              <w:t>PLANIFICADO (Semana 6)</w:t>
+            </w:r>
+          </w:p>
+        </w:tc>
+      </w:tr>
+      <w:tr>
+        <w:tc>
+          <w:tcPr>
+            <w:tcW w:type="dxa" w:w="1242"/>
+          </w:tcPr>
+          <w:p>
+            <w:r>
+              <w:rPr>
+                <w:rFonts w:ascii="Arial" w:hAnsi="Arial"/>
+                <w:sz w:val="16"/>
+              </w:rPr>
+              <w:t>EDT 7.2.2</w:t>
+            </w:r>
+          </w:p>
+        </w:tc>
+        <w:tc>
+          <w:tcPr>
+            <w:tcW w:type="dxa" w:w="1212"/>
+          </w:tcPr>
+          <w:p>
+            <w:r>
+              <w:rPr>
+                <w:rFonts w:ascii="Arial" w:hAnsi="Arial"/>
+                <w:sz w:val="16"/>
+              </w:rPr>
+              <w:t>Redactar el Capítulo VII</w:t>
+            </w:r>
+          </w:p>
+        </w:tc>
+        <w:tc>
+          <w:tcPr>
+            <w:tcW w:type="dxa" w:w="1196"/>
+          </w:tcPr>
+          <w:p>
+            <w:r>
+              <w:rPr>
+                <w:rFonts w:ascii="Arial" w:hAnsi="Arial"/>
+                <w:sz w:val="16"/>
+              </w:rPr>
+              <w:t>Capítulo VII del Informe</w:t>
+            </w:r>
+          </w:p>
+        </w:tc>
+        <w:tc>
+          <w:tcPr>
+            <w:tcW w:type="dxa" w:w="1318"/>
+          </w:tcPr>
+          <w:p>
+            <w:r>
+              <w:rPr>
+                <w:rFonts w:ascii="Arial" w:hAnsi="Arial"/>
+                <w:sz w:val="16"/>
+              </w:rPr>
+              <w:t>13/11/2026</w:t>
+            </w:r>
+          </w:p>
+        </w:tc>
+        <w:tc>
+          <w:tcPr>
+            <w:tcW w:type="dxa" w:w="1317"/>
+          </w:tcPr>
+          <w:p>
+            <w:r>
+              <w:rPr>
+                <w:rFonts w:ascii="Arial" w:hAnsi="Arial"/>
+                <w:sz w:val="16"/>
+              </w:rPr>
+              <w:t>Pendiente</w:t>
+            </w:r>
+          </w:p>
+        </w:tc>
+        <w:tc>
+          <w:tcPr>
+            <w:tcW w:type="dxa" w:w="1318"/>
+          </w:tcPr>
+          <w:p>
+            <w:r>
+              <w:rPr>
+                <w:rFonts w:ascii="Arial" w:hAnsi="Arial"/>
+                <w:sz w:val="16"/>
+              </w:rPr>
+              <w:t>PLANIFICADO (Semana 12)</w:t>
+            </w:r>
+          </w:p>
+        </w:tc>
+      </w:tr>
+      <w:tr>
+        <w:tc>
+          <w:tcPr>
+            <w:tcW w:type="dxa" w:w="1242"/>
+          </w:tcPr>
+          <w:p>
+            <w:r>
+              <w:rPr>
+                <w:rFonts w:ascii="Arial" w:hAnsi="Arial"/>
+                <w:sz w:val="16"/>
+              </w:rPr>
+              <w:t>EDT 7.2.3</w:t>
+            </w:r>
+          </w:p>
+        </w:tc>
+        <w:tc>
+          <w:tcPr>
+            <w:tcW w:type="dxa" w:w="1212"/>
+          </w:tcPr>
+          <w:p>
+            <w:r>
+              <w:rPr>
+                <w:rFonts w:ascii="Arial" w:hAnsi="Arial"/>
+                <w:sz w:val="16"/>
+              </w:rPr>
+              <w:t>Consolidar el informe de campo</w:t>
+            </w:r>
+          </w:p>
+        </w:tc>
+        <w:tc>
+          <w:tcPr>
+            <w:tcW w:type="dxa" w:w="1196"/>
+          </w:tcPr>
+          <w:p>
+            <w:r>
+              <w:rPr>
+                <w:rFonts w:ascii="Arial" w:hAnsi="Arial"/>
+                <w:sz w:val="16"/>
+              </w:rPr>
+              <w:t>Informe de Práctica de Campo</w:t>
+            </w:r>
+          </w:p>
+        </w:tc>
+        <w:tc>
+          <w:tcPr>
+            <w:tcW w:type="dxa" w:w="1318"/>
+          </w:tcPr>
+          <w:p>
+            <w:r>
+              <w:rPr>
+                <w:rFonts w:ascii="Arial" w:hAnsi="Arial"/>
+                <w:sz w:val="16"/>
+              </w:rPr>
+              <w:t>20/11/2026</w:t>
+            </w:r>
+          </w:p>
+        </w:tc>
+        <w:tc>
+          <w:tcPr>
+            <w:tcW w:type="dxa" w:w="1317"/>
+          </w:tcPr>
+          <w:p>
+            <w:r>
+              <w:rPr>
+                <w:rFonts w:ascii="Arial" w:hAnsi="Arial"/>
+                <w:sz w:val="16"/>
+              </w:rPr>
+              <w:t>Pendiente</w:t>
+            </w:r>
+          </w:p>
+        </w:tc>
+        <w:tc>
+          <w:tcPr>
+            <w:tcW w:type="dxa" w:w="1318"/>
+          </w:tcPr>
+          <w:p>
+            <w:r>
+              <w:rPr>
+                <w:rFonts w:ascii="Arial" w:hAnsi="Arial"/>
+                <w:sz w:val="16"/>
+              </w:rPr>
+              <w:t>PLANIFICADO (Semana 13)</w:t>
+            </w:r>
+          </w:p>
+        </w:tc>
+      </w:tr>
+      <w:tr>
+        <w:tc>
+          <w:tcPr>
+            <w:tcW w:type="dxa" w:w="1242"/>
+          </w:tcPr>
+          <w:p>
+            <w:r>
+              <w:rPr>
+                <w:rFonts w:ascii="Arial" w:hAnsi="Arial"/>
+                <w:sz w:val="16"/>
+              </w:rPr>
+              <w:t>EDT 7.3.1</w:t>
+            </w:r>
+          </w:p>
+        </w:tc>
+        <w:tc>
+          <w:tcPr>
+            <w:tcW w:type="dxa" w:w="1212"/>
+          </w:tcPr>
+          <w:p>
+            <w:r>
+              <w:rPr>
+                <w:rFonts w:ascii="Arial" w:hAnsi="Arial"/>
+                <w:sz w:val="16"/>
+              </w:rPr>
+              <w:t>Ejecutar actividad RSU</w:t>
+            </w:r>
+          </w:p>
+        </w:tc>
+        <w:tc>
+          <w:tcPr>
+            <w:tcW w:type="dxa" w:w="1196"/>
+          </w:tcPr>
+          <w:p>
+            <w:r>
+              <w:rPr>
+                <w:rFonts w:ascii="Arial" w:hAnsi="Arial"/>
+                <w:sz w:val="16"/>
+              </w:rPr>
+              <w:t>Informe de Responsabilidad Social</w:t>
+            </w:r>
+          </w:p>
+        </w:tc>
+        <w:tc>
+          <w:tcPr>
+            <w:tcW w:type="dxa" w:w="1318"/>
+          </w:tcPr>
+          <w:p>
+            <w:r>
+              <w:rPr>
+                <w:rFonts w:ascii="Arial" w:hAnsi="Arial"/>
+                <w:sz w:val="16"/>
+              </w:rPr>
+              <w:t>20/11/2026</w:t>
+            </w:r>
+          </w:p>
+        </w:tc>
+        <w:tc>
+          <w:tcPr>
+            <w:tcW w:type="dxa" w:w="1317"/>
+          </w:tcPr>
+          <w:p>
+            <w:r>
+              <w:rPr>
+                <w:rFonts w:ascii="Arial" w:hAnsi="Arial"/>
+                <w:sz w:val="16"/>
+              </w:rPr>
+              <w:t>Pendiente</w:t>
+            </w:r>
+          </w:p>
+        </w:tc>
+        <w:tc>
+          <w:tcPr>
+            <w:tcW w:type="dxa" w:w="1318"/>
+          </w:tcPr>
+          <w:p>
+            <w:r>
+              <w:rPr>
+                <w:rFonts w:ascii="Arial" w:hAnsi="Arial"/>
+                <w:sz w:val="16"/>
+              </w:rPr>
+              <w:t>PLANIFICADO (Semana 13)</w:t>
+            </w:r>
+          </w:p>
+        </w:tc>
+      </w:tr>
+      <w:tr>
+        <w:tc>
+          <w:tcPr>
+            <w:tcW w:type="dxa" w:w="1242"/>
+          </w:tcPr>
+          <w:p>
+            <w:r>
+              <w:rPr>
+                <w:rFonts w:ascii="Arial" w:hAnsi="Arial"/>
+                <w:sz w:val="16"/>
+              </w:rPr>
+              <w:t>EDT 7.4.1</w:t>
+            </w:r>
+          </w:p>
+        </w:tc>
+        <w:tc>
+          <w:tcPr>
+            <w:tcW w:type="dxa" w:w="1212"/>
+          </w:tcPr>
+          <w:p>
+            <w:r>
+              <w:rPr>
+                <w:rFonts w:ascii="Arial" w:hAnsi="Arial"/>
+                <w:sz w:val="16"/>
+              </w:rPr>
+              <w:t>Medir la línea base pretest</w:t>
+            </w:r>
+          </w:p>
+        </w:tc>
+        <w:tc>
+          <w:tcPr>
+            <w:tcW w:type="dxa" w:w="1196"/>
+          </w:tcPr>
+          <w:p>
+            <w:r>
+              <w:rPr>
+                <w:rFonts w:ascii="Arial" w:hAnsi="Arial"/>
+                <w:sz w:val="16"/>
+              </w:rPr>
+              <w:t>Informe de Línea Base</w:t>
+            </w:r>
+          </w:p>
+        </w:tc>
+        <w:tc>
+          <w:tcPr>
+            <w:tcW w:type="dxa" w:w="1318"/>
+          </w:tcPr>
+          <w:p>
+            <w:r>
+              <w:rPr>
+                <w:rFonts w:ascii="Arial" w:hAnsi="Arial"/>
+                <w:sz w:val="16"/>
+              </w:rPr>
+              <w:t>11/09/2026</w:t>
+            </w:r>
+          </w:p>
+        </w:tc>
+        <w:tc>
+          <w:tcPr>
+            <w:tcW w:type="dxa" w:w="1317"/>
+          </w:tcPr>
+          <w:p>
+            <w:r>
+              <w:rPr>
+                <w:rFonts w:ascii="Arial" w:hAnsi="Arial"/>
+                <w:sz w:val="16"/>
+              </w:rPr>
+              <w:t>11/09/2026</w:t>
+            </w:r>
+          </w:p>
+        </w:tc>
+        <w:tc>
+          <w:tcPr>
+            <w:tcW w:type="dxa" w:w="1318"/>
+          </w:tcPr>
+          <w:p>
+            <w:r>
+              <w:rPr>
+                <w:rFonts w:ascii="Arial" w:hAnsi="Arial"/>
+                <w:sz w:val="16"/>
+              </w:rPr>
+              <w:t>COMPLETADO</w:t>
+            </w:r>
+          </w:p>
+        </w:tc>
+      </w:tr>
+      <w:tr>
+        <w:tc>
+          <w:tcPr>
+            <w:tcW w:type="dxa" w:w="1242"/>
+          </w:tcPr>
+          <w:p>
+            <w:r>
+              <w:rPr>
+                <w:rFonts w:ascii="Arial" w:hAnsi="Arial"/>
+                <w:sz w:val="16"/>
+              </w:rPr>
+              <w:t>EDT 7.5.1</w:t>
+            </w:r>
+          </w:p>
+        </w:tc>
+        <w:tc>
+          <w:tcPr>
+            <w:tcW w:type="dxa" w:w="1212"/>
+          </w:tcPr>
+          <w:p>
+            <w:r>
+              <w:rPr>
+                <w:rFonts w:ascii="Arial" w:hAnsi="Arial"/>
+                <w:sz w:val="16"/>
+              </w:rPr>
+              <w:t>Recolectar muestra postest</w:t>
+            </w:r>
+          </w:p>
+        </w:tc>
+        <w:tc>
+          <w:tcPr>
+            <w:tcW w:type="dxa" w:w="1196"/>
+          </w:tcPr>
+          <w:p>
+            <w:r>
+              <w:rPr>
+                <w:rFonts w:ascii="Arial" w:hAnsi="Arial"/>
+                <w:sz w:val="16"/>
+              </w:rPr>
+              <w:t>Dataset Postest (n=125)</w:t>
+            </w:r>
+          </w:p>
+        </w:tc>
+        <w:tc>
+          <w:tcPr>
+            <w:tcW w:type="dxa" w:w="1318"/>
+          </w:tcPr>
+          <w:p>
+            <w:r>
+              <w:rPr>
+                <w:rFonts w:ascii="Arial" w:hAnsi="Arial"/>
+                <w:sz w:val="16"/>
+              </w:rPr>
+              <w:t>27/11/2026</w:t>
+            </w:r>
+          </w:p>
+        </w:tc>
+        <w:tc>
+          <w:tcPr>
+            <w:tcW w:type="dxa" w:w="1317"/>
+          </w:tcPr>
+          <w:p>
+            <w:r>
+              <w:rPr>
+                <w:rFonts w:ascii="Arial" w:hAnsi="Arial"/>
+                <w:sz w:val="16"/>
+              </w:rPr>
+              <w:t>Pendiente</w:t>
+            </w:r>
+          </w:p>
+        </w:tc>
+        <w:tc>
+          <w:tcPr>
+            <w:tcW w:type="dxa" w:w="1318"/>
+          </w:tcPr>
+          <w:p>
+            <w:r>
+              <w:rPr>
+                <w:rFonts w:ascii="Arial" w:hAnsi="Arial"/>
+                <w:sz w:val="16"/>
+              </w:rPr>
+              <w:t>PLANIFICADO (Semana 14)</w:t>
+            </w:r>
+          </w:p>
+        </w:tc>
+      </w:tr>
+      <w:tr>
+        <w:tc>
+          <w:tcPr>
+            <w:tcW w:type="dxa" w:w="1242"/>
+          </w:tcPr>
+          <w:p>
+            <w:r>
+              <w:rPr>
+                <w:rFonts w:ascii="Arial" w:hAnsi="Arial"/>
+                <w:sz w:val="16"/>
+              </w:rPr>
+              <w:t>EDT 7.6.1</w:t>
+            </w:r>
+          </w:p>
+        </w:tc>
+        <w:tc>
+          <w:tcPr>
+            <w:tcW w:type="dxa" w:w="1212"/>
+          </w:tcPr>
+          <w:p>
+            <w:r>
+              <w:rPr>
+                <w:rFonts w:ascii="Arial" w:hAnsi="Arial"/>
+                <w:sz w:val="16"/>
+              </w:rPr>
+              <w:t>Elaborar informe de resultados</w:t>
+            </w:r>
+          </w:p>
+        </w:tc>
+        <w:tc>
+          <w:tcPr>
+            <w:tcW w:type="dxa" w:w="1196"/>
+          </w:tcPr>
+          <w:p>
+            <w:r>
+              <w:rPr>
+                <w:rFonts w:ascii="Arial" w:hAnsi="Arial"/>
+                <w:sz w:val="16"/>
+              </w:rPr>
+              <w:t>Informe Resultados Empresa</w:t>
+            </w:r>
+          </w:p>
+        </w:tc>
+        <w:tc>
+          <w:tcPr>
+            <w:tcW w:type="dxa" w:w="1318"/>
+          </w:tcPr>
+          <w:p>
+            <w:r>
+              <w:rPr>
+                <w:rFonts w:ascii="Arial" w:hAnsi="Arial"/>
+                <w:sz w:val="16"/>
+              </w:rPr>
+              <w:t>27/11/2026</w:t>
+            </w:r>
+          </w:p>
+        </w:tc>
+        <w:tc>
+          <w:tcPr>
+            <w:tcW w:type="dxa" w:w="1317"/>
+          </w:tcPr>
+          <w:p>
+            <w:r>
+              <w:rPr>
+                <w:rFonts w:ascii="Arial" w:hAnsi="Arial"/>
+                <w:sz w:val="16"/>
+              </w:rPr>
+              <w:t>Pendiente</w:t>
+            </w:r>
+          </w:p>
+        </w:tc>
+        <w:tc>
+          <w:tcPr>
+            <w:tcW w:type="dxa" w:w="1318"/>
+          </w:tcPr>
+          <w:p>
+            <w:r>
+              <w:rPr>
+                <w:rFonts w:ascii="Arial" w:hAnsi="Arial"/>
+                <w:sz w:val="16"/>
+              </w:rPr>
+              <w:t>PLANIFICADO (Semana 14)</w:t>
+            </w:r>
+          </w:p>
+        </w:tc>
+      </w:tr>
+      <w:tr>
+        <w:tc>
+          <w:tcPr>
+            <w:tcW w:type="dxa" w:w="1242"/>
+          </w:tcPr>
+          <w:p>
+            <w:r>
+              <w:rPr>
+                <w:rFonts w:ascii="Arial" w:hAnsi="Arial"/>
+                <w:sz w:val="16"/>
+              </w:rPr>
+              <w:t>EDT 8.1.1</w:t>
+            </w:r>
+          </w:p>
+        </w:tc>
+        <w:tc>
+          <w:tcPr>
+            <w:tcW w:type="dxa" w:w="1212"/>
+          </w:tcPr>
+          <w:p>
+            <w:r>
+              <w:rPr>
+                <w:rFonts w:ascii="Arial" w:hAnsi="Arial"/>
+                <w:sz w:val="16"/>
+              </w:rPr>
+              <w:t>Contrastar las hipótesis</w:t>
+            </w:r>
+          </w:p>
+        </w:tc>
+        <w:tc>
+          <w:tcPr>
+            <w:tcW w:type="dxa" w:w="1196"/>
+          </w:tcPr>
+          <w:p>
+            <w:r>
+              <w:rPr>
+                <w:rFonts w:ascii="Arial" w:hAnsi="Arial"/>
+                <w:sz w:val="16"/>
+              </w:rPr>
+              <w:t>Informe Estadístico</w:t>
+            </w:r>
+          </w:p>
+        </w:tc>
+        <w:tc>
+          <w:tcPr>
+            <w:tcW w:type="dxa" w:w="1318"/>
+          </w:tcPr>
+          <w:p>
+            <w:r>
+              <w:rPr>
+                <w:rFonts w:ascii="Arial" w:hAnsi="Arial"/>
+                <w:sz w:val="16"/>
+              </w:rPr>
+              <w:t>04/12/2026</w:t>
+            </w:r>
+          </w:p>
+        </w:tc>
+        <w:tc>
+          <w:tcPr>
+            <w:tcW w:type="dxa" w:w="1317"/>
+          </w:tcPr>
+          <w:p>
+            <w:r>
+              <w:rPr>
+                <w:rFonts w:ascii="Arial" w:hAnsi="Arial"/>
+                <w:sz w:val="16"/>
+              </w:rPr>
+              <w:t>Pendiente</w:t>
+            </w:r>
+          </w:p>
+        </w:tc>
+        <w:tc>
+          <w:tcPr>
+            <w:tcW w:type="dxa" w:w="1318"/>
+          </w:tcPr>
+          <w:p>
+            <w:r>
+              <w:rPr>
+                <w:rFonts w:ascii="Arial" w:hAnsi="Arial"/>
+                <w:sz w:val="16"/>
+              </w:rPr>
+              <w:t>PLANIFICADO (Semana 15)</w:t>
+            </w:r>
+          </w:p>
+        </w:tc>
+      </w:tr>
+      <w:tr>
+        <w:tc>
+          <w:tcPr>
+            <w:tcW w:type="dxa" w:w="1242"/>
+          </w:tcPr>
+          <w:p>
+            <w:r>
+              <w:rPr>
+                <w:rFonts w:ascii="Arial" w:hAnsi="Arial"/>
+                <w:sz w:val="16"/>
+              </w:rPr>
+              <w:t>EDT 8.2.1</w:t>
+            </w:r>
+          </w:p>
+        </w:tc>
+        <w:tc>
+          <w:tcPr>
+            <w:tcW w:type="dxa" w:w="1212"/>
+          </w:tcPr>
+          <w:p>
+            <w:r>
+              <w:rPr>
+                <w:rFonts w:ascii="Arial" w:hAnsi="Arial"/>
+                <w:sz w:val="16"/>
+              </w:rPr>
+              <w:t>Redactar el artículo científico</w:t>
+            </w:r>
+          </w:p>
+        </w:tc>
+        <w:tc>
+          <w:tcPr>
+            <w:tcW w:type="dxa" w:w="1196"/>
+          </w:tcPr>
+          <w:p>
+            <w:r>
+              <w:rPr>
+                <w:rFonts w:ascii="Arial" w:hAnsi="Arial"/>
+                <w:sz w:val="16"/>
+              </w:rPr>
+              <w:t>Artículo Científico IEEE</w:t>
+            </w:r>
+          </w:p>
+        </w:tc>
+        <w:tc>
+          <w:tcPr>
+            <w:tcW w:type="dxa" w:w="1318"/>
+          </w:tcPr>
+          <w:p>
+            <w:r>
+              <w:rPr>
+                <w:rFonts w:ascii="Arial" w:hAnsi="Arial"/>
+                <w:sz w:val="16"/>
+              </w:rPr>
+              <w:t>04/12/2026</w:t>
+            </w:r>
+          </w:p>
+        </w:tc>
+        <w:tc>
+          <w:tcPr>
+            <w:tcW w:type="dxa" w:w="1317"/>
+          </w:tcPr>
+          <w:p>
+            <w:r>
+              <w:rPr>
+                <w:rFonts w:ascii="Arial" w:hAnsi="Arial"/>
+                <w:sz w:val="16"/>
+              </w:rPr>
+              <w:t>Pendiente</w:t>
+            </w:r>
+          </w:p>
+        </w:tc>
+        <w:tc>
+          <w:tcPr>
+            <w:tcW w:type="dxa" w:w="1318"/>
+          </w:tcPr>
+          <w:p>
+            <w:r>
+              <w:rPr>
+                <w:rFonts w:ascii="Arial" w:hAnsi="Arial"/>
+                <w:sz w:val="16"/>
+              </w:rPr>
+              <w:t>PLANIFICADO (Semana 15)</w:t>
+            </w:r>
+          </w:p>
+        </w:tc>
+      </w:tr>
+      <w:tr>
+        <w:tc>
+          <w:tcPr>
+            <w:tcW w:type="dxa" w:w="1242"/>
+          </w:tcPr>
+          <w:p>
+            <w:r>
+              <w:rPr>
+                <w:rFonts w:ascii="Arial" w:hAnsi="Arial"/>
+                <w:sz w:val="16"/>
+              </w:rPr>
+              <w:t>EDT 8.3.1</w:t>
+            </w:r>
+          </w:p>
+        </w:tc>
+        <w:tc>
+          <w:tcPr>
+            <w:tcW w:type="dxa" w:w="1212"/>
+          </w:tcPr>
+          <w:p>
+            <w:r>
+              <w:rPr>
+                <w:rFonts w:ascii="Arial" w:hAnsi="Arial"/>
+                <w:sz w:val="16"/>
+              </w:rPr>
+              <w:t>Consolidar la memoria técnica</w:t>
+            </w:r>
+          </w:p>
+        </w:tc>
+        <w:tc>
+          <w:tcPr>
+            <w:tcW w:type="dxa" w:w="1196"/>
+          </w:tcPr>
+          <w:p>
+            <w:r>
+              <w:rPr>
+                <w:rFonts w:ascii="Arial" w:hAnsi="Arial"/>
+                <w:sz w:val="16"/>
+              </w:rPr>
+              <w:t>Memoria Técnica Final</w:t>
+            </w:r>
+          </w:p>
+        </w:tc>
+        <w:tc>
+          <w:tcPr>
+            <w:tcW w:type="dxa" w:w="1318"/>
+          </w:tcPr>
+          <w:p>
+            <w:r>
+              <w:rPr>
+                <w:rFonts w:ascii="Arial" w:hAnsi="Arial"/>
+                <w:sz w:val="16"/>
+              </w:rPr>
+              <w:t>11/12/2026</w:t>
+            </w:r>
+          </w:p>
+        </w:tc>
+        <w:tc>
+          <w:tcPr>
+            <w:tcW w:type="dxa" w:w="1317"/>
+          </w:tcPr>
+          <w:p>
+            <w:r>
+              <w:rPr>
+                <w:rFonts w:ascii="Arial" w:hAnsi="Arial"/>
+                <w:sz w:val="16"/>
+              </w:rPr>
+              <w:t>Pendiente</w:t>
+            </w:r>
+          </w:p>
+        </w:tc>
+        <w:tc>
+          <w:tcPr>
+            <w:tcW w:type="dxa" w:w="1318"/>
+          </w:tcPr>
+          <w:p>
+            <w:r>
+              <w:rPr>
+                <w:rFonts w:ascii="Arial" w:hAnsi="Arial"/>
+                <w:sz w:val="16"/>
+              </w:rPr>
+              <w:t>PLANIFICADO (Semana 16)</w:t>
+            </w:r>
+          </w:p>
+        </w:tc>
+      </w:tr>
+      <w:tr>
+        <w:tc>
+          <w:tcPr>
+            <w:tcW w:type="dxa" w:w="1242"/>
+          </w:tcPr>
+          <w:p>
+            <w:r>
+              <w:rPr>
+                <w:rFonts w:ascii="Arial" w:hAnsi="Arial"/>
+                <w:sz w:val="16"/>
+              </w:rPr>
+              <w:t>EDT 8.4.1</w:t>
+            </w:r>
+          </w:p>
+        </w:tc>
+        <w:tc>
+          <w:tcPr>
+            <w:tcW w:type="dxa" w:w="1212"/>
+          </w:tcPr>
+          <w:p>
+            <w:r>
+              <w:rPr>
+                <w:rFonts w:ascii="Arial" w:hAnsi="Arial"/>
+                <w:sz w:val="16"/>
+              </w:rPr>
+              <w:t>Consolidar el portafolio final</w:t>
+            </w:r>
+          </w:p>
+        </w:tc>
+        <w:tc>
+          <w:tcPr>
+            <w:tcW w:type="dxa" w:w="1196"/>
+          </w:tcPr>
+          <w:p>
+            <w:r>
+              <w:rPr>
+                <w:rFonts w:ascii="Arial" w:hAnsi="Arial"/>
+                <w:sz w:val="16"/>
+              </w:rPr>
+              <w:t>Portafolio Final Capstone</w:t>
+            </w:r>
+          </w:p>
+        </w:tc>
+        <w:tc>
+          <w:tcPr>
+            <w:tcW w:type="dxa" w:w="1318"/>
+          </w:tcPr>
+          <w:p>
+            <w:r>
+              <w:rPr>
+                <w:rFonts w:ascii="Arial" w:hAnsi="Arial"/>
+                <w:sz w:val="16"/>
+              </w:rPr>
+              <w:t>11/12/2026</w:t>
+            </w:r>
+          </w:p>
+        </w:tc>
+        <w:tc>
+          <w:tcPr>
+            <w:tcW w:type="dxa" w:w="1317"/>
+          </w:tcPr>
+          <w:p>
+            <w:r>
+              <w:rPr>
+                <w:rFonts w:ascii="Arial" w:hAnsi="Arial"/>
+                <w:sz w:val="16"/>
+              </w:rPr>
+              <w:t>Pendiente</w:t>
+            </w:r>
+          </w:p>
+        </w:tc>
+        <w:tc>
+          <w:tcPr>
+            <w:tcW w:type="dxa" w:w="1318"/>
+          </w:tcPr>
+          <w:p>
+            <w:r>
+              <w:rPr>
+                <w:rFonts w:ascii="Arial" w:hAnsi="Arial"/>
+                <w:sz w:val="16"/>
+              </w:rPr>
+              <w:t>PLANIFICADO (Semana 16)</w:t>
+            </w:r>
+          </w:p>
+        </w:tc>
+      </w:tr>
+      <w:tr>
+        <w:tc>
+          <w:tcPr>
+            <w:tcW w:type="dxa" w:w="1242"/>
+          </w:tcPr>
+          <w:p>
+            <w:r>
+              <w:rPr>
+                <w:rFonts w:ascii="Arial" w:hAnsi="Arial"/>
+                <w:sz w:val="16"/>
+              </w:rPr>
+              <w:t>EDT 8.5.1</w:t>
+            </w:r>
+          </w:p>
+        </w:tc>
+        <w:tc>
+          <w:tcPr>
+            <w:tcW w:type="dxa" w:w="1212"/>
+          </w:tcPr>
+          <w:p>
+            <w:r>
+              <w:rPr>
+                <w:rFonts w:ascii="Arial" w:hAnsi="Arial"/>
+                <w:sz w:val="16"/>
+              </w:rPr>
+              <w:t>Sustentar el cierre del proyecto</w:t>
+            </w:r>
+          </w:p>
+        </w:tc>
+        <w:tc>
+          <w:tcPr>
+            <w:tcW w:type="dxa" w:w="1196"/>
+          </w:tcPr>
+          <w:p>
+            <w:r>
+              <w:rPr>
+                <w:rFonts w:ascii="Arial" w:hAnsi="Arial"/>
+                <w:sz w:val="16"/>
+              </w:rPr>
+              <w:t>Acta de Cierre y Sustentación</w:t>
+            </w:r>
+          </w:p>
+        </w:tc>
+        <w:tc>
+          <w:tcPr>
+            <w:tcW w:type="dxa" w:w="1318"/>
+          </w:tcPr>
+          <w:p>
+            <w:r>
+              <w:rPr>
+                <w:rFonts w:ascii="Arial" w:hAnsi="Arial"/>
+                <w:sz w:val="16"/>
+              </w:rPr>
+              <w:t>11/12/2026</w:t>
+            </w:r>
+          </w:p>
+        </w:tc>
+        <w:tc>
+          <w:tcPr>
+            <w:tcW w:type="dxa" w:w="1317"/>
+          </w:tcPr>
+          <w:p>
+            <w:r>
+              <w:rPr>
+                <w:rFonts w:ascii="Arial" w:hAnsi="Arial"/>
+                <w:sz w:val="16"/>
+              </w:rPr>
+              <w:t>Pendiente</w:t>
+            </w:r>
+          </w:p>
+        </w:tc>
+        <w:tc>
+          <w:tcPr>
+            <w:tcW w:type="dxa" w:w="1318"/>
+          </w:tcPr>
+          <w:p>
+            <w:r>
+              <w:rPr>
+                <w:rFonts w:ascii="Arial" w:hAnsi="Arial"/>
+                <w:sz w:val="16"/>
+              </w:rPr>
+              <w:t>PLANIFICADO (Semana 16)</w:t>
             </w:r>
           </w:p>
         </w:tc>
